--- a/8grade-spring/exam_v2/試題卷_v5_學生版.docx
+++ b/8grade-spring/exam_v2/試題卷_v5_學生版.docx
@@ -1382,25 +1382,7 @@
                 <w:sz w:val="18"/>
                 <w:szCs w:val="18"/>
               </w:rPr>
-              <w:t xml:space="preserve">評量重點：虎克定律 F = </w:t>
-            </w:r>
-            <w:proofErr w:type="spellStart"/>
-            <w:r>
-              <w:rPr>
-                <w:color w:val="000000"/>
-                <w:sz w:val="18"/>
-                <w:szCs w:val="18"/>
-              </w:rPr>
-              <w:t>kx</w:t>
-            </w:r>
-            <w:proofErr w:type="spellEnd"/>
-            <w:r>
-              <w:rPr>
-                <w:color w:val="000000"/>
-                <w:sz w:val="18"/>
-                <w:szCs w:val="18"/>
-              </w:rPr>
-              <w:t xml:space="preserve"> 的應用</w:t>
+              <w:t>評量重點：虎克定律 F = kx 的應用</w:t>
             </w:r>
           </w:p>
         </w:tc>
@@ -1437,39 +1419,7 @@
           <w:b/>
           <w:bCs/>
         </w:rPr>
-        <w:t xml:space="preserve">根據虎克定律，當懸掛 10 </w:t>
-      </w:r>
-      <w:proofErr w:type="spellStart"/>
-      <w:r>
-        <w:rPr>
-          <w:b/>
-          <w:bCs/>
-        </w:rPr>
-        <w:t>gw</w:t>
-      </w:r>
-      <w:proofErr w:type="spellEnd"/>
-      <w:r>
-        <w:rPr>
-          <w:b/>
-          <w:bCs/>
-        </w:rPr>
-        <w:t xml:space="preserve"> 砝碼時彈簧伸長 2 cm。如果改掛 30 </w:t>
-      </w:r>
-      <w:proofErr w:type="spellStart"/>
-      <w:r>
-        <w:rPr>
-          <w:b/>
-          <w:bCs/>
-        </w:rPr>
-        <w:t>gw</w:t>
-      </w:r>
-      <w:proofErr w:type="spellEnd"/>
-      <w:r>
-        <w:rPr>
-          <w:b/>
-          <w:bCs/>
-        </w:rPr>
-        <w:t>（沒超過彈性限度），伸長量應該是多少？</w:t>
+        <w:t>根據虎克定律，當懸掛 10 gw 砝碼時彈簧伸長 2 cm。如果改掛 30 gw（沒超過彈性限度），伸長量應該是多少？</w:t>
       </w:r>
     </w:p>
     <w:p>
@@ -1628,23 +1578,7 @@
         <w:spacing w:before="60" w:after="60" w:line="320" w:lineRule="auto"/>
       </w:pPr>
       <w:r>
-        <w:t xml:space="preserve">情境：小明有兩根完全相同的理想彈簧。單一根掛 100 </w:t>
-      </w:r>
-      <w:proofErr w:type="spellStart"/>
-      <w:r>
-        <w:t>gw</w:t>
-      </w:r>
-      <w:proofErr w:type="spellEnd"/>
-      <w:r>
-        <w:t xml:space="preserve"> 重物時會伸長 10 cm。現在小明將兩根彈簧「並排懸掛（並聯）」，下方共同掛上 100 </w:t>
-      </w:r>
-      <w:proofErr w:type="spellStart"/>
-      <w:r>
-        <w:t>gw</w:t>
-      </w:r>
-      <w:proofErr w:type="spellEnd"/>
-      <w:r>
-        <w:t xml:space="preserve"> 的重物。</w:t>
+        <w:t>情境：小明有兩根完全相同的理想彈簧。單一根掛 100 gw 重物時會伸長 10 cm。現在小明將兩根彈簧「並排懸掛（並聯）」，下方共同掛上 100 gw 的重物。</w:t>
       </w:r>
     </w:p>
     <w:p>
@@ -2065,9 +1999,6 @@
     <w:p>
       <w:pPr>
         <w:jc w:val="center"/>
-        <w:rPr>
-          <w:rFonts w:hint="eastAsia"/>
-        </w:rPr>
       </w:pPr>
       <w:r>
         <w:rPr>
@@ -2106,6 +2037,38 @@
       <w:pPr>
         <w:spacing w:before="60" w:after="60" w:line="320" w:lineRule="auto"/>
         <w:rPr>
+          <w:b/>
+          <w:bCs/>
+        </w:rPr>
+      </w:pPr>
+      <w:r>
+        <w:rPr>
+          <w:b/>
+          <w:bCs/>
+        </w:rPr>
+        <w:t>圖中分為「區段一」「區段二」「區段三」。</w:t>
+      </w:r>
+    </w:p>
+    <w:p>
+      <w:pPr>
+        <w:spacing w:before="60" w:after="60" w:line="320" w:lineRule="auto"/>
+        <w:rPr>
+          <w:b/>
+          <w:bCs/>
+        </w:rPr>
+      </w:pPr>
+      <w:r>
+        <w:rPr>
+          <w:b/>
+          <w:bCs/>
+        </w:rPr>
+        <w:t>小霖發現，真實材料的測量結果並不符合虎克定律，如果小霖想用這條橡皮筋自製「彈簧秤」來測量物體重量，你會推薦他選擇哪一段？為什麼？</w:t>
+      </w:r>
+    </w:p>
+    <w:p>
+      <w:pPr>
+        <w:spacing w:before="60" w:after="60" w:line="320" w:lineRule="auto"/>
+        <w:rPr>
           <w:rFonts w:hint="eastAsia"/>
           <w:b/>
           <w:bCs/>
@@ -2116,58 +2079,7 @@
           <w:b/>
           <w:bCs/>
         </w:rPr>
-        <w:t>請從上圖觀察並回答以下問題：</w:t>
-      </w:r>
-    </w:p>
-    <w:p>
-      <w:pPr>
-        <w:spacing w:before="60" w:after="60" w:line="320" w:lineRule="auto"/>
-        <w:rPr>
-          <w:rFonts w:hint="eastAsia"/>
-          <w:b/>
-          <w:bCs/>
-        </w:rPr>
-      </w:pPr>
-      <w:r>
-        <w:rPr>
-          <w:b/>
-          <w:bCs/>
-        </w:rPr>
-        <w:t>圖中分為「區段一」「區段二」「區段三」。如果你想用這條橡皮筋自製「彈簧秤」來精準測量物體重量，你會選擇哪一段？為什麼？（請從「斜率是否穩定」「圖形是直線還是曲線」兩個角度說明）</w:t>
-      </w:r>
-    </w:p>
-    <w:p>
-      <w:pPr>
-        <w:spacing w:before="60" w:after="60" w:line="320" w:lineRule="auto"/>
-        <w:rPr>
-          <w:b/>
-          <w:bCs/>
-          <w:color w:val="C00000"/>
-        </w:rPr>
-      </w:pPr>
-      <w:r>
-        <w:rPr>
-          <w:b/>
-          <w:bCs/>
-          <w:color w:val="C00000"/>
-        </w:rPr>
-        <w:t>📌 作答提醒：</w:t>
-      </w:r>
-    </w:p>
-    <w:p>
-      <w:pPr>
-        <w:spacing w:before="60" w:after="60" w:line="320" w:lineRule="auto"/>
-      </w:pPr>
-      <w:r>
-        <w:t xml:space="preserve">　• 仔細觀察圖中的三段：哪一段最接近直線？哪兩段是曲線？</w:t>
-      </w:r>
-    </w:p>
-    <w:p>
-      <w:pPr>
-        <w:spacing w:before="60" w:after="60" w:line="320" w:lineRule="auto"/>
-      </w:pPr>
-      <w:r>
-        <w:t xml:space="preserve">　• 用「主張 → 證據（圖中觀察） → 推理（物理原因）」三段式回答</w:t>
+        <w:t>（請以數據圖說明你的原因）</w:t>
       </w:r>
     </w:p>
     <w:p>
@@ -2185,7 +2097,6 @@
           <w:bCs/>
           <w:color w:val="1F4E79"/>
         </w:rPr>
-        <w:lastRenderedPageBreak/>
         <w:t>【評分標準】</w:t>
       </w:r>
     </w:p>
@@ -2247,6 +2158,7 @@
                 <w:sz w:val="18"/>
                 <w:szCs w:val="18"/>
               </w:rPr>
+              <w:lastRenderedPageBreak/>
               <w:t>評量項目</w:t>
             </w:r>
           </w:p>
@@ -2631,357 +2543,6 @@
         <w:t xml:space="preserve"> </w:t>
       </w:r>
     </w:p>
-    <w:p>
-      <w:pPr>
-        <w:spacing w:before="60" w:after="60" w:line="320" w:lineRule="auto"/>
-        <w:rPr>
-          <w:b/>
-          <w:bCs/>
-          <w:color w:val="1F4E79"/>
-        </w:rPr>
-      </w:pPr>
-      <w:r>
-        <w:rPr>
-          <w:b/>
-          <w:bCs/>
-          <w:color w:val="1F4E79"/>
-        </w:rPr>
-        <w:t>【自我檢查清單】</w:t>
-      </w:r>
-    </w:p>
-    <w:tbl>
-      <w:tblPr>
-        <w:tblW w:w="9360" w:type="dxa"/>
-        <w:tblBorders>
-          <w:top w:val="single" w:sz="4" w:space="0" w:color="auto"/>
-          <w:left w:val="single" w:sz="4" w:space="0" w:color="auto"/>
-          <w:bottom w:val="single" w:sz="4" w:space="0" w:color="auto"/>
-          <w:right w:val="single" w:sz="4" w:space="0" w:color="auto"/>
-          <w:insideH w:val="single" w:sz="4" w:space="0" w:color="auto"/>
-          <w:insideV w:val="single" w:sz="4" w:space="0" w:color="auto"/>
-        </w:tblBorders>
-        <w:tblCellMar>
-          <w:left w:w="10" w:type="dxa"/>
-          <w:right w:w="10" w:type="dxa"/>
-        </w:tblCellMar>
-        <w:tblLook w:val="0000" w:firstRow="0" w:lastRow="0" w:firstColumn="0" w:lastColumn="0" w:noHBand="0" w:noVBand="0"/>
-      </w:tblPr>
-      <w:tblGrid>
-        <w:gridCol w:w="600"/>
-        <w:gridCol w:w="7560"/>
-        <w:gridCol w:w="1200"/>
-      </w:tblGrid>
-      <w:tr>
-        <w:trPr>
-          <w:tblHeader/>
-        </w:trPr>
-        <w:tc>
-          <w:tcPr>
-            <w:tcW w:w="600" w:type="dxa"/>
-            <w:tcBorders>
-              <w:top w:val="single" w:sz="4" w:space="0" w:color="BFBFBF"/>
-              <w:left w:val="single" w:sz="4" w:space="0" w:color="BFBFBF"/>
-              <w:bottom w:val="single" w:sz="4" w:space="0" w:color="BFBFBF"/>
-              <w:right w:val="single" w:sz="4" w:space="0" w:color="BFBFBF"/>
-            </w:tcBorders>
-            <w:shd w:val="clear" w:color="auto" w:fill="2E75B6"/>
-            <w:tcMar>
-              <w:top w:w="80" w:type="dxa"/>
-              <w:left w:w="120" w:type="dxa"/>
-              <w:bottom w:w="80" w:type="dxa"/>
-              <w:right w:w="120" w:type="dxa"/>
-            </w:tcMar>
-            <w:vAlign w:val="center"/>
-          </w:tcPr>
-          <w:p>
-            <w:pPr>
-              <w:jc w:val="center"/>
-            </w:pPr>
-            <w:r>
-              <w:rPr>
-                <w:b/>
-                <w:bCs/>
-                <w:color w:val="FFFFFF"/>
-                <w:sz w:val="18"/>
-                <w:szCs w:val="18"/>
-              </w:rPr>
-              <w:t>✓</w:t>
-            </w:r>
-          </w:p>
-        </w:tc>
-        <w:tc>
-          <w:tcPr>
-            <w:tcW w:w="7560" w:type="dxa"/>
-            <w:tcBorders>
-              <w:top w:val="single" w:sz="4" w:space="0" w:color="BFBFBF"/>
-              <w:left w:val="single" w:sz="4" w:space="0" w:color="BFBFBF"/>
-              <w:bottom w:val="single" w:sz="4" w:space="0" w:color="BFBFBF"/>
-              <w:right w:val="single" w:sz="4" w:space="0" w:color="BFBFBF"/>
-            </w:tcBorders>
-            <w:shd w:val="clear" w:color="auto" w:fill="DEEBF7"/>
-            <w:tcMar>
-              <w:top w:w="80" w:type="dxa"/>
-              <w:left w:w="120" w:type="dxa"/>
-              <w:bottom w:w="80" w:type="dxa"/>
-              <w:right w:w="120" w:type="dxa"/>
-            </w:tcMar>
-            <w:vAlign w:val="center"/>
-          </w:tcPr>
-          <w:p>
-            <w:r>
-              <w:rPr>
-                <w:b/>
-                <w:bCs/>
-                <w:color w:val="000000"/>
-                <w:sz w:val="18"/>
-                <w:szCs w:val="18"/>
-              </w:rPr>
-              <w:t>自我檢查項目</w:t>
-            </w:r>
-          </w:p>
-        </w:tc>
-        <w:tc>
-          <w:tcPr>
-            <w:tcW w:w="1200" w:type="dxa"/>
-            <w:tcBorders>
-              <w:top w:val="single" w:sz="4" w:space="0" w:color="BFBFBF"/>
-              <w:left w:val="single" w:sz="4" w:space="0" w:color="BFBFBF"/>
-              <w:bottom w:val="single" w:sz="4" w:space="0" w:color="BFBFBF"/>
-              <w:right w:val="single" w:sz="4" w:space="0" w:color="BFBFBF"/>
-            </w:tcBorders>
-            <w:shd w:val="clear" w:color="auto" w:fill="DEEBF7"/>
-            <w:tcMar>
-              <w:top w:w="80" w:type="dxa"/>
-              <w:left w:w="120" w:type="dxa"/>
-              <w:bottom w:w="80" w:type="dxa"/>
-              <w:right w:w="120" w:type="dxa"/>
-            </w:tcMar>
-            <w:vAlign w:val="center"/>
-          </w:tcPr>
-          <w:p>
-            <w:pPr>
-              <w:jc w:val="center"/>
-            </w:pPr>
-            <w:r>
-              <w:rPr>
-                <w:b/>
-                <w:bCs/>
-                <w:color w:val="000000"/>
-                <w:sz w:val="16"/>
-                <w:szCs w:val="16"/>
-              </w:rPr>
-              <w:t>達成程度</w:t>
-            </w:r>
-          </w:p>
-        </w:tc>
-      </w:tr>
-      <w:tr>
-        <w:tc>
-          <w:tcPr>
-            <w:tcW w:w="600" w:type="dxa"/>
-            <w:tcBorders>
-              <w:top w:val="single" w:sz="4" w:space="0" w:color="BFBFBF"/>
-              <w:left w:val="single" w:sz="4" w:space="0" w:color="BFBFBF"/>
-              <w:bottom w:val="single" w:sz="4" w:space="0" w:color="BFBFBF"/>
-              <w:right w:val="single" w:sz="4" w:space="0" w:color="BFBFBF"/>
-            </w:tcBorders>
-            <w:tcMar>
-              <w:top w:w="80" w:type="dxa"/>
-              <w:left w:w="120" w:type="dxa"/>
-              <w:bottom w:w="80" w:type="dxa"/>
-              <w:right w:w="120" w:type="dxa"/>
-            </w:tcMar>
-            <w:vAlign w:val="center"/>
-          </w:tcPr>
-          <w:p>
-            <w:pPr>
-              <w:jc w:val="center"/>
-            </w:pPr>
-            <w:r>
-              <w:rPr>
-                <w:color w:val="000000"/>
-              </w:rPr>
-              <w:t>□</w:t>
-            </w:r>
-          </w:p>
-        </w:tc>
-        <w:tc>
-          <w:tcPr>
-            <w:tcW w:w="7560" w:type="dxa"/>
-            <w:tcBorders>
-              <w:top w:val="single" w:sz="4" w:space="0" w:color="BFBFBF"/>
-              <w:left w:val="single" w:sz="4" w:space="0" w:color="BFBFBF"/>
-              <w:bottom w:val="single" w:sz="4" w:space="0" w:color="BFBFBF"/>
-              <w:right w:val="single" w:sz="4" w:space="0" w:color="BFBFBF"/>
-            </w:tcBorders>
-            <w:tcMar>
-              <w:top w:w="80" w:type="dxa"/>
-              <w:left w:w="120" w:type="dxa"/>
-              <w:bottom w:w="80" w:type="dxa"/>
-              <w:right w:w="120" w:type="dxa"/>
-            </w:tcMar>
-            <w:vAlign w:val="center"/>
-          </w:tcPr>
-          <w:p>
-            <w:r>
-              <w:rPr>
-                <w:color w:val="000000"/>
-                <w:sz w:val="18"/>
-                <w:szCs w:val="18"/>
-              </w:rPr>
-              <w:t>我有從圖中實際觀察「哪一段是直線」（不是用猜的）</w:t>
-            </w:r>
-          </w:p>
-        </w:tc>
-        <w:tc>
-          <w:tcPr>
-            <w:tcW w:w="1200" w:type="dxa"/>
-            <w:tcBorders>
-              <w:top w:val="single" w:sz="4" w:space="0" w:color="BFBFBF"/>
-              <w:left w:val="single" w:sz="4" w:space="0" w:color="BFBFBF"/>
-              <w:bottom w:val="single" w:sz="4" w:space="0" w:color="BFBFBF"/>
-              <w:right w:val="single" w:sz="4" w:space="0" w:color="BFBFBF"/>
-            </w:tcBorders>
-            <w:tcMar>
-              <w:top w:w="80" w:type="dxa"/>
-              <w:left w:w="120" w:type="dxa"/>
-              <w:bottom w:w="80" w:type="dxa"/>
-              <w:right w:w="120" w:type="dxa"/>
-            </w:tcMar>
-            <w:vAlign w:val="center"/>
-          </w:tcPr>
-          <w:p>
-            <w:pPr>
-              <w:jc w:val="center"/>
-            </w:pPr>
-            <w:r>
-              <w:rPr>
-                <w:color w:val="595959"/>
-                <w:sz w:val="14"/>
-                <w:szCs w:val="14"/>
-              </w:rPr>
-              <w:t>○ ◐ ●</w:t>
-            </w:r>
-          </w:p>
-          <w:p>
-            <w:pPr>
-              <w:jc w:val="center"/>
-            </w:pPr>
-            <w:r>
-              <w:rPr>
-                <w:color w:val="595959"/>
-                <w:sz w:val="14"/>
-                <w:szCs w:val="14"/>
-              </w:rPr>
-              <w:t>弱  中  強</w:t>
-            </w:r>
-          </w:p>
-        </w:tc>
-      </w:tr>
-      <w:tr>
-        <w:tc>
-          <w:tcPr>
-            <w:tcW w:w="600" w:type="dxa"/>
-            <w:tcBorders>
-              <w:top w:val="single" w:sz="4" w:space="0" w:color="BFBFBF"/>
-              <w:left w:val="single" w:sz="4" w:space="0" w:color="BFBFBF"/>
-              <w:bottom w:val="single" w:sz="4" w:space="0" w:color="BFBFBF"/>
-              <w:right w:val="single" w:sz="4" w:space="0" w:color="BFBFBF"/>
-            </w:tcBorders>
-            <w:tcMar>
-              <w:top w:w="80" w:type="dxa"/>
-              <w:left w:w="120" w:type="dxa"/>
-              <w:bottom w:w="80" w:type="dxa"/>
-              <w:right w:w="120" w:type="dxa"/>
-            </w:tcMar>
-            <w:vAlign w:val="center"/>
-          </w:tcPr>
-          <w:p>
-            <w:pPr>
-              <w:jc w:val="center"/>
-            </w:pPr>
-            <w:r>
-              <w:rPr>
-                <w:color w:val="000000"/>
-              </w:rPr>
-              <w:t>□</w:t>
-            </w:r>
-          </w:p>
-        </w:tc>
-        <w:tc>
-          <w:tcPr>
-            <w:tcW w:w="7560" w:type="dxa"/>
-            <w:tcBorders>
-              <w:top w:val="single" w:sz="4" w:space="0" w:color="BFBFBF"/>
-              <w:left w:val="single" w:sz="4" w:space="0" w:color="BFBFBF"/>
-              <w:bottom w:val="single" w:sz="4" w:space="0" w:color="BFBFBF"/>
-              <w:right w:val="single" w:sz="4" w:space="0" w:color="BFBFBF"/>
-            </w:tcBorders>
-            <w:tcMar>
-              <w:top w:w="80" w:type="dxa"/>
-              <w:left w:w="120" w:type="dxa"/>
-              <w:bottom w:w="80" w:type="dxa"/>
-              <w:right w:w="120" w:type="dxa"/>
-            </w:tcMar>
-            <w:vAlign w:val="center"/>
-          </w:tcPr>
-          <w:p>
-            <w:r>
-              <w:rPr>
-                <w:color w:val="000000"/>
-                <w:sz w:val="18"/>
-                <w:szCs w:val="18"/>
-              </w:rPr>
-              <w:t>我有用「主張 → 證據 → 推理」的順序作答</w:t>
-            </w:r>
-          </w:p>
-        </w:tc>
-        <w:tc>
-          <w:tcPr>
-            <w:tcW w:w="1200" w:type="dxa"/>
-            <w:tcBorders>
-              <w:top w:val="single" w:sz="4" w:space="0" w:color="BFBFBF"/>
-              <w:left w:val="single" w:sz="4" w:space="0" w:color="BFBFBF"/>
-              <w:bottom w:val="single" w:sz="4" w:space="0" w:color="BFBFBF"/>
-              <w:right w:val="single" w:sz="4" w:space="0" w:color="BFBFBF"/>
-            </w:tcBorders>
-            <w:tcMar>
-              <w:top w:w="80" w:type="dxa"/>
-              <w:left w:w="120" w:type="dxa"/>
-              <w:bottom w:w="80" w:type="dxa"/>
-              <w:right w:w="120" w:type="dxa"/>
-            </w:tcMar>
-            <w:vAlign w:val="center"/>
-          </w:tcPr>
-          <w:p>
-            <w:pPr>
-              <w:jc w:val="center"/>
-            </w:pPr>
-            <w:r>
-              <w:rPr>
-                <w:color w:val="595959"/>
-                <w:sz w:val="14"/>
-                <w:szCs w:val="14"/>
-              </w:rPr>
-              <w:t>○ ◐ ●</w:t>
-            </w:r>
-          </w:p>
-          <w:p>
-            <w:pPr>
-              <w:jc w:val="center"/>
-            </w:pPr>
-            <w:r>
-              <w:rPr>
-                <w:color w:val="595959"/>
-                <w:sz w:val="14"/>
-                <w:szCs w:val="14"/>
-              </w:rPr>
-              <w:t>弱  中  強</w:t>
-            </w:r>
-          </w:p>
-        </w:tc>
-      </w:tr>
-    </w:tbl>
     <w:p>
       <w:pPr>
         <w:pStyle w:val="2"/>
@@ -3114,25 +2675,7 @@
                 <w:sz w:val="18"/>
                 <w:szCs w:val="18"/>
               </w:rPr>
-              <w:t xml:space="preserve">評量重點：在 F = </w:t>
-            </w:r>
-            <w:proofErr w:type="spellStart"/>
-            <w:r>
-              <w:rPr>
-                <w:color w:val="000000"/>
-                <w:sz w:val="18"/>
-                <w:szCs w:val="18"/>
-              </w:rPr>
-              <w:t>kx</w:t>
-            </w:r>
-            <w:proofErr w:type="spellEnd"/>
-            <w:r>
-              <w:rPr>
-                <w:color w:val="000000"/>
-                <w:sz w:val="18"/>
-                <w:szCs w:val="18"/>
-              </w:rPr>
-              <w:t xml:space="preserve"> + c 線性段下，用兩個已知參考點求未知質量</w:t>
+              <w:t>評量重點：在 F = kx + c 線性段下，用兩個已知參考點求未知質量</w:t>
             </w:r>
           </w:p>
         </w:tc>
@@ -3141,60 +2684,6 @@
     <w:p>
       <w:r>
         <w:t xml:space="preserve"> </w:t>
-      </w:r>
-    </w:p>
-    <w:p>
-      <w:pPr>
-        <w:spacing w:before="60" w:after="60" w:line="320" w:lineRule="auto"/>
-        <w:rPr>
-          <w:b/>
-          <w:bCs/>
-          <w:color w:val="1F4E79"/>
-        </w:rPr>
-      </w:pPr>
-      <w:r>
-        <w:rPr>
-          <w:b/>
-          <w:bCs/>
-          <w:color w:val="1F4E79"/>
-        </w:rPr>
-        <w:t>【任務情境】</w:t>
-      </w:r>
-    </w:p>
-    <w:p>
-      <w:pPr>
-        <w:spacing w:before="60" w:after="60" w:line="320" w:lineRule="auto"/>
-      </w:pPr>
-      <w:r>
-        <w:t xml:space="preserve">　• 桌上有一個 未知重的鐵塊，估計約 </w:t>
-      </w:r>
-      <w:r>
-        <w:rPr>
-          <w:rFonts w:hint="eastAsia"/>
-        </w:rPr>
-        <w:t>1.8 k</w:t>
-      </w:r>
-      <w:r>
-        <w:t>g</w:t>
-      </w:r>
-    </w:p>
-    <w:p>
-      <w:pPr>
-        <w:spacing w:before="60" w:after="60" w:line="320" w:lineRule="auto"/>
-      </w:pPr>
-      <w:r>
-        <w:t xml:space="preserve">　• 你手邊有 多個 100 g 標準砝碼（要用幾個都可以）</w:t>
-      </w:r>
-    </w:p>
-    <w:p>
-      <w:pPr>
-        <w:spacing w:before="60" w:after="60" w:line="320" w:lineRule="auto"/>
-        <w:rPr>
-          <w:rFonts w:hint="eastAsia"/>
-        </w:rPr>
-      </w:pPr>
-      <w:r>
-        <w:t xml:space="preserve">　• 你必須使用上面那條有「初始僵硬」特性的橡皮筋</w:t>
       </w:r>
     </w:p>
     <w:p>
@@ -3223,7 +2712,6 @@
       <w:pPr>
         <w:spacing w:before="60" w:after="60" w:line="320" w:lineRule="auto"/>
         <w:rPr>
-          <w:rFonts w:hint="eastAsia"/>
           <w:b/>
           <w:bCs/>
         </w:rPr>
@@ -3233,47 +2721,7 @@
           <w:b/>
           <w:bCs/>
         </w:rPr>
-        <w:t>請寫一份完整的「精準測量實驗計畫」，回答以下四個問題：</w:t>
-      </w:r>
-    </w:p>
-    <w:p>
-      <w:pPr>
-        <w:spacing w:before="60" w:after="60" w:line="320" w:lineRule="auto"/>
-        <w:rPr>
-          <w:b/>
-          <w:bCs/>
-        </w:rPr>
-      </w:pPr>
-      <w:r>
-        <w:rPr>
-          <w:b/>
-          <w:bCs/>
-        </w:rPr>
-        <w:t>(1) 你決定使用 幾條橡皮筋？</w:t>
-      </w:r>
-      <w:r>
-        <w:rPr>
-          <w:b/>
-          <w:bCs/>
-        </w:rPr>
-        <w:t xml:space="preserve"> </w:t>
-      </w:r>
-    </w:p>
-    <w:p>
-      <w:pPr>
-        <w:spacing w:before="60" w:after="60" w:line="320" w:lineRule="auto"/>
-        <w:rPr>
-          <w:rFonts w:hint="eastAsia"/>
-          <w:b/>
-          <w:bCs/>
-        </w:rPr>
-      </w:pPr>
-      <w:r>
-        <w:rPr>
-          <w:b/>
-          <w:bCs/>
-        </w:rPr>
-        <w:t>(2) 你的實驗共需要 量幾次？每一次要掛什麼東西、要量什麼數據？請依序寫清楚。</w:t>
+        <w:t>承上題,小霖測量完橡皮筋的外力與伸長量關係後,想另外測量桌上的一個未知的重鐵塊，其重量大約在 1.8 kg 左右。此外，小霖手邊還有多個「 100 g 標準砝碼」。請你規劃一份「測量實驗計畫」來測出鐵塊的質量。</w:t>
       </w:r>
     </w:p>
     <w:p>
@@ -3299,7 +2747,7 @@
         <w:spacing w:before="60" w:after="60" w:line="320" w:lineRule="auto"/>
       </w:pPr>
       <w:r>
-        <w:t xml:space="preserve">　• 思考方向：如果你已經知道 兩個 不同的標準重量在這條橡皮筋上會伸多長，是不是就可以「對號入座」找出未知重量？</w:t>
+        <w:t>(1) 在每個操作階段你會使用幾條橡皮筋？為什麼這樣設計？</w:t>
       </w:r>
     </w:p>
     <w:p>
@@ -3307,8 +2755,7 @@
         <w:spacing w:before="60" w:after="60" w:line="320" w:lineRule="auto"/>
       </w:pPr>
       <w:r>
-        <w:lastRenderedPageBreak/>
-        <w:t xml:space="preserve">　• 重點是「實驗設計」與「物理推理」，不是計算</w:t>
+        <w:t>(2) 你的實驗共需要 量幾次？每一次要掛什麼東西、要量什麼數據？請依序寫清楚。</w:t>
       </w:r>
     </w:p>
     <w:p>
@@ -3316,18 +2763,7 @@
         <w:spacing w:before="60" w:after="60" w:line="320" w:lineRule="auto"/>
       </w:pPr>
       <w:r>
-        <w:t xml:space="preserve">　• 為什麼選擇某個並聯數量？要說明數字計算（800 ÷ N = 多少？落在哪段？）</w:t>
-      </w:r>
-    </w:p>
-    <w:p>
-      <w:pPr>
-        <w:spacing w:before="60" w:after="60" w:line="320" w:lineRule="auto"/>
-        <w:rPr>
-          <w:rFonts w:hint="eastAsia"/>
-        </w:rPr>
-      </w:pPr>
-      <w:r>
-        <w:t xml:space="preserve">　• 你選的「兩個已知參考重量」必須兩個 都落在區段 II 安全區內</w:t>
+        <w:t>(3) 重點是「實驗設計」與「物理推理」，不是計算。</w:t>
       </w:r>
     </w:p>
     <w:p>
@@ -4041,586 +3477,6 @@
       </w:tr>
     </w:tbl>
     <w:p>
-      <w:r>
-        <w:t xml:space="preserve"> </w:t>
-      </w:r>
-    </w:p>
-    <w:p>
-      <w:pPr>
-        <w:spacing w:before="60" w:after="60" w:line="320" w:lineRule="auto"/>
-        <w:rPr>
-          <w:b/>
-          <w:bCs/>
-          <w:color w:val="1F4E79"/>
-        </w:rPr>
-      </w:pPr>
-      <w:r>
-        <w:rPr>
-          <w:b/>
-          <w:bCs/>
-          <w:color w:val="1F4E79"/>
-        </w:rPr>
-        <w:t>【自我檢查清單】</w:t>
-      </w:r>
-    </w:p>
-    <w:tbl>
-      <w:tblPr>
-        <w:tblW w:w="9360" w:type="dxa"/>
-        <w:tblBorders>
-          <w:top w:val="single" w:sz="4" w:space="0" w:color="auto"/>
-          <w:left w:val="single" w:sz="4" w:space="0" w:color="auto"/>
-          <w:bottom w:val="single" w:sz="4" w:space="0" w:color="auto"/>
-          <w:right w:val="single" w:sz="4" w:space="0" w:color="auto"/>
-          <w:insideH w:val="single" w:sz="4" w:space="0" w:color="auto"/>
-          <w:insideV w:val="single" w:sz="4" w:space="0" w:color="auto"/>
-        </w:tblBorders>
-        <w:tblCellMar>
-          <w:left w:w="10" w:type="dxa"/>
-          <w:right w:w="10" w:type="dxa"/>
-        </w:tblCellMar>
-        <w:tblLook w:val="0000" w:firstRow="0" w:lastRow="0" w:firstColumn="0" w:lastColumn="0" w:noHBand="0" w:noVBand="0"/>
-      </w:tblPr>
-      <w:tblGrid>
-        <w:gridCol w:w="600"/>
-        <w:gridCol w:w="7560"/>
-        <w:gridCol w:w="1200"/>
-      </w:tblGrid>
-      <w:tr>
-        <w:trPr>
-          <w:tblHeader/>
-        </w:trPr>
-        <w:tc>
-          <w:tcPr>
-            <w:tcW w:w="600" w:type="dxa"/>
-            <w:tcBorders>
-              <w:top w:val="single" w:sz="4" w:space="0" w:color="BFBFBF"/>
-              <w:left w:val="single" w:sz="4" w:space="0" w:color="BFBFBF"/>
-              <w:bottom w:val="single" w:sz="4" w:space="0" w:color="BFBFBF"/>
-              <w:right w:val="single" w:sz="4" w:space="0" w:color="BFBFBF"/>
-            </w:tcBorders>
-            <w:shd w:val="clear" w:color="auto" w:fill="2E75B6"/>
-            <w:tcMar>
-              <w:top w:w="80" w:type="dxa"/>
-              <w:left w:w="120" w:type="dxa"/>
-              <w:bottom w:w="80" w:type="dxa"/>
-              <w:right w:w="120" w:type="dxa"/>
-            </w:tcMar>
-            <w:vAlign w:val="center"/>
-          </w:tcPr>
-          <w:p>
-            <w:pPr>
-              <w:jc w:val="center"/>
-            </w:pPr>
-            <w:r>
-              <w:rPr>
-                <w:b/>
-                <w:bCs/>
-                <w:color w:val="FFFFFF"/>
-                <w:sz w:val="18"/>
-                <w:szCs w:val="18"/>
-              </w:rPr>
-              <w:t>✓</w:t>
-            </w:r>
-          </w:p>
-        </w:tc>
-        <w:tc>
-          <w:tcPr>
-            <w:tcW w:w="7560" w:type="dxa"/>
-            <w:tcBorders>
-              <w:top w:val="single" w:sz="4" w:space="0" w:color="BFBFBF"/>
-              <w:left w:val="single" w:sz="4" w:space="0" w:color="BFBFBF"/>
-              <w:bottom w:val="single" w:sz="4" w:space="0" w:color="BFBFBF"/>
-              <w:right w:val="single" w:sz="4" w:space="0" w:color="BFBFBF"/>
-            </w:tcBorders>
-            <w:shd w:val="clear" w:color="auto" w:fill="DEEBF7"/>
-            <w:tcMar>
-              <w:top w:w="80" w:type="dxa"/>
-              <w:left w:w="120" w:type="dxa"/>
-              <w:bottom w:w="80" w:type="dxa"/>
-              <w:right w:w="120" w:type="dxa"/>
-            </w:tcMar>
-            <w:vAlign w:val="center"/>
-          </w:tcPr>
-          <w:p>
-            <w:r>
-              <w:rPr>
-                <w:b/>
-                <w:bCs/>
-                <w:color w:val="000000"/>
-                <w:sz w:val="18"/>
-                <w:szCs w:val="18"/>
-              </w:rPr>
-              <w:t>自我檢查項目</w:t>
-            </w:r>
-          </w:p>
-        </w:tc>
-        <w:tc>
-          <w:tcPr>
-            <w:tcW w:w="1200" w:type="dxa"/>
-            <w:tcBorders>
-              <w:top w:val="single" w:sz="4" w:space="0" w:color="BFBFBF"/>
-              <w:left w:val="single" w:sz="4" w:space="0" w:color="BFBFBF"/>
-              <w:bottom w:val="single" w:sz="4" w:space="0" w:color="BFBFBF"/>
-              <w:right w:val="single" w:sz="4" w:space="0" w:color="BFBFBF"/>
-            </w:tcBorders>
-            <w:shd w:val="clear" w:color="auto" w:fill="DEEBF7"/>
-            <w:tcMar>
-              <w:top w:w="80" w:type="dxa"/>
-              <w:left w:w="120" w:type="dxa"/>
-              <w:bottom w:w="80" w:type="dxa"/>
-              <w:right w:w="120" w:type="dxa"/>
-            </w:tcMar>
-            <w:vAlign w:val="center"/>
-          </w:tcPr>
-          <w:p>
-            <w:pPr>
-              <w:jc w:val="center"/>
-            </w:pPr>
-            <w:r>
-              <w:rPr>
-                <w:b/>
-                <w:bCs/>
-                <w:color w:val="000000"/>
-                <w:sz w:val="16"/>
-                <w:szCs w:val="16"/>
-              </w:rPr>
-              <w:t>達成程度</w:t>
-            </w:r>
-          </w:p>
-        </w:tc>
-      </w:tr>
-      <w:tr>
-        <w:tc>
-          <w:tcPr>
-            <w:tcW w:w="600" w:type="dxa"/>
-            <w:tcBorders>
-              <w:top w:val="single" w:sz="4" w:space="0" w:color="BFBFBF"/>
-              <w:left w:val="single" w:sz="4" w:space="0" w:color="BFBFBF"/>
-              <w:bottom w:val="single" w:sz="4" w:space="0" w:color="BFBFBF"/>
-              <w:right w:val="single" w:sz="4" w:space="0" w:color="BFBFBF"/>
-            </w:tcBorders>
-            <w:tcMar>
-              <w:top w:w="80" w:type="dxa"/>
-              <w:left w:w="120" w:type="dxa"/>
-              <w:bottom w:w="80" w:type="dxa"/>
-              <w:right w:w="120" w:type="dxa"/>
-            </w:tcMar>
-            <w:vAlign w:val="center"/>
-          </w:tcPr>
-          <w:p>
-            <w:pPr>
-              <w:jc w:val="center"/>
-            </w:pPr>
-            <w:r>
-              <w:rPr>
-                <w:color w:val="000000"/>
-              </w:rPr>
-              <w:t>□</w:t>
-            </w:r>
-          </w:p>
-        </w:tc>
-        <w:tc>
-          <w:tcPr>
-            <w:tcW w:w="7560" w:type="dxa"/>
-            <w:tcBorders>
-              <w:top w:val="single" w:sz="4" w:space="0" w:color="BFBFBF"/>
-              <w:left w:val="single" w:sz="4" w:space="0" w:color="BFBFBF"/>
-              <w:bottom w:val="single" w:sz="4" w:space="0" w:color="BFBFBF"/>
-              <w:right w:val="single" w:sz="4" w:space="0" w:color="BFBFBF"/>
-            </w:tcBorders>
-            <w:tcMar>
-              <w:top w:w="80" w:type="dxa"/>
-              <w:left w:w="120" w:type="dxa"/>
-              <w:bottom w:w="80" w:type="dxa"/>
-              <w:right w:w="120" w:type="dxa"/>
-            </w:tcMar>
-            <w:vAlign w:val="center"/>
-          </w:tcPr>
-          <w:p>
-            <w:r>
-              <w:rPr>
-                <w:color w:val="000000"/>
-                <w:sz w:val="18"/>
-                <w:szCs w:val="18"/>
-              </w:rPr>
-              <w:t xml:space="preserve">我有意識到 F = </w:t>
-            </w:r>
-            <w:proofErr w:type="spellStart"/>
-            <w:r>
-              <w:rPr>
-                <w:color w:val="000000"/>
-                <w:sz w:val="18"/>
-                <w:szCs w:val="18"/>
-              </w:rPr>
-              <w:t>kx</w:t>
-            </w:r>
-            <w:proofErr w:type="spellEnd"/>
-            <w:r>
-              <w:rPr>
-                <w:color w:val="000000"/>
-                <w:sz w:val="18"/>
-                <w:szCs w:val="18"/>
-              </w:rPr>
-              <w:t xml:space="preserve"> + c 的截距 c 不為 0，所以單一次測量無法直接求出 mx</w:t>
-            </w:r>
-          </w:p>
-        </w:tc>
-        <w:tc>
-          <w:tcPr>
-            <w:tcW w:w="1200" w:type="dxa"/>
-            <w:tcBorders>
-              <w:top w:val="single" w:sz="4" w:space="0" w:color="BFBFBF"/>
-              <w:left w:val="single" w:sz="4" w:space="0" w:color="BFBFBF"/>
-              <w:bottom w:val="single" w:sz="4" w:space="0" w:color="BFBFBF"/>
-              <w:right w:val="single" w:sz="4" w:space="0" w:color="BFBFBF"/>
-            </w:tcBorders>
-            <w:tcMar>
-              <w:top w:w="80" w:type="dxa"/>
-              <w:left w:w="120" w:type="dxa"/>
-              <w:bottom w:w="80" w:type="dxa"/>
-              <w:right w:w="120" w:type="dxa"/>
-            </w:tcMar>
-            <w:vAlign w:val="center"/>
-          </w:tcPr>
-          <w:p>
-            <w:pPr>
-              <w:jc w:val="center"/>
-            </w:pPr>
-            <w:r>
-              <w:rPr>
-                <w:color w:val="595959"/>
-                <w:sz w:val="14"/>
-                <w:szCs w:val="14"/>
-              </w:rPr>
-              <w:t>○ ◐ ●</w:t>
-            </w:r>
-          </w:p>
-          <w:p>
-            <w:pPr>
-              <w:jc w:val="center"/>
-            </w:pPr>
-            <w:r>
-              <w:rPr>
-                <w:color w:val="595959"/>
-                <w:sz w:val="14"/>
-                <w:szCs w:val="14"/>
-              </w:rPr>
-              <w:t>弱  中  強</w:t>
-            </w:r>
-          </w:p>
-        </w:tc>
-      </w:tr>
-      <w:tr>
-        <w:tc>
-          <w:tcPr>
-            <w:tcW w:w="600" w:type="dxa"/>
-            <w:tcBorders>
-              <w:top w:val="single" w:sz="4" w:space="0" w:color="BFBFBF"/>
-              <w:left w:val="single" w:sz="4" w:space="0" w:color="BFBFBF"/>
-              <w:bottom w:val="single" w:sz="4" w:space="0" w:color="BFBFBF"/>
-              <w:right w:val="single" w:sz="4" w:space="0" w:color="BFBFBF"/>
-            </w:tcBorders>
-            <w:tcMar>
-              <w:top w:w="80" w:type="dxa"/>
-              <w:left w:w="120" w:type="dxa"/>
-              <w:bottom w:w="80" w:type="dxa"/>
-              <w:right w:w="120" w:type="dxa"/>
-            </w:tcMar>
-            <w:vAlign w:val="center"/>
-          </w:tcPr>
-          <w:p>
-            <w:pPr>
-              <w:jc w:val="center"/>
-            </w:pPr>
-            <w:r>
-              <w:rPr>
-                <w:color w:val="000000"/>
-              </w:rPr>
-              <w:t>□</w:t>
-            </w:r>
-          </w:p>
-        </w:tc>
-        <w:tc>
-          <w:tcPr>
-            <w:tcW w:w="7560" w:type="dxa"/>
-            <w:tcBorders>
-              <w:top w:val="single" w:sz="4" w:space="0" w:color="BFBFBF"/>
-              <w:left w:val="single" w:sz="4" w:space="0" w:color="BFBFBF"/>
-              <w:bottom w:val="single" w:sz="4" w:space="0" w:color="BFBFBF"/>
-              <w:right w:val="single" w:sz="4" w:space="0" w:color="BFBFBF"/>
-            </w:tcBorders>
-            <w:tcMar>
-              <w:top w:w="80" w:type="dxa"/>
-              <w:left w:w="120" w:type="dxa"/>
-              <w:bottom w:w="80" w:type="dxa"/>
-              <w:right w:w="120" w:type="dxa"/>
-            </w:tcMar>
-            <w:vAlign w:val="center"/>
-          </w:tcPr>
-          <w:p>
-            <w:r>
-              <w:rPr>
-                <w:color w:val="000000"/>
-                <w:sz w:val="18"/>
-                <w:szCs w:val="18"/>
-              </w:rPr>
-              <w:t>我有設計「至少兩個已知參考重量」，且兩個都落在區段 II 安全區</w:t>
-            </w:r>
-          </w:p>
-        </w:tc>
-        <w:tc>
-          <w:tcPr>
-            <w:tcW w:w="1200" w:type="dxa"/>
-            <w:tcBorders>
-              <w:top w:val="single" w:sz="4" w:space="0" w:color="BFBFBF"/>
-              <w:left w:val="single" w:sz="4" w:space="0" w:color="BFBFBF"/>
-              <w:bottom w:val="single" w:sz="4" w:space="0" w:color="BFBFBF"/>
-              <w:right w:val="single" w:sz="4" w:space="0" w:color="BFBFBF"/>
-            </w:tcBorders>
-            <w:tcMar>
-              <w:top w:w="80" w:type="dxa"/>
-              <w:left w:w="120" w:type="dxa"/>
-              <w:bottom w:w="80" w:type="dxa"/>
-              <w:right w:w="120" w:type="dxa"/>
-            </w:tcMar>
-            <w:vAlign w:val="center"/>
-          </w:tcPr>
-          <w:p>
-            <w:pPr>
-              <w:jc w:val="center"/>
-            </w:pPr>
-            <w:r>
-              <w:rPr>
-                <w:color w:val="595959"/>
-                <w:sz w:val="14"/>
-                <w:szCs w:val="14"/>
-              </w:rPr>
-              <w:t>○ ◐ ●</w:t>
-            </w:r>
-          </w:p>
-          <w:p>
-            <w:pPr>
-              <w:jc w:val="center"/>
-            </w:pPr>
-            <w:r>
-              <w:rPr>
-                <w:color w:val="595959"/>
-                <w:sz w:val="14"/>
-                <w:szCs w:val="14"/>
-              </w:rPr>
-              <w:t>弱  中  強</w:t>
-            </w:r>
-          </w:p>
-        </w:tc>
-      </w:tr>
-      <w:tr>
-        <w:tc>
-          <w:tcPr>
-            <w:tcW w:w="600" w:type="dxa"/>
-            <w:tcBorders>
-              <w:top w:val="single" w:sz="4" w:space="0" w:color="BFBFBF"/>
-              <w:left w:val="single" w:sz="4" w:space="0" w:color="BFBFBF"/>
-              <w:bottom w:val="single" w:sz="4" w:space="0" w:color="BFBFBF"/>
-              <w:right w:val="single" w:sz="4" w:space="0" w:color="BFBFBF"/>
-            </w:tcBorders>
-            <w:tcMar>
-              <w:top w:w="80" w:type="dxa"/>
-              <w:left w:w="120" w:type="dxa"/>
-              <w:bottom w:w="80" w:type="dxa"/>
-              <w:right w:w="120" w:type="dxa"/>
-            </w:tcMar>
-            <w:vAlign w:val="center"/>
-          </w:tcPr>
-          <w:p>
-            <w:pPr>
-              <w:jc w:val="center"/>
-            </w:pPr>
-            <w:r>
-              <w:rPr>
-                <w:color w:val="000000"/>
-              </w:rPr>
-              <w:t>□</w:t>
-            </w:r>
-          </w:p>
-        </w:tc>
-        <w:tc>
-          <w:tcPr>
-            <w:tcW w:w="7560" w:type="dxa"/>
-            <w:tcBorders>
-              <w:top w:val="single" w:sz="4" w:space="0" w:color="BFBFBF"/>
-              <w:left w:val="single" w:sz="4" w:space="0" w:color="BFBFBF"/>
-              <w:bottom w:val="single" w:sz="4" w:space="0" w:color="BFBFBF"/>
-              <w:right w:val="single" w:sz="4" w:space="0" w:color="BFBFBF"/>
-            </w:tcBorders>
-            <w:tcMar>
-              <w:top w:w="80" w:type="dxa"/>
-              <w:left w:w="120" w:type="dxa"/>
-              <w:bottom w:w="80" w:type="dxa"/>
-              <w:right w:w="120" w:type="dxa"/>
-            </w:tcMar>
-            <w:vAlign w:val="center"/>
-          </w:tcPr>
-          <w:p>
-            <w:r>
-              <w:rPr>
-                <w:color w:val="000000"/>
-                <w:sz w:val="18"/>
-                <w:szCs w:val="18"/>
-              </w:rPr>
-              <w:t>我有寫出「為什麼選這個並聯數」的數字計算</w:t>
-            </w:r>
-          </w:p>
-        </w:tc>
-        <w:tc>
-          <w:tcPr>
-            <w:tcW w:w="1200" w:type="dxa"/>
-            <w:tcBorders>
-              <w:top w:val="single" w:sz="4" w:space="0" w:color="BFBFBF"/>
-              <w:left w:val="single" w:sz="4" w:space="0" w:color="BFBFBF"/>
-              <w:bottom w:val="single" w:sz="4" w:space="0" w:color="BFBFBF"/>
-              <w:right w:val="single" w:sz="4" w:space="0" w:color="BFBFBF"/>
-            </w:tcBorders>
-            <w:tcMar>
-              <w:top w:w="80" w:type="dxa"/>
-              <w:left w:w="120" w:type="dxa"/>
-              <w:bottom w:w="80" w:type="dxa"/>
-              <w:right w:w="120" w:type="dxa"/>
-            </w:tcMar>
-            <w:vAlign w:val="center"/>
-          </w:tcPr>
-          <w:p>
-            <w:pPr>
-              <w:jc w:val="center"/>
-            </w:pPr>
-            <w:r>
-              <w:rPr>
-                <w:color w:val="595959"/>
-                <w:sz w:val="14"/>
-                <w:szCs w:val="14"/>
-              </w:rPr>
-              <w:t>○ ◐ ●</w:t>
-            </w:r>
-          </w:p>
-          <w:p>
-            <w:pPr>
-              <w:jc w:val="center"/>
-            </w:pPr>
-            <w:r>
-              <w:rPr>
-                <w:color w:val="595959"/>
-                <w:sz w:val="14"/>
-                <w:szCs w:val="14"/>
-              </w:rPr>
-              <w:t>弱  中  強</w:t>
-            </w:r>
-          </w:p>
-        </w:tc>
-      </w:tr>
-      <w:tr>
-        <w:tc>
-          <w:tcPr>
-            <w:tcW w:w="600" w:type="dxa"/>
-            <w:tcBorders>
-              <w:top w:val="single" w:sz="4" w:space="0" w:color="BFBFBF"/>
-              <w:left w:val="single" w:sz="4" w:space="0" w:color="BFBFBF"/>
-              <w:bottom w:val="single" w:sz="4" w:space="0" w:color="BFBFBF"/>
-              <w:right w:val="single" w:sz="4" w:space="0" w:color="BFBFBF"/>
-            </w:tcBorders>
-            <w:tcMar>
-              <w:top w:w="80" w:type="dxa"/>
-              <w:left w:w="120" w:type="dxa"/>
-              <w:bottom w:w="80" w:type="dxa"/>
-              <w:right w:w="120" w:type="dxa"/>
-            </w:tcMar>
-            <w:vAlign w:val="center"/>
-          </w:tcPr>
-          <w:p>
-            <w:pPr>
-              <w:jc w:val="center"/>
-            </w:pPr>
-            <w:r>
-              <w:rPr>
-                <w:color w:val="000000"/>
-              </w:rPr>
-              <w:t>□</w:t>
-            </w:r>
-          </w:p>
-        </w:tc>
-        <w:tc>
-          <w:tcPr>
-            <w:tcW w:w="7560" w:type="dxa"/>
-            <w:tcBorders>
-              <w:top w:val="single" w:sz="4" w:space="0" w:color="BFBFBF"/>
-              <w:left w:val="single" w:sz="4" w:space="0" w:color="BFBFBF"/>
-              <w:bottom w:val="single" w:sz="4" w:space="0" w:color="BFBFBF"/>
-              <w:right w:val="single" w:sz="4" w:space="0" w:color="BFBFBF"/>
-            </w:tcBorders>
-            <w:tcMar>
-              <w:top w:w="80" w:type="dxa"/>
-              <w:left w:w="120" w:type="dxa"/>
-              <w:bottom w:w="80" w:type="dxa"/>
-              <w:right w:w="120" w:type="dxa"/>
-            </w:tcMar>
-            <w:vAlign w:val="center"/>
-          </w:tcPr>
-          <w:p>
-            <w:r>
-              <w:rPr>
-                <w:color w:val="000000"/>
-                <w:sz w:val="18"/>
-                <w:szCs w:val="18"/>
-              </w:rPr>
-              <w:t>我有用「主張 → 證據 → 推理」的順序作答</w:t>
-            </w:r>
-          </w:p>
-        </w:tc>
-        <w:tc>
-          <w:tcPr>
-            <w:tcW w:w="1200" w:type="dxa"/>
-            <w:tcBorders>
-              <w:top w:val="single" w:sz="4" w:space="0" w:color="BFBFBF"/>
-              <w:left w:val="single" w:sz="4" w:space="0" w:color="BFBFBF"/>
-              <w:bottom w:val="single" w:sz="4" w:space="0" w:color="BFBFBF"/>
-              <w:right w:val="single" w:sz="4" w:space="0" w:color="BFBFBF"/>
-            </w:tcBorders>
-            <w:tcMar>
-              <w:top w:w="80" w:type="dxa"/>
-              <w:left w:w="120" w:type="dxa"/>
-              <w:bottom w:w="80" w:type="dxa"/>
-              <w:right w:w="120" w:type="dxa"/>
-            </w:tcMar>
-            <w:vAlign w:val="center"/>
-          </w:tcPr>
-          <w:p>
-            <w:pPr>
-              <w:jc w:val="center"/>
-            </w:pPr>
-            <w:r>
-              <w:rPr>
-                <w:color w:val="595959"/>
-                <w:sz w:val="14"/>
-                <w:szCs w:val="14"/>
-              </w:rPr>
-              <w:t>○ ◐ ●</w:t>
-            </w:r>
-          </w:p>
-          <w:p>
-            <w:pPr>
-              <w:jc w:val="center"/>
-            </w:pPr>
-            <w:r>
-              <w:rPr>
-                <w:color w:val="595959"/>
-                <w:sz w:val="14"/>
-                <w:szCs w:val="14"/>
-              </w:rPr>
-              <w:t>弱  中  強</w:t>
-            </w:r>
-          </w:p>
-        </w:tc>
-      </w:tr>
-    </w:tbl>
-    <w:p>
       <w:pPr>
         <w:pStyle w:val="1"/>
         <w:pageBreakBefore/>
@@ -4796,34 +3652,44 @@
         <w:spacing w:before="60" w:after="60" w:line="320" w:lineRule="auto"/>
       </w:pPr>
       <w:r>
-        <w:t>請開啟模擬實驗的「第一部分：理想彈簧」分頁，依下列步驟操作：</w:t>
+        <w:t>為了學會如何解決剛剛的測量問題,請同學操作接下來的模擬實驗進行學習。</w:t>
       </w:r>
     </w:p>
     <w:p>
       <w:pPr>
         <w:spacing w:before="60" w:after="60" w:line="320" w:lineRule="auto"/>
       </w:pPr>
-      <w:r>
-        <w:t xml:space="preserve">　① 切換至「單一」模式，掛上秤盤後，依序加入不同重量的砝碼，記錄「總質量 vs 全長」數據</w:t>
-      </w:r>
+      <w:hyperlink r:id="rId8" w:tgtFrame="_blank" w:history="1">
+        <w:r>
+          <w:rPr>
+            <w:rStyle w:val="a5"/>
+          </w:rPr>
+          <w:t>https://aisi.tw/src/interactive/8grade-spring/sping_ruberband.html</w:t>
+        </w:r>
+      </w:hyperlink>
     </w:p>
     <w:p>
       <w:pPr>
         <w:spacing w:before="60" w:after="60" w:line="320" w:lineRule="auto"/>
       </w:pPr>
       <w:r>
-        <w:t xml:space="preserve">　② 切換至「並聯」模式，重複上面流程，再記錄數據</w:t>
+        <w:t>首先,請開啟模擬實驗的「第一部分：理想彈簧」分頁，依下列步驟操作：</w:t>
       </w:r>
     </w:p>
     <w:p>
       <w:pPr>
         <w:spacing w:before="60" w:after="60" w:line="320" w:lineRule="auto"/>
-        <w:rPr>
-          <w:rFonts w:hint="eastAsia"/>
-        </w:rPr>
-      </w:pPr>
-      <w:r>
-        <w:t xml:space="preserve">　③ 對兩組數據分別按「分析目前模式」按鈕，記下兩條趨勢線的斜率</w:t>
+      </w:pPr>
+      <w:r>
+        <w:t>① 切換至「單一」模式，掛上秤盤後，依序加入不同重量的砝碼，記錄「總質量 vs 全長」數據</w:t>
+      </w:r>
+    </w:p>
+    <w:p>
+      <w:pPr>
+        <w:spacing w:before="60" w:after="60" w:line="320" w:lineRule="auto"/>
+      </w:pPr>
+      <w:r>
+        <w:t>② 切換至「並聯」模式，重複上面流程，再記錄「總質量 vs 全長」數據</w:t>
       </w:r>
     </w:p>
     <w:p>
@@ -4851,9 +3717,6 @@
     <w:p>
       <w:pPr>
         <w:spacing w:before="60" w:after="60" w:line="320" w:lineRule="auto"/>
-        <w:rPr>
-          <w:rFonts w:hint="eastAsia"/>
-        </w:rPr>
       </w:pPr>
       <w:r>
         <w:t>根據你的模擬數據與趨勢線結果，請回答以下問題：</w:t>
@@ -4879,7 +3742,6 @@
       <w:pPr>
         <w:spacing w:before="60" w:after="60" w:line="320" w:lineRule="auto"/>
         <w:rPr>
-          <w:rFonts w:hint="eastAsia"/>
           <w:b/>
           <w:bCs/>
         </w:rPr>
@@ -4903,11 +3765,20 @@
       </w:pPr>
       <w:r>
         <w:rPr>
+          <w:rFonts w:ascii="Segoe UI Emoji" w:hAnsi="Segoe UI Emoji" w:cs="Segoe UI Emoji"/>
           <w:b/>
           <w:bCs/>
           <w:color w:val="C00000"/>
         </w:rPr>
-        <w:t>📌 作答提醒（請務必包含）：</w:t>
+        <w:t>📌</w:t>
+      </w:r>
+      <w:r>
+        <w:rPr>
+          <w:b/>
+          <w:bCs/>
+          <w:color w:val="C00000"/>
+        </w:rPr>
+        <w:t xml:space="preserve"> 作答提醒（請務必包含）：</w:t>
       </w:r>
     </w:p>
     <w:p>
@@ -4915,7 +3786,7 @@
         <w:spacing w:before="60" w:after="60" w:line="320" w:lineRule="auto"/>
       </w:pPr>
       <w:r>
-        <w:t xml:space="preserve">　• 從圖表斜率讀出來的單位是 g/cm，請務必換算成 N/m（取 g = 9.8 m/s²；）</w:t>
+        <w:t>• 請務必換算單位為SI制</w:t>
       </w:r>
     </w:p>
     <w:p>
@@ -4923,18 +3794,15 @@
         <w:spacing w:before="60" w:after="60" w:line="320" w:lineRule="auto"/>
       </w:pPr>
       <w:r>
-        <w:t xml:space="preserve">　• 解釋並聯關係時要明確說明「每根彈簧分擔多少力」與「為什麼伸長量會變」</w:t>
+        <w:t>• 解釋並聯關係時要明確說明「每根彈簧分擔多少力」與「為什麼伸長量會變」</w:t>
       </w:r>
     </w:p>
     <w:p>
       <w:pPr>
         <w:spacing w:before="60" w:after="60" w:line="320" w:lineRule="auto"/>
-        <w:rPr>
-          <w:rFonts w:hint="eastAsia"/>
-        </w:rPr>
-      </w:pPr>
-      <w:r>
-        <w:t xml:space="preserve">　• 用「主張 → 證據 → 推理」的順序作答</w:t>
+      </w:pPr>
+      <w:r>
+        <w:t>• 模擬數據僅能記錄10次</w:t>
       </w:r>
     </w:p>
     <w:p>
@@ -5406,43 +4274,183 @@
                 <w:sz w:val="17"/>
                 <w:szCs w:val="17"/>
               </w:rPr>
-              <w:t xml:space="preserve">且明確寫出 </w:t>
-            </w:r>
-            <w:proofErr w:type="spellStart"/>
+              <w:t>且明確寫出 g→kg、cm→m 換算過程</w:t>
+            </w:r>
+          </w:p>
+        </w:tc>
+      </w:tr>
+      <w:tr>
+        <w:tc>
+          <w:tcPr>
+            <w:tcW w:w="1800" w:type="dxa"/>
+            <w:tcBorders>
+              <w:top w:val="single" w:sz="4" w:space="0" w:color="BFBFBF"/>
+              <w:left w:val="single" w:sz="4" w:space="0" w:color="BFBFBF"/>
+              <w:bottom w:val="single" w:sz="4" w:space="0" w:color="BFBFBF"/>
+              <w:right w:val="single" w:sz="4" w:space="0" w:color="BFBFBF"/>
+            </w:tcBorders>
+            <w:shd w:val="clear" w:color="auto" w:fill="F2F2F2"/>
+            <w:tcMar>
+              <w:top w:w="80" w:type="dxa"/>
+              <w:left w:w="120" w:type="dxa"/>
+              <w:bottom w:w="80" w:type="dxa"/>
+              <w:right w:w="120" w:type="dxa"/>
+            </w:tcMar>
+            <w:vAlign w:val="center"/>
+          </w:tcPr>
+          <w:p>
+            <w:r>
+              <w:rPr>
+                <w:b/>
+                <w:bCs/>
+                <w:color w:val="000000"/>
+                <w:sz w:val="18"/>
+                <w:szCs w:val="18"/>
+              </w:rPr>
+              <w:t>關係辨識</w:t>
+            </w:r>
+          </w:p>
+        </w:tc>
+        <w:tc>
+          <w:tcPr>
+            <w:tcW w:w="1890" w:type="dxa"/>
+            <w:tcBorders>
+              <w:top w:val="single" w:sz="4" w:space="0" w:color="BFBFBF"/>
+              <w:left w:val="single" w:sz="4" w:space="0" w:color="BFBFBF"/>
+              <w:bottom w:val="single" w:sz="4" w:space="0" w:color="BFBFBF"/>
+              <w:right w:val="single" w:sz="4" w:space="0" w:color="BFBFBF"/>
+            </w:tcBorders>
+            <w:tcMar>
+              <w:top w:w="80" w:type="dxa"/>
+              <w:left w:w="120" w:type="dxa"/>
+              <w:bottom w:w="80" w:type="dxa"/>
+              <w:right w:w="120" w:type="dxa"/>
+            </w:tcMar>
+            <w:vAlign w:val="center"/>
+          </w:tcPr>
+          <w:p>
             <w:r>
               <w:rPr>
                 <w:color w:val="000000"/>
                 <w:sz w:val="17"/>
                 <w:szCs w:val="17"/>
               </w:rPr>
-              <w:t>g→kg</w:t>
-            </w:r>
-            <w:proofErr w:type="spellEnd"/>
+              <w:t>未指出兩者關係</w:t>
+            </w:r>
+          </w:p>
+        </w:tc>
+        <w:tc>
+          <w:tcPr>
+            <w:tcW w:w="1890" w:type="dxa"/>
+            <w:tcBorders>
+              <w:top w:val="single" w:sz="4" w:space="0" w:color="BFBFBF"/>
+              <w:left w:val="single" w:sz="4" w:space="0" w:color="BFBFBF"/>
+              <w:bottom w:val="single" w:sz="4" w:space="0" w:color="BFBFBF"/>
+              <w:right w:val="single" w:sz="4" w:space="0" w:color="BFBFBF"/>
+            </w:tcBorders>
+            <w:tcMar>
+              <w:top w:w="80" w:type="dxa"/>
+              <w:left w:w="120" w:type="dxa"/>
+              <w:bottom w:w="80" w:type="dxa"/>
+              <w:right w:w="120" w:type="dxa"/>
+            </w:tcMar>
+            <w:vAlign w:val="center"/>
+          </w:tcPr>
+          <w:p>
             <w:r>
               <w:rPr>
                 <w:color w:val="000000"/>
                 <w:sz w:val="17"/>
                 <w:szCs w:val="17"/>
               </w:rPr>
-              <w:t>、</w:t>
-            </w:r>
-            <w:proofErr w:type="spellStart"/>
+              <w:t>只說「不一樣」沒指</w:t>
+            </w:r>
             <w:r>
               <w:rPr>
                 <w:color w:val="000000"/>
                 <w:sz w:val="17"/>
                 <w:szCs w:val="17"/>
               </w:rPr>
-              <w:t>cm→m</w:t>
-            </w:r>
-            <w:proofErr w:type="spellEnd"/>
+              <w:lastRenderedPageBreak/>
+              <w:t>出倍數</w:t>
+            </w:r>
+          </w:p>
+        </w:tc>
+        <w:tc>
+          <w:tcPr>
+            <w:tcW w:w="1890" w:type="dxa"/>
+            <w:tcBorders>
+              <w:top w:val="single" w:sz="4" w:space="0" w:color="BFBFBF"/>
+              <w:left w:val="single" w:sz="4" w:space="0" w:color="BFBFBF"/>
+              <w:bottom w:val="single" w:sz="4" w:space="0" w:color="BFBFBF"/>
+              <w:right w:val="single" w:sz="4" w:space="0" w:color="BFBFBF"/>
+            </w:tcBorders>
+            <w:tcMar>
+              <w:top w:w="80" w:type="dxa"/>
+              <w:left w:w="120" w:type="dxa"/>
+              <w:bottom w:w="80" w:type="dxa"/>
+              <w:right w:w="120" w:type="dxa"/>
+            </w:tcMar>
+            <w:vAlign w:val="center"/>
+          </w:tcPr>
+          <w:p>
             <w:r>
               <w:rPr>
                 <w:color w:val="000000"/>
                 <w:sz w:val="17"/>
                 <w:szCs w:val="17"/>
               </w:rPr>
-              <w:t xml:space="preserve"> 換算過程</w:t>
+              <w:lastRenderedPageBreak/>
+              <w:t>指出 k_並 = 2 × k₁</w:t>
+            </w:r>
+          </w:p>
+          <w:p>
+            <w:r>
+              <w:rPr>
+                <w:color w:val="000000"/>
+                <w:sz w:val="17"/>
+                <w:szCs w:val="17"/>
+              </w:rPr>
+              <w:lastRenderedPageBreak/>
+              <w:t>但沒解釋</w:t>
+            </w:r>
+          </w:p>
+        </w:tc>
+        <w:tc>
+          <w:tcPr>
+            <w:tcW w:w="1890" w:type="dxa"/>
+            <w:tcBorders>
+              <w:top w:val="single" w:sz="4" w:space="0" w:color="BFBFBF"/>
+              <w:left w:val="single" w:sz="4" w:space="0" w:color="BFBFBF"/>
+              <w:bottom w:val="single" w:sz="4" w:space="0" w:color="BFBFBF"/>
+              <w:right w:val="single" w:sz="4" w:space="0" w:color="BFBFBF"/>
+            </w:tcBorders>
+            <w:tcMar>
+              <w:top w:w="80" w:type="dxa"/>
+              <w:left w:w="120" w:type="dxa"/>
+              <w:bottom w:w="80" w:type="dxa"/>
+              <w:right w:w="120" w:type="dxa"/>
+            </w:tcMar>
+            <w:vAlign w:val="center"/>
+          </w:tcPr>
+          <w:p>
+            <w:r>
+              <w:rPr>
+                <w:color w:val="000000"/>
+                <w:sz w:val="17"/>
+                <w:szCs w:val="17"/>
+              </w:rPr>
+              <w:lastRenderedPageBreak/>
+              <w:t xml:space="preserve">明確寫出 k_並 = k₁ + </w:t>
+            </w:r>
+            <w:r>
+              <w:rPr>
+                <w:color w:val="000000"/>
+                <w:sz w:val="17"/>
+                <w:szCs w:val="17"/>
+              </w:rPr>
+              <w:lastRenderedPageBreak/>
+              <w:t>k₂ = 2 k₁，並理解兩條彈簧並聯就像「合成一條更硬的彈簧」</w:t>
             </w:r>
           </w:p>
         </w:tc>
@@ -5475,7 +4483,7 @@
                 <w:sz w:val="18"/>
                 <w:szCs w:val="18"/>
               </w:rPr>
-              <w:t>關係辨識</w:t>
+              <w:t>物理推理</w:t>
             </w:r>
           </w:p>
         </w:tc>
@@ -5503,7 +4511,7 @@
                 <w:sz w:val="17"/>
                 <w:szCs w:val="17"/>
               </w:rPr>
-              <w:t>未指出兩者關係</w:t>
+              <w:t>缺乏推理或推理錯誤</w:t>
             </w:r>
           </w:p>
         </w:tc>
@@ -5531,27 +4539,9 @@
                 <w:sz w:val="17"/>
                 <w:szCs w:val="17"/>
               </w:rPr>
-              <w:t>只說「不一樣」沒指出倍數</w:t>
-            </w:r>
-          </w:p>
-        </w:tc>
-        <w:tc>
-          <w:tcPr>
-            <w:tcW w:w="1890" w:type="dxa"/>
-            <w:tcBorders>
-              <w:top w:val="single" w:sz="4" w:space="0" w:color="BFBFBF"/>
-              <w:left w:val="single" w:sz="4" w:space="0" w:color="BFBFBF"/>
-              <w:bottom w:val="single" w:sz="4" w:space="0" w:color="BFBFBF"/>
-              <w:right w:val="single" w:sz="4" w:space="0" w:color="BFBFBF"/>
-            </w:tcBorders>
-            <w:tcMar>
-              <w:top w:w="80" w:type="dxa"/>
-              <w:left w:w="120" w:type="dxa"/>
-              <w:bottom w:w="80" w:type="dxa"/>
-              <w:right w:w="120" w:type="dxa"/>
-            </w:tcMar>
-            <w:vAlign w:val="center"/>
-          </w:tcPr>
+              <w:t>只描述現象</w:t>
+            </w:r>
+          </w:p>
           <w:p>
             <w:r>
               <w:rPr>
@@ -5559,9 +4549,27 @@
                 <w:sz w:val="17"/>
                 <w:szCs w:val="17"/>
               </w:rPr>
-              <w:t>指出 k_並 = 2 × k₁</w:t>
-            </w:r>
-          </w:p>
+              <w:t>沒連結到力的分擔</w:t>
+            </w:r>
+          </w:p>
+        </w:tc>
+        <w:tc>
+          <w:tcPr>
+            <w:tcW w:w="1890" w:type="dxa"/>
+            <w:tcBorders>
+              <w:top w:val="single" w:sz="4" w:space="0" w:color="BFBFBF"/>
+              <w:left w:val="single" w:sz="4" w:space="0" w:color="BFBFBF"/>
+              <w:bottom w:val="single" w:sz="4" w:space="0" w:color="BFBFBF"/>
+              <w:right w:val="single" w:sz="4" w:space="0" w:color="BFBFBF"/>
+            </w:tcBorders>
+            <w:tcMar>
+              <w:top w:w="80" w:type="dxa"/>
+              <w:left w:w="120" w:type="dxa"/>
+              <w:bottom w:w="80" w:type="dxa"/>
+              <w:right w:w="120" w:type="dxa"/>
+            </w:tcMar>
+            <w:vAlign w:val="center"/>
+          </w:tcPr>
           <w:p>
             <w:r>
               <w:rPr>
@@ -5569,27 +4577,9 @@
                 <w:sz w:val="17"/>
                 <w:szCs w:val="17"/>
               </w:rPr>
-              <w:t>但沒解釋</w:t>
-            </w:r>
-          </w:p>
-        </w:tc>
-        <w:tc>
-          <w:tcPr>
-            <w:tcW w:w="1890" w:type="dxa"/>
-            <w:tcBorders>
-              <w:top w:val="single" w:sz="4" w:space="0" w:color="BFBFBF"/>
-              <w:left w:val="single" w:sz="4" w:space="0" w:color="BFBFBF"/>
-              <w:bottom w:val="single" w:sz="4" w:space="0" w:color="BFBFBF"/>
-              <w:right w:val="single" w:sz="4" w:space="0" w:color="BFBFBF"/>
-            </w:tcBorders>
-            <w:tcMar>
-              <w:top w:w="80" w:type="dxa"/>
-              <w:left w:w="120" w:type="dxa"/>
-              <w:bottom w:w="80" w:type="dxa"/>
-              <w:right w:w="120" w:type="dxa"/>
-            </w:tcMar>
-            <w:vAlign w:val="center"/>
-          </w:tcPr>
+              <w:t>提到「每根彈簧分擔一半的力」</w:t>
+            </w:r>
+          </w:p>
           <w:p>
             <w:r>
               <w:rPr>
@@ -5597,181 +4587,34 @@
                 <w:sz w:val="17"/>
                 <w:szCs w:val="17"/>
               </w:rPr>
-              <w:t>明確寫出 k_並 = k₁ + k₂ = 2 k₁，並理解兩條彈簧並聯就像「合</w:t>
-            </w:r>
+              <w:t>但沒連結到伸長量</w:t>
+            </w:r>
+          </w:p>
+        </w:tc>
+        <w:tc>
+          <w:tcPr>
+            <w:tcW w:w="1890" w:type="dxa"/>
+            <w:tcBorders>
+              <w:top w:val="single" w:sz="4" w:space="0" w:color="BFBFBF"/>
+              <w:left w:val="single" w:sz="4" w:space="0" w:color="BFBFBF"/>
+              <w:bottom w:val="single" w:sz="4" w:space="0" w:color="BFBFBF"/>
+              <w:right w:val="single" w:sz="4" w:space="0" w:color="BFBFBF"/>
+            </w:tcBorders>
+            <w:tcMar>
+              <w:top w:w="80" w:type="dxa"/>
+              <w:left w:w="120" w:type="dxa"/>
+              <w:bottom w:w="80" w:type="dxa"/>
+              <w:right w:w="120" w:type="dxa"/>
+            </w:tcMar>
+            <w:vAlign w:val="center"/>
+          </w:tcPr>
+          <w:p>
             <w:r>
               <w:rPr>
                 <w:color w:val="000000"/>
                 <w:sz w:val="17"/>
                 <w:szCs w:val="17"/>
               </w:rPr>
-              <w:lastRenderedPageBreak/>
-              <w:t>成一條更硬的彈簧」</w:t>
-            </w:r>
-          </w:p>
-        </w:tc>
-      </w:tr>
-      <w:tr>
-        <w:tc>
-          <w:tcPr>
-            <w:tcW w:w="1800" w:type="dxa"/>
-            <w:tcBorders>
-              <w:top w:val="single" w:sz="4" w:space="0" w:color="BFBFBF"/>
-              <w:left w:val="single" w:sz="4" w:space="0" w:color="BFBFBF"/>
-              <w:bottom w:val="single" w:sz="4" w:space="0" w:color="BFBFBF"/>
-              <w:right w:val="single" w:sz="4" w:space="0" w:color="BFBFBF"/>
-            </w:tcBorders>
-            <w:shd w:val="clear" w:color="auto" w:fill="F2F2F2"/>
-            <w:tcMar>
-              <w:top w:w="80" w:type="dxa"/>
-              <w:left w:w="120" w:type="dxa"/>
-              <w:bottom w:w="80" w:type="dxa"/>
-              <w:right w:w="120" w:type="dxa"/>
-            </w:tcMar>
-            <w:vAlign w:val="center"/>
-          </w:tcPr>
-          <w:p>
-            <w:r>
-              <w:rPr>
-                <w:b/>
-                <w:bCs/>
-                <w:color w:val="000000"/>
-                <w:sz w:val="18"/>
-                <w:szCs w:val="18"/>
-              </w:rPr>
-              <w:lastRenderedPageBreak/>
-              <w:t>物理推理</w:t>
-            </w:r>
-          </w:p>
-        </w:tc>
-        <w:tc>
-          <w:tcPr>
-            <w:tcW w:w="1890" w:type="dxa"/>
-            <w:tcBorders>
-              <w:top w:val="single" w:sz="4" w:space="0" w:color="BFBFBF"/>
-              <w:left w:val="single" w:sz="4" w:space="0" w:color="BFBFBF"/>
-              <w:bottom w:val="single" w:sz="4" w:space="0" w:color="BFBFBF"/>
-              <w:right w:val="single" w:sz="4" w:space="0" w:color="BFBFBF"/>
-            </w:tcBorders>
-            <w:tcMar>
-              <w:top w:w="80" w:type="dxa"/>
-              <w:left w:w="120" w:type="dxa"/>
-              <w:bottom w:w="80" w:type="dxa"/>
-              <w:right w:w="120" w:type="dxa"/>
-            </w:tcMar>
-            <w:vAlign w:val="center"/>
-          </w:tcPr>
-          <w:p>
-            <w:r>
-              <w:rPr>
-                <w:color w:val="000000"/>
-                <w:sz w:val="17"/>
-                <w:szCs w:val="17"/>
-              </w:rPr>
-              <w:t>缺乏推理或推理錯誤</w:t>
-            </w:r>
-          </w:p>
-        </w:tc>
-        <w:tc>
-          <w:tcPr>
-            <w:tcW w:w="1890" w:type="dxa"/>
-            <w:tcBorders>
-              <w:top w:val="single" w:sz="4" w:space="0" w:color="BFBFBF"/>
-              <w:left w:val="single" w:sz="4" w:space="0" w:color="BFBFBF"/>
-              <w:bottom w:val="single" w:sz="4" w:space="0" w:color="BFBFBF"/>
-              <w:right w:val="single" w:sz="4" w:space="0" w:color="BFBFBF"/>
-            </w:tcBorders>
-            <w:tcMar>
-              <w:top w:w="80" w:type="dxa"/>
-              <w:left w:w="120" w:type="dxa"/>
-              <w:bottom w:w="80" w:type="dxa"/>
-              <w:right w:w="120" w:type="dxa"/>
-            </w:tcMar>
-            <w:vAlign w:val="center"/>
-          </w:tcPr>
-          <w:p>
-            <w:r>
-              <w:rPr>
-                <w:color w:val="000000"/>
-                <w:sz w:val="17"/>
-                <w:szCs w:val="17"/>
-              </w:rPr>
-              <w:t>只描述現象</w:t>
-            </w:r>
-          </w:p>
-          <w:p>
-            <w:r>
-              <w:rPr>
-                <w:color w:val="000000"/>
-                <w:sz w:val="17"/>
-                <w:szCs w:val="17"/>
-              </w:rPr>
-              <w:t>沒連結到力的分擔</w:t>
-            </w:r>
-          </w:p>
-        </w:tc>
-        <w:tc>
-          <w:tcPr>
-            <w:tcW w:w="1890" w:type="dxa"/>
-            <w:tcBorders>
-              <w:top w:val="single" w:sz="4" w:space="0" w:color="BFBFBF"/>
-              <w:left w:val="single" w:sz="4" w:space="0" w:color="BFBFBF"/>
-              <w:bottom w:val="single" w:sz="4" w:space="0" w:color="BFBFBF"/>
-              <w:right w:val="single" w:sz="4" w:space="0" w:color="BFBFBF"/>
-            </w:tcBorders>
-            <w:tcMar>
-              <w:top w:w="80" w:type="dxa"/>
-              <w:left w:w="120" w:type="dxa"/>
-              <w:bottom w:w="80" w:type="dxa"/>
-              <w:right w:w="120" w:type="dxa"/>
-            </w:tcMar>
-            <w:vAlign w:val="center"/>
-          </w:tcPr>
-          <w:p>
-            <w:r>
-              <w:rPr>
-                <w:color w:val="000000"/>
-                <w:sz w:val="17"/>
-                <w:szCs w:val="17"/>
-              </w:rPr>
-              <w:t>提到「每根彈簧分擔一半的力」</w:t>
-            </w:r>
-          </w:p>
-          <w:p>
-            <w:r>
-              <w:rPr>
-                <w:color w:val="000000"/>
-                <w:sz w:val="17"/>
-                <w:szCs w:val="17"/>
-              </w:rPr>
-              <w:t>但沒連結到伸長量</w:t>
-            </w:r>
-          </w:p>
-        </w:tc>
-        <w:tc>
-          <w:tcPr>
-            <w:tcW w:w="1890" w:type="dxa"/>
-            <w:tcBorders>
-              <w:top w:val="single" w:sz="4" w:space="0" w:color="BFBFBF"/>
-              <w:left w:val="single" w:sz="4" w:space="0" w:color="BFBFBF"/>
-              <w:bottom w:val="single" w:sz="4" w:space="0" w:color="BFBFBF"/>
-              <w:right w:val="single" w:sz="4" w:space="0" w:color="BFBFBF"/>
-            </w:tcBorders>
-            <w:tcMar>
-              <w:top w:w="80" w:type="dxa"/>
-              <w:left w:w="120" w:type="dxa"/>
-              <w:bottom w:w="80" w:type="dxa"/>
-              <w:right w:w="120" w:type="dxa"/>
-            </w:tcMar>
-            <w:vAlign w:val="center"/>
-          </w:tcPr>
-          <w:p>
-            <w:r>
-              <w:rPr>
-                <w:color w:val="000000"/>
-                <w:sz w:val="17"/>
-                <w:szCs w:val="17"/>
-              </w:rPr>
               <w:t>完整：兩條彈簧分擔重量 → 每條只承受一半的力 → 同樣的力下伸長量變一半 → k 看起來變成 2 倍</w:t>
             </w:r>
           </w:p>
@@ -5783,666 +4626,6 @@
         <w:t xml:space="preserve"> </w:t>
       </w:r>
     </w:p>
-    <w:p>
-      <w:pPr>
-        <w:spacing w:before="60" w:after="60" w:line="320" w:lineRule="auto"/>
-        <w:rPr>
-          <w:b/>
-          <w:bCs/>
-          <w:color w:val="1F4E79"/>
-        </w:rPr>
-      </w:pPr>
-      <w:r>
-        <w:rPr>
-          <w:b/>
-          <w:bCs/>
-          <w:color w:val="1F4E79"/>
-        </w:rPr>
-        <w:t>【自我檢查清單】</w:t>
-      </w:r>
-    </w:p>
-    <w:tbl>
-      <w:tblPr>
-        <w:tblW w:w="9360" w:type="dxa"/>
-        <w:tblBorders>
-          <w:top w:val="single" w:sz="4" w:space="0" w:color="auto"/>
-          <w:left w:val="single" w:sz="4" w:space="0" w:color="auto"/>
-          <w:bottom w:val="single" w:sz="4" w:space="0" w:color="auto"/>
-          <w:right w:val="single" w:sz="4" w:space="0" w:color="auto"/>
-          <w:insideH w:val="single" w:sz="4" w:space="0" w:color="auto"/>
-          <w:insideV w:val="single" w:sz="4" w:space="0" w:color="auto"/>
-        </w:tblBorders>
-        <w:tblCellMar>
-          <w:left w:w="10" w:type="dxa"/>
-          <w:right w:w="10" w:type="dxa"/>
-        </w:tblCellMar>
-        <w:tblLook w:val="0000" w:firstRow="0" w:lastRow="0" w:firstColumn="0" w:lastColumn="0" w:noHBand="0" w:noVBand="0"/>
-      </w:tblPr>
-      <w:tblGrid>
-        <w:gridCol w:w="600"/>
-        <w:gridCol w:w="7560"/>
-        <w:gridCol w:w="1200"/>
-      </w:tblGrid>
-      <w:tr>
-        <w:trPr>
-          <w:tblHeader/>
-        </w:trPr>
-        <w:tc>
-          <w:tcPr>
-            <w:tcW w:w="600" w:type="dxa"/>
-            <w:tcBorders>
-              <w:top w:val="single" w:sz="4" w:space="0" w:color="BFBFBF"/>
-              <w:left w:val="single" w:sz="4" w:space="0" w:color="BFBFBF"/>
-              <w:bottom w:val="single" w:sz="4" w:space="0" w:color="BFBFBF"/>
-              <w:right w:val="single" w:sz="4" w:space="0" w:color="BFBFBF"/>
-            </w:tcBorders>
-            <w:shd w:val="clear" w:color="auto" w:fill="2E75B6"/>
-            <w:tcMar>
-              <w:top w:w="80" w:type="dxa"/>
-              <w:left w:w="120" w:type="dxa"/>
-              <w:bottom w:w="80" w:type="dxa"/>
-              <w:right w:w="120" w:type="dxa"/>
-            </w:tcMar>
-            <w:vAlign w:val="center"/>
-          </w:tcPr>
-          <w:p>
-            <w:pPr>
-              <w:jc w:val="center"/>
-            </w:pPr>
-            <w:r>
-              <w:rPr>
-                <w:b/>
-                <w:bCs/>
-                <w:color w:val="FFFFFF"/>
-                <w:sz w:val="18"/>
-                <w:szCs w:val="18"/>
-              </w:rPr>
-              <w:t>✓</w:t>
-            </w:r>
-          </w:p>
-        </w:tc>
-        <w:tc>
-          <w:tcPr>
-            <w:tcW w:w="7560" w:type="dxa"/>
-            <w:tcBorders>
-              <w:top w:val="single" w:sz="4" w:space="0" w:color="BFBFBF"/>
-              <w:left w:val="single" w:sz="4" w:space="0" w:color="BFBFBF"/>
-              <w:bottom w:val="single" w:sz="4" w:space="0" w:color="BFBFBF"/>
-              <w:right w:val="single" w:sz="4" w:space="0" w:color="BFBFBF"/>
-            </w:tcBorders>
-            <w:shd w:val="clear" w:color="auto" w:fill="DEEBF7"/>
-            <w:tcMar>
-              <w:top w:w="80" w:type="dxa"/>
-              <w:left w:w="120" w:type="dxa"/>
-              <w:bottom w:w="80" w:type="dxa"/>
-              <w:right w:w="120" w:type="dxa"/>
-            </w:tcMar>
-            <w:vAlign w:val="center"/>
-          </w:tcPr>
-          <w:p>
-            <w:r>
-              <w:rPr>
-                <w:b/>
-                <w:bCs/>
-                <w:color w:val="000000"/>
-                <w:sz w:val="18"/>
-                <w:szCs w:val="18"/>
-              </w:rPr>
-              <w:t>自我檢查項目</w:t>
-            </w:r>
-          </w:p>
-        </w:tc>
-        <w:tc>
-          <w:tcPr>
-            <w:tcW w:w="1200" w:type="dxa"/>
-            <w:tcBorders>
-              <w:top w:val="single" w:sz="4" w:space="0" w:color="BFBFBF"/>
-              <w:left w:val="single" w:sz="4" w:space="0" w:color="BFBFBF"/>
-              <w:bottom w:val="single" w:sz="4" w:space="0" w:color="BFBFBF"/>
-              <w:right w:val="single" w:sz="4" w:space="0" w:color="BFBFBF"/>
-            </w:tcBorders>
-            <w:shd w:val="clear" w:color="auto" w:fill="DEEBF7"/>
-            <w:tcMar>
-              <w:top w:w="80" w:type="dxa"/>
-              <w:left w:w="120" w:type="dxa"/>
-              <w:bottom w:w="80" w:type="dxa"/>
-              <w:right w:w="120" w:type="dxa"/>
-            </w:tcMar>
-            <w:vAlign w:val="center"/>
-          </w:tcPr>
-          <w:p>
-            <w:pPr>
-              <w:jc w:val="center"/>
-            </w:pPr>
-            <w:r>
-              <w:rPr>
-                <w:b/>
-                <w:bCs/>
-                <w:color w:val="000000"/>
-                <w:sz w:val="16"/>
-                <w:szCs w:val="16"/>
-              </w:rPr>
-              <w:t>達成程度</w:t>
-            </w:r>
-          </w:p>
-        </w:tc>
-      </w:tr>
-      <w:tr>
-        <w:tc>
-          <w:tcPr>
-            <w:tcW w:w="600" w:type="dxa"/>
-            <w:tcBorders>
-              <w:top w:val="single" w:sz="4" w:space="0" w:color="BFBFBF"/>
-              <w:left w:val="single" w:sz="4" w:space="0" w:color="BFBFBF"/>
-              <w:bottom w:val="single" w:sz="4" w:space="0" w:color="BFBFBF"/>
-              <w:right w:val="single" w:sz="4" w:space="0" w:color="BFBFBF"/>
-            </w:tcBorders>
-            <w:tcMar>
-              <w:top w:w="80" w:type="dxa"/>
-              <w:left w:w="120" w:type="dxa"/>
-              <w:bottom w:w="80" w:type="dxa"/>
-              <w:right w:w="120" w:type="dxa"/>
-            </w:tcMar>
-            <w:vAlign w:val="center"/>
-          </w:tcPr>
-          <w:p>
-            <w:pPr>
-              <w:jc w:val="center"/>
-            </w:pPr>
-            <w:r>
-              <w:rPr>
-                <w:color w:val="000000"/>
-              </w:rPr>
-              <w:t>□</w:t>
-            </w:r>
-          </w:p>
-        </w:tc>
-        <w:tc>
-          <w:tcPr>
-            <w:tcW w:w="7560" w:type="dxa"/>
-            <w:tcBorders>
-              <w:top w:val="single" w:sz="4" w:space="0" w:color="BFBFBF"/>
-              <w:left w:val="single" w:sz="4" w:space="0" w:color="BFBFBF"/>
-              <w:bottom w:val="single" w:sz="4" w:space="0" w:color="BFBFBF"/>
-              <w:right w:val="single" w:sz="4" w:space="0" w:color="BFBFBF"/>
-            </w:tcBorders>
-            <w:tcMar>
-              <w:top w:w="80" w:type="dxa"/>
-              <w:left w:w="120" w:type="dxa"/>
-              <w:bottom w:w="80" w:type="dxa"/>
-              <w:right w:w="120" w:type="dxa"/>
-            </w:tcMar>
-            <w:vAlign w:val="center"/>
-          </w:tcPr>
-          <w:p>
-            <w:r>
-              <w:rPr>
-                <w:color w:val="000000"/>
-                <w:sz w:val="18"/>
-                <w:szCs w:val="18"/>
-              </w:rPr>
-              <w:t>我有實際操作模擬至少 10 筆數據（單一 5 + 並聯 5）</w:t>
-            </w:r>
-          </w:p>
-        </w:tc>
-        <w:tc>
-          <w:tcPr>
-            <w:tcW w:w="1200" w:type="dxa"/>
-            <w:tcBorders>
-              <w:top w:val="single" w:sz="4" w:space="0" w:color="BFBFBF"/>
-              <w:left w:val="single" w:sz="4" w:space="0" w:color="BFBFBF"/>
-              <w:bottom w:val="single" w:sz="4" w:space="0" w:color="BFBFBF"/>
-              <w:right w:val="single" w:sz="4" w:space="0" w:color="BFBFBF"/>
-            </w:tcBorders>
-            <w:tcMar>
-              <w:top w:w="80" w:type="dxa"/>
-              <w:left w:w="120" w:type="dxa"/>
-              <w:bottom w:w="80" w:type="dxa"/>
-              <w:right w:w="120" w:type="dxa"/>
-            </w:tcMar>
-            <w:vAlign w:val="center"/>
-          </w:tcPr>
-          <w:p>
-            <w:pPr>
-              <w:jc w:val="center"/>
-            </w:pPr>
-            <w:r>
-              <w:rPr>
-                <w:color w:val="595959"/>
-                <w:sz w:val="14"/>
-                <w:szCs w:val="14"/>
-              </w:rPr>
-              <w:t>○ ◐ ●</w:t>
-            </w:r>
-          </w:p>
-          <w:p>
-            <w:pPr>
-              <w:jc w:val="center"/>
-            </w:pPr>
-            <w:r>
-              <w:rPr>
-                <w:color w:val="595959"/>
-                <w:sz w:val="14"/>
-                <w:szCs w:val="14"/>
-              </w:rPr>
-              <w:t>弱  中  強</w:t>
-            </w:r>
-          </w:p>
-        </w:tc>
-      </w:tr>
-      <w:tr>
-        <w:tc>
-          <w:tcPr>
-            <w:tcW w:w="600" w:type="dxa"/>
-            <w:tcBorders>
-              <w:top w:val="single" w:sz="4" w:space="0" w:color="BFBFBF"/>
-              <w:left w:val="single" w:sz="4" w:space="0" w:color="BFBFBF"/>
-              <w:bottom w:val="single" w:sz="4" w:space="0" w:color="BFBFBF"/>
-              <w:right w:val="single" w:sz="4" w:space="0" w:color="BFBFBF"/>
-            </w:tcBorders>
-            <w:tcMar>
-              <w:top w:w="80" w:type="dxa"/>
-              <w:left w:w="120" w:type="dxa"/>
-              <w:bottom w:w="80" w:type="dxa"/>
-              <w:right w:w="120" w:type="dxa"/>
-            </w:tcMar>
-            <w:vAlign w:val="center"/>
-          </w:tcPr>
-          <w:p>
-            <w:pPr>
-              <w:jc w:val="center"/>
-            </w:pPr>
-            <w:r>
-              <w:rPr>
-                <w:color w:val="000000"/>
-              </w:rPr>
-              <w:t>□</w:t>
-            </w:r>
-          </w:p>
-        </w:tc>
-        <w:tc>
-          <w:tcPr>
-            <w:tcW w:w="7560" w:type="dxa"/>
-            <w:tcBorders>
-              <w:top w:val="single" w:sz="4" w:space="0" w:color="BFBFBF"/>
-              <w:left w:val="single" w:sz="4" w:space="0" w:color="BFBFBF"/>
-              <w:bottom w:val="single" w:sz="4" w:space="0" w:color="BFBFBF"/>
-              <w:right w:val="single" w:sz="4" w:space="0" w:color="BFBFBF"/>
-            </w:tcBorders>
-            <w:tcMar>
-              <w:top w:w="80" w:type="dxa"/>
-              <w:left w:w="120" w:type="dxa"/>
-              <w:bottom w:w="80" w:type="dxa"/>
-              <w:right w:w="120" w:type="dxa"/>
-            </w:tcMar>
-            <w:vAlign w:val="center"/>
-          </w:tcPr>
-          <w:p>
-            <w:r>
-              <w:rPr>
-                <w:color w:val="000000"/>
-                <w:sz w:val="18"/>
-                <w:szCs w:val="18"/>
-              </w:rPr>
-              <w:t>我有按下「分析目前模式」確實得到兩條趨勢線的斜率</w:t>
-            </w:r>
-          </w:p>
-        </w:tc>
-        <w:tc>
-          <w:tcPr>
-            <w:tcW w:w="1200" w:type="dxa"/>
-            <w:tcBorders>
-              <w:top w:val="single" w:sz="4" w:space="0" w:color="BFBFBF"/>
-              <w:left w:val="single" w:sz="4" w:space="0" w:color="BFBFBF"/>
-              <w:bottom w:val="single" w:sz="4" w:space="0" w:color="BFBFBF"/>
-              <w:right w:val="single" w:sz="4" w:space="0" w:color="BFBFBF"/>
-            </w:tcBorders>
-            <w:tcMar>
-              <w:top w:w="80" w:type="dxa"/>
-              <w:left w:w="120" w:type="dxa"/>
-              <w:bottom w:w="80" w:type="dxa"/>
-              <w:right w:w="120" w:type="dxa"/>
-            </w:tcMar>
-            <w:vAlign w:val="center"/>
-          </w:tcPr>
-          <w:p>
-            <w:pPr>
-              <w:jc w:val="center"/>
-            </w:pPr>
-            <w:r>
-              <w:rPr>
-                <w:color w:val="595959"/>
-                <w:sz w:val="14"/>
-                <w:szCs w:val="14"/>
-              </w:rPr>
-              <w:t>○ ◐ ●</w:t>
-            </w:r>
-          </w:p>
-          <w:p>
-            <w:pPr>
-              <w:jc w:val="center"/>
-            </w:pPr>
-            <w:r>
-              <w:rPr>
-                <w:color w:val="595959"/>
-                <w:sz w:val="14"/>
-                <w:szCs w:val="14"/>
-              </w:rPr>
-              <w:t>弱  中  強</w:t>
-            </w:r>
-          </w:p>
-        </w:tc>
-      </w:tr>
-      <w:tr>
-        <w:tc>
-          <w:tcPr>
-            <w:tcW w:w="600" w:type="dxa"/>
-            <w:tcBorders>
-              <w:top w:val="single" w:sz="4" w:space="0" w:color="BFBFBF"/>
-              <w:left w:val="single" w:sz="4" w:space="0" w:color="BFBFBF"/>
-              <w:bottom w:val="single" w:sz="4" w:space="0" w:color="BFBFBF"/>
-              <w:right w:val="single" w:sz="4" w:space="0" w:color="BFBFBF"/>
-            </w:tcBorders>
-            <w:tcMar>
-              <w:top w:w="80" w:type="dxa"/>
-              <w:left w:w="120" w:type="dxa"/>
-              <w:bottom w:w="80" w:type="dxa"/>
-              <w:right w:w="120" w:type="dxa"/>
-            </w:tcMar>
-            <w:vAlign w:val="center"/>
-          </w:tcPr>
-          <w:p>
-            <w:pPr>
-              <w:jc w:val="center"/>
-            </w:pPr>
-            <w:r>
-              <w:rPr>
-                <w:color w:val="000000"/>
-              </w:rPr>
-              <w:t>□</w:t>
-            </w:r>
-          </w:p>
-        </w:tc>
-        <w:tc>
-          <w:tcPr>
-            <w:tcW w:w="7560" w:type="dxa"/>
-            <w:tcBorders>
-              <w:top w:val="single" w:sz="4" w:space="0" w:color="BFBFBF"/>
-              <w:left w:val="single" w:sz="4" w:space="0" w:color="BFBFBF"/>
-              <w:bottom w:val="single" w:sz="4" w:space="0" w:color="BFBFBF"/>
-              <w:right w:val="single" w:sz="4" w:space="0" w:color="BFBFBF"/>
-            </w:tcBorders>
-            <w:tcMar>
-              <w:top w:w="80" w:type="dxa"/>
-              <w:left w:w="120" w:type="dxa"/>
-              <w:bottom w:w="80" w:type="dxa"/>
-              <w:right w:w="120" w:type="dxa"/>
-            </w:tcMar>
-            <w:vAlign w:val="center"/>
-          </w:tcPr>
-          <w:p>
-            <w:r>
-              <w:rPr>
-                <w:color w:val="000000"/>
-                <w:sz w:val="18"/>
-                <w:szCs w:val="18"/>
-              </w:rPr>
-              <w:t>我有正確完成 g/cm → N/m 的單位換算（記得乘 9.8）</w:t>
-            </w:r>
-          </w:p>
-        </w:tc>
-        <w:tc>
-          <w:tcPr>
-            <w:tcW w:w="1200" w:type="dxa"/>
-            <w:tcBorders>
-              <w:top w:val="single" w:sz="4" w:space="0" w:color="BFBFBF"/>
-              <w:left w:val="single" w:sz="4" w:space="0" w:color="BFBFBF"/>
-              <w:bottom w:val="single" w:sz="4" w:space="0" w:color="BFBFBF"/>
-              <w:right w:val="single" w:sz="4" w:space="0" w:color="BFBFBF"/>
-            </w:tcBorders>
-            <w:tcMar>
-              <w:top w:w="80" w:type="dxa"/>
-              <w:left w:w="120" w:type="dxa"/>
-              <w:bottom w:w="80" w:type="dxa"/>
-              <w:right w:w="120" w:type="dxa"/>
-            </w:tcMar>
-            <w:vAlign w:val="center"/>
-          </w:tcPr>
-          <w:p>
-            <w:pPr>
-              <w:jc w:val="center"/>
-            </w:pPr>
-            <w:r>
-              <w:rPr>
-                <w:color w:val="595959"/>
-                <w:sz w:val="14"/>
-                <w:szCs w:val="14"/>
-              </w:rPr>
-              <w:t>○ ◐ ●</w:t>
-            </w:r>
-          </w:p>
-          <w:p>
-            <w:pPr>
-              <w:jc w:val="center"/>
-            </w:pPr>
-            <w:r>
-              <w:rPr>
-                <w:color w:val="595959"/>
-                <w:sz w:val="14"/>
-                <w:szCs w:val="14"/>
-              </w:rPr>
-              <w:t>弱  中  強</w:t>
-            </w:r>
-          </w:p>
-        </w:tc>
-      </w:tr>
-      <w:tr>
-        <w:tc>
-          <w:tcPr>
-            <w:tcW w:w="600" w:type="dxa"/>
-            <w:tcBorders>
-              <w:top w:val="single" w:sz="4" w:space="0" w:color="BFBFBF"/>
-              <w:left w:val="single" w:sz="4" w:space="0" w:color="BFBFBF"/>
-              <w:bottom w:val="single" w:sz="4" w:space="0" w:color="BFBFBF"/>
-              <w:right w:val="single" w:sz="4" w:space="0" w:color="BFBFBF"/>
-            </w:tcBorders>
-            <w:tcMar>
-              <w:top w:w="80" w:type="dxa"/>
-              <w:left w:w="120" w:type="dxa"/>
-              <w:bottom w:w="80" w:type="dxa"/>
-              <w:right w:w="120" w:type="dxa"/>
-            </w:tcMar>
-            <w:vAlign w:val="center"/>
-          </w:tcPr>
-          <w:p>
-            <w:pPr>
-              <w:jc w:val="center"/>
-            </w:pPr>
-            <w:r>
-              <w:rPr>
-                <w:color w:val="000000"/>
-              </w:rPr>
-              <w:t>□</w:t>
-            </w:r>
-          </w:p>
-        </w:tc>
-        <w:tc>
-          <w:tcPr>
-            <w:tcW w:w="7560" w:type="dxa"/>
-            <w:tcBorders>
-              <w:top w:val="single" w:sz="4" w:space="0" w:color="BFBFBF"/>
-              <w:left w:val="single" w:sz="4" w:space="0" w:color="BFBFBF"/>
-              <w:bottom w:val="single" w:sz="4" w:space="0" w:color="BFBFBF"/>
-              <w:right w:val="single" w:sz="4" w:space="0" w:color="BFBFBF"/>
-            </w:tcBorders>
-            <w:tcMar>
-              <w:top w:w="80" w:type="dxa"/>
-              <w:left w:w="120" w:type="dxa"/>
-              <w:bottom w:w="80" w:type="dxa"/>
-              <w:right w:w="120" w:type="dxa"/>
-            </w:tcMar>
-            <w:vAlign w:val="center"/>
-          </w:tcPr>
-          <w:p>
-            <w:r>
-              <w:rPr>
-                <w:color w:val="000000"/>
-                <w:sz w:val="18"/>
-                <w:szCs w:val="18"/>
-              </w:rPr>
-              <w:t>我能用「力的分擔」概念解釋為什麼並聯後 k 會變大</w:t>
-            </w:r>
-          </w:p>
-        </w:tc>
-        <w:tc>
-          <w:tcPr>
-            <w:tcW w:w="1200" w:type="dxa"/>
-            <w:tcBorders>
-              <w:top w:val="single" w:sz="4" w:space="0" w:color="BFBFBF"/>
-              <w:left w:val="single" w:sz="4" w:space="0" w:color="BFBFBF"/>
-              <w:bottom w:val="single" w:sz="4" w:space="0" w:color="BFBFBF"/>
-              <w:right w:val="single" w:sz="4" w:space="0" w:color="BFBFBF"/>
-            </w:tcBorders>
-            <w:tcMar>
-              <w:top w:w="80" w:type="dxa"/>
-              <w:left w:w="120" w:type="dxa"/>
-              <w:bottom w:w="80" w:type="dxa"/>
-              <w:right w:w="120" w:type="dxa"/>
-            </w:tcMar>
-            <w:vAlign w:val="center"/>
-          </w:tcPr>
-          <w:p>
-            <w:pPr>
-              <w:jc w:val="center"/>
-            </w:pPr>
-            <w:r>
-              <w:rPr>
-                <w:color w:val="595959"/>
-                <w:sz w:val="14"/>
-                <w:szCs w:val="14"/>
-              </w:rPr>
-              <w:t>○ ◐ ●</w:t>
-            </w:r>
-          </w:p>
-          <w:p>
-            <w:pPr>
-              <w:jc w:val="center"/>
-            </w:pPr>
-            <w:r>
-              <w:rPr>
-                <w:color w:val="595959"/>
-                <w:sz w:val="14"/>
-                <w:szCs w:val="14"/>
-              </w:rPr>
-              <w:t>弱  中  強</w:t>
-            </w:r>
-          </w:p>
-        </w:tc>
-      </w:tr>
-      <w:tr>
-        <w:tc>
-          <w:tcPr>
-            <w:tcW w:w="600" w:type="dxa"/>
-            <w:tcBorders>
-              <w:top w:val="single" w:sz="4" w:space="0" w:color="BFBFBF"/>
-              <w:left w:val="single" w:sz="4" w:space="0" w:color="BFBFBF"/>
-              <w:bottom w:val="single" w:sz="4" w:space="0" w:color="BFBFBF"/>
-              <w:right w:val="single" w:sz="4" w:space="0" w:color="BFBFBF"/>
-            </w:tcBorders>
-            <w:tcMar>
-              <w:top w:w="80" w:type="dxa"/>
-              <w:left w:w="120" w:type="dxa"/>
-              <w:bottom w:w="80" w:type="dxa"/>
-              <w:right w:w="120" w:type="dxa"/>
-            </w:tcMar>
-            <w:vAlign w:val="center"/>
-          </w:tcPr>
-          <w:p>
-            <w:pPr>
-              <w:jc w:val="center"/>
-            </w:pPr>
-            <w:r>
-              <w:rPr>
-                <w:color w:val="000000"/>
-              </w:rPr>
-              <w:t>□</w:t>
-            </w:r>
-          </w:p>
-        </w:tc>
-        <w:tc>
-          <w:tcPr>
-            <w:tcW w:w="7560" w:type="dxa"/>
-            <w:tcBorders>
-              <w:top w:val="single" w:sz="4" w:space="0" w:color="BFBFBF"/>
-              <w:left w:val="single" w:sz="4" w:space="0" w:color="BFBFBF"/>
-              <w:bottom w:val="single" w:sz="4" w:space="0" w:color="BFBFBF"/>
-              <w:right w:val="single" w:sz="4" w:space="0" w:color="BFBFBF"/>
-            </w:tcBorders>
-            <w:tcMar>
-              <w:top w:w="80" w:type="dxa"/>
-              <w:left w:w="120" w:type="dxa"/>
-              <w:bottom w:w="80" w:type="dxa"/>
-              <w:right w:w="120" w:type="dxa"/>
-            </w:tcMar>
-            <w:vAlign w:val="center"/>
-          </w:tcPr>
-          <w:p>
-            <w:r>
-              <w:rPr>
-                <w:color w:val="000000"/>
-                <w:sz w:val="18"/>
-                <w:szCs w:val="18"/>
-              </w:rPr>
-              <w:t>回答時我有用「主張 → 證據 → 推理」的結構，而不是只寫一個數字</w:t>
-            </w:r>
-          </w:p>
-        </w:tc>
-        <w:tc>
-          <w:tcPr>
-            <w:tcW w:w="1200" w:type="dxa"/>
-            <w:tcBorders>
-              <w:top w:val="single" w:sz="4" w:space="0" w:color="BFBFBF"/>
-              <w:left w:val="single" w:sz="4" w:space="0" w:color="BFBFBF"/>
-              <w:bottom w:val="single" w:sz="4" w:space="0" w:color="BFBFBF"/>
-              <w:right w:val="single" w:sz="4" w:space="0" w:color="BFBFBF"/>
-            </w:tcBorders>
-            <w:tcMar>
-              <w:top w:w="80" w:type="dxa"/>
-              <w:left w:w="120" w:type="dxa"/>
-              <w:bottom w:w="80" w:type="dxa"/>
-              <w:right w:w="120" w:type="dxa"/>
-            </w:tcMar>
-            <w:vAlign w:val="center"/>
-          </w:tcPr>
-          <w:p>
-            <w:pPr>
-              <w:jc w:val="center"/>
-            </w:pPr>
-            <w:r>
-              <w:rPr>
-                <w:color w:val="595959"/>
-                <w:sz w:val="14"/>
-                <w:szCs w:val="14"/>
-              </w:rPr>
-              <w:t>○ ◐ ●</w:t>
-            </w:r>
-          </w:p>
-          <w:p>
-            <w:pPr>
-              <w:jc w:val="center"/>
-            </w:pPr>
-            <w:r>
-              <w:rPr>
-                <w:color w:val="595959"/>
-                <w:sz w:val="14"/>
-                <w:szCs w:val="14"/>
-              </w:rPr>
-              <w:t>弱  中  強</w:t>
-            </w:r>
-          </w:p>
-        </w:tc>
-      </w:tr>
-    </w:tbl>
     <w:p>
       <w:pPr>
         <w:pStyle w:val="2"/>
@@ -6605,56 +4788,32 @@
       </w:r>
     </w:p>
     <w:p>
-      <w:pPr>
-        <w:spacing w:before="60" w:after="60" w:line="320" w:lineRule="auto"/>
-      </w:pPr>
-      <w:r>
-        <w:t>請切換到「第二部分：橡皮筋」分頁，依下列步驟操作：</w:t>
-      </w:r>
-    </w:p>
-    <w:p>
-      <w:pPr>
-        <w:spacing w:before="60" w:after="60" w:line="320" w:lineRule="auto"/>
-      </w:pPr>
-      <w:r>
-        <w:t xml:space="preserve">　① 從 50 g 開始（掛秤盤後加 50 g），逐步增加到 1000 g，每約 50 g 記錄一筆</w:t>
-      </w:r>
-    </w:p>
-    <w:p>
-      <w:pPr>
-        <w:spacing w:before="60" w:after="60" w:line="320" w:lineRule="auto"/>
-      </w:pPr>
-      <w:r>
-        <w:t xml:space="preserve">　② 觀察「質量 vs 全長」散布圖，注意整體圖形是否呈直線</w:t>
-      </w:r>
-    </w:p>
-    <w:p>
-      <w:pPr>
-        <w:spacing w:before="60" w:after="60" w:line="320" w:lineRule="auto"/>
-      </w:pPr>
-      <w:r>
-        <w:t xml:space="preserve">　③ 把資料分為兩個區段觀察：</w:t>
-      </w:r>
-    </w:p>
-    <w:p>
-      <w:pPr>
-        <w:spacing w:before="60" w:after="60" w:line="320" w:lineRule="auto"/>
-      </w:pPr>
-      <w:r>
-        <w:t xml:space="preserve">　　　▸ 區段一：總重量 0 ～ 200 g</w:t>
-      </w:r>
-    </w:p>
-    <w:p>
-      <w:pPr>
-        <w:spacing w:before="60" w:after="60" w:line="320" w:lineRule="auto"/>
-      </w:pPr>
-      <w:r>
-        <w:t xml:space="preserve">　　　▸ 區段二：總重量 200 ～ 500 g</w:t>
-      </w:r>
-    </w:p>
-    <w:p>
-      <w:r>
-        <w:lastRenderedPageBreak/>
+      <w:hyperlink r:id="rId9" w:tgtFrame="_blank" w:history="1">
+        <w:r>
+          <w:rPr>
+            <w:rStyle w:val="a5"/>
+          </w:rPr>
+          <w:t>https://aisi.tw/src/interactive/8grade-spring/sping_ruberband.html</w:t>
+        </w:r>
+      </w:hyperlink>
+    </w:p>
+    <w:p>
+      <w:r>
+        <w:t>請切換到「第二部分：橡皮筋（P2-1 用）」分頁，依下列步驟操作：</w:t>
+      </w:r>
+    </w:p>
+    <w:p>
+      <w:r>
+        <w:t>① 從掛上秤盤開始，逐步增加到 1000 g，依序記錄數據</w:t>
+      </w:r>
+    </w:p>
+    <w:p>
+      <w:r>
+        <w:t>② 觀察「質量 vs 全長」散布圖，注意整體圖形是否呈直線</w:t>
+      </w:r>
+    </w:p>
+    <w:p>
+      <w:r>
         <w:t xml:space="preserve"> </w:t>
       </w:r>
     </w:p>
@@ -6683,77 +4842,21 @@
     <w:p>
       <w:pPr>
         <w:spacing w:before="60" w:after="60" w:line="320" w:lineRule="auto"/>
-        <w:rPr>
-          <w:rFonts w:hint="eastAsia"/>
-        </w:rPr>
-      </w:pPr>
-      <w:r>
-        <w:t>觀察並比較區段一（0–200 g）與區段二（200–500 g）的數據變化，回答以下三個小題：</w:t>
+      </w:pPr>
+      <w:r>
+        <w:t>觀察懸掛物重100–1000g的數據變化，回答以下問題：</w:t>
       </w:r>
     </w:p>
     <w:p>
       <w:pPr>
         <w:spacing w:before="60" w:after="60" w:line="320" w:lineRule="auto"/>
+      </w:pPr>
+      <w:r>
         <w:rPr>
           <w:b/>
           <w:bCs/>
         </w:rPr>
-      </w:pPr>
-      <w:r>
-        <w:rPr>
-          <w:b/>
-          <w:bCs/>
-        </w:rPr>
-        <w:t>(1) 區段一數據的「平均斜率（</w:t>
-      </w:r>
-      <w:proofErr w:type="spellStart"/>
-      <w:r>
-        <w:rPr>
-          <w:b/>
-          <w:bCs/>
-        </w:rPr>
-        <w:t>Δm</w:t>
-      </w:r>
-      <w:proofErr w:type="spellEnd"/>
-      <w:r>
-        <w:rPr>
-          <w:b/>
-          <w:bCs/>
-        </w:rPr>
-        <w:t xml:space="preserve"> / ΔL）」比區段二「大」還是「小」？請寫出你從數據估算的兩個區段平均斜率值（單位：g/cm）。</w:t>
-      </w:r>
-    </w:p>
-    <w:p>
-      <w:pPr>
-        <w:spacing w:before="60" w:after="60" w:line="320" w:lineRule="auto"/>
-        <w:rPr>
-          <w:b/>
-          <w:bCs/>
-        </w:rPr>
-      </w:pPr>
-      <w:r>
-        <w:rPr>
-          <w:b/>
-          <w:bCs/>
-        </w:rPr>
-        <w:t>(2) 區段一內部的「斜率變化」：是越來越大、還是越來越小？</w:t>
-      </w:r>
-    </w:p>
-    <w:p>
-      <w:pPr>
-        <w:spacing w:before="60" w:after="60" w:line="320" w:lineRule="auto"/>
-        <w:rPr>
-          <w:rFonts w:hint="eastAsia"/>
-          <w:b/>
-          <w:bCs/>
-        </w:rPr>
-      </w:pPr>
-      <w:r>
-        <w:rPr>
-          <w:b/>
-          <w:bCs/>
-        </w:rPr>
-        <w:t>(3) 請以「橡皮筋受力與伸長量的關係」解釋上面兩個現象（為什麼區段一斜率比較大？為什麼區段一斜率變化越來越小？）</w:t>
+        <w:t>數據圖在0-1000g的「斜率」如何變化？請以「橡皮筋受力大小與伸長量長短的關係」解釋其趨勢變化</w:t>
       </w:r>
     </w:p>
     <w:p>
@@ -6767,27 +4870,30 @@
       </w:pPr>
       <w:r>
         <w:rPr>
+          <w:rFonts w:ascii="Segoe UI Emoji" w:hAnsi="Segoe UI Emoji" w:cs="Segoe UI Emoji"/>
           <w:b/>
           <w:bCs/>
           <w:color w:val="C00000"/>
         </w:rPr>
-        <w:t>📌 作答提醒：</w:t>
-      </w:r>
-    </w:p>
-    <w:p>
-      <w:pPr>
-        <w:spacing w:before="60" w:after="60" w:line="320" w:lineRule="auto"/>
-      </w:pPr>
-      <w:r>
-        <w:t xml:space="preserve">　• 「斜率」在這裡 = 質量變化量 ÷ 長度變化量 ≈ 這個區段的等效彈性常數</w:t>
-      </w:r>
-    </w:p>
-    <w:p>
-      <w:pPr>
-        <w:spacing w:before="60" w:after="60" w:line="320" w:lineRule="auto"/>
-      </w:pPr>
-      <w:r>
-        <w:t xml:space="preserve">　• 斜率越「大」表示越「硬」（拉一樣長度需要的力比較大）</w:t>
+        <w:t>📌</w:t>
+      </w:r>
+      <w:r>
+        <w:rPr>
+          <w:b/>
+          <w:bCs/>
+          <w:color w:val="C00000"/>
+        </w:rPr>
+        <w:t xml:space="preserve"> 作答提醒：</w:t>
+      </w:r>
+    </w:p>
+    <w:p>
+      <w:r>
+        <w:t>• 解釋時需提及「X - Xg區段斜率越來越大/小，表示拉一樣長度需要的力比較大/小」</w:t>
+      </w:r>
+    </w:p>
+    <w:p>
+      <w:r>
+        <w:t>• 模擬數據僅能記錄30次</w:t>
       </w:r>
     </w:p>
     <w:p/>
@@ -6826,8 +4932,41 @@
           <w:b/>
           <w:bCs/>
         </w:rPr>
-        <w:t>承上題,如果我們「只看區段二（200–500 g）」，數據是否能近似為「受力與伸長量成正比」並在此範圍自製為彈簧秤測量物體質量？請說明可以或不行的原因。</w:t>
-      </w:r>
+        <w:t>接著請把模擬上方的分頁切到「第三部分：橡皮筋（P2-2 用）」再開始本題的操作。</w:t>
+      </w:r>
+    </w:p>
+    <w:p>
+      <w:pPr>
+        <w:spacing w:before="60" w:after="60" w:line="320" w:lineRule="auto"/>
+        <w:rPr>
+          <w:b/>
+          <w:bCs/>
+        </w:rPr>
+      </w:pPr>
+      <w:r>
+        <w:rPr>
+          <w:b/>
+          <w:bCs/>
+        </w:rPr>
+        <w:t>在同樣的橡皮筋測量當中，如果你需要將橡皮筋當作理想彈簧(符合受力與伸長量成正比)來測量，請問你</w:t>
+      </w:r>
+      <w:r>
+        <w:rPr>
+          <w:b/>
+          <w:bCs/>
+        </w:rPr>
+        <w:lastRenderedPageBreak/>
+        <w:t>會選擇在懸掛總重量多少的範圍內測量?請說明你選擇此範圍的原因</w:t>
+      </w:r>
+    </w:p>
+    <w:p>
+      <w:pPr>
+        <w:spacing w:before="60" w:after="60" w:line="320" w:lineRule="auto"/>
+        <w:rPr>
+          <w:b/>
+          <w:bCs/>
+        </w:rPr>
+      </w:pPr>
     </w:p>
     <w:p>
       <w:pPr>
@@ -6857,27 +4996,33 @@
       </w:r>
     </w:p>
     <w:p>
-      <w:pPr>
-        <w:spacing w:before="60" w:after="60" w:line="320" w:lineRule="auto"/>
-      </w:pPr>
-      <w:r>
-        <w:t xml:space="preserve">　• 你需要明確指出「上界」與「下界」（兩個範圍限制）</w:t>
-      </w:r>
-    </w:p>
-    <w:p>
-      <w:pPr>
-        <w:spacing w:before="60" w:after="60" w:line="320" w:lineRule="auto"/>
-      </w:pPr>
-      <w:r>
-        <w:t xml:space="preserve">　• 用模擬中觀察到的數據與警告訊息來支持你的答案</w:t>
-      </w:r>
-    </w:p>
-    <w:p>
-      <w:pPr>
-        <w:spacing w:before="60" w:after="60" w:line="320" w:lineRule="auto"/>
-      </w:pPr>
-      <w:r>
-        <w:t xml:space="preserve">　• 思考：為什麼下界存在（不是從 0 開始）？為什麼上界存在（過大時會怎樣）？</w:t>
+      <w:r>
+        <w:t>• 用模擬中觀察到的</w:t>
+      </w:r>
+      <w:r>
+        <w:rPr>
+          <w:b/>
+          <w:bCs/>
+        </w:rPr>
+        <w:t>數據趨勢</w:t>
+      </w:r>
+      <w:r>
+        <w:t>與</w:t>
+      </w:r>
+      <w:r>
+        <w:rPr>
+          <w:b/>
+          <w:bCs/>
+        </w:rPr>
+        <w:t>範圍限制</w:t>
+      </w:r>
+      <w:r>
+        <w:t>來支持你的答案</w:t>
+      </w:r>
+    </w:p>
+    <w:p>
+      <w:r>
+        <w:t>• 你需要明確指出「上界」與「下界」（兩個範圍限制）</w:t>
       </w:r>
     </w:p>
     <w:p>
@@ -7285,17 +5430,37 @@
                 <w:sz w:val="17"/>
                 <w:szCs w:val="17"/>
               </w:rPr>
-              <w:t>正確指出區段一斜率「比區段二大」</w:t>
-            </w:r>
+              <w:t>正確指出區段一斜率「比區段二大」+ 給出大概斜率值</w:t>
+            </w:r>
+          </w:p>
+          <w:p>
             <w:r>
               <w:rPr>
                 <w:color w:val="000000"/>
                 <w:sz w:val="17"/>
                 <w:szCs w:val="17"/>
               </w:rPr>
-              <w:t>+ 給出大概斜率值</w:t>
-            </w:r>
-          </w:p>
+              <w:t>（區段一 約 50–60、區段二 約 20）</w:t>
+            </w:r>
+          </w:p>
+        </w:tc>
+        <w:tc>
+          <w:tcPr>
+            <w:tcW w:w="1890" w:type="dxa"/>
+            <w:tcBorders>
+              <w:top w:val="single" w:sz="4" w:space="0" w:color="BFBFBF"/>
+              <w:left w:val="single" w:sz="4" w:space="0" w:color="BFBFBF"/>
+              <w:bottom w:val="single" w:sz="4" w:space="0" w:color="BFBFBF"/>
+              <w:right w:val="single" w:sz="4" w:space="0" w:color="BFBFBF"/>
+            </w:tcBorders>
+            <w:tcMar>
+              <w:top w:w="80" w:type="dxa"/>
+              <w:left w:w="120" w:type="dxa"/>
+              <w:bottom w:w="80" w:type="dxa"/>
+              <w:right w:w="120" w:type="dxa"/>
+            </w:tcMar>
+            <w:vAlign w:val="center"/>
+          </w:tcPr>
           <w:p>
             <w:r>
               <w:rPr>
@@ -7303,16 +5468,80 @@
                 <w:sz w:val="17"/>
                 <w:szCs w:val="17"/>
               </w:rPr>
-              <w:t>（區段一 約 50–60、</w:t>
-            </w:r>
+              <w:t>兩段斜率值都正確 + 同時正確指出區段一斜率「越來越小」（不會誤以為一直保持大）</w:t>
+            </w:r>
+          </w:p>
+        </w:tc>
+      </w:tr>
+      <w:tr>
+        <w:tc>
+          <w:tcPr>
+            <w:tcW w:w="1800" w:type="dxa"/>
+            <w:tcBorders>
+              <w:top w:val="single" w:sz="4" w:space="0" w:color="BFBFBF"/>
+              <w:left w:val="single" w:sz="4" w:space="0" w:color="BFBFBF"/>
+              <w:bottom w:val="single" w:sz="4" w:space="0" w:color="BFBFBF"/>
+              <w:right w:val="single" w:sz="4" w:space="0" w:color="BFBFBF"/>
+            </w:tcBorders>
+            <w:shd w:val="clear" w:color="auto" w:fill="F2F2F2"/>
+            <w:tcMar>
+              <w:top w:w="80" w:type="dxa"/>
+              <w:left w:w="120" w:type="dxa"/>
+              <w:bottom w:w="80" w:type="dxa"/>
+              <w:right w:w="120" w:type="dxa"/>
+            </w:tcMar>
+            <w:vAlign w:val="center"/>
+          </w:tcPr>
+          <w:p>
+            <w:r>
+              <w:rPr>
+                <w:b/>
+                <w:bCs/>
+                <w:color w:val="000000"/>
+                <w:sz w:val="18"/>
+                <w:szCs w:val="18"/>
+              </w:rPr>
+              <w:t>適用範圍</w:t>
+            </w:r>
+          </w:p>
+          <w:p>
+            <w:r>
+              <w:rPr>
+                <w:b/>
+                <w:bCs/>
+                <w:color w:val="000000"/>
+                <w:sz w:val="18"/>
+                <w:szCs w:val="18"/>
+              </w:rPr>
+              <w:t>判斷</w:t>
+            </w:r>
+          </w:p>
+        </w:tc>
+        <w:tc>
+          <w:tcPr>
+            <w:tcW w:w="1890" w:type="dxa"/>
+            <w:tcBorders>
+              <w:top w:val="single" w:sz="4" w:space="0" w:color="BFBFBF"/>
+              <w:left w:val="single" w:sz="4" w:space="0" w:color="BFBFBF"/>
+              <w:bottom w:val="single" w:sz="4" w:space="0" w:color="BFBFBF"/>
+              <w:right w:val="single" w:sz="4" w:space="0" w:color="BFBFBF"/>
+            </w:tcBorders>
+            <w:tcMar>
+              <w:top w:w="80" w:type="dxa"/>
+              <w:left w:w="120" w:type="dxa"/>
+              <w:bottom w:w="80" w:type="dxa"/>
+              <w:right w:w="120" w:type="dxa"/>
+            </w:tcMar>
+            <w:vAlign w:val="center"/>
+          </w:tcPr>
+          <w:p>
             <w:r>
               <w:rPr>
                 <w:color w:val="000000"/>
                 <w:sz w:val="17"/>
                 <w:szCs w:val="17"/>
               </w:rPr>
-              <w:lastRenderedPageBreak/>
-              <w:t>區段二 約 20）</w:t>
+              <w:t>認為橡皮筋整段都可以套用 F = kx</w:t>
             </w:r>
           </w:p>
         </w:tc>
@@ -7340,63 +5569,17 @@
                 <w:sz w:val="17"/>
                 <w:szCs w:val="17"/>
               </w:rPr>
-              <w:lastRenderedPageBreak/>
-              <w:t>兩段斜率值都正確 + 同時正確指出區段一斜率「越來越小」（不會誤以為一直保</w:t>
-            </w:r>
+              <w:t>意識到不能整段都用</w:t>
+            </w:r>
+          </w:p>
+          <w:p>
             <w:r>
               <w:rPr>
                 <w:color w:val="000000"/>
                 <w:sz w:val="17"/>
                 <w:szCs w:val="17"/>
               </w:rPr>
-              <w:lastRenderedPageBreak/>
-              <w:t>持大）</w:t>
-            </w:r>
-          </w:p>
-        </w:tc>
-      </w:tr>
-      <w:tr>
-        <w:tc>
-          <w:tcPr>
-            <w:tcW w:w="1800" w:type="dxa"/>
-            <w:tcBorders>
-              <w:top w:val="single" w:sz="4" w:space="0" w:color="BFBFBF"/>
-              <w:left w:val="single" w:sz="4" w:space="0" w:color="BFBFBF"/>
-              <w:bottom w:val="single" w:sz="4" w:space="0" w:color="BFBFBF"/>
-              <w:right w:val="single" w:sz="4" w:space="0" w:color="BFBFBF"/>
-            </w:tcBorders>
-            <w:shd w:val="clear" w:color="auto" w:fill="F2F2F2"/>
-            <w:tcMar>
-              <w:top w:w="80" w:type="dxa"/>
-              <w:left w:w="120" w:type="dxa"/>
-              <w:bottom w:w="80" w:type="dxa"/>
-              <w:right w:w="120" w:type="dxa"/>
-            </w:tcMar>
-            <w:vAlign w:val="center"/>
-          </w:tcPr>
-          <w:p>
-            <w:r>
-              <w:rPr>
-                <w:b/>
-                <w:bCs/>
-                <w:color w:val="000000"/>
-                <w:sz w:val="18"/>
-                <w:szCs w:val="18"/>
-              </w:rPr>
-              <w:lastRenderedPageBreak/>
-              <w:t>適用範圍</w:t>
-            </w:r>
-          </w:p>
-          <w:p>
-            <w:r>
-              <w:rPr>
-                <w:b/>
-                <w:bCs/>
-                <w:color w:val="000000"/>
-                <w:sz w:val="18"/>
-                <w:szCs w:val="18"/>
-              </w:rPr>
-              <w:t>判斷</w:t>
+              <w:t>但沒說明上下界</w:t>
             </w:r>
           </w:p>
         </w:tc>
@@ -7424,110 +5607,34 @@
                 <w:sz w:val="17"/>
                 <w:szCs w:val="17"/>
               </w:rPr>
-              <w:t xml:space="preserve">認為橡皮筋整段都可以套用 F = </w:t>
-            </w:r>
-            <w:proofErr w:type="spellStart"/>
+              <w:t>指出「下界要避開初始僵硬」或「上界要避開接近極限」之一</w:t>
+            </w:r>
+          </w:p>
+        </w:tc>
+        <w:tc>
+          <w:tcPr>
+            <w:tcW w:w="1890" w:type="dxa"/>
+            <w:tcBorders>
+              <w:top w:val="single" w:sz="4" w:space="0" w:color="BFBFBF"/>
+              <w:left w:val="single" w:sz="4" w:space="0" w:color="BFBFBF"/>
+              <w:bottom w:val="single" w:sz="4" w:space="0" w:color="BFBFBF"/>
+              <w:right w:val="single" w:sz="4" w:space="0" w:color="BFBFBF"/>
+            </w:tcBorders>
+            <w:tcMar>
+              <w:top w:w="80" w:type="dxa"/>
+              <w:left w:w="120" w:type="dxa"/>
+              <w:bottom w:w="80" w:type="dxa"/>
+              <w:right w:w="120" w:type="dxa"/>
+            </w:tcMar>
+            <w:vAlign w:val="center"/>
+          </w:tcPr>
+          <w:p>
             <w:r>
               <w:rPr>
                 <w:color w:val="000000"/>
                 <w:sz w:val="17"/>
                 <w:szCs w:val="17"/>
               </w:rPr>
-              <w:t>kx</w:t>
-            </w:r>
-            <w:proofErr w:type="spellEnd"/>
-          </w:p>
-        </w:tc>
-        <w:tc>
-          <w:tcPr>
-            <w:tcW w:w="1890" w:type="dxa"/>
-            <w:tcBorders>
-              <w:top w:val="single" w:sz="4" w:space="0" w:color="BFBFBF"/>
-              <w:left w:val="single" w:sz="4" w:space="0" w:color="BFBFBF"/>
-              <w:bottom w:val="single" w:sz="4" w:space="0" w:color="BFBFBF"/>
-              <w:right w:val="single" w:sz="4" w:space="0" w:color="BFBFBF"/>
-            </w:tcBorders>
-            <w:tcMar>
-              <w:top w:w="80" w:type="dxa"/>
-              <w:left w:w="120" w:type="dxa"/>
-              <w:bottom w:w="80" w:type="dxa"/>
-              <w:right w:w="120" w:type="dxa"/>
-            </w:tcMar>
-            <w:vAlign w:val="center"/>
-          </w:tcPr>
-          <w:p>
-            <w:r>
-              <w:rPr>
-                <w:color w:val="000000"/>
-                <w:sz w:val="17"/>
-                <w:szCs w:val="17"/>
-              </w:rPr>
-              <w:t>意識到不能整段都用</w:t>
-            </w:r>
-          </w:p>
-          <w:p>
-            <w:r>
-              <w:rPr>
-                <w:color w:val="000000"/>
-                <w:sz w:val="17"/>
-                <w:szCs w:val="17"/>
-              </w:rPr>
-              <w:t>但沒說明上下界</w:t>
-            </w:r>
-          </w:p>
-        </w:tc>
-        <w:tc>
-          <w:tcPr>
-            <w:tcW w:w="1890" w:type="dxa"/>
-            <w:tcBorders>
-              <w:top w:val="single" w:sz="4" w:space="0" w:color="BFBFBF"/>
-              <w:left w:val="single" w:sz="4" w:space="0" w:color="BFBFBF"/>
-              <w:bottom w:val="single" w:sz="4" w:space="0" w:color="BFBFBF"/>
-              <w:right w:val="single" w:sz="4" w:space="0" w:color="BFBFBF"/>
-            </w:tcBorders>
-            <w:tcMar>
-              <w:top w:w="80" w:type="dxa"/>
-              <w:left w:w="120" w:type="dxa"/>
-              <w:bottom w:w="80" w:type="dxa"/>
-              <w:right w:w="120" w:type="dxa"/>
-            </w:tcMar>
-            <w:vAlign w:val="center"/>
-          </w:tcPr>
-          <w:p>
-            <w:r>
-              <w:rPr>
-                <w:color w:val="000000"/>
-                <w:sz w:val="17"/>
-                <w:szCs w:val="17"/>
-              </w:rPr>
-              <w:t>指出「下界要避開初始僵硬」或「上界要避開接近極限」之一</w:t>
-            </w:r>
-          </w:p>
-        </w:tc>
-        <w:tc>
-          <w:tcPr>
-            <w:tcW w:w="1890" w:type="dxa"/>
-            <w:tcBorders>
-              <w:top w:val="single" w:sz="4" w:space="0" w:color="BFBFBF"/>
-              <w:left w:val="single" w:sz="4" w:space="0" w:color="BFBFBF"/>
-              <w:bottom w:val="single" w:sz="4" w:space="0" w:color="BFBFBF"/>
-              <w:right w:val="single" w:sz="4" w:space="0" w:color="BFBFBF"/>
-            </w:tcBorders>
-            <w:tcMar>
-              <w:top w:w="80" w:type="dxa"/>
-              <w:left w:w="120" w:type="dxa"/>
-              <w:bottom w:w="80" w:type="dxa"/>
-              <w:right w:w="120" w:type="dxa"/>
-            </w:tcMar>
-            <w:vAlign w:val="center"/>
-          </w:tcPr>
-          <w:p>
-            <w:r>
-              <w:rPr>
-                <w:color w:val="000000"/>
-                <w:sz w:val="17"/>
-                <w:szCs w:val="17"/>
-              </w:rPr>
               <w:t>完整指出上下界（如 200 g ≦ m ≦ 500 g）+ 說明兩個邊界各自的物理原因</w:t>
             </w:r>
           </w:p>
@@ -7539,563 +5646,6 @@
         <w:t xml:space="preserve"> </w:t>
       </w:r>
     </w:p>
-    <w:p>
-      <w:pPr>
-        <w:spacing w:before="60" w:after="60" w:line="320" w:lineRule="auto"/>
-        <w:rPr>
-          <w:b/>
-          <w:bCs/>
-          <w:color w:val="1F4E79"/>
-        </w:rPr>
-      </w:pPr>
-      <w:r>
-        <w:rPr>
-          <w:b/>
-          <w:bCs/>
-          <w:color w:val="1F4E79"/>
-        </w:rPr>
-        <w:t>【自我檢查清單】</w:t>
-      </w:r>
-    </w:p>
-    <w:tbl>
-      <w:tblPr>
-        <w:tblW w:w="9360" w:type="dxa"/>
-        <w:tblBorders>
-          <w:top w:val="single" w:sz="4" w:space="0" w:color="auto"/>
-          <w:left w:val="single" w:sz="4" w:space="0" w:color="auto"/>
-          <w:bottom w:val="single" w:sz="4" w:space="0" w:color="auto"/>
-          <w:right w:val="single" w:sz="4" w:space="0" w:color="auto"/>
-          <w:insideH w:val="single" w:sz="4" w:space="0" w:color="auto"/>
-          <w:insideV w:val="single" w:sz="4" w:space="0" w:color="auto"/>
-        </w:tblBorders>
-        <w:tblCellMar>
-          <w:left w:w="10" w:type="dxa"/>
-          <w:right w:w="10" w:type="dxa"/>
-        </w:tblCellMar>
-        <w:tblLook w:val="0000" w:firstRow="0" w:lastRow="0" w:firstColumn="0" w:lastColumn="0" w:noHBand="0" w:noVBand="0"/>
-      </w:tblPr>
-      <w:tblGrid>
-        <w:gridCol w:w="600"/>
-        <w:gridCol w:w="7560"/>
-        <w:gridCol w:w="1200"/>
-      </w:tblGrid>
-      <w:tr>
-        <w:trPr>
-          <w:tblHeader/>
-        </w:trPr>
-        <w:tc>
-          <w:tcPr>
-            <w:tcW w:w="600" w:type="dxa"/>
-            <w:tcBorders>
-              <w:top w:val="single" w:sz="4" w:space="0" w:color="BFBFBF"/>
-              <w:left w:val="single" w:sz="4" w:space="0" w:color="BFBFBF"/>
-              <w:bottom w:val="single" w:sz="4" w:space="0" w:color="BFBFBF"/>
-              <w:right w:val="single" w:sz="4" w:space="0" w:color="BFBFBF"/>
-            </w:tcBorders>
-            <w:shd w:val="clear" w:color="auto" w:fill="2E75B6"/>
-            <w:tcMar>
-              <w:top w:w="80" w:type="dxa"/>
-              <w:left w:w="120" w:type="dxa"/>
-              <w:bottom w:w="80" w:type="dxa"/>
-              <w:right w:w="120" w:type="dxa"/>
-            </w:tcMar>
-            <w:vAlign w:val="center"/>
-          </w:tcPr>
-          <w:p>
-            <w:pPr>
-              <w:jc w:val="center"/>
-            </w:pPr>
-            <w:r>
-              <w:rPr>
-                <w:b/>
-                <w:bCs/>
-                <w:color w:val="FFFFFF"/>
-                <w:sz w:val="18"/>
-                <w:szCs w:val="18"/>
-              </w:rPr>
-              <w:t>✓</w:t>
-            </w:r>
-          </w:p>
-        </w:tc>
-        <w:tc>
-          <w:tcPr>
-            <w:tcW w:w="7560" w:type="dxa"/>
-            <w:tcBorders>
-              <w:top w:val="single" w:sz="4" w:space="0" w:color="BFBFBF"/>
-              <w:left w:val="single" w:sz="4" w:space="0" w:color="BFBFBF"/>
-              <w:bottom w:val="single" w:sz="4" w:space="0" w:color="BFBFBF"/>
-              <w:right w:val="single" w:sz="4" w:space="0" w:color="BFBFBF"/>
-            </w:tcBorders>
-            <w:shd w:val="clear" w:color="auto" w:fill="DEEBF7"/>
-            <w:tcMar>
-              <w:top w:w="80" w:type="dxa"/>
-              <w:left w:w="120" w:type="dxa"/>
-              <w:bottom w:w="80" w:type="dxa"/>
-              <w:right w:w="120" w:type="dxa"/>
-            </w:tcMar>
-            <w:vAlign w:val="center"/>
-          </w:tcPr>
-          <w:p>
-            <w:r>
-              <w:rPr>
-                <w:b/>
-                <w:bCs/>
-                <w:color w:val="000000"/>
-                <w:sz w:val="18"/>
-                <w:szCs w:val="18"/>
-              </w:rPr>
-              <w:t>自我檢查項目</w:t>
-            </w:r>
-          </w:p>
-        </w:tc>
-        <w:tc>
-          <w:tcPr>
-            <w:tcW w:w="1200" w:type="dxa"/>
-            <w:tcBorders>
-              <w:top w:val="single" w:sz="4" w:space="0" w:color="BFBFBF"/>
-              <w:left w:val="single" w:sz="4" w:space="0" w:color="BFBFBF"/>
-              <w:bottom w:val="single" w:sz="4" w:space="0" w:color="BFBFBF"/>
-              <w:right w:val="single" w:sz="4" w:space="0" w:color="BFBFBF"/>
-            </w:tcBorders>
-            <w:shd w:val="clear" w:color="auto" w:fill="DEEBF7"/>
-            <w:tcMar>
-              <w:top w:w="80" w:type="dxa"/>
-              <w:left w:w="120" w:type="dxa"/>
-              <w:bottom w:w="80" w:type="dxa"/>
-              <w:right w:w="120" w:type="dxa"/>
-            </w:tcMar>
-            <w:vAlign w:val="center"/>
-          </w:tcPr>
-          <w:p>
-            <w:pPr>
-              <w:jc w:val="center"/>
-            </w:pPr>
-            <w:r>
-              <w:rPr>
-                <w:b/>
-                <w:bCs/>
-                <w:color w:val="000000"/>
-                <w:sz w:val="16"/>
-                <w:szCs w:val="16"/>
-              </w:rPr>
-              <w:t>達成程度</w:t>
-            </w:r>
-          </w:p>
-        </w:tc>
-      </w:tr>
-      <w:tr>
-        <w:tc>
-          <w:tcPr>
-            <w:tcW w:w="600" w:type="dxa"/>
-            <w:tcBorders>
-              <w:top w:val="single" w:sz="4" w:space="0" w:color="BFBFBF"/>
-              <w:left w:val="single" w:sz="4" w:space="0" w:color="BFBFBF"/>
-              <w:bottom w:val="single" w:sz="4" w:space="0" w:color="BFBFBF"/>
-              <w:right w:val="single" w:sz="4" w:space="0" w:color="BFBFBF"/>
-            </w:tcBorders>
-            <w:tcMar>
-              <w:top w:w="80" w:type="dxa"/>
-              <w:left w:w="120" w:type="dxa"/>
-              <w:bottom w:w="80" w:type="dxa"/>
-              <w:right w:w="120" w:type="dxa"/>
-            </w:tcMar>
-            <w:vAlign w:val="center"/>
-          </w:tcPr>
-          <w:p>
-            <w:pPr>
-              <w:jc w:val="center"/>
-            </w:pPr>
-            <w:r>
-              <w:rPr>
-                <w:color w:val="000000"/>
-              </w:rPr>
-              <w:t>□</w:t>
-            </w:r>
-          </w:p>
-        </w:tc>
-        <w:tc>
-          <w:tcPr>
-            <w:tcW w:w="7560" w:type="dxa"/>
-            <w:tcBorders>
-              <w:top w:val="single" w:sz="4" w:space="0" w:color="BFBFBF"/>
-              <w:left w:val="single" w:sz="4" w:space="0" w:color="BFBFBF"/>
-              <w:bottom w:val="single" w:sz="4" w:space="0" w:color="BFBFBF"/>
-              <w:right w:val="single" w:sz="4" w:space="0" w:color="BFBFBF"/>
-            </w:tcBorders>
-            <w:tcMar>
-              <w:top w:w="80" w:type="dxa"/>
-              <w:left w:w="120" w:type="dxa"/>
-              <w:bottom w:w="80" w:type="dxa"/>
-              <w:right w:w="120" w:type="dxa"/>
-            </w:tcMar>
-            <w:vAlign w:val="center"/>
-          </w:tcPr>
-          <w:p>
-            <w:r>
-              <w:rPr>
-                <w:color w:val="000000"/>
-                <w:sz w:val="18"/>
-                <w:szCs w:val="18"/>
-              </w:rPr>
-              <w:t>我有從 50 g 一路測到 500 g（甚至 1000 g），不是只測幾個點</w:t>
-            </w:r>
-          </w:p>
-        </w:tc>
-        <w:tc>
-          <w:tcPr>
-            <w:tcW w:w="1200" w:type="dxa"/>
-            <w:tcBorders>
-              <w:top w:val="single" w:sz="4" w:space="0" w:color="BFBFBF"/>
-              <w:left w:val="single" w:sz="4" w:space="0" w:color="BFBFBF"/>
-              <w:bottom w:val="single" w:sz="4" w:space="0" w:color="BFBFBF"/>
-              <w:right w:val="single" w:sz="4" w:space="0" w:color="BFBFBF"/>
-            </w:tcBorders>
-            <w:tcMar>
-              <w:top w:w="80" w:type="dxa"/>
-              <w:left w:w="120" w:type="dxa"/>
-              <w:bottom w:w="80" w:type="dxa"/>
-              <w:right w:w="120" w:type="dxa"/>
-            </w:tcMar>
-            <w:vAlign w:val="center"/>
-          </w:tcPr>
-          <w:p>
-            <w:pPr>
-              <w:jc w:val="center"/>
-            </w:pPr>
-            <w:r>
-              <w:rPr>
-                <w:color w:val="595959"/>
-                <w:sz w:val="14"/>
-                <w:szCs w:val="14"/>
-              </w:rPr>
-              <w:t>○ ◐ ●</w:t>
-            </w:r>
-          </w:p>
-          <w:p>
-            <w:pPr>
-              <w:jc w:val="center"/>
-            </w:pPr>
-            <w:r>
-              <w:rPr>
-                <w:color w:val="595959"/>
-                <w:sz w:val="14"/>
-                <w:szCs w:val="14"/>
-              </w:rPr>
-              <w:t>弱  中  強</w:t>
-            </w:r>
-          </w:p>
-        </w:tc>
-      </w:tr>
-      <w:tr>
-        <w:tc>
-          <w:tcPr>
-            <w:tcW w:w="600" w:type="dxa"/>
-            <w:tcBorders>
-              <w:top w:val="single" w:sz="4" w:space="0" w:color="BFBFBF"/>
-              <w:left w:val="single" w:sz="4" w:space="0" w:color="BFBFBF"/>
-              <w:bottom w:val="single" w:sz="4" w:space="0" w:color="BFBFBF"/>
-              <w:right w:val="single" w:sz="4" w:space="0" w:color="BFBFBF"/>
-            </w:tcBorders>
-            <w:tcMar>
-              <w:top w:w="80" w:type="dxa"/>
-              <w:left w:w="120" w:type="dxa"/>
-              <w:bottom w:w="80" w:type="dxa"/>
-              <w:right w:w="120" w:type="dxa"/>
-            </w:tcMar>
-            <w:vAlign w:val="center"/>
-          </w:tcPr>
-          <w:p>
-            <w:pPr>
-              <w:jc w:val="center"/>
-            </w:pPr>
-            <w:r>
-              <w:rPr>
-                <w:color w:val="000000"/>
-              </w:rPr>
-              <w:t>□</w:t>
-            </w:r>
-          </w:p>
-        </w:tc>
-        <w:tc>
-          <w:tcPr>
-            <w:tcW w:w="7560" w:type="dxa"/>
-            <w:tcBorders>
-              <w:top w:val="single" w:sz="4" w:space="0" w:color="BFBFBF"/>
-              <w:left w:val="single" w:sz="4" w:space="0" w:color="BFBFBF"/>
-              <w:bottom w:val="single" w:sz="4" w:space="0" w:color="BFBFBF"/>
-              <w:right w:val="single" w:sz="4" w:space="0" w:color="BFBFBF"/>
-            </w:tcBorders>
-            <w:tcMar>
-              <w:top w:w="80" w:type="dxa"/>
-              <w:left w:w="120" w:type="dxa"/>
-              <w:bottom w:w="80" w:type="dxa"/>
-              <w:right w:w="120" w:type="dxa"/>
-            </w:tcMar>
-            <w:vAlign w:val="center"/>
-          </w:tcPr>
-          <w:p>
-            <w:r>
-              <w:rPr>
-                <w:color w:val="000000"/>
-                <w:sz w:val="18"/>
-                <w:szCs w:val="18"/>
-              </w:rPr>
-              <w:t>我能明確指出「上界」與「下界」兩個範圍限制</w:t>
-            </w:r>
-          </w:p>
-        </w:tc>
-        <w:tc>
-          <w:tcPr>
-            <w:tcW w:w="1200" w:type="dxa"/>
-            <w:tcBorders>
-              <w:top w:val="single" w:sz="4" w:space="0" w:color="BFBFBF"/>
-              <w:left w:val="single" w:sz="4" w:space="0" w:color="BFBFBF"/>
-              <w:bottom w:val="single" w:sz="4" w:space="0" w:color="BFBFBF"/>
-              <w:right w:val="single" w:sz="4" w:space="0" w:color="BFBFBF"/>
-            </w:tcBorders>
-            <w:tcMar>
-              <w:top w:w="80" w:type="dxa"/>
-              <w:left w:w="120" w:type="dxa"/>
-              <w:bottom w:w="80" w:type="dxa"/>
-              <w:right w:w="120" w:type="dxa"/>
-            </w:tcMar>
-            <w:vAlign w:val="center"/>
-          </w:tcPr>
-          <w:p>
-            <w:pPr>
-              <w:jc w:val="center"/>
-            </w:pPr>
-            <w:r>
-              <w:rPr>
-                <w:color w:val="595959"/>
-                <w:sz w:val="14"/>
-                <w:szCs w:val="14"/>
-              </w:rPr>
-              <w:t>○ ◐ ●</w:t>
-            </w:r>
-          </w:p>
-          <w:p>
-            <w:pPr>
-              <w:jc w:val="center"/>
-            </w:pPr>
-            <w:r>
-              <w:rPr>
-                <w:color w:val="595959"/>
-                <w:sz w:val="14"/>
-                <w:szCs w:val="14"/>
-              </w:rPr>
-              <w:t>弱  中  強</w:t>
-            </w:r>
-          </w:p>
-        </w:tc>
-      </w:tr>
-      <w:tr>
-        <w:tc>
-          <w:tcPr>
-            <w:tcW w:w="600" w:type="dxa"/>
-            <w:tcBorders>
-              <w:top w:val="single" w:sz="4" w:space="0" w:color="BFBFBF"/>
-              <w:left w:val="single" w:sz="4" w:space="0" w:color="BFBFBF"/>
-              <w:bottom w:val="single" w:sz="4" w:space="0" w:color="BFBFBF"/>
-              <w:right w:val="single" w:sz="4" w:space="0" w:color="BFBFBF"/>
-            </w:tcBorders>
-            <w:tcMar>
-              <w:top w:w="80" w:type="dxa"/>
-              <w:left w:w="120" w:type="dxa"/>
-              <w:bottom w:w="80" w:type="dxa"/>
-              <w:right w:w="120" w:type="dxa"/>
-            </w:tcMar>
-            <w:vAlign w:val="center"/>
-          </w:tcPr>
-          <w:p>
-            <w:pPr>
-              <w:jc w:val="center"/>
-            </w:pPr>
-            <w:r>
-              <w:rPr>
-                <w:color w:val="000000"/>
-              </w:rPr>
-              <w:t>□</w:t>
-            </w:r>
-          </w:p>
-        </w:tc>
-        <w:tc>
-          <w:tcPr>
-            <w:tcW w:w="7560" w:type="dxa"/>
-            <w:tcBorders>
-              <w:top w:val="single" w:sz="4" w:space="0" w:color="BFBFBF"/>
-              <w:left w:val="single" w:sz="4" w:space="0" w:color="BFBFBF"/>
-              <w:bottom w:val="single" w:sz="4" w:space="0" w:color="BFBFBF"/>
-              <w:right w:val="single" w:sz="4" w:space="0" w:color="BFBFBF"/>
-            </w:tcBorders>
-            <w:tcMar>
-              <w:top w:w="80" w:type="dxa"/>
-              <w:left w:w="120" w:type="dxa"/>
-              <w:bottom w:w="80" w:type="dxa"/>
-              <w:right w:w="120" w:type="dxa"/>
-            </w:tcMar>
-            <w:vAlign w:val="center"/>
-          </w:tcPr>
-          <w:p>
-            <w:r>
-              <w:rPr>
-                <w:color w:val="000000"/>
-                <w:sz w:val="18"/>
-                <w:szCs w:val="18"/>
-              </w:rPr>
-              <w:t>我有意識到：模擬給的「材料極限警告」對應到我答案中的哪個邊界</w:t>
-            </w:r>
-          </w:p>
-        </w:tc>
-        <w:tc>
-          <w:tcPr>
-            <w:tcW w:w="1200" w:type="dxa"/>
-            <w:tcBorders>
-              <w:top w:val="single" w:sz="4" w:space="0" w:color="BFBFBF"/>
-              <w:left w:val="single" w:sz="4" w:space="0" w:color="BFBFBF"/>
-              <w:bottom w:val="single" w:sz="4" w:space="0" w:color="BFBFBF"/>
-              <w:right w:val="single" w:sz="4" w:space="0" w:color="BFBFBF"/>
-            </w:tcBorders>
-            <w:tcMar>
-              <w:top w:w="80" w:type="dxa"/>
-              <w:left w:w="120" w:type="dxa"/>
-              <w:bottom w:w="80" w:type="dxa"/>
-              <w:right w:w="120" w:type="dxa"/>
-            </w:tcMar>
-            <w:vAlign w:val="center"/>
-          </w:tcPr>
-          <w:p>
-            <w:pPr>
-              <w:jc w:val="center"/>
-            </w:pPr>
-            <w:r>
-              <w:rPr>
-                <w:color w:val="595959"/>
-                <w:sz w:val="14"/>
-                <w:szCs w:val="14"/>
-              </w:rPr>
-              <w:t>○ ◐ ●</w:t>
-            </w:r>
-          </w:p>
-          <w:p>
-            <w:pPr>
-              <w:jc w:val="center"/>
-            </w:pPr>
-            <w:r>
-              <w:rPr>
-                <w:color w:val="595959"/>
-                <w:sz w:val="14"/>
-                <w:szCs w:val="14"/>
-              </w:rPr>
-              <w:t>弱  中  強</w:t>
-            </w:r>
-          </w:p>
-        </w:tc>
-      </w:tr>
-      <w:tr>
-        <w:tc>
-          <w:tcPr>
-            <w:tcW w:w="600" w:type="dxa"/>
-            <w:tcBorders>
-              <w:top w:val="single" w:sz="4" w:space="0" w:color="BFBFBF"/>
-              <w:left w:val="single" w:sz="4" w:space="0" w:color="BFBFBF"/>
-              <w:bottom w:val="single" w:sz="4" w:space="0" w:color="BFBFBF"/>
-              <w:right w:val="single" w:sz="4" w:space="0" w:color="BFBFBF"/>
-            </w:tcBorders>
-            <w:tcMar>
-              <w:top w:w="80" w:type="dxa"/>
-              <w:left w:w="120" w:type="dxa"/>
-              <w:bottom w:w="80" w:type="dxa"/>
-              <w:right w:w="120" w:type="dxa"/>
-            </w:tcMar>
-            <w:vAlign w:val="center"/>
-          </w:tcPr>
-          <w:p>
-            <w:pPr>
-              <w:jc w:val="center"/>
-            </w:pPr>
-            <w:r>
-              <w:rPr>
-                <w:color w:val="000000"/>
-              </w:rPr>
-              <w:t>□</w:t>
-            </w:r>
-          </w:p>
-        </w:tc>
-        <w:tc>
-          <w:tcPr>
-            <w:tcW w:w="7560" w:type="dxa"/>
-            <w:tcBorders>
-              <w:top w:val="single" w:sz="4" w:space="0" w:color="BFBFBF"/>
-              <w:left w:val="single" w:sz="4" w:space="0" w:color="BFBFBF"/>
-              <w:bottom w:val="single" w:sz="4" w:space="0" w:color="BFBFBF"/>
-              <w:right w:val="single" w:sz="4" w:space="0" w:color="BFBFBF"/>
-            </w:tcBorders>
-            <w:tcMar>
-              <w:top w:w="80" w:type="dxa"/>
-              <w:left w:w="120" w:type="dxa"/>
-              <w:bottom w:w="80" w:type="dxa"/>
-              <w:right w:w="120" w:type="dxa"/>
-            </w:tcMar>
-            <w:vAlign w:val="center"/>
-          </w:tcPr>
-          <w:p>
-            <w:r>
-              <w:rPr>
-                <w:color w:val="000000"/>
-                <w:sz w:val="18"/>
-                <w:szCs w:val="18"/>
-              </w:rPr>
-              <w:t>回答時我有用「主張 → 證據 → 推理」的結構</w:t>
-            </w:r>
-          </w:p>
-        </w:tc>
-        <w:tc>
-          <w:tcPr>
-            <w:tcW w:w="1200" w:type="dxa"/>
-            <w:tcBorders>
-              <w:top w:val="single" w:sz="4" w:space="0" w:color="BFBFBF"/>
-              <w:left w:val="single" w:sz="4" w:space="0" w:color="BFBFBF"/>
-              <w:bottom w:val="single" w:sz="4" w:space="0" w:color="BFBFBF"/>
-              <w:right w:val="single" w:sz="4" w:space="0" w:color="BFBFBF"/>
-            </w:tcBorders>
-            <w:tcMar>
-              <w:top w:w="80" w:type="dxa"/>
-              <w:left w:w="120" w:type="dxa"/>
-              <w:bottom w:w="80" w:type="dxa"/>
-              <w:right w:w="120" w:type="dxa"/>
-            </w:tcMar>
-            <w:vAlign w:val="center"/>
-          </w:tcPr>
-          <w:p>
-            <w:pPr>
-              <w:jc w:val="center"/>
-            </w:pPr>
-            <w:r>
-              <w:rPr>
-                <w:color w:val="595959"/>
-                <w:sz w:val="14"/>
-                <w:szCs w:val="14"/>
-              </w:rPr>
-              <w:t>○ ◐ ●</w:t>
-            </w:r>
-          </w:p>
-          <w:p>
-            <w:pPr>
-              <w:jc w:val="center"/>
-            </w:pPr>
-            <w:r>
-              <w:rPr>
-                <w:color w:val="595959"/>
-                <w:sz w:val="14"/>
-                <w:szCs w:val="14"/>
-              </w:rPr>
-              <w:t>弱  中  強</w:t>
-            </w:r>
-          </w:p>
-        </w:tc>
-      </w:tr>
-    </w:tbl>
     <w:p>
       <w:pPr>
         <w:pStyle w:val="1"/>
@@ -8260,11 +5810,6 @@
       </w:tr>
     </w:tbl>
     <w:p>
-      <w:pPr>
-        <w:rPr>
-          <w:rFonts w:hint="eastAsia"/>
-        </w:rPr>
-      </w:pPr>
       <w:r>
         <w:t xml:space="preserve"> </w:t>
       </w:r>
@@ -8375,9 +5920,7 @@
     </w:p>
     <w:p>
       <w:pPr>
-        <w:spacing w:before="60" w:after="60" w:line="320" w:lineRule="auto"/>
-        <w:rPr>
-          <w:rFonts w:hint="eastAsia"/>
+        <w:rPr>
           <w:b/>
           <w:bCs/>
         </w:rPr>
@@ -8387,12 +5930,11 @@
           <w:b/>
           <w:bCs/>
         </w:rPr>
-        <w:t>請從上圖觀察並回答以下兩個問題：</w:t>
-      </w:r>
-    </w:p>
-    <w:p>
-      <w:pPr>
-        <w:spacing w:before="60" w:after="60" w:line="320" w:lineRule="auto"/>
+        <w:t>請你再一次回答,小霖測量的這條橡皮筋,如果他想用這條橡皮筋自製「彈簧秤」來測量物體重量，你會推薦他選擇哪一段？為什麼？</w:t>
+      </w:r>
+    </w:p>
+    <w:p>
+      <w:pPr>
         <w:rPr>
           <w:b/>
           <w:bCs/>
@@ -8403,117 +5945,30 @@
           <w:b/>
           <w:bCs/>
         </w:rPr>
-        <w:t>(1) 圖中分為「區段一」「區段二」「區段三」。如果你想用這條橡皮筋自製「彈簧秤」來精準測量物體重量，你會選擇哪一段？為什麼？（請從「斜率是否穩定」「圖形是直線還是曲線」兩個角度說明）</w:t>
-      </w:r>
-    </w:p>
-    <w:p>
-      <w:pPr>
-        <w:spacing w:before="60" w:after="60" w:line="320" w:lineRule="auto"/>
+        <w:t>（請以數據圖或是剛剛模擬實驗得到的結論說明你的原因）</w:t>
+      </w:r>
+    </w:p>
+    <w:p>
+      <w:pPr>
+        <w:rPr>
+          <w:color w:val="EE0000"/>
+        </w:rPr>
+      </w:pPr>
+      <w:r>
         <w:rPr>
           <w:b/>
           <w:bCs/>
-        </w:rPr>
-      </w:pPr>
-      <w:r>
-        <w:rPr>
-          <w:b/>
-          <w:bCs/>
-        </w:rPr>
-        <w:t xml:space="preserve">(2) 在你選的那段範圍內，受力 F 與伸長量 x 之間的關係，比較接近 F = </w:t>
-      </w:r>
-      <w:proofErr w:type="spellStart"/>
-      <w:r>
-        <w:rPr>
-          <w:b/>
-          <w:bCs/>
-        </w:rPr>
-        <w:t>kx</w:t>
-      </w:r>
-      <w:proofErr w:type="spellEnd"/>
-      <w:r>
-        <w:rPr>
-          <w:b/>
-          <w:bCs/>
-        </w:rPr>
-        <w:t xml:space="preserve"> 還是 F = </w:t>
-      </w:r>
-      <w:proofErr w:type="spellStart"/>
-      <w:r>
-        <w:rPr>
-          <w:b/>
-          <w:bCs/>
-        </w:rPr>
-        <w:t>kx</w:t>
-      </w:r>
-      <w:proofErr w:type="spellEnd"/>
-      <w:r>
-        <w:rPr>
-          <w:b/>
-          <w:bCs/>
-        </w:rPr>
-        <w:t xml:space="preserve"> + c？為什麼？</w:t>
-      </w:r>
-      <w:r>
-        <w:rPr>
-          <w:b/>
-          <w:bCs/>
-        </w:rPr>
-        <w:lastRenderedPageBreak/>
-        <w:t>（提示：你選的那段直線「往左延伸回到 x = 0」時，會通過原點嗎？）</w:t>
-      </w:r>
-    </w:p>
-    <w:p>
-      <w:r>
-        <w:t xml:space="preserve"> </w:t>
-      </w:r>
-    </w:p>
-    <w:p>
-      <w:pPr>
-        <w:spacing w:before="60" w:after="60" w:line="320" w:lineRule="auto"/>
-        <w:rPr>
-          <w:b/>
-          <w:bCs/>
-          <w:color w:val="C00000"/>
-        </w:rPr>
-      </w:pPr>
-      <w:r>
-        <w:rPr>
-          <w:b/>
-          <w:bCs/>
-          <w:color w:val="C00000"/>
-        </w:rPr>
-        <w:t>📌 作答提醒：</w:t>
-      </w:r>
-    </w:p>
-    <w:p>
-      <w:pPr>
-        <w:spacing w:before="60" w:after="60" w:line="320" w:lineRule="auto"/>
-      </w:pPr>
-      <w:r>
-        <w:t xml:space="preserve">　• 經過模擬操作後，你對「初始僵硬」現象應該有更深的體會</w:t>
-      </w:r>
-    </w:p>
-    <w:p>
-      <w:pPr>
-        <w:spacing w:before="60" w:after="60" w:line="320" w:lineRule="auto"/>
-      </w:pPr>
-      <w:r>
-        <w:t xml:space="preserve">　• 想想模擬中當你只掛 50 g、100 g 時看到的彎曲現象</w:t>
-      </w:r>
-    </w:p>
-    <w:p>
-      <w:pPr>
-        <w:spacing w:before="60" w:after="60" w:line="320" w:lineRule="auto"/>
-      </w:pPr>
-      <w:r>
-        <w:t xml:space="preserve">　• 用「主張 → 證據（圖中觀察 + 你的模擬經驗） → 推理」三段式回答</w:t>
-      </w:r>
-    </w:p>
-    <w:p>
-      <w:r>
-        <w:t xml:space="preserve"> </w:t>
-      </w:r>
-    </w:p>
+          <w:color w:val="EE0000"/>
+        </w:rPr>
+        <w:t>作答提醒：</w:t>
+      </w:r>
+    </w:p>
+    <w:p>
+      <w:r>
+        <w:t>• 使用「呼叫AISI」功能之後可選擇是否再回答一次更正您的答案</w:t>
+      </w:r>
+    </w:p>
+    <w:p/>
     <w:p>
       <w:pPr>
         <w:spacing w:before="60" w:after="60" w:line="320" w:lineRule="auto"/>
@@ -8529,6 +5984,7 @@
           <w:bCs/>
           <w:color w:val="1F4E79"/>
         </w:rPr>
+        <w:lastRenderedPageBreak/>
         <w:t>【評分標準】</w:t>
       </w:r>
     </w:p>
@@ -9560,25 +7016,7 @@
                 <w:sz w:val="18"/>
                 <w:szCs w:val="18"/>
               </w:rPr>
-              <w:t xml:space="preserve">評量重點：在 F = </w:t>
-            </w:r>
-            <w:proofErr w:type="spellStart"/>
-            <w:r>
-              <w:rPr>
-                <w:color w:val="000000"/>
-                <w:sz w:val="18"/>
-                <w:szCs w:val="18"/>
-              </w:rPr>
-              <w:t>kx</w:t>
-            </w:r>
-            <w:proofErr w:type="spellEnd"/>
-            <w:r>
-              <w:rPr>
-                <w:color w:val="000000"/>
-                <w:sz w:val="18"/>
-                <w:szCs w:val="18"/>
-              </w:rPr>
-              <w:t xml:space="preserve"> + c 線性段下，用兩個已知參考點求未知質量</w:t>
+              <w:t>評量重點：在 F = kx + c 線性段下，用兩個已知參考點求未知質量</w:t>
             </w:r>
           </w:p>
         </w:tc>
@@ -9615,57 +7053,12 @@
         <w:rPr>
           <w:b/>
           <w:bCs/>
-          <w:color w:val="1F4E79"/>
-        </w:rPr>
-      </w:pPr>
-      <w:r>
-        <w:rPr>
-          <w:b/>
-          <w:bCs/>
-          <w:color w:val="1F4E79"/>
-        </w:rPr>
-        <w:lastRenderedPageBreak/>
-        <w:t>【任務情境】（與前測 Q5 完全相同）</w:t>
-      </w:r>
-    </w:p>
-    <w:p>
-      <w:pPr>
-        <w:spacing w:before="60" w:after="60" w:line="320" w:lineRule="auto"/>
-      </w:pPr>
-      <w:r>
-        <w:t xml:space="preserve">　• 桌上有一個 未知重的鐵塊，估計約 </w:t>
-      </w:r>
-      <w:r>
-        <w:rPr>
-          <w:rFonts w:hint="eastAsia"/>
-        </w:rPr>
-        <w:t>1.6</w:t>
-      </w:r>
-      <w:r>
-        <w:t xml:space="preserve"> </w:t>
-      </w:r>
-      <w:r>
-        <w:rPr>
-          <w:rFonts w:hint="eastAsia"/>
-        </w:rPr>
-        <w:t>k</w:t>
-      </w:r>
-      <w:r>
-        <w:t>g</w:t>
-      </w:r>
-    </w:p>
-    <w:p>
-      <w:pPr>
-        <w:spacing w:before="60" w:after="60" w:line="320" w:lineRule="auto"/>
-      </w:pPr>
-      <w:r>
-        <w:t xml:space="preserve">　• 你手邊有 多個 100 g 標準砝碼（要用幾個都可以）</w:t>
-      </w:r>
-    </w:p>
-    <w:p/>
-    <w:p>
-      <w:pPr>
-        <w:spacing w:before="60" w:after="60" w:line="320" w:lineRule="auto"/>
+          <w:color w:val="C00000"/>
+          <w:sz w:val="24"/>
+          <w:szCs w:val="24"/>
+        </w:rPr>
+      </w:pPr>
+      <w:r>
         <w:rPr>
           <w:b/>
           <w:bCs/>
@@ -9673,120 +7066,68 @@
           <w:sz w:val="24"/>
           <w:szCs w:val="24"/>
         </w:rPr>
-      </w:pPr>
-      <w:r>
+        <w:t>【問答題】</w:t>
+      </w:r>
+    </w:p>
+    <w:p>
+      <w:r>
+        <w:rPr>
+          <w:b/>
+          <w:bCs/>
+        </w:rPr>
+        <w:t>承上題,小霖測量完橡皮筋的外力與伸長量關係後,想另外測量桌上的一個未知的重鐵塊，其重量大約在 1.8 kg 左右。此外，小霖手邊還有多個「 100 g 標準砝碼」。請你規劃一份「測量實驗計畫」來測出鐵塊的質量。</w:t>
+      </w:r>
+    </w:p>
+    <w:p>
+      <w:pPr>
+        <w:spacing w:before="60" w:after="60" w:line="320" w:lineRule="auto"/>
         <w:rPr>
           <w:b/>
           <w:bCs/>
           <w:color w:val="C00000"/>
-          <w:sz w:val="24"/>
-          <w:szCs w:val="24"/>
-        </w:rPr>
-        <w:t>【問答題】</w:t>
-      </w:r>
-    </w:p>
-    <w:p>
-      <w:pPr>
-        <w:spacing w:before="60" w:after="60" w:line="320" w:lineRule="auto"/>
-        <w:rPr>
-          <w:rFonts w:hint="eastAsia"/>
-          <w:b/>
-          <w:bCs/>
-        </w:rPr>
-      </w:pPr>
-      <w:r>
-        <w:rPr>
-          <w:b/>
-          <w:bCs/>
-        </w:rPr>
-        <w:t>請寫一份完整的「精準測量實驗計畫」，回答以下四個問題：</w:t>
-      </w:r>
-    </w:p>
-    <w:p>
-      <w:pPr>
-        <w:spacing w:before="60" w:after="60" w:line="320" w:lineRule="auto"/>
-        <w:rPr>
-          <w:b/>
-          <w:bCs/>
-        </w:rPr>
-      </w:pPr>
-      <w:r>
-        <w:rPr>
-          <w:b/>
-          <w:bCs/>
-        </w:rPr>
-        <w:t>(1) 你決定使用 幾條橡皮筋並聯？為什麼這樣設計可以避開「不準的區段」？（請寫出計算過程）</w:t>
-      </w:r>
-    </w:p>
-    <w:p>
-      <w:pPr>
-        <w:spacing w:before="60" w:after="60" w:line="320" w:lineRule="auto"/>
-        <w:rPr>
-          <w:b/>
-          <w:bCs/>
-        </w:rPr>
-      </w:pPr>
-      <w:r>
-        <w:rPr>
-          <w:b/>
-          <w:bCs/>
-        </w:rPr>
-        <w:t>(2) 你的實驗共需要 量幾次？每一次要掛什麼東西、要量什麼數據？請依序寫清楚。</w:t>
-      </w:r>
-    </w:p>
-    <w:p/>
-    <w:p>
-      <w:pPr>
-        <w:spacing w:before="60" w:after="60" w:line="320" w:lineRule="auto"/>
+        </w:rPr>
+      </w:pPr>
+      <w:r>
         <w:rPr>
           <w:b/>
           <w:bCs/>
           <w:color w:val="C00000"/>
         </w:rPr>
-      </w:pPr>
-      <w:r>
-        <w:rPr>
-          <w:b/>
-          <w:bCs/>
-          <w:color w:val="C00000"/>
-        </w:rPr>
         <w:t>📌 作答提醒：</w:t>
       </w:r>
     </w:p>
     <w:p>
-      <w:pPr>
-        <w:spacing w:before="60" w:after="60" w:line="320" w:lineRule="auto"/>
-      </w:pPr>
-      <w:r>
-        <w:t xml:space="preserve">　• 經過模擬操作後，你應該已經實際看過「初始僵硬」與「接近極限」會產生什麼樣的曲線</w:t>
-      </w:r>
-    </w:p>
-    <w:p>
-      <w:pPr>
-        <w:spacing w:before="60" w:after="60" w:line="320" w:lineRule="auto"/>
-      </w:pPr>
-      <w:r>
-        <w:t xml:space="preserve">　• 重點是「實驗設計」與「物理推理」，不是計算</w:t>
-      </w:r>
-    </w:p>
-    <w:p>
-      <w:pPr>
-        <w:spacing w:before="60" w:after="60" w:line="320" w:lineRule="auto"/>
-      </w:pPr>
-      <w:r>
-        <w:t xml:space="preserve">　• 為什麼選擇某個並聯數量？要說明數字計算（800 ÷ N = 多少？落在哪段？）</w:t>
-      </w:r>
-    </w:p>
-    <w:p>
-      <w:pPr>
-        <w:spacing w:before="60" w:after="60" w:line="320" w:lineRule="auto"/>
-      </w:pPr>
-      <w:r>
-        <w:t xml:space="preserve">　• 你選的「兩個已知參考重量」必須兩個 都落在區段 II 安全區內</w:t>
-      </w:r>
-    </w:p>
-    <w:p>
-      <w:r>
+      <w:r>
+        <w:t>•</w:t>
+      </w:r>
+      <w:r>
+        <w:t>在每個操作階段你會使用幾條橡皮筋？為什麼這樣設計？</w:t>
+      </w:r>
+    </w:p>
+    <w:p>
+      <w:r>
+        <w:t>•</w:t>
+      </w:r>
+      <w:r>
+        <w:t>你的實驗共需要 量幾次？每一次要掛什麼東西、要量什麼數據？請依序寫清楚。</w:t>
+      </w:r>
+    </w:p>
+    <w:p>
+      <w:r>
+        <w:t>•</w:t>
+      </w:r>
+      <w:r>
+        <w:t>重點是「實驗設計」與「物理推理」，不是計算。</w:t>
+      </w:r>
+    </w:p>
+    <w:p>
+      <w:r>
+        <w:t>• 使用「呼叫AISI」功能之後可選擇是否再回答一次更正您的答案</w:t>
+      </w:r>
+    </w:p>
+    <w:p>
+      <w:r>
+        <w:lastRenderedPageBreak/>
         <w:t xml:space="preserve"> </w:t>
       </w:r>
     </w:p>
@@ -10503,688 +7844,9 @@
     </w:tbl>
     <w:p>
       <w:r>
-        <w:lastRenderedPageBreak/>
         <w:t xml:space="preserve"> </w:t>
       </w:r>
     </w:p>
-    <w:p>
-      <w:pPr>
-        <w:spacing w:before="60" w:after="60" w:line="320" w:lineRule="auto"/>
-        <w:rPr>
-          <w:b/>
-          <w:bCs/>
-          <w:color w:val="1F4E79"/>
-        </w:rPr>
-      </w:pPr>
-      <w:r>
-        <w:rPr>
-          <w:b/>
-          <w:bCs/>
-          <w:color w:val="1F4E79"/>
-        </w:rPr>
-        <w:t>【自我檢查清單】</w:t>
-      </w:r>
-    </w:p>
-    <w:tbl>
-      <w:tblPr>
-        <w:tblW w:w="9360" w:type="dxa"/>
-        <w:tblBorders>
-          <w:top w:val="single" w:sz="4" w:space="0" w:color="auto"/>
-          <w:left w:val="single" w:sz="4" w:space="0" w:color="auto"/>
-          <w:bottom w:val="single" w:sz="4" w:space="0" w:color="auto"/>
-          <w:right w:val="single" w:sz="4" w:space="0" w:color="auto"/>
-          <w:insideH w:val="single" w:sz="4" w:space="0" w:color="auto"/>
-          <w:insideV w:val="single" w:sz="4" w:space="0" w:color="auto"/>
-        </w:tblBorders>
-        <w:tblCellMar>
-          <w:left w:w="10" w:type="dxa"/>
-          <w:right w:w="10" w:type="dxa"/>
-        </w:tblCellMar>
-        <w:tblLook w:val="0000" w:firstRow="0" w:lastRow="0" w:firstColumn="0" w:lastColumn="0" w:noHBand="0" w:noVBand="0"/>
-      </w:tblPr>
-      <w:tblGrid>
-        <w:gridCol w:w="600"/>
-        <w:gridCol w:w="7560"/>
-        <w:gridCol w:w="1200"/>
-      </w:tblGrid>
-      <w:tr>
-        <w:trPr>
-          <w:tblHeader/>
-        </w:trPr>
-        <w:tc>
-          <w:tcPr>
-            <w:tcW w:w="600" w:type="dxa"/>
-            <w:tcBorders>
-              <w:top w:val="single" w:sz="4" w:space="0" w:color="BFBFBF"/>
-              <w:left w:val="single" w:sz="4" w:space="0" w:color="BFBFBF"/>
-              <w:bottom w:val="single" w:sz="4" w:space="0" w:color="BFBFBF"/>
-              <w:right w:val="single" w:sz="4" w:space="0" w:color="BFBFBF"/>
-            </w:tcBorders>
-            <w:shd w:val="clear" w:color="auto" w:fill="2E75B6"/>
-            <w:tcMar>
-              <w:top w:w="80" w:type="dxa"/>
-              <w:left w:w="120" w:type="dxa"/>
-              <w:bottom w:w="80" w:type="dxa"/>
-              <w:right w:w="120" w:type="dxa"/>
-            </w:tcMar>
-            <w:vAlign w:val="center"/>
-          </w:tcPr>
-          <w:p>
-            <w:pPr>
-              <w:jc w:val="center"/>
-            </w:pPr>
-            <w:r>
-              <w:rPr>
-                <w:b/>
-                <w:bCs/>
-                <w:color w:val="FFFFFF"/>
-                <w:sz w:val="18"/>
-                <w:szCs w:val="18"/>
-              </w:rPr>
-              <w:t>✓</w:t>
-            </w:r>
-          </w:p>
-        </w:tc>
-        <w:tc>
-          <w:tcPr>
-            <w:tcW w:w="7560" w:type="dxa"/>
-            <w:tcBorders>
-              <w:top w:val="single" w:sz="4" w:space="0" w:color="BFBFBF"/>
-              <w:left w:val="single" w:sz="4" w:space="0" w:color="BFBFBF"/>
-              <w:bottom w:val="single" w:sz="4" w:space="0" w:color="BFBFBF"/>
-              <w:right w:val="single" w:sz="4" w:space="0" w:color="BFBFBF"/>
-            </w:tcBorders>
-            <w:shd w:val="clear" w:color="auto" w:fill="DEEBF7"/>
-            <w:tcMar>
-              <w:top w:w="80" w:type="dxa"/>
-              <w:left w:w="120" w:type="dxa"/>
-              <w:bottom w:w="80" w:type="dxa"/>
-              <w:right w:w="120" w:type="dxa"/>
-            </w:tcMar>
-            <w:vAlign w:val="center"/>
-          </w:tcPr>
-          <w:p>
-            <w:r>
-              <w:rPr>
-                <w:b/>
-                <w:bCs/>
-                <w:color w:val="000000"/>
-                <w:sz w:val="18"/>
-                <w:szCs w:val="18"/>
-              </w:rPr>
-              <w:t>自我檢查項目</w:t>
-            </w:r>
-          </w:p>
-        </w:tc>
-        <w:tc>
-          <w:tcPr>
-            <w:tcW w:w="1200" w:type="dxa"/>
-            <w:tcBorders>
-              <w:top w:val="single" w:sz="4" w:space="0" w:color="BFBFBF"/>
-              <w:left w:val="single" w:sz="4" w:space="0" w:color="BFBFBF"/>
-              <w:bottom w:val="single" w:sz="4" w:space="0" w:color="BFBFBF"/>
-              <w:right w:val="single" w:sz="4" w:space="0" w:color="BFBFBF"/>
-            </w:tcBorders>
-            <w:shd w:val="clear" w:color="auto" w:fill="DEEBF7"/>
-            <w:tcMar>
-              <w:top w:w="80" w:type="dxa"/>
-              <w:left w:w="120" w:type="dxa"/>
-              <w:bottom w:w="80" w:type="dxa"/>
-              <w:right w:w="120" w:type="dxa"/>
-            </w:tcMar>
-            <w:vAlign w:val="center"/>
-          </w:tcPr>
-          <w:p>
-            <w:pPr>
-              <w:jc w:val="center"/>
-            </w:pPr>
-            <w:r>
-              <w:rPr>
-                <w:b/>
-                <w:bCs/>
-                <w:color w:val="000000"/>
-                <w:sz w:val="16"/>
-                <w:szCs w:val="16"/>
-              </w:rPr>
-              <w:t>達成程度</w:t>
-            </w:r>
-          </w:p>
-        </w:tc>
-      </w:tr>
-      <w:tr>
-        <w:tc>
-          <w:tcPr>
-            <w:tcW w:w="600" w:type="dxa"/>
-            <w:tcBorders>
-              <w:top w:val="single" w:sz="4" w:space="0" w:color="BFBFBF"/>
-              <w:left w:val="single" w:sz="4" w:space="0" w:color="BFBFBF"/>
-              <w:bottom w:val="single" w:sz="4" w:space="0" w:color="BFBFBF"/>
-              <w:right w:val="single" w:sz="4" w:space="0" w:color="BFBFBF"/>
-            </w:tcBorders>
-            <w:tcMar>
-              <w:top w:w="80" w:type="dxa"/>
-              <w:left w:w="120" w:type="dxa"/>
-              <w:bottom w:w="80" w:type="dxa"/>
-              <w:right w:w="120" w:type="dxa"/>
-            </w:tcMar>
-            <w:vAlign w:val="center"/>
-          </w:tcPr>
-          <w:p>
-            <w:pPr>
-              <w:jc w:val="center"/>
-            </w:pPr>
-            <w:r>
-              <w:rPr>
-                <w:color w:val="000000"/>
-              </w:rPr>
-              <w:t>□</w:t>
-            </w:r>
-          </w:p>
-        </w:tc>
-        <w:tc>
-          <w:tcPr>
-            <w:tcW w:w="7560" w:type="dxa"/>
-            <w:tcBorders>
-              <w:top w:val="single" w:sz="4" w:space="0" w:color="BFBFBF"/>
-              <w:left w:val="single" w:sz="4" w:space="0" w:color="BFBFBF"/>
-              <w:bottom w:val="single" w:sz="4" w:space="0" w:color="BFBFBF"/>
-              <w:right w:val="single" w:sz="4" w:space="0" w:color="BFBFBF"/>
-            </w:tcBorders>
-            <w:tcMar>
-              <w:top w:w="80" w:type="dxa"/>
-              <w:left w:w="120" w:type="dxa"/>
-              <w:bottom w:w="80" w:type="dxa"/>
-              <w:right w:w="120" w:type="dxa"/>
-            </w:tcMar>
-            <w:vAlign w:val="center"/>
-          </w:tcPr>
-          <w:p>
-            <w:r>
-              <w:rPr>
-                <w:color w:val="000000"/>
-                <w:sz w:val="18"/>
-                <w:szCs w:val="18"/>
-              </w:rPr>
-              <w:t xml:space="preserve">我有意識到 F = </w:t>
-            </w:r>
-            <w:proofErr w:type="spellStart"/>
-            <w:r>
-              <w:rPr>
-                <w:color w:val="000000"/>
-                <w:sz w:val="18"/>
-                <w:szCs w:val="18"/>
-              </w:rPr>
-              <w:t>kx</w:t>
-            </w:r>
-            <w:proofErr w:type="spellEnd"/>
-            <w:r>
-              <w:rPr>
-                <w:color w:val="000000"/>
-                <w:sz w:val="18"/>
-                <w:szCs w:val="18"/>
-              </w:rPr>
-              <w:t xml:space="preserve"> + c 的截距 c 不為 0，所以單一次測量無法直接求出 mx</w:t>
-            </w:r>
-          </w:p>
-        </w:tc>
-        <w:tc>
-          <w:tcPr>
-            <w:tcW w:w="1200" w:type="dxa"/>
-            <w:tcBorders>
-              <w:top w:val="single" w:sz="4" w:space="0" w:color="BFBFBF"/>
-              <w:left w:val="single" w:sz="4" w:space="0" w:color="BFBFBF"/>
-              <w:bottom w:val="single" w:sz="4" w:space="0" w:color="BFBFBF"/>
-              <w:right w:val="single" w:sz="4" w:space="0" w:color="BFBFBF"/>
-            </w:tcBorders>
-            <w:tcMar>
-              <w:top w:w="80" w:type="dxa"/>
-              <w:left w:w="120" w:type="dxa"/>
-              <w:bottom w:w="80" w:type="dxa"/>
-              <w:right w:w="120" w:type="dxa"/>
-            </w:tcMar>
-            <w:vAlign w:val="center"/>
-          </w:tcPr>
-          <w:p>
-            <w:pPr>
-              <w:jc w:val="center"/>
-            </w:pPr>
-            <w:r>
-              <w:rPr>
-                <w:color w:val="595959"/>
-                <w:sz w:val="14"/>
-                <w:szCs w:val="14"/>
-              </w:rPr>
-              <w:t>○ ◐ ●</w:t>
-            </w:r>
-          </w:p>
-          <w:p>
-            <w:pPr>
-              <w:jc w:val="center"/>
-            </w:pPr>
-            <w:r>
-              <w:rPr>
-                <w:color w:val="595959"/>
-                <w:sz w:val="14"/>
-                <w:szCs w:val="14"/>
-              </w:rPr>
-              <w:t>弱  中  強</w:t>
-            </w:r>
-          </w:p>
-        </w:tc>
-      </w:tr>
-      <w:tr>
-        <w:tc>
-          <w:tcPr>
-            <w:tcW w:w="600" w:type="dxa"/>
-            <w:tcBorders>
-              <w:top w:val="single" w:sz="4" w:space="0" w:color="BFBFBF"/>
-              <w:left w:val="single" w:sz="4" w:space="0" w:color="BFBFBF"/>
-              <w:bottom w:val="single" w:sz="4" w:space="0" w:color="BFBFBF"/>
-              <w:right w:val="single" w:sz="4" w:space="0" w:color="BFBFBF"/>
-            </w:tcBorders>
-            <w:tcMar>
-              <w:top w:w="80" w:type="dxa"/>
-              <w:left w:w="120" w:type="dxa"/>
-              <w:bottom w:w="80" w:type="dxa"/>
-              <w:right w:w="120" w:type="dxa"/>
-            </w:tcMar>
-            <w:vAlign w:val="center"/>
-          </w:tcPr>
-          <w:p>
-            <w:pPr>
-              <w:jc w:val="center"/>
-            </w:pPr>
-            <w:r>
-              <w:rPr>
-                <w:color w:val="000000"/>
-              </w:rPr>
-              <w:t>□</w:t>
-            </w:r>
-          </w:p>
-        </w:tc>
-        <w:tc>
-          <w:tcPr>
-            <w:tcW w:w="7560" w:type="dxa"/>
-            <w:tcBorders>
-              <w:top w:val="single" w:sz="4" w:space="0" w:color="BFBFBF"/>
-              <w:left w:val="single" w:sz="4" w:space="0" w:color="BFBFBF"/>
-              <w:bottom w:val="single" w:sz="4" w:space="0" w:color="BFBFBF"/>
-              <w:right w:val="single" w:sz="4" w:space="0" w:color="BFBFBF"/>
-            </w:tcBorders>
-            <w:tcMar>
-              <w:top w:w="80" w:type="dxa"/>
-              <w:left w:w="120" w:type="dxa"/>
-              <w:bottom w:w="80" w:type="dxa"/>
-              <w:right w:w="120" w:type="dxa"/>
-            </w:tcMar>
-            <w:vAlign w:val="center"/>
-          </w:tcPr>
-          <w:p>
-            <w:r>
-              <w:rPr>
-                <w:color w:val="000000"/>
-                <w:sz w:val="18"/>
-                <w:szCs w:val="18"/>
-              </w:rPr>
-              <w:t>我有設計「至少兩個已知參考重量」，且兩個都落在區段 II 安全區</w:t>
-            </w:r>
-          </w:p>
-        </w:tc>
-        <w:tc>
-          <w:tcPr>
-            <w:tcW w:w="1200" w:type="dxa"/>
-            <w:tcBorders>
-              <w:top w:val="single" w:sz="4" w:space="0" w:color="BFBFBF"/>
-              <w:left w:val="single" w:sz="4" w:space="0" w:color="BFBFBF"/>
-              <w:bottom w:val="single" w:sz="4" w:space="0" w:color="BFBFBF"/>
-              <w:right w:val="single" w:sz="4" w:space="0" w:color="BFBFBF"/>
-            </w:tcBorders>
-            <w:tcMar>
-              <w:top w:w="80" w:type="dxa"/>
-              <w:left w:w="120" w:type="dxa"/>
-              <w:bottom w:w="80" w:type="dxa"/>
-              <w:right w:w="120" w:type="dxa"/>
-            </w:tcMar>
-            <w:vAlign w:val="center"/>
-          </w:tcPr>
-          <w:p>
-            <w:pPr>
-              <w:jc w:val="center"/>
-            </w:pPr>
-            <w:r>
-              <w:rPr>
-                <w:color w:val="595959"/>
-                <w:sz w:val="14"/>
-                <w:szCs w:val="14"/>
-              </w:rPr>
-              <w:t>○ ◐ ●</w:t>
-            </w:r>
-          </w:p>
-          <w:p>
-            <w:pPr>
-              <w:jc w:val="center"/>
-            </w:pPr>
-            <w:r>
-              <w:rPr>
-                <w:color w:val="595959"/>
-                <w:sz w:val="14"/>
-                <w:szCs w:val="14"/>
-              </w:rPr>
-              <w:t>弱  中  強</w:t>
-            </w:r>
-          </w:p>
-        </w:tc>
-      </w:tr>
-      <w:tr>
-        <w:tc>
-          <w:tcPr>
-            <w:tcW w:w="600" w:type="dxa"/>
-            <w:tcBorders>
-              <w:top w:val="single" w:sz="4" w:space="0" w:color="BFBFBF"/>
-              <w:left w:val="single" w:sz="4" w:space="0" w:color="BFBFBF"/>
-              <w:bottom w:val="single" w:sz="4" w:space="0" w:color="BFBFBF"/>
-              <w:right w:val="single" w:sz="4" w:space="0" w:color="BFBFBF"/>
-            </w:tcBorders>
-            <w:tcMar>
-              <w:top w:w="80" w:type="dxa"/>
-              <w:left w:w="120" w:type="dxa"/>
-              <w:bottom w:w="80" w:type="dxa"/>
-              <w:right w:w="120" w:type="dxa"/>
-            </w:tcMar>
-            <w:vAlign w:val="center"/>
-          </w:tcPr>
-          <w:p>
-            <w:pPr>
-              <w:jc w:val="center"/>
-            </w:pPr>
-            <w:r>
-              <w:rPr>
-                <w:color w:val="000000"/>
-              </w:rPr>
-              <w:t>□</w:t>
-            </w:r>
-          </w:p>
-        </w:tc>
-        <w:tc>
-          <w:tcPr>
-            <w:tcW w:w="7560" w:type="dxa"/>
-            <w:tcBorders>
-              <w:top w:val="single" w:sz="4" w:space="0" w:color="BFBFBF"/>
-              <w:left w:val="single" w:sz="4" w:space="0" w:color="BFBFBF"/>
-              <w:bottom w:val="single" w:sz="4" w:space="0" w:color="BFBFBF"/>
-              <w:right w:val="single" w:sz="4" w:space="0" w:color="BFBFBF"/>
-            </w:tcBorders>
-            <w:tcMar>
-              <w:top w:w="80" w:type="dxa"/>
-              <w:left w:w="120" w:type="dxa"/>
-              <w:bottom w:w="80" w:type="dxa"/>
-              <w:right w:w="120" w:type="dxa"/>
-            </w:tcMar>
-            <w:vAlign w:val="center"/>
-          </w:tcPr>
-          <w:p>
-            <w:r>
-              <w:rPr>
-                <w:color w:val="000000"/>
-                <w:sz w:val="18"/>
-                <w:szCs w:val="18"/>
-              </w:rPr>
-              <w:t>我有寫出「為什麼選這個並聯數」的數字計算</w:t>
-            </w:r>
-          </w:p>
-        </w:tc>
-        <w:tc>
-          <w:tcPr>
-            <w:tcW w:w="1200" w:type="dxa"/>
-            <w:tcBorders>
-              <w:top w:val="single" w:sz="4" w:space="0" w:color="BFBFBF"/>
-              <w:left w:val="single" w:sz="4" w:space="0" w:color="BFBFBF"/>
-              <w:bottom w:val="single" w:sz="4" w:space="0" w:color="BFBFBF"/>
-              <w:right w:val="single" w:sz="4" w:space="0" w:color="BFBFBF"/>
-            </w:tcBorders>
-            <w:tcMar>
-              <w:top w:w="80" w:type="dxa"/>
-              <w:left w:w="120" w:type="dxa"/>
-              <w:bottom w:w="80" w:type="dxa"/>
-              <w:right w:w="120" w:type="dxa"/>
-            </w:tcMar>
-            <w:vAlign w:val="center"/>
-          </w:tcPr>
-          <w:p>
-            <w:pPr>
-              <w:jc w:val="center"/>
-            </w:pPr>
-            <w:r>
-              <w:rPr>
-                <w:color w:val="595959"/>
-                <w:sz w:val="14"/>
-                <w:szCs w:val="14"/>
-              </w:rPr>
-              <w:t>○ ◐ ●</w:t>
-            </w:r>
-          </w:p>
-          <w:p>
-            <w:pPr>
-              <w:jc w:val="center"/>
-            </w:pPr>
-            <w:r>
-              <w:rPr>
-                <w:color w:val="595959"/>
-                <w:sz w:val="14"/>
-                <w:szCs w:val="14"/>
-              </w:rPr>
-              <w:t>弱  中  強</w:t>
-            </w:r>
-          </w:p>
-        </w:tc>
-      </w:tr>
-      <w:tr>
-        <w:tc>
-          <w:tcPr>
-            <w:tcW w:w="600" w:type="dxa"/>
-            <w:tcBorders>
-              <w:top w:val="single" w:sz="4" w:space="0" w:color="BFBFBF"/>
-              <w:left w:val="single" w:sz="4" w:space="0" w:color="BFBFBF"/>
-              <w:bottom w:val="single" w:sz="4" w:space="0" w:color="BFBFBF"/>
-              <w:right w:val="single" w:sz="4" w:space="0" w:color="BFBFBF"/>
-            </w:tcBorders>
-            <w:tcMar>
-              <w:top w:w="80" w:type="dxa"/>
-              <w:left w:w="120" w:type="dxa"/>
-              <w:bottom w:w="80" w:type="dxa"/>
-              <w:right w:w="120" w:type="dxa"/>
-            </w:tcMar>
-            <w:vAlign w:val="center"/>
-          </w:tcPr>
-          <w:p>
-            <w:pPr>
-              <w:jc w:val="center"/>
-            </w:pPr>
-            <w:r>
-              <w:rPr>
-                <w:color w:val="000000"/>
-              </w:rPr>
-              <w:t>□</w:t>
-            </w:r>
-          </w:p>
-        </w:tc>
-        <w:tc>
-          <w:tcPr>
-            <w:tcW w:w="7560" w:type="dxa"/>
-            <w:tcBorders>
-              <w:top w:val="single" w:sz="4" w:space="0" w:color="BFBFBF"/>
-              <w:left w:val="single" w:sz="4" w:space="0" w:color="BFBFBF"/>
-              <w:bottom w:val="single" w:sz="4" w:space="0" w:color="BFBFBF"/>
-              <w:right w:val="single" w:sz="4" w:space="0" w:color="BFBFBF"/>
-            </w:tcBorders>
-            <w:tcMar>
-              <w:top w:w="80" w:type="dxa"/>
-              <w:left w:w="120" w:type="dxa"/>
-              <w:bottom w:w="80" w:type="dxa"/>
-              <w:right w:w="120" w:type="dxa"/>
-            </w:tcMar>
-            <w:vAlign w:val="center"/>
-          </w:tcPr>
-          <w:p>
-            <w:r>
-              <w:rPr>
-                <w:color w:val="000000"/>
-                <w:sz w:val="18"/>
-                <w:szCs w:val="18"/>
-              </w:rPr>
-              <w:t>（與前測 Q5 比較）我這次的回答比前測更完整、更精準</w:t>
-            </w:r>
-          </w:p>
-        </w:tc>
-        <w:tc>
-          <w:tcPr>
-            <w:tcW w:w="1200" w:type="dxa"/>
-            <w:tcBorders>
-              <w:top w:val="single" w:sz="4" w:space="0" w:color="BFBFBF"/>
-              <w:left w:val="single" w:sz="4" w:space="0" w:color="BFBFBF"/>
-              <w:bottom w:val="single" w:sz="4" w:space="0" w:color="BFBFBF"/>
-              <w:right w:val="single" w:sz="4" w:space="0" w:color="BFBFBF"/>
-            </w:tcBorders>
-            <w:tcMar>
-              <w:top w:w="80" w:type="dxa"/>
-              <w:left w:w="120" w:type="dxa"/>
-              <w:bottom w:w="80" w:type="dxa"/>
-              <w:right w:w="120" w:type="dxa"/>
-            </w:tcMar>
-            <w:vAlign w:val="center"/>
-          </w:tcPr>
-          <w:p>
-            <w:pPr>
-              <w:jc w:val="center"/>
-            </w:pPr>
-            <w:r>
-              <w:rPr>
-                <w:color w:val="595959"/>
-                <w:sz w:val="14"/>
-                <w:szCs w:val="14"/>
-              </w:rPr>
-              <w:t>○ ◐ ●</w:t>
-            </w:r>
-          </w:p>
-          <w:p>
-            <w:pPr>
-              <w:jc w:val="center"/>
-            </w:pPr>
-            <w:r>
-              <w:rPr>
-                <w:color w:val="595959"/>
-                <w:sz w:val="14"/>
-                <w:szCs w:val="14"/>
-              </w:rPr>
-              <w:t>弱  中  強</w:t>
-            </w:r>
-          </w:p>
-        </w:tc>
-      </w:tr>
-      <w:tr>
-        <w:tc>
-          <w:tcPr>
-            <w:tcW w:w="600" w:type="dxa"/>
-            <w:tcBorders>
-              <w:top w:val="single" w:sz="4" w:space="0" w:color="BFBFBF"/>
-              <w:left w:val="single" w:sz="4" w:space="0" w:color="BFBFBF"/>
-              <w:bottom w:val="single" w:sz="4" w:space="0" w:color="BFBFBF"/>
-              <w:right w:val="single" w:sz="4" w:space="0" w:color="BFBFBF"/>
-            </w:tcBorders>
-            <w:tcMar>
-              <w:top w:w="80" w:type="dxa"/>
-              <w:left w:w="120" w:type="dxa"/>
-              <w:bottom w:w="80" w:type="dxa"/>
-              <w:right w:w="120" w:type="dxa"/>
-            </w:tcMar>
-            <w:vAlign w:val="center"/>
-          </w:tcPr>
-          <w:p>
-            <w:pPr>
-              <w:jc w:val="center"/>
-            </w:pPr>
-            <w:r>
-              <w:rPr>
-                <w:color w:val="000000"/>
-              </w:rPr>
-              <w:t>□</w:t>
-            </w:r>
-          </w:p>
-        </w:tc>
-        <w:tc>
-          <w:tcPr>
-            <w:tcW w:w="7560" w:type="dxa"/>
-            <w:tcBorders>
-              <w:top w:val="single" w:sz="4" w:space="0" w:color="BFBFBF"/>
-              <w:left w:val="single" w:sz="4" w:space="0" w:color="BFBFBF"/>
-              <w:bottom w:val="single" w:sz="4" w:space="0" w:color="BFBFBF"/>
-              <w:right w:val="single" w:sz="4" w:space="0" w:color="BFBFBF"/>
-            </w:tcBorders>
-            <w:tcMar>
-              <w:top w:w="80" w:type="dxa"/>
-              <w:left w:w="120" w:type="dxa"/>
-              <w:bottom w:w="80" w:type="dxa"/>
-              <w:right w:w="120" w:type="dxa"/>
-            </w:tcMar>
-            <w:vAlign w:val="center"/>
-          </w:tcPr>
-          <w:p>
-            <w:r>
-              <w:rPr>
-                <w:color w:val="000000"/>
-                <w:sz w:val="18"/>
-                <w:szCs w:val="18"/>
-              </w:rPr>
-              <w:t>我有用「主張 → 證據 → 推理」的順序作答</w:t>
-            </w:r>
-          </w:p>
-        </w:tc>
-        <w:tc>
-          <w:tcPr>
-            <w:tcW w:w="1200" w:type="dxa"/>
-            <w:tcBorders>
-              <w:top w:val="single" w:sz="4" w:space="0" w:color="BFBFBF"/>
-              <w:left w:val="single" w:sz="4" w:space="0" w:color="BFBFBF"/>
-              <w:bottom w:val="single" w:sz="4" w:space="0" w:color="BFBFBF"/>
-              <w:right w:val="single" w:sz="4" w:space="0" w:color="BFBFBF"/>
-            </w:tcBorders>
-            <w:tcMar>
-              <w:top w:w="80" w:type="dxa"/>
-              <w:left w:w="120" w:type="dxa"/>
-              <w:bottom w:w="80" w:type="dxa"/>
-              <w:right w:w="120" w:type="dxa"/>
-            </w:tcMar>
-            <w:vAlign w:val="center"/>
-          </w:tcPr>
-          <w:p>
-            <w:pPr>
-              <w:jc w:val="center"/>
-            </w:pPr>
-            <w:r>
-              <w:rPr>
-                <w:color w:val="595959"/>
-                <w:sz w:val="14"/>
-                <w:szCs w:val="14"/>
-              </w:rPr>
-              <w:t>○ ◐ ●</w:t>
-            </w:r>
-          </w:p>
-          <w:p>
-            <w:pPr>
-              <w:jc w:val="center"/>
-            </w:pPr>
-            <w:r>
-              <w:rPr>
-                <w:color w:val="595959"/>
-                <w:sz w:val="14"/>
-                <w:szCs w:val="14"/>
-              </w:rPr>
-              <w:t>弱  中  強</w:t>
-            </w:r>
-          </w:p>
-        </w:tc>
-      </w:tr>
-    </w:tbl>
     <w:p>
       <w:pPr>
         <w:pStyle w:val="2"/>
@@ -11329,35 +7991,13 @@
       </w:r>
     </w:p>
     <w:p>
-      <w:pPr>
-        <w:spacing w:before="60" w:after="60" w:line="320" w:lineRule="auto"/>
-      </w:pPr>
-      <w:r>
-        <w:t>根據你在歷程任務中的觀察，請用 3–5 句話回答：</w:t>
-      </w:r>
-    </w:p>
-    <w:p>
-      <w:r>
-        <w:t xml:space="preserve"> </w:t>
-      </w:r>
-    </w:p>
-    <w:p>
-      <w:pPr>
-        <w:spacing w:before="60" w:after="60" w:line="320" w:lineRule="auto"/>
+      <w:r>
         <w:rPr>
           <w:b/>
           <w:bCs/>
         </w:rPr>
-      </w:pPr>
-      <w:r>
-        <w:rPr>
-          <w:b/>
-          <w:bCs/>
-        </w:rPr>
-        <w:t>「彈簧（理想）」與「橡皮筋（真實）」的彈性公式有什麼根本差異？這個差異告訴我們：科學公式從「理想」走向「真實」時，需要做什麼樣的「修正」？</w:t>
-      </w:r>
-    </w:p>
-    <w:p>
+        <w:t>在做完整個探究之後，你認為若橡皮筋要套用虎克定律當作理想彈簧來做測量物體重量，在測量與分析上有哪些限制條件?請詳細說明條件與原因。</w:t>
+      </w:r>
       <w:r>
         <w:t xml:space="preserve"> </w:t>
       </w:r>
@@ -12073,37 +8713,36 @@
                 <w:sz w:val="17"/>
                 <w:szCs w:val="17"/>
               </w:rPr>
-              <w:t>提到「縮小適用範圍」或「換用變化量</w:t>
-            </w:r>
+              <w:t>提到「縮小適用範圍」或「換用變化量公式」</w:t>
+            </w:r>
+          </w:p>
+        </w:tc>
+        <w:tc>
+          <w:tcPr>
+            <w:tcW w:w="1890" w:type="dxa"/>
+            <w:tcBorders>
+              <w:top w:val="single" w:sz="4" w:space="0" w:color="BFBFBF"/>
+              <w:left w:val="single" w:sz="4" w:space="0" w:color="BFBFBF"/>
+              <w:bottom w:val="single" w:sz="4" w:space="0" w:color="BFBFBF"/>
+              <w:right w:val="single" w:sz="4" w:space="0" w:color="BFBFBF"/>
+            </w:tcBorders>
+            <w:tcMar>
+              <w:top w:w="80" w:type="dxa"/>
+              <w:left w:w="120" w:type="dxa"/>
+              <w:bottom w:w="80" w:type="dxa"/>
+              <w:right w:w="120" w:type="dxa"/>
+            </w:tcMar>
+            <w:vAlign w:val="center"/>
+          </w:tcPr>
+          <w:p>
             <w:r>
               <w:rPr>
                 <w:color w:val="000000"/>
                 <w:sz w:val="17"/>
                 <w:szCs w:val="17"/>
               </w:rPr>
-              <w:lastRenderedPageBreak/>
-              <w:t>公式」</w:t>
-            </w:r>
-          </w:p>
-        </w:tc>
-        <w:tc>
-          <w:tcPr>
-            <w:tcW w:w="1890" w:type="dxa"/>
-            <w:tcBorders>
-              <w:top w:val="single" w:sz="4" w:space="0" w:color="BFBFBF"/>
-              <w:left w:val="single" w:sz="4" w:space="0" w:color="BFBFBF"/>
-              <w:bottom w:val="single" w:sz="4" w:space="0" w:color="BFBFBF"/>
-              <w:right w:val="single" w:sz="4" w:space="0" w:color="BFBFBF"/>
-            </w:tcBorders>
-            <w:tcMar>
-              <w:top w:w="80" w:type="dxa"/>
-              <w:left w:w="120" w:type="dxa"/>
-              <w:bottom w:w="80" w:type="dxa"/>
-              <w:right w:w="120" w:type="dxa"/>
-            </w:tcMar>
-            <w:vAlign w:val="center"/>
-          </w:tcPr>
-          <w:p>
+              <w:t>完整描述修正過程：發現公式不夠準 → 蒐集更多數據 → 修正公</w:t>
+            </w:r>
             <w:r>
               <w:rPr>
                 <w:color w:val="000000"/>
@@ -12111,16 +8750,7 @@
                 <w:szCs w:val="17"/>
               </w:rPr>
               <w:lastRenderedPageBreak/>
-              <w:t>完整描述修正過程：發現公式不夠準 → 蒐</w:t>
-            </w:r>
-            <w:r>
-              <w:rPr>
-                <w:color w:val="000000"/>
-                <w:sz w:val="17"/>
-                <w:szCs w:val="17"/>
-              </w:rPr>
-              <w:lastRenderedPageBreak/>
-              <w:t>集更多數據 → 修正公式（縮小範圍 + Δ 量法）→ 重新驗證</w:t>
+              <w:t>式（縮小範圍 + Δ 量法）→ 重新驗證</w:t>
             </w:r>
           </w:p>
         </w:tc>
@@ -12173,8 +8803,8 @@
       </w:r>
     </w:p>
     <w:sectPr>
-      <w:headerReference w:type="default" r:id="rId8"/>
-      <w:footerReference w:type="default" r:id="rId9"/>
+      <w:headerReference w:type="default" r:id="rId10"/>
+      <w:footerReference w:type="default" r:id="rId11"/>
       <w:pgSz w:w="12240" w:h="15840"/>
       <w:pgMar w:top="1080" w:right="1080" w:bottom="1080" w:left="1080" w:header="708" w:footer="708" w:gutter="0"/>
       <w:cols w:space="720"/>
@@ -13128,6 +9758,18 @@
       <w:szCs w:val="20"/>
     </w:rPr>
   </w:style>
+  <w:style w:type="character" w:styleId="af0">
+    <w:name w:val="Unresolved Mention"/>
+    <w:basedOn w:val="a0"/>
+    <w:uiPriority w:val="99"/>
+    <w:semiHidden/>
+    <w:unhideWhenUsed/>
+    <w:rsid w:val="00B5646D"/>
+    <w:rPr>
+      <w:color w:val="605E5C"/>
+      <w:shd w:val="clear" w:color="auto" w:fill="E1DFDD"/>
+    </w:rPr>
+  </w:style>
 </w:styles>
 </file>
 

--- a/8grade-spring/exam_v2/試題卷_v5_學生版.docx
+++ b/8grade-spring/exam_v2/試題卷_v5_學生版.docx
@@ -23,6 +23,7 @@
         <w:spacing w:after="120"/>
         <w:jc w:val="center"/>
       </w:pPr>
+      <w:proofErr w:type="gramStart"/>
       <w:r>
         <w:rPr>
           <w:b/>
@@ -31,8 +32,31 @@
           <w:sz w:val="32"/>
           <w:szCs w:val="32"/>
         </w:rPr>
-        <w:t>── 橡皮筋與科學公式的適用範圍 ──</w:t>
-      </w:r>
+        <w:t>──</w:t>
+      </w:r>
+      <w:proofErr w:type="gramEnd"/>
+      <w:r>
+        <w:rPr>
+          <w:b/>
+          <w:bCs/>
+          <w:color w:val="2E75B6"/>
+          <w:sz w:val="32"/>
+          <w:szCs w:val="32"/>
+        </w:rPr>
+        <w:t xml:space="preserve"> 橡皮筋與科學公式的適用範圍 </w:t>
+      </w:r>
+      <w:proofErr w:type="gramStart"/>
+      <w:r>
+        <w:rPr>
+          <w:b/>
+          <w:bCs/>
+          <w:color w:val="2E75B6"/>
+          <w:sz w:val="32"/>
+          <w:szCs w:val="32"/>
+        </w:rPr>
+        <w:t>──</w:t>
+      </w:r>
+      <w:proofErr w:type="gramEnd"/>
     </w:p>
     <w:p>
       <w:pPr>
@@ -696,6 +720,7 @@
             <w:pPr>
               <w:jc w:val="center"/>
             </w:pPr>
+            <w:proofErr w:type="gramStart"/>
             <w:r>
               <w:rPr>
                 <w:b/>
@@ -706,6 +731,7 @@
               </w:rPr>
               <w:t>前測</w:t>
             </w:r>
+            <w:proofErr w:type="gramEnd"/>
           </w:p>
         </w:tc>
         <w:tc>
@@ -732,78 +758,37 @@
                 <w:sz w:val="20"/>
                 <w:szCs w:val="20"/>
               </w:rPr>
-              <w:t>Q1–Q3：選擇題（基本知識）</w:t>
-            </w:r>
-          </w:p>
-          <w:p>
+              <w:t>Q1</w:t>
+            </w:r>
+            <w:proofErr w:type="gramStart"/>
             <w:r>
               <w:rPr>
                 <w:color w:val="000000"/>
                 <w:sz w:val="20"/>
                 <w:szCs w:val="20"/>
               </w:rPr>
-              <w:t>Q4：問答題（看圖判讀）</w:t>
-            </w:r>
-          </w:p>
-          <w:p>
+              <w:t>–</w:t>
+            </w:r>
+            <w:proofErr w:type="gramEnd"/>
             <w:r>
               <w:rPr>
                 <w:color w:val="000000"/>
                 <w:sz w:val="20"/>
                 <w:szCs w:val="20"/>
               </w:rPr>
-              <w:t>Q5：問答題（實驗設計）</w:t>
-            </w:r>
-          </w:p>
-        </w:tc>
-        <w:tc>
-          <w:tcPr>
-            <w:tcW w:w="1400" w:type="dxa"/>
-            <w:tcBorders>
-              <w:top w:val="single" w:sz="4" w:space="0" w:color="BFBFBF"/>
-              <w:left w:val="single" w:sz="4" w:space="0" w:color="BFBFBF"/>
-              <w:bottom w:val="single" w:sz="4" w:space="0" w:color="BFBFBF"/>
-              <w:right w:val="single" w:sz="4" w:space="0" w:color="BFBFBF"/>
-            </w:tcBorders>
-            <w:tcMar>
-              <w:top w:w="80" w:type="dxa"/>
-              <w:left w:w="120" w:type="dxa"/>
-              <w:bottom w:w="80" w:type="dxa"/>
-              <w:right w:w="120" w:type="dxa"/>
-            </w:tcMar>
-            <w:vAlign w:val="center"/>
-          </w:tcPr>
-          <w:p>
-            <w:pPr>
-              <w:jc w:val="center"/>
-            </w:pPr>
+              <w:t>Q3：選擇題（基本知識）</w:t>
+            </w:r>
+          </w:p>
+          <w:p>
             <w:r>
               <w:rPr>
                 <w:color w:val="000000"/>
                 <w:sz w:val="20"/>
                 <w:szCs w:val="20"/>
               </w:rPr>
-              <w:t>5 題</w:t>
-            </w:r>
-          </w:p>
-        </w:tc>
-        <w:tc>
-          <w:tcPr>
-            <w:tcW w:w="4160" w:type="dxa"/>
-            <w:tcBorders>
-              <w:top w:val="single" w:sz="4" w:space="0" w:color="BFBFBF"/>
-              <w:left w:val="single" w:sz="4" w:space="0" w:color="BFBFBF"/>
-              <w:bottom w:val="single" w:sz="4" w:space="0" w:color="BFBFBF"/>
-              <w:right w:val="single" w:sz="4" w:space="0" w:color="BFBFBF"/>
-            </w:tcBorders>
-            <w:tcMar>
-              <w:top w:w="80" w:type="dxa"/>
-              <w:left w:w="120" w:type="dxa"/>
-              <w:bottom w:w="80" w:type="dxa"/>
-              <w:right w:w="120" w:type="dxa"/>
-            </w:tcMar>
-            <w:vAlign w:val="center"/>
-          </w:tcPr>
+              <w:t>Q4：問答題（看圖判讀）</w:t>
+            </w:r>
+          </w:p>
           <w:p>
             <w:r>
               <w:rPr>
@@ -811,19 +796,58 @@
                 <w:sz w:val="20"/>
                 <w:szCs w:val="20"/>
               </w:rPr>
-              <w:t>Q1–Q3：虎克定律、彈簧並聯、單位換算</w:t>
-            </w:r>
-          </w:p>
-          <w:p>
+              <w:t>Q5：問答題（實驗設計）</w:t>
+            </w:r>
+          </w:p>
+        </w:tc>
+        <w:tc>
+          <w:tcPr>
+            <w:tcW w:w="1400" w:type="dxa"/>
+            <w:tcBorders>
+              <w:top w:val="single" w:sz="4" w:space="0" w:color="BFBFBF"/>
+              <w:left w:val="single" w:sz="4" w:space="0" w:color="BFBFBF"/>
+              <w:bottom w:val="single" w:sz="4" w:space="0" w:color="BFBFBF"/>
+              <w:right w:val="single" w:sz="4" w:space="0" w:color="BFBFBF"/>
+            </w:tcBorders>
+            <w:tcMar>
+              <w:top w:w="80" w:type="dxa"/>
+              <w:left w:w="120" w:type="dxa"/>
+              <w:bottom w:w="80" w:type="dxa"/>
+              <w:right w:w="120" w:type="dxa"/>
+            </w:tcMar>
+            <w:vAlign w:val="center"/>
+          </w:tcPr>
+          <w:p>
+            <w:pPr>
+              <w:jc w:val="center"/>
+            </w:pPr>
             <w:r>
               <w:rPr>
                 <w:color w:val="000000"/>
                 <w:sz w:val="20"/>
                 <w:szCs w:val="20"/>
               </w:rPr>
-              <w:t>Q4：看橡皮筋實驗圖，判讀適用範圍與 F 的形式</w:t>
-            </w:r>
-          </w:p>
+              <w:t>5 題</w:t>
+            </w:r>
+          </w:p>
+        </w:tc>
+        <w:tc>
+          <w:tcPr>
+            <w:tcW w:w="4160" w:type="dxa"/>
+            <w:tcBorders>
+              <w:top w:val="single" w:sz="4" w:space="0" w:color="BFBFBF"/>
+              <w:left w:val="single" w:sz="4" w:space="0" w:color="BFBFBF"/>
+              <w:bottom w:val="single" w:sz="4" w:space="0" w:color="BFBFBF"/>
+              <w:right w:val="single" w:sz="4" w:space="0" w:color="BFBFBF"/>
+            </w:tcBorders>
+            <w:tcMar>
+              <w:top w:w="80" w:type="dxa"/>
+              <w:left w:w="120" w:type="dxa"/>
+              <w:bottom w:w="80" w:type="dxa"/>
+              <w:right w:w="120" w:type="dxa"/>
+            </w:tcMar>
+            <w:vAlign w:val="center"/>
+          </w:tcPr>
           <w:p>
             <w:r>
               <w:rPr>
@@ -831,6 +855,44 @@
                 <w:sz w:val="20"/>
                 <w:szCs w:val="20"/>
               </w:rPr>
+              <w:t>Q1</w:t>
+            </w:r>
+            <w:proofErr w:type="gramStart"/>
+            <w:r>
+              <w:rPr>
+                <w:color w:val="000000"/>
+                <w:sz w:val="20"/>
+                <w:szCs w:val="20"/>
+              </w:rPr>
+              <w:t>–</w:t>
+            </w:r>
+            <w:proofErr w:type="gramEnd"/>
+            <w:r>
+              <w:rPr>
+                <w:color w:val="000000"/>
+                <w:sz w:val="20"/>
+                <w:szCs w:val="20"/>
+              </w:rPr>
+              <w:t>Q3：虎克定律、彈簧並聯、單位換算</w:t>
+            </w:r>
+          </w:p>
+          <w:p>
+            <w:r>
+              <w:rPr>
+                <w:color w:val="000000"/>
+                <w:sz w:val="20"/>
+                <w:szCs w:val="20"/>
+              </w:rPr>
+              <w:t>Q4：看橡皮筋實驗圖，判讀適用範圍與 F 的形式</w:t>
+            </w:r>
+          </w:p>
+          <w:p>
+            <w:r>
+              <w:rPr>
+                <w:color w:val="000000"/>
+                <w:sz w:val="20"/>
+                <w:szCs w:val="20"/>
+              </w:rPr>
               <w:t>Q5：設計實驗求未知質量</w:t>
             </w:r>
           </w:p>
@@ -1030,6 +1092,7 @@
             <w:pPr>
               <w:jc w:val="center"/>
             </w:pPr>
+            <w:proofErr w:type="gramStart"/>
             <w:r>
               <w:rPr>
                 <w:b/>
@@ -1040,6 +1103,7 @@
               </w:rPr>
               <w:t>後測</w:t>
             </w:r>
+            <w:proofErr w:type="gramEnd"/>
           </w:p>
         </w:tc>
         <w:tc>
@@ -1168,24 +1232,47 @@
       <w:pPr>
         <w:spacing w:before="60" w:after="60" w:line="320" w:lineRule="auto"/>
       </w:pPr>
-      <w:r>
-        <w:t>• 選擇題：答對得分，答錯不倒扣</w:t>
+      <w:proofErr w:type="gramStart"/>
+      <w:r>
+        <w:t>•</w:t>
+      </w:r>
+      <w:proofErr w:type="gramEnd"/>
+      <w:r>
+        <w:t xml:space="preserve"> 選擇題：答對得分，答錯不倒扣</w:t>
       </w:r>
     </w:p>
     <w:p>
       <w:pPr>
         <w:spacing w:before="60" w:after="60" w:line="320" w:lineRule="auto"/>
       </w:pPr>
-      <w:r>
-        <w:t>• 問答題：依「評分標準表」打分，分為「科學概念」「資料證據」「物理推理」三個項目，每項 0–3 分</w:t>
+      <w:proofErr w:type="gramStart"/>
+      <w:r>
+        <w:t>•</w:t>
+      </w:r>
+      <w:proofErr w:type="gramEnd"/>
+      <w:r>
+        <w:t xml:space="preserve"> 問答題：依「評分標準表」打分，分為「科學概念」「資料證據」「物理推理」三個項目，每項 0</w:t>
+      </w:r>
+      <w:proofErr w:type="gramStart"/>
+      <w:r>
+        <w:t>–</w:t>
+      </w:r>
+      <w:proofErr w:type="gramEnd"/>
+      <w:r>
+        <w:t>3 分</w:t>
       </w:r>
     </w:p>
     <w:p>
       <w:pPr>
         <w:spacing w:before="60" w:after="60" w:line="320" w:lineRule="auto"/>
       </w:pPr>
-      <w:r>
-        <w:t>• 寫作答案時建議使用「主張 → 證據 → 推理」三段式：</w:t>
+      <w:proofErr w:type="gramStart"/>
+      <w:r>
+        <w:t>•</w:t>
+      </w:r>
+      <w:proofErr w:type="gramEnd"/>
+      <w:r>
+        <w:t xml:space="preserve"> 寫作答案時建議使用「主張 → 證據 → 推理」三段式：</w:t>
       </w:r>
     </w:p>
     <w:p>
@@ -1216,8 +1303,29 @@
       <w:pPr>
         <w:spacing w:before="60" w:after="60" w:line="320" w:lineRule="auto"/>
       </w:pPr>
-      <w:r>
-        <w:t>• 每題問答後方有「自我檢查清單」，作答完請自行勾選並評估強度（弱/中/強）</w:t>
+      <w:proofErr w:type="gramStart"/>
+      <w:r>
+        <w:t>•</w:t>
+      </w:r>
+      <w:proofErr w:type="gramEnd"/>
+      <w:r>
+        <w:t xml:space="preserve"> 每</w:t>
+      </w:r>
+      <w:proofErr w:type="gramStart"/>
+      <w:r>
+        <w:t>題問</w:t>
+      </w:r>
+      <w:proofErr w:type="gramEnd"/>
+      <w:r>
+        <w:t>答後方有「自我檢查清單」，作</w:t>
+      </w:r>
+      <w:proofErr w:type="gramStart"/>
+      <w:r>
+        <w:t>答完請自行</w:t>
+      </w:r>
+      <w:proofErr w:type="gramEnd"/>
+      <w:r>
+        <w:t>勾選並評估強度（弱/中/強）</w:t>
       </w:r>
     </w:p>
     <w:p>
@@ -1247,7 +1355,29 @@
           <w:sz w:val="18"/>
           <w:szCs w:val="18"/>
         </w:rPr>
-        <w:t>Q1–Q3 屬於基本知識；Q4 與 Q5 比較需要推理。</w:t>
+        <w:t>Q1</w:t>
+      </w:r>
+      <w:proofErr w:type="gramStart"/>
+      <w:r>
+        <w:rPr>
+          <w:i/>
+          <w:iCs/>
+          <w:color w:val="595959"/>
+          <w:sz w:val="18"/>
+          <w:szCs w:val="18"/>
+        </w:rPr>
+        <w:t>–</w:t>
+      </w:r>
+      <w:proofErr w:type="gramEnd"/>
+      <w:r>
+        <w:rPr>
+          <w:i/>
+          <w:iCs/>
+          <w:color w:val="595959"/>
+          <w:sz w:val="18"/>
+          <w:szCs w:val="18"/>
+        </w:rPr>
+        <w:t>Q3 屬於基本知識；Q4 與 Q5 比較需要推理。</w:t>
       </w:r>
     </w:p>
     <w:p>
@@ -1382,7 +1512,25 @@
                 <w:sz w:val="18"/>
                 <w:szCs w:val="18"/>
               </w:rPr>
-              <w:t>評量重點：虎克定律 F = kx 的應用</w:t>
+              <w:t xml:space="preserve">評量重點：虎克定律 F = </w:t>
+            </w:r>
+            <w:proofErr w:type="spellStart"/>
+            <w:r>
+              <w:rPr>
+                <w:color w:val="000000"/>
+                <w:sz w:val="18"/>
+                <w:szCs w:val="18"/>
+              </w:rPr>
+              <w:t>kx</w:t>
+            </w:r>
+            <w:proofErr w:type="spellEnd"/>
+            <w:r>
+              <w:rPr>
+                <w:color w:val="000000"/>
+                <w:sz w:val="18"/>
+                <w:szCs w:val="18"/>
+              </w:rPr>
+              <w:t xml:space="preserve"> 的應用</w:t>
             </w:r>
           </w:p>
         </w:tc>
@@ -1419,7 +1567,39 @@
           <w:b/>
           <w:bCs/>
         </w:rPr>
-        <w:t>根據虎克定律，當懸掛 10 gw 砝碼時彈簧伸長 2 cm。如果改掛 30 gw（沒超過彈性限度），伸長量應該是多少？</w:t>
+        <w:t xml:space="preserve">根據虎克定律，當懸掛 10 </w:t>
+      </w:r>
+      <w:proofErr w:type="spellStart"/>
+      <w:r>
+        <w:rPr>
+          <w:b/>
+          <w:bCs/>
+        </w:rPr>
+        <w:t>gw</w:t>
+      </w:r>
+      <w:proofErr w:type="spellEnd"/>
+      <w:r>
+        <w:rPr>
+          <w:b/>
+          <w:bCs/>
+        </w:rPr>
+        <w:t xml:space="preserve"> 砝碼時彈簧伸長 2 cm。如果改掛 30 </w:t>
+      </w:r>
+      <w:proofErr w:type="spellStart"/>
+      <w:r>
+        <w:rPr>
+          <w:b/>
+          <w:bCs/>
+        </w:rPr>
+        <w:t>gw</w:t>
+      </w:r>
+      <w:proofErr w:type="spellEnd"/>
+      <w:r>
+        <w:rPr>
+          <w:b/>
+          <w:bCs/>
+        </w:rPr>
+        <w:t>（沒超過彈性限度），伸長量應該是多少？</w:t>
       </w:r>
     </w:p>
     <w:p>
@@ -1562,7 +1742,25 @@
                 <w:sz w:val="18"/>
                 <w:szCs w:val="18"/>
               </w:rPr>
-              <w:t>評量重點：彈簧並聯時力的分擔</w:t>
+              <w:t>評量重點：彈簧</w:t>
+            </w:r>
+            <w:proofErr w:type="gramStart"/>
+            <w:r>
+              <w:rPr>
+                <w:color w:val="000000"/>
+                <w:sz w:val="18"/>
+                <w:szCs w:val="18"/>
+              </w:rPr>
+              <w:t>並聯時力的</w:t>
+            </w:r>
+            <w:proofErr w:type="gramEnd"/>
+            <w:r>
+              <w:rPr>
+                <w:color w:val="000000"/>
+                <w:sz w:val="18"/>
+                <w:szCs w:val="18"/>
+              </w:rPr>
+              <w:t>分擔</w:t>
             </w:r>
           </w:p>
         </w:tc>
@@ -1578,7 +1776,23 @@
         <w:spacing w:before="60" w:after="60" w:line="320" w:lineRule="auto"/>
       </w:pPr>
       <w:r>
-        <w:t>情境：小明有兩根完全相同的理想彈簧。單一根掛 100 gw 重物時會伸長 10 cm。現在小明將兩根彈簧「並排懸掛（並聯）」，下方共同掛上 100 gw 的重物。</w:t>
+        <w:t xml:space="preserve">情境：小明有兩根完全相同的理想彈簧。單一根掛 100 </w:t>
+      </w:r>
+      <w:proofErr w:type="spellStart"/>
+      <w:r>
+        <w:t>gw</w:t>
+      </w:r>
+      <w:proofErr w:type="spellEnd"/>
+      <w:r>
+        <w:t xml:space="preserve"> 重物時會伸長 10 cm。現在小明將兩根彈簧「並排懸掛（並聯）」，下方共同掛上 100 </w:t>
+      </w:r>
+      <w:proofErr w:type="spellStart"/>
+      <w:r>
+        <w:t>gw</w:t>
+      </w:r>
+      <w:proofErr w:type="spellEnd"/>
+      <w:r>
+        <w:t xml:space="preserve"> 的重物。</w:t>
       </w:r>
     </w:p>
     <w:p>
@@ -1758,7 +1972,15 @@
         <w:spacing w:before="60" w:after="60" w:line="320" w:lineRule="auto"/>
       </w:pPr>
       <w:r>
-        <w:t>情境：小芸測得一根彈簧在掛上 100 g 砝碼後伸長 4 cm。</w:t>
+        <w:t>情境：小</w:t>
+      </w:r>
+      <w:proofErr w:type="gramStart"/>
+      <w:r>
+        <w:t>芸</w:t>
+      </w:r>
+      <w:proofErr w:type="gramEnd"/>
+      <w:r>
+        <w:t>測得一根彈簧在掛上 100 g 砝碼後伸長 4 cm。</w:t>
       </w:r>
     </w:p>
     <w:p>
@@ -1923,7 +2145,25 @@
                 <w:sz w:val="18"/>
                 <w:szCs w:val="18"/>
               </w:rPr>
-              <w:t>評量重點：從實驗散布圖判讀公式適用範圍 + F 的關係式形式</w:t>
+              <w:t>評量重點：從實驗</w:t>
+            </w:r>
+            <w:proofErr w:type="gramStart"/>
+            <w:r>
+              <w:rPr>
+                <w:color w:val="000000"/>
+                <w:sz w:val="18"/>
+                <w:szCs w:val="18"/>
+              </w:rPr>
+              <w:t>散布圖判</w:t>
+            </w:r>
+            <w:proofErr w:type="gramEnd"/>
+            <w:r>
+              <w:rPr>
+                <w:color w:val="000000"/>
+                <w:sz w:val="18"/>
+                <w:szCs w:val="18"/>
+              </w:rPr>
+              <w:t>讀公式適用範圍 + F 的關係式形式</w:t>
             </w:r>
           </w:p>
         </w:tc>
@@ -1939,7 +2179,31 @@
         <w:spacing w:before="60" w:after="60" w:line="320" w:lineRule="auto"/>
       </w:pPr>
       <w:r>
-        <w:t>情境：小霖把一條橡皮筋掛在天花板上，逐步加上不同重量的砝碼，並記錄「總質量 m vs 橡皮筋全長 L」的散布圖。整個範圍 0–1000 g 的數據如下圖：</w:t>
+        <w:t>情境：小</w:t>
+      </w:r>
+      <w:proofErr w:type="gramStart"/>
+      <w:r>
+        <w:t>霖</w:t>
+      </w:r>
+      <w:proofErr w:type="gramEnd"/>
+      <w:r>
+        <w:t>把一條橡皮筋掛在天花板上，逐步加上不同重量的砝碼，並記錄「總質量 m vs 橡皮筋全長 L」的</w:t>
+      </w:r>
+      <w:proofErr w:type="gramStart"/>
+      <w:r>
+        <w:t>散布圖</w:t>
+      </w:r>
+      <w:proofErr w:type="gramEnd"/>
+      <w:r>
+        <w:t>。整個範圍 0</w:t>
+      </w:r>
+      <w:proofErr w:type="gramStart"/>
+      <w:r>
+        <w:t>–</w:t>
+      </w:r>
+      <w:proofErr w:type="gramEnd"/>
+      <w:r>
+        <w:t>1000 g 的數據如下圖：</w:t>
       </w:r>
     </w:p>
     <w:p>
@@ -2008,7 +2272,29 @@
           <w:sz w:val="18"/>
           <w:szCs w:val="18"/>
         </w:rPr>
-        <w:t>圖：橡皮筋實驗散布圖（含三段區段標示）</w:t>
+        <w:t>圖：橡皮筋實驗</w:t>
+      </w:r>
+      <w:proofErr w:type="gramStart"/>
+      <w:r>
+        <w:rPr>
+          <w:i/>
+          <w:iCs/>
+          <w:color w:val="595959"/>
+          <w:sz w:val="18"/>
+          <w:szCs w:val="18"/>
+        </w:rPr>
+        <w:t>散布圖</w:t>
+      </w:r>
+      <w:proofErr w:type="gramEnd"/>
+      <w:r>
+        <w:rPr>
+          <w:i/>
+          <w:iCs/>
+          <w:color w:val="595959"/>
+          <w:sz w:val="18"/>
+          <w:szCs w:val="18"/>
+        </w:rPr>
+        <w:t>（含三段區段標示）</w:t>
       </w:r>
     </w:p>
     <w:p>
@@ -2039,47 +2325,34 @@
         <w:rPr>
           <w:b/>
           <w:bCs/>
+          <w:color w:val="EE0000"/>
         </w:rPr>
       </w:pPr>
       <w:r>
         <w:rPr>
           <w:b/>
           <w:bCs/>
-        </w:rPr>
-        <w:t>圖中分為「區段一」「區段二」「區段三」。</w:t>
-      </w:r>
-    </w:p>
-    <w:p>
-      <w:pPr>
-        <w:spacing w:before="60" w:after="60" w:line="320" w:lineRule="auto"/>
+          <w:color w:val="EE0000"/>
+        </w:rPr>
+        <w:t>根據圖中的三個區段，你認為這條橡皮筋是否能在 0</w:t>
+      </w:r>
+      <w:proofErr w:type="gramStart"/>
+      <w:r>
         <w:rPr>
           <w:b/>
           <w:bCs/>
-        </w:rPr>
-      </w:pPr>
+          <w:color w:val="EE0000"/>
+        </w:rPr>
+        <w:t>–</w:t>
+      </w:r>
+      <w:proofErr w:type="gramEnd"/>
       <w:r>
         <w:rPr>
           <w:b/>
           <w:bCs/>
-        </w:rPr>
-        <w:t>小霖發現，真實材料的測量結果並不符合虎克定律，如果小霖想用這條橡皮筋自製「彈簧秤」來測量物體重量，你會推薦他選擇哪一段？為什麼？</w:t>
-      </w:r>
-    </w:p>
-    <w:p>
-      <w:pPr>
-        <w:spacing w:before="60" w:after="60" w:line="320" w:lineRule="auto"/>
-        <w:rPr>
-          <w:rFonts w:hint="eastAsia"/>
-          <w:b/>
-          <w:bCs/>
-        </w:rPr>
-      </w:pPr>
-      <w:r>
-        <w:rPr>
-          <w:b/>
-          <w:bCs/>
-        </w:rPr>
-        <w:t>（請以數據圖說明你的原因）</w:t>
+          <w:color w:val="EE0000"/>
+        </w:rPr>
+        <w:t>1000 g 全部範圍內適用虎克定律或是哪一區間較適合使用？請用圖形特徵說明理由。</w:t>
       </w:r>
     </w:p>
     <w:p>
@@ -2158,7 +2431,6 @@
                 <w:sz w:val="18"/>
                 <w:szCs w:val="18"/>
               </w:rPr>
-              <w:lastRenderedPageBreak/>
               <w:t>評量項目</w:t>
             </w:r>
           </w:p>
@@ -2504,7 +2776,16 @@
                 <w:sz w:val="17"/>
                 <w:szCs w:val="17"/>
               </w:rPr>
-              <w:t>選對區段二 + 提到「直線」或「斜率穩定」其中一項</w:t>
+              <w:t>選對區段二 + 提到「直線」或「斜率穩</w:t>
+            </w:r>
+            <w:r>
+              <w:rPr>
+                <w:color w:val="000000"/>
+                <w:sz w:val="17"/>
+                <w:szCs w:val="17"/>
+              </w:rPr>
+              <w:lastRenderedPageBreak/>
+              <w:t>定」其中一項</w:t>
             </w:r>
           </w:p>
         </w:tc>
@@ -2532,7 +2813,35 @@
                 <w:sz w:val="17"/>
                 <w:szCs w:val="17"/>
               </w:rPr>
-              <w:t>選對區段二 + 同時提到「圖形是直線」「斜率穩定」+ 兩個曲線段不適合的原因</w:t>
+              <w:lastRenderedPageBreak/>
+              <w:t>能明確判斷不能在 0</w:t>
+            </w:r>
+            <w:proofErr w:type="gramStart"/>
+            <w:r>
+              <w:rPr>
+                <w:color w:val="000000"/>
+                <w:sz w:val="17"/>
+                <w:szCs w:val="17"/>
+              </w:rPr>
+              <w:t>–</w:t>
+            </w:r>
+            <w:proofErr w:type="gramEnd"/>
+            <w:r>
+              <w:rPr>
+                <w:color w:val="000000"/>
+                <w:sz w:val="17"/>
+                <w:szCs w:val="17"/>
+              </w:rPr>
+              <w:t>1000 g 全範圍套用同</w:t>
+            </w:r>
+            <w:r>
+              <w:rPr>
+                <w:color w:val="000000"/>
+                <w:sz w:val="17"/>
+                <w:szCs w:val="17"/>
+              </w:rPr>
+              <w:lastRenderedPageBreak/>
+              <w:t>一虎克定律模型，選擇區段二作為近似適用範圍，並同時用「圖形近似直線」「斜率較穩定」與「區段一、三為曲線或斜率改變」作為證據。</w:t>
             </w:r>
           </w:p>
         </w:tc>
@@ -2540,6 +2849,7 @@
     </w:tbl>
     <w:p>
       <w:r>
+        <w:lastRenderedPageBreak/>
         <w:t xml:space="preserve"> </w:t>
       </w:r>
     </w:p>
@@ -2675,7 +2985,43 @@
                 <w:sz w:val="18"/>
                 <w:szCs w:val="18"/>
               </w:rPr>
-              <w:t>評量重點：在 F = kx + c 線性段下，用兩個已知參考點求未知質量</w:t>
+              <w:t xml:space="preserve">評量重點：在 F = </w:t>
+            </w:r>
+            <w:proofErr w:type="spellStart"/>
+            <w:r>
+              <w:rPr>
+                <w:color w:val="000000"/>
+                <w:sz w:val="18"/>
+                <w:szCs w:val="18"/>
+              </w:rPr>
+              <w:t>kx</w:t>
+            </w:r>
+            <w:proofErr w:type="spellEnd"/>
+            <w:r>
+              <w:rPr>
+                <w:color w:val="000000"/>
+                <w:sz w:val="18"/>
+                <w:szCs w:val="18"/>
+              </w:rPr>
+              <w:t xml:space="preserve"> + c 線性段下，用兩個已知</w:t>
+            </w:r>
+            <w:proofErr w:type="gramStart"/>
+            <w:r>
+              <w:rPr>
+                <w:color w:val="000000"/>
+                <w:sz w:val="18"/>
+                <w:szCs w:val="18"/>
+              </w:rPr>
+              <w:t>參考點求未知</w:t>
+            </w:r>
+            <w:proofErr w:type="gramEnd"/>
+            <w:r>
+              <w:rPr>
+                <w:color w:val="000000"/>
+                <w:sz w:val="18"/>
+                <w:szCs w:val="18"/>
+              </w:rPr>
+              <w:t>質量</w:t>
             </w:r>
           </w:p>
         </w:tc>
@@ -2721,7 +3067,39 @@
           <w:b/>
           <w:bCs/>
         </w:rPr>
-        <w:t>承上題,小霖測量完橡皮筋的外力與伸長量關係後,想另外測量桌上的一個未知的重鐵塊，其重量大約在 1.8 kg 左右。此外，小霖手邊還有多個「 100 g 標準砝碼」。請你規劃一份「測量實驗計畫」來測出鐵塊的質量。</w:t>
+        <w:t>承上題,小</w:t>
+      </w:r>
+      <w:proofErr w:type="gramStart"/>
+      <w:r>
+        <w:rPr>
+          <w:b/>
+          <w:bCs/>
+        </w:rPr>
+        <w:t>霖</w:t>
+      </w:r>
+      <w:proofErr w:type="gramEnd"/>
+      <w:r>
+        <w:rPr>
+          <w:b/>
+          <w:bCs/>
+        </w:rPr>
+        <w:t>測量完橡皮筋的外力與伸長量關係後,想另外測量桌上的一個未知的重鐵塊，其重量大約在 1.8 kg 左右。</w:t>
+      </w:r>
+      <w:proofErr w:type="gramStart"/>
+      <w:r>
+        <w:rPr>
+          <w:b/>
+          <w:bCs/>
+        </w:rPr>
+        <w:t>此外，小霖</w:t>
+      </w:r>
+      <w:proofErr w:type="gramEnd"/>
+      <w:r>
+        <w:rPr>
+          <w:b/>
+          <w:bCs/>
+        </w:rPr>
+        <w:t>手邊還有多個「 100 g 標準砝碼」。請你規劃一份「測量實驗計畫」來測出鐵塊的質量。</w:t>
       </w:r>
     </w:p>
     <w:p>
@@ -2746,24 +3124,76 @@
       <w:pPr>
         <w:spacing w:before="60" w:after="60" w:line="320" w:lineRule="auto"/>
       </w:pPr>
-      <w:r>
-        <w:t>(1) 在每個操作階段你會使用幾條橡皮筋？為什麼這樣設計？</w:t>
+      <w:proofErr w:type="gramStart"/>
+      <w:r>
+        <w:t>•</w:t>
+      </w:r>
+      <w:proofErr w:type="gramEnd"/>
+      <w:r>
+        <w:t>在每</w:t>
+      </w:r>
+      <w:proofErr w:type="gramStart"/>
+      <w:r>
+        <w:t>個</w:t>
+      </w:r>
+      <w:proofErr w:type="gramEnd"/>
+      <w:r>
+        <w:t>操作階段你會使用幾條橡皮筋？為什麼這樣設計？</w:t>
       </w:r>
     </w:p>
     <w:p>
       <w:pPr>
         <w:spacing w:before="60" w:after="60" w:line="320" w:lineRule="auto"/>
       </w:pPr>
-      <w:r>
-        <w:t>(2) 你的實驗共需要 量幾次？每一次要掛什麼東西、要量什麼數據？請依序寫清楚。</w:t>
+      <w:proofErr w:type="gramStart"/>
+      <w:r>
+        <w:t>•</w:t>
+      </w:r>
+      <w:proofErr w:type="gramEnd"/>
+      <w:r>
+        <w:t>你的實驗共需要 量幾次？每一次要掛什麼東西、</w:t>
+      </w:r>
+      <w:proofErr w:type="gramStart"/>
+      <w:r>
+        <w:t>要量什麼</w:t>
+      </w:r>
+      <w:proofErr w:type="gramEnd"/>
+      <w:r>
+        <w:t>數據？請依序寫清楚。</w:t>
+      </w:r>
+    </w:p>
+    <w:p>
+      <w:pPr>
+        <w:rPr>
+          <w:color w:val="EE0000"/>
+        </w:rPr>
+      </w:pPr>
+      <w:proofErr w:type="gramStart"/>
+      <w:r>
+        <w:rPr>
+          <w:color w:val="EE0000"/>
+        </w:rPr>
+        <w:t>•</w:t>
+      </w:r>
+      <w:proofErr w:type="gramEnd"/>
+      <w:r>
+        <w:rPr>
+          <w:color w:val="EE0000"/>
+        </w:rPr>
+        <w:t>你會如何利用已知砝碼的測量結果，作為判斷未知鐵塊質量的證據？</w:t>
       </w:r>
     </w:p>
     <w:p>
       <w:pPr>
         <w:spacing w:before="60" w:after="60" w:line="320" w:lineRule="auto"/>
       </w:pPr>
-      <w:r>
-        <w:t>(3) 重點是「實驗設計」與「物理推理」，不是計算。</w:t>
+      <w:proofErr w:type="gramStart"/>
+      <w:r>
+        <w:t>•</w:t>
+      </w:r>
+      <w:proofErr w:type="gramEnd"/>
+      <w:r>
+        <w:t>重點是「實驗設計」與「物理推理」，不是計算。</w:t>
       </w:r>
     </w:p>
     <w:p>
@@ -3071,9 +3501,201 @@
                 <w:sz w:val="18"/>
                 <w:szCs w:val="18"/>
               </w:rPr>
-              <w:t>並聯設計</w:t>
-            </w:r>
-          </w:p>
+              <w:t>並聯設計與虎克定律適用範圍</w:t>
+            </w:r>
+          </w:p>
+        </w:tc>
+        <w:tc>
+          <w:tcPr>
+            <w:tcW w:w="1890" w:type="dxa"/>
+            <w:tcBorders>
+              <w:top w:val="single" w:sz="4" w:space="0" w:color="BFBFBF"/>
+              <w:left w:val="single" w:sz="4" w:space="0" w:color="BFBFBF"/>
+              <w:bottom w:val="single" w:sz="4" w:space="0" w:color="BFBFBF"/>
+              <w:right w:val="single" w:sz="4" w:space="0" w:color="BFBFBF"/>
+            </w:tcBorders>
+            <w:tcMar>
+              <w:top w:w="80" w:type="dxa"/>
+              <w:left w:w="120" w:type="dxa"/>
+              <w:bottom w:w="80" w:type="dxa"/>
+              <w:right w:w="120" w:type="dxa"/>
+            </w:tcMar>
+            <w:vAlign w:val="center"/>
+          </w:tcPr>
+          <w:p>
+            <w:r>
+              <w:rPr>
+                <w:color w:val="000000"/>
+                <w:sz w:val="17"/>
+                <w:szCs w:val="17"/>
+              </w:rPr>
+              <w:t>未提出並聯數</w:t>
+            </w:r>
+          </w:p>
+          <w:p>
+            <w:r>
+              <w:rPr>
+                <w:color w:val="000000"/>
+                <w:sz w:val="17"/>
+                <w:szCs w:val="17"/>
+              </w:rPr>
+              <w:t>或數字錯誤</w:t>
+            </w:r>
+          </w:p>
+        </w:tc>
+        <w:tc>
+          <w:tcPr>
+            <w:tcW w:w="1890" w:type="dxa"/>
+            <w:tcBorders>
+              <w:top w:val="single" w:sz="4" w:space="0" w:color="BFBFBF"/>
+              <w:left w:val="single" w:sz="4" w:space="0" w:color="BFBFBF"/>
+              <w:bottom w:val="single" w:sz="4" w:space="0" w:color="BFBFBF"/>
+              <w:right w:val="single" w:sz="4" w:space="0" w:color="BFBFBF"/>
+            </w:tcBorders>
+            <w:tcMar>
+              <w:top w:w="80" w:type="dxa"/>
+              <w:left w:w="120" w:type="dxa"/>
+              <w:bottom w:w="80" w:type="dxa"/>
+              <w:right w:w="120" w:type="dxa"/>
+            </w:tcMar>
+            <w:vAlign w:val="center"/>
+          </w:tcPr>
+          <w:p>
+            <w:proofErr w:type="gramStart"/>
+            <w:r>
+              <w:rPr>
+                <w:color w:val="000000"/>
+                <w:sz w:val="17"/>
+                <w:szCs w:val="17"/>
+              </w:rPr>
+              <w:t>有寫條數</w:t>
+            </w:r>
+            <w:proofErr w:type="gramEnd"/>
+          </w:p>
+          <w:p>
+            <w:r>
+              <w:rPr>
+                <w:color w:val="000000"/>
+                <w:sz w:val="17"/>
+                <w:szCs w:val="17"/>
+              </w:rPr>
+              <w:t>但沒解釋為何選這個數</w:t>
+            </w:r>
+          </w:p>
+        </w:tc>
+        <w:tc>
+          <w:tcPr>
+            <w:tcW w:w="1890" w:type="dxa"/>
+            <w:tcBorders>
+              <w:top w:val="single" w:sz="4" w:space="0" w:color="BFBFBF"/>
+              <w:left w:val="single" w:sz="4" w:space="0" w:color="BFBFBF"/>
+              <w:bottom w:val="single" w:sz="4" w:space="0" w:color="BFBFBF"/>
+              <w:right w:val="single" w:sz="4" w:space="0" w:color="BFBFBF"/>
+            </w:tcBorders>
+            <w:tcMar>
+              <w:top w:w="80" w:type="dxa"/>
+              <w:left w:w="120" w:type="dxa"/>
+              <w:bottom w:w="80" w:type="dxa"/>
+              <w:right w:w="120" w:type="dxa"/>
+            </w:tcMar>
+            <w:vAlign w:val="center"/>
+          </w:tcPr>
+          <w:p>
+            <w:r>
+              <w:rPr>
+                <w:color w:val="000000"/>
+                <w:sz w:val="17"/>
+                <w:szCs w:val="17"/>
+              </w:rPr>
+              <w:t>正確選擇 4 條並聯</w:t>
+            </w:r>
+          </w:p>
+          <w:p>
+            <w:r>
+              <w:rPr>
+                <w:color w:val="000000"/>
+                <w:sz w:val="17"/>
+                <w:szCs w:val="17"/>
+              </w:rPr>
+              <w:t>但理由不完整</w:t>
+            </w:r>
+          </w:p>
+        </w:tc>
+        <w:tc>
+          <w:tcPr>
+            <w:tcW w:w="1890" w:type="dxa"/>
+            <w:tcBorders>
+              <w:top w:val="single" w:sz="4" w:space="0" w:color="BFBFBF"/>
+              <w:left w:val="single" w:sz="4" w:space="0" w:color="BFBFBF"/>
+              <w:bottom w:val="single" w:sz="4" w:space="0" w:color="BFBFBF"/>
+              <w:right w:val="single" w:sz="4" w:space="0" w:color="BFBFBF"/>
+            </w:tcBorders>
+            <w:tcMar>
+              <w:top w:w="80" w:type="dxa"/>
+              <w:left w:w="120" w:type="dxa"/>
+              <w:bottom w:w="80" w:type="dxa"/>
+              <w:right w:w="120" w:type="dxa"/>
+            </w:tcMar>
+            <w:vAlign w:val="center"/>
+          </w:tcPr>
+          <w:p>
+            <w:r>
+              <w:rPr>
+                <w:color w:val="000000"/>
+                <w:sz w:val="17"/>
+                <w:szCs w:val="17"/>
+              </w:rPr>
+              <w:t>正確選擇 4 條並聯，並能說明 1800 ÷ 4 = 450 g，使每條橡皮筋落在約 200</w:t>
+            </w:r>
+            <w:proofErr w:type="gramStart"/>
+            <w:r>
+              <w:rPr>
+                <w:color w:val="000000"/>
+                <w:sz w:val="17"/>
+                <w:szCs w:val="17"/>
+              </w:rPr>
+              <w:t>–</w:t>
+            </w:r>
+            <w:proofErr w:type="gramEnd"/>
+            <w:r>
+              <w:rPr>
+                <w:color w:val="000000"/>
+                <w:sz w:val="17"/>
+                <w:szCs w:val="17"/>
+              </w:rPr>
+              <w:t>500 g 的近似線性區段，因此可避免超出虎克定律</w:t>
+            </w:r>
+            <w:r>
+              <w:rPr>
+                <w:color w:val="000000"/>
+                <w:sz w:val="17"/>
+                <w:szCs w:val="17"/>
+              </w:rPr>
+              <w:lastRenderedPageBreak/>
+              <w:t>近似適用範圍。</w:t>
+            </w:r>
+          </w:p>
+        </w:tc>
+      </w:tr>
+      <w:tr>
+        <w:tc>
+          <w:tcPr>
+            <w:tcW w:w="1800" w:type="dxa"/>
+            <w:tcBorders>
+              <w:top w:val="single" w:sz="4" w:space="0" w:color="BFBFBF"/>
+              <w:left w:val="single" w:sz="4" w:space="0" w:color="BFBFBF"/>
+              <w:bottom w:val="single" w:sz="4" w:space="0" w:color="BFBFBF"/>
+              <w:right w:val="single" w:sz="4" w:space="0" w:color="BFBFBF"/>
+            </w:tcBorders>
+            <w:shd w:val="clear" w:color="auto" w:fill="F2F2F2"/>
+            <w:tcMar>
+              <w:top w:w="80" w:type="dxa"/>
+              <w:left w:w="120" w:type="dxa"/>
+              <w:bottom w:w="80" w:type="dxa"/>
+              <w:right w:w="120" w:type="dxa"/>
+            </w:tcMar>
+            <w:vAlign w:val="center"/>
+          </w:tcPr>
           <w:p>
             <w:r>
               <w:rPr>
@@ -3083,7 +3705,8 @@
                 <w:sz w:val="18"/>
                 <w:szCs w:val="18"/>
               </w:rPr>
-              <w:t>與安全區</w:t>
+              <w:lastRenderedPageBreak/>
+              <w:t>實驗步驟與證據校正</w:t>
             </w:r>
           </w:p>
         </w:tc>
@@ -3105,23 +3728,23 @@
             <w:vAlign w:val="center"/>
           </w:tcPr>
           <w:p>
-            <w:r>
-              <w:rPr>
-                <w:color w:val="000000"/>
-                <w:sz w:val="17"/>
-                <w:szCs w:val="17"/>
-              </w:rPr>
-              <w:t>未提出並聯數</w:t>
-            </w:r>
-          </w:p>
-          <w:p>
-            <w:r>
-              <w:rPr>
-                <w:color w:val="000000"/>
-                <w:sz w:val="17"/>
-                <w:szCs w:val="17"/>
-              </w:rPr>
-              <w:t>或數字錯誤</w:t>
+            <w:proofErr w:type="gramStart"/>
+            <w:r>
+              <w:rPr>
+                <w:color w:val="000000"/>
+                <w:sz w:val="17"/>
+                <w:szCs w:val="17"/>
+              </w:rPr>
+              <w:t>只測</w:t>
+            </w:r>
+            <w:proofErr w:type="gramEnd"/>
+            <w:r>
+              <w:rPr>
+                <w:color w:val="000000"/>
+                <w:sz w:val="17"/>
+                <w:szCs w:val="17"/>
+              </w:rPr>
+              <w:t xml:space="preserve"> 1 次或步驟錯誤</w:t>
             </w:r>
           </w:p>
         </w:tc>
@@ -3143,23 +3766,33 @@
             <w:vAlign w:val="center"/>
           </w:tcPr>
           <w:p>
-            <w:r>
-              <w:rPr>
-                <w:color w:val="000000"/>
-                <w:sz w:val="17"/>
-                <w:szCs w:val="17"/>
-              </w:rPr>
-              <w:t>有寫條數</w:t>
-            </w:r>
-          </w:p>
-          <w:p>
-            <w:r>
-              <w:rPr>
-                <w:color w:val="000000"/>
-                <w:sz w:val="17"/>
-                <w:szCs w:val="17"/>
-              </w:rPr>
-              <w:t>但沒解釋為何選這個數</w:t>
+            <w:proofErr w:type="gramStart"/>
+            <w:r>
+              <w:rPr>
+                <w:color w:val="000000"/>
+                <w:sz w:val="17"/>
+                <w:szCs w:val="17"/>
+              </w:rPr>
+              <w:t>知道要測未知</w:t>
+            </w:r>
+            <w:proofErr w:type="gramEnd"/>
+            <w:r>
+              <w:rPr>
+                <w:color w:val="000000"/>
+                <w:sz w:val="17"/>
+                <w:szCs w:val="17"/>
+              </w:rPr>
+              <w:t>物的伸長量</w:t>
+            </w:r>
+          </w:p>
+          <w:p>
+            <w:r>
+              <w:rPr>
+                <w:color w:val="000000"/>
+                <w:sz w:val="17"/>
+                <w:szCs w:val="17"/>
+              </w:rPr>
+              <w:t>但沒設計參考點</w:t>
             </w:r>
           </w:p>
         </w:tc>
@@ -3187,17 +3820,35 @@
                 <w:sz w:val="17"/>
                 <w:szCs w:val="17"/>
               </w:rPr>
-              <w:t>正確選擇 4 條並聯</w:t>
-            </w:r>
-          </w:p>
-          <w:p>
-            <w:r>
-              <w:rPr>
-                <w:color w:val="000000"/>
-                <w:sz w:val="17"/>
-                <w:szCs w:val="17"/>
-              </w:rPr>
-              <w:t>但理由不完整</w:t>
+              <w:t xml:space="preserve">有設計 1 </w:t>
+            </w:r>
+            <w:proofErr w:type="gramStart"/>
+            <w:r>
+              <w:rPr>
+                <w:color w:val="000000"/>
+                <w:sz w:val="17"/>
+                <w:szCs w:val="17"/>
+              </w:rPr>
+              <w:t>個</w:t>
+            </w:r>
+            <w:proofErr w:type="gramEnd"/>
+            <w:r>
+              <w:rPr>
+                <w:color w:val="000000"/>
+                <w:sz w:val="17"/>
+                <w:szCs w:val="17"/>
+              </w:rPr>
+              <w:t>已知參考點</w:t>
+            </w:r>
+          </w:p>
+          <w:p>
+            <w:r>
+              <w:rPr>
+                <w:color w:val="000000"/>
+                <w:sz w:val="17"/>
+                <w:szCs w:val="17"/>
+              </w:rPr>
+              <w:t>（無法消掉 c）</w:t>
             </w:r>
           </w:p>
         </w:tc>
@@ -3225,252 +3876,79 @@
                 <w:sz w:val="17"/>
                 <w:szCs w:val="17"/>
               </w:rPr>
-              <w:t xml:space="preserve">選 4 條並聯，並寫出 </w:t>
-            </w:r>
-            <w:r>
-              <w:rPr>
-                <w:rFonts w:hint="eastAsia"/>
-                <w:color w:val="000000"/>
-                <w:sz w:val="17"/>
-                <w:szCs w:val="17"/>
-              </w:rPr>
-              <w:t>18</w:t>
-            </w:r>
-            <w:r>
-              <w:rPr>
-                <w:color w:val="000000"/>
-                <w:sz w:val="17"/>
-                <w:szCs w:val="17"/>
-              </w:rPr>
-              <w:t xml:space="preserve">00 ÷ 4 = </w:t>
-            </w:r>
-            <w:r>
-              <w:rPr>
-                <w:rFonts w:hint="eastAsia"/>
-                <w:color w:val="000000"/>
-                <w:sz w:val="17"/>
-                <w:szCs w:val="17"/>
-              </w:rPr>
-              <w:t>45</w:t>
-            </w:r>
-            <w:r>
-              <w:rPr>
-                <w:color w:val="000000"/>
-                <w:sz w:val="17"/>
-                <w:szCs w:val="17"/>
-              </w:rPr>
-              <w:t xml:space="preserve">0 g，正好落在 </w:t>
-            </w:r>
-            <w:r>
-              <w:rPr>
-                <w:rFonts w:hint="eastAsia"/>
-                <w:color w:val="000000"/>
-                <w:sz w:val="17"/>
-                <w:szCs w:val="17"/>
-              </w:rPr>
-              <w:t>2</w:t>
-            </w:r>
-            <w:r>
-              <w:rPr>
-                <w:color w:val="000000"/>
-                <w:sz w:val="17"/>
-                <w:szCs w:val="17"/>
-              </w:rPr>
-              <w:t>00–</w:t>
-            </w:r>
-            <w:r>
-              <w:rPr>
-                <w:rFonts w:hint="eastAsia"/>
-                <w:color w:val="000000"/>
-                <w:sz w:val="17"/>
-                <w:szCs w:val="17"/>
-              </w:rPr>
-              <w:t>5</w:t>
-            </w:r>
-            <w:r>
-              <w:rPr>
-                <w:color w:val="000000"/>
-                <w:sz w:val="17"/>
-                <w:szCs w:val="17"/>
-              </w:rPr>
-              <w:t>00 g 的安全區段內</w:t>
-            </w:r>
-          </w:p>
-        </w:tc>
-      </w:tr>
-      <w:tr>
-        <w:tc>
-          <w:tcPr>
-            <w:tcW w:w="1800" w:type="dxa"/>
-            <w:tcBorders>
-              <w:top w:val="single" w:sz="4" w:space="0" w:color="BFBFBF"/>
-              <w:left w:val="single" w:sz="4" w:space="0" w:color="BFBFBF"/>
-              <w:bottom w:val="single" w:sz="4" w:space="0" w:color="BFBFBF"/>
-              <w:right w:val="single" w:sz="4" w:space="0" w:color="BFBFBF"/>
-            </w:tcBorders>
-            <w:shd w:val="clear" w:color="auto" w:fill="F2F2F2"/>
-            <w:tcMar>
-              <w:top w:w="80" w:type="dxa"/>
-              <w:left w:w="120" w:type="dxa"/>
-              <w:bottom w:w="80" w:type="dxa"/>
-              <w:right w:w="120" w:type="dxa"/>
-            </w:tcMar>
-            <w:vAlign w:val="center"/>
-          </w:tcPr>
-          <w:p>
-            <w:r>
-              <w:rPr>
-                <w:b/>
-                <w:bCs/>
-                <w:color w:val="000000"/>
-                <w:sz w:val="18"/>
-                <w:szCs w:val="18"/>
-              </w:rPr>
-              <w:t>實驗步驟</w:t>
-            </w:r>
-          </w:p>
-          <w:p>
-            <w:r>
-              <w:rPr>
-                <w:b/>
-                <w:bCs/>
-                <w:color w:val="000000"/>
-                <w:sz w:val="18"/>
-                <w:szCs w:val="18"/>
-              </w:rPr>
-              <w:t>設計</w:t>
-            </w:r>
-          </w:p>
-        </w:tc>
-        <w:tc>
-          <w:tcPr>
-            <w:tcW w:w="1890" w:type="dxa"/>
-            <w:tcBorders>
-              <w:top w:val="single" w:sz="4" w:space="0" w:color="BFBFBF"/>
-              <w:left w:val="single" w:sz="4" w:space="0" w:color="BFBFBF"/>
-              <w:bottom w:val="single" w:sz="4" w:space="0" w:color="BFBFBF"/>
-              <w:right w:val="single" w:sz="4" w:space="0" w:color="BFBFBF"/>
-            </w:tcBorders>
-            <w:tcMar>
-              <w:top w:w="80" w:type="dxa"/>
-              <w:left w:w="120" w:type="dxa"/>
-              <w:bottom w:w="80" w:type="dxa"/>
-              <w:right w:w="120" w:type="dxa"/>
-            </w:tcMar>
-            <w:vAlign w:val="center"/>
-          </w:tcPr>
-          <w:p>
-            <w:r>
-              <w:rPr>
-                <w:color w:val="000000"/>
-                <w:sz w:val="17"/>
-                <w:szCs w:val="17"/>
-              </w:rPr>
-              <w:t>只測 1 次或步驟錯誤</w:t>
-            </w:r>
-          </w:p>
-        </w:tc>
-        <w:tc>
-          <w:tcPr>
-            <w:tcW w:w="1890" w:type="dxa"/>
-            <w:tcBorders>
-              <w:top w:val="single" w:sz="4" w:space="0" w:color="BFBFBF"/>
-              <w:left w:val="single" w:sz="4" w:space="0" w:color="BFBFBF"/>
-              <w:bottom w:val="single" w:sz="4" w:space="0" w:color="BFBFBF"/>
-              <w:right w:val="single" w:sz="4" w:space="0" w:color="BFBFBF"/>
-            </w:tcBorders>
-            <w:tcMar>
-              <w:top w:w="80" w:type="dxa"/>
-              <w:left w:w="120" w:type="dxa"/>
-              <w:bottom w:w="80" w:type="dxa"/>
-              <w:right w:w="120" w:type="dxa"/>
-            </w:tcMar>
-            <w:vAlign w:val="center"/>
-          </w:tcPr>
-          <w:p>
-            <w:r>
-              <w:rPr>
-                <w:color w:val="000000"/>
-                <w:sz w:val="17"/>
-                <w:szCs w:val="17"/>
-              </w:rPr>
-              <w:t>知道要測未知物的伸長量</w:t>
-            </w:r>
-          </w:p>
-          <w:p>
-            <w:r>
-              <w:rPr>
-                <w:color w:val="000000"/>
-                <w:sz w:val="17"/>
-                <w:szCs w:val="17"/>
-              </w:rPr>
-              <w:t>但沒設計參考點</w:t>
-            </w:r>
-          </w:p>
-        </w:tc>
-        <w:tc>
-          <w:tcPr>
-            <w:tcW w:w="1890" w:type="dxa"/>
-            <w:tcBorders>
-              <w:top w:val="single" w:sz="4" w:space="0" w:color="BFBFBF"/>
-              <w:left w:val="single" w:sz="4" w:space="0" w:color="BFBFBF"/>
-              <w:bottom w:val="single" w:sz="4" w:space="0" w:color="BFBFBF"/>
-              <w:right w:val="single" w:sz="4" w:space="0" w:color="BFBFBF"/>
-            </w:tcBorders>
-            <w:tcMar>
-              <w:top w:w="80" w:type="dxa"/>
-              <w:left w:w="120" w:type="dxa"/>
-              <w:bottom w:w="80" w:type="dxa"/>
-              <w:right w:w="120" w:type="dxa"/>
-            </w:tcMar>
-            <w:vAlign w:val="center"/>
-          </w:tcPr>
-          <w:p>
-            <w:r>
-              <w:rPr>
-                <w:color w:val="000000"/>
-                <w:sz w:val="17"/>
-                <w:szCs w:val="17"/>
-              </w:rPr>
-              <w:t>有設計 1 個已知參考點</w:t>
-            </w:r>
-          </w:p>
-          <w:p>
-            <w:r>
-              <w:rPr>
-                <w:color w:val="000000"/>
-                <w:sz w:val="17"/>
-                <w:szCs w:val="17"/>
-              </w:rPr>
-              <w:t>（無法消掉 c）</w:t>
-            </w:r>
-          </w:p>
-        </w:tc>
-        <w:tc>
-          <w:tcPr>
-            <w:tcW w:w="1890" w:type="dxa"/>
-            <w:tcBorders>
-              <w:top w:val="single" w:sz="4" w:space="0" w:color="BFBFBF"/>
-              <w:left w:val="single" w:sz="4" w:space="0" w:color="BFBFBF"/>
-              <w:bottom w:val="single" w:sz="4" w:space="0" w:color="BFBFBF"/>
-              <w:right w:val="single" w:sz="4" w:space="0" w:color="BFBFBF"/>
-            </w:tcBorders>
-            <w:tcMar>
-              <w:top w:w="80" w:type="dxa"/>
-              <w:left w:w="120" w:type="dxa"/>
-              <w:bottom w:w="80" w:type="dxa"/>
-              <w:right w:w="120" w:type="dxa"/>
-            </w:tcMar>
-            <w:vAlign w:val="center"/>
-          </w:tcPr>
-          <w:p>
-            <w:r>
-              <w:rPr>
-                <w:color w:val="000000"/>
-                <w:sz w:val="17"/>
-                <w:szCs w:val="17"/>
-              </w:rPr>
-              <w:t>完整 3 步驟：先掛已知參考重量 m1 → 量 x1；再加另一已知重量到 m2 → 量 x2；改掛未知鐵塊 → 量 xx（兩個已知重量都落在區段 II）</w:t>
+              <w:t>完整設計</w:t>
+            </w:r>
+            <w:proofErr w:type="gramStart"/>
+            <w:r>
+              <w:rPr>
+                <w:color w:val="000000"/>
+                <w:sz w:val="17"/>
+                <w:szCs w:val="17"/>
+              </w:rPr>
+              <w:t>三</w:t>
+            </w:r>
+            <w:proofErr w:type="gramEnd"/>
+            <w:r>
+              <w:rPr>
+                <w:color w:val="000000"/>
+                <w:sz w:val="17"/>
+                <w:szCs w:val="17"/>
+              </w:rPr>
+              <w:t>步驟：先測兩個已知參考重量 m1、m2 並記錄伸長量 x1、x2，</w:t>
+            </w:r>
+            <w:proofErr w:type="gramStart"/>
+            <w:r>
+              <w:rPr>
+                <w:color w:val="000000"/>
+                <w:sz w:val="17"/>
+                <w:szCs w:val="17"/>
+              </w:rPr>
+              <w:t>再測未知</w:t>
+            </w:r>
+            <w:proofErr w:type="gramEnd"/>
+            <w:r>
+              <w:rPr>
+                <w:color w:val="000000"/>
+                <w:sz w:val="17"/>
+                <w:szCs w:val="17"/>
+              </w:rPr>
+              <w:t>鐵塊的伸長量 xx；能說明用兩個</w:t>
+            </w:r>
+            <w:proofErr w:type="gramStart"/>
+            <w:r>
+              <w:rPr>
+                <w:color w:val="000000"/>
+                <w:sz w:val="17"/>
+                <w:szCs w:val="17"/>
+              </w:rPr>
+              <w:t>已知點校正</w:t>
+            </w:r>
+            <w:proofErr w:type="gramEnd"/>
+            <w:r>
+              <w:rPr>
+                <w:color w:val="000000"/>
+                <w:sz w:val="17"/>
+                <w:szCs w:val="17"/>
+              </w:rPr>
+              <w:t>線性關係，</w:t>
+            </w:r>
+            <w:proofErr w:type="gramStart"/>
+            <w:r>
+              <w:rPr>
+                <w:color w:val="000000"/>
+                <w:sz w:val="17"/>
+                <w:szCs w:val="17"/>
+              </w:rPr>
+              <w:t>比只測一次未知物更能</w:t>
+            </w:r>
+            <w:proofErr w:type="gramEnd"/>
+            <w:r>
+              <w:rPr>
+                <w:color w:val="000000"/>
+                <w:sz w:val="17"/>
+                <w:szCs w:val="17"/>
+              </w:rPr>
+              <w:t>作為判斷質量的實驗證據。</w:t>
             </w:r>
           </w:p>
         </w:tc>
@@ -3491,7 +3969,15 @@
         <w:pStyle w:val="2"/>
       </w:pPr>
       <w:r>
-        <w:t>歷程一　理想彈簧：彈力常數的測量與並聯關係</w:t>
+        <w:t>歷程</w:t>
+      </w:r>
+      <w:proofErr w:type="gramStart"/>
+      <w:r>
+        <w:t>一</w:t>
+      </w:r>
+      <w:proofErr w:type="gramEnd"/>
+      <w:r>
+        <w:t xml:space="preserve">　理想彈簧：彈力常數的測量與並聯關係</w:t>
       </w:r>
       <w:r>
         <w:rPr>
@@ -3744,14 +4230,24 @@
         <w:rPr>
           <w:b/>
           <w:bCs/>
+          <w:color w:val="EE0000"/>
         </w:rPr>
       </w:pPr>
       <w:r>
         <w:rPr>
           <w:b/>
           <w:bCs/>
-        </w:rPr>
-        <w:t>(2) k₁ 與 k_並 兩者之間有什麼關係？請用「彈簧受力的分擔」來解釋為什麼會有這樣的關係。</w:t>
+          <w:color w:val="EE0000"/>
+        </w:rPr>
+        <w:t xml:space="preserve">(2) </w:t>
+      </w:r>
+      <w:r>
+        <w:rPr>
+          <w:b/>
+          <w:bCs/>
+          <w:color w:val="EE0000"/>
+        </w:rPr>
+        <w:t>為什麼兩條彈簧並聯後，在相同總重量下伸長量會變小？請從「每條彈簧分擔的重量」來解釋。</w:t>
       </w:r>
     </w:p>
     <w:p>
@@ -3784,25 +4280,83 @@
     <w:p>
       <w:pPr>
         <w:spacing w:before="60" w:after="60" w:line="320" w:lineRule="auto"/>
+        <w:rPr>
+          <w:color w:val="EE0000"/>
+        </w:rPr>
       </w:pPr>
-      <w:r>
-        <w:t>• 請務必換算單位為SI制</w:t>
+      <w:proofErr w:type="gramStart"/>
+      <w:r>
+        <w:rPr>
+          <w:rFonts w:hint="eastAsia"/>
+          <w:color w:val="EE0000"/>
+        </w:rPr>
+        <w:t>•</w:t>
+      </w:r>
+      <w:proofErr w:type="gramEnd"/>
+      <w:r>
+        <w:rPr>
+          <w:color w:val="EE0000"/>
+        </w:rPr>
+        <w:t xml:space="preserve"> 請用模擬數據或趨勢線判斷「重量」和「伸長量」是否呈固定比例關係。</w:t>
+      </w:r>
+    </w:p>
+    <w:p>
+      <w:pPr>
+        <w:spacing w:before="60" w:after="60" w:line="320" w:lineRule="auto"/>
+        <w:rPr>
+          <w:color w:val="EE0000"/>
+        </w:rPr>
+      </w:pPr>
+      <w:proofErr w:type="gramStart"/>
+      <w:r>
+        <w:rPr>
+          <w:rFonts w:hint="eastAsia"/>
+          <w:color w:val="EE0000"/>
+        </w:rPr>
+        <w:t>•</w:t>
+      </w:r>
+      <w:proofErr w:type="gramEnd"/>
+      <w:r>
+        <w:rPr>
+          <w:color w:val="EE0000"/>
+        </w:rPr>
+        <w:t xml:space="preserve"> 請將彈力常數 k 換算成 SI 制單位 N/m。</w:t>
+      </w:r>
+    </w:p>
+    <w:p>
+      <w:pPr>
+        <w:spacing w:before="60" w:after="60" w:line="320" w:lineRule="auto"/>
+        <w:rPr>
+          <w:color w:val="EE0000"/>
+        </w:rPr>
+      </w:pPr>
+      <w:proofErr w:type="gramStart"/>
+      <w:r>
+        <w:rPr>
+          <w:rFonts w:hint="eastAsia"/>
+          <w:color w:val="EE0000"/>
+        </w:rPr>
+        <w:t>•</w:t>
+      </w:r>
+      <w:proofErr w:type="gramEnd"/>
+      <w:r>
+        <w:rPr>
+          <w:color w:val="EE0000"/>
+        </w:rPr>
+        <w:t xml:space="preserve"> 解釋並聯關係時，請說明「每條彈簧分擔多少重量」以及「為什麼相同總重量下伸長量會變小」。</w:t>
       </w:r>
     </w:p>
     <w:p>
       <w:pPr>
         <w:spacing w:before="60" w:after="60" w:line="320" w:lineRule="auto"/>
       </w:pPr>
-      <w:r>
-        <w:t>• 解釋並聯關係時要明確說明「每根彈簧分擔多少力」與「為什麼伸長量會變」</w:t>
-      </w:r>
-    </w:p>
-    <w:p>
-      <w:pPr>
-        <w:spacing w:before="60" w:after="60" w:line="320" w:lineRule="auto"/>
-      </w:pPr>
-      <w:r>
-        <w:t>• 模擬數據僅能記錄10次</w:t>
+      <w:proofErr w:type="gramStart"/>
+      <w:r>
+        <w:t>•</w:t>
+      </w:r>
+      <w:proofErr w:type="gramEnd"/>
+      <w:r>
+        <w:t xml:space="preserve"> 模擬數據僅能記錄10次</w:t>
       </w:r>
     </w:p>
     <w:p>
@@ -4188,7 +4742,25 @@
                 <w:sz w:val="17"/>
                 <w:szCs w:val="17"/>
               </w:rPr>
-              <w:t>讀出 k 值但停留在 g/cm</w:t>
+              <w:t xml:space="preserve">讀出 k </w:t>
+            </w:r>
+            <w:proofErr w:type="gramStart"/>
+            <w:r>
+              <w:rPr>
+                <w:color w:val="000000"/>
+                <w:sz w:val="17"/>
+                <w:szCs w:val="17"/>
+              </w:rPr>
+              <w:t>值但停留</w:t>
+            </w:r>
+            <w:proofErr w:type="gramEnd"/>
+            <w:r>
+              <w:rPr>
+                <w:color w:val="000000"/>
+                <w:sz w:val="17"/>
+                <w:szCs w:val="17"/>
+              </w:rPr>
+              <w:t>在 g/cm</w:t>
             </w:r>
           </w:p>
           <w:p>
@@ -4274,7 +4846,43 @@
                 <w:sz w:val="17"/>
                 <w:szCs w:val="17"/>
               </w:rPr>
-              <w:t>且明確寫出 g→kg、cm→m 換算過程</w:t>
+              <w:t xml:space="preserve">且明確寫出 </w:t>
+            </w:r>
+            <w:proofErr w:type="spellStart"/>
+            <w:r>
+              <w:rPr>
+                <w:color w:val="000000"/>
+                <w:sz w:val="17"/>
+                <w:szCs w:val="17"/>
+              </w:rPr>
+              <w:t>g→kg</w:t>
+            </w:r>
+            <w:proofErr w:type="spellEnd"/>
+            <w:r>
+              <w:rPr>
+                <w:color w:val="000000"/>
+                <w:sz w:val="17"/>
+                <w:szCs w:val="17"/>
+              </w:rPr>
+              <w:t>、</w:t>
+            </w:r>
+            <w:proofErr w:type="spellStart"/>
+            <w:r>
+              <w:rPr>
+                <w:color w:val="000000"/>
+                <w:sz w:val="17"/>
+                <w:szCs w:val="17"/>
+              </w:rPr>
+              <w:t>cm→m</w:t>
+            </w:r>
+            <w:proofErr w:type="spellEnd"/>
+            <w:r>
+              <w:rPr>
+                <w:color w:val="000000"/>
+                <w:sz w:val="17"/>
+                <w:szCs w:val="17"/>
+              </w:rPr>
+              <w:t xml:space="preserve"> 換算過程</w:t>
             </w:r>
           </w:p>
         </w:tc>
@@ -4307,7 +4915,8 @@
                 <w:sz w:val="18"/>
                 <w:szCs w:val="18"/>
               </w:rPr>
-              <w:t>關係辨識</w:t>
+              <w:lastRenderedPageBreak/>
+              <w:t>固定比例關係辨識</w:t>
             </w:r>
           </w:p>
         </w:tc>
@@ -4363,16 +4972,7 @@
                 <w:sz w:val="17"/>
                 <w:szCs w:val="17"/>
               </w:rPr>
-              <w:t>只說「不一樣」沒指</w:t>
-            </w:r>
-            <w:r>
-              <w:rPr>
-                <w:color w:val="000000"/>
-                <w:sz w:val="17"/>
-                <w:szCs w:val="17"/>
-              </w:rPr>
-              <w:lastRenderedPageBreak/>
-              <w:t>出倍數</w:t>
+              <w:t>只說「不一樣」沒指出倍數</w:t>
             </w:r>
           </w:p>
         </w:tc>
@@ -4400,7 +5000,6 @@
                 <w:sz w:val="17"/>
                 <w:szCs w:val="17"/>
               </w:rPr>
-              <w:lastRenderedPageBreak/>
               <w:t>指出 k_並 = 2 × k₁</w:t>
             </w:r>
           </w:p>
@@ -4411,7 +5010,6 @@
                 <w:sz w:val="17"/>
                 <w:szCs w:val="17"/>
               </w:rPr>
-              <w:lastRenderedPageBreak/>
               <w:t>但沒解釋</w:t>
             </w:r>
           </w:p>
@@ -4440,17 +5038,24 @@
                 <w:sz w:val="17"/>
                 <w:szCs w:val="17"/>
               </w:rPr>
-              <w:lastRenderedPageBreak/>
-              <w:t xml:space="preserve">明確寫出 k_並 = k₁ + </w:t>
-            </w:r>
-            <w:r>
-              <w:rPr>
-                <w:color w:val="000000"/>
-                <w:sz w:val="17"/>
-                <w:szCs w:val="17"/>
-              </w:rPr>
-              <w:lastRenderedPageBreak/>
-              <w:t>k₂ = 2 k₁，並理解兩條彈簧並聯就像「合成一條更硬的彈簧」</w:t>
+              <w:t>能指出單一彈簧與並聯彈簧的重量增加量和伸長量增加量皆呈固定比例關係，且並聯時 k_並 = 2k</w:t>
+            </w:r>
+            <w:r>
+              <w:rPr>
+                <w:rFonts w:ascii="Cambria Math" w:hAnsi="Cambria Math" w:cs="Cambria Math"/>
+                <w:color w:val="000000"/>
+                <w:sz w:val="17"/>
+                <w:szCs w:val="17"/>
+              </w:rPr>
+              <w:t>₁</w:t>
+            </w:r>
+            <w:r>
+              <w:rPr>
+                <w:color w:val="000000"/>
+                <w:sz w:val="17"/>
+                <w:szCs w:val="17"/>
+              </w:rPr>
+              <w:t>。</w:t>
             </w:r>
           </w:p>
         </w:tc>
@@ -4615,7 +5220,25 @@
                 <w:sz w:val="17"/>
                 <w:szCs w:val="17"/>
               </w:rPr>
-              <w:t>完整：兩條彈簧分擔重量 → 每條只承受一半的力 → 同樣的力下伸長量變一半 → k 看起來變成 2 倍</w:t>
+              <w:t xml:space="preserve">能完整說明：兩條彈簧並聯時共同分擔總重量，每條只承受一半的力，因此在相同總重量下伸長量變小；從整體裝置來看，彈力常數變為 2 </w:t>
+            </w:r>
+            <w:proofErr w:type="gramStart"/>
+            <w:r>
+              <w:rPr>
+                <w:color w:val="000000"/>
+                <w:sz w:val="17"/>
+                <w:szCs w:val="17"/>
+              </w:rPr>
+              <w:t>倍</w:t>
+            </w:r>
+            <w:proofErr w:type="gramEnd"/>
+            <w:r>
+              <w:rPr>
+                <w:color w:val="000000"/>
+                <w:sz w:val="17"/>
+                <w:szCs w:val="17"/>
+              </w:rPr>
+              <w:t>。</w:t>
             </w:r>
           </w:p>
         </w:tc>
@@ -4844,19 +5467,49 @@
         <w:spacing w:before="60" w:after="60" w:line="320" w:lineRule="auto"/>
       </w:pPr>
       <w:r>
-        <w:t>觀察懸掛物重100–1000g的數據變化，回答以下問題：</w:t>
+        <w:t>觀察懸掛物重100</w:t>
+      </w:r>
+      <w:proofErr w:type="gramStart"/>
+      <w:r>
+        <w:t>–</w:t>
+      </w:r>
+      <w:proofErr w:type="gramEnd"/>
+      <w:r>
+        <w:t>1000g的數據變化，回答以下問題：</w:t>
       </w:r>
     </w:p>
     <w:p>
       <w:pPr>
         <w:spacing w:before="60" w:after="60" w:line="320" w:lineRule="auto"/>
+        <w:rPr>
+          <w:color w:val="EE0000"/>
+        </w:rPr>
       </w:pPr>
       <w:r>
         <w:rPr>
           <w:b/>
           <w:bCs/>
-        </w:rPr>
-        <w:t>數據圖在0-1000g的「斜率」如何變化？請以「橡皮筋受力大小與伸長量長短的關係」解釋其趨勢變化</w:t>
+          <w:color w:val="EE0000"/>
+        </w:rPr>
+        <w:t>根據橡皮筋在 100</w:t>
+      </w:r>
+      <w:proofErr w:type="gramStart"/>
+      <w:r>
+        <w:rPr>
+          <w:b/>
+          <w:bCs/>
+          <w:color w:val="EE0000"/>
+        </w:rPr>
+        <w:t>–</w:t>
+      </w:r>
+      <w:proofErr w:type="gramEnd"/>
+      <w:r>
+        <w:rPr>
+          <w:b/>
+          <w:bCs/>
+          <w:color w:val="EE0000"/>
+        </w:rPr>
+        <w:t>1000 g 的模擬數據，你認為它的力與伸長量關係是否能用固定斜率描述？請用斜率變化說明理由。</w:t>
       </w:r>
     </w:p>
     <w:p>
@@ -4887,13 +5540,44 @@
       </w:r>
     </w:p>
     <w:p>
-      <w:r>
-        <w:t>• 解釋時需提及「X - Xg區段斜率越來越大/小，表示拉一樣長度需要的力比較大/小」</w:t>
-      </w:r>
-    </w:p>
-    <w:p>
-      <w:r>
-        <w:t>• 模擬數據僅能記錄30次</w:t>
+      <w:proofErr w:type="gramStart"/>
+      <w:r>
+        <w:t>•</w:t>
+      </w:r>
+      <w:proofErr w:type="gramEnd"/>
+      <w:r>
+        <w:t xml:space="preserve"> </w:t>
+      </w:r>
+      <w:r>
+        <w:t>解釋時請用「斜率是否固定」來判斷橡皮筋能不能在整個範圍內用同一</w:t>
+      </w:r>
+      <w:proofErr w:type="gramStart"/>
+      <w:r>
+        <w:t>個</w:t>
+      </w:r>
+      <w:proofErr w:type="gramEnd"/>
+      <w:r>
+        <w:t>虎克定律模型描述。</w:t>
+      </w:r>
+    </w:p>
+    <w:p>
+      <w:proofErr w:type="gramStart"/>
+      <w:r>
+        <w:t>•</w:t>
+      </w:r>
+      <w:proofErr w:type="gramEnd"/>
+      <w:r>
+        <w:t>若斜率改變，請說明這代表同樣增加重量時，橡皮筋伸長量是否仍維持固定比例。</w:t>
+      </w:r>
+    </w:p>
+    <w:p>
+      <w:proofErr w:type="gramStart"/>
+      <w:r>
+        <w:t>•</w:t>
+      </w:r>
+      <w:proofErr w:type="gramEnd"/>
+      <w:r>
+        <w:t xml:space="preserve"> 模擬數據僅能記錄30次</w:t>
       </w:r>
     </w:p>
     <w:p/>
@@ -4932,7 +5616,23 @@
           <w:b/>
           <w:bCs/>
         </w:rPr>
-        <w:t>接著請把模擬上方的分頁切到「第三部分：橡皮筋（P2-2 用）」再開始本題的操作。</w:t>
+        <w:t>接著請把模擬上方的</w:t>
+      </w:r>
+      <w:proofErr w:type="gramStart"/>
+      <w:r>
+        <w:rPr>
+          <w:b/>
+          <w:bCs/>
+        </w:rPr>
+        <w:t>分頁切到</w:t>
+      </w:r>
+      <w:proofErr w:type="gramEnd"/>
+      <w:r>
+        <w:rPr>
+          <w:b/>
+          <w:bCs/>
+        </w:rPr>
+        <w:t>「第三部分：橡皮筋（P2-2 用）」再開始本題的操作。</w:t>
       </w:r>
     </w:p>
     <w:p>
@@ -4941,22 +5641,42 @@
         <w:rPr>
           <w:b/>
           <w:bCs/>
+          <w:color w:val="EE0000"/>
         </w:rPr>
       </w:pPr>
       <w:r>
         <w:rPr>
           <w:b/>
           <w:bCs/>
-        </w:rPr>
-        <w:t>在同樣的橡皮筋測量當中，如果你需要將橡皮筋當作理想彈簧(符合受力與伸長量成正比)來測量，請問你</w:t>
+          <w:color w:val="EE0000"/>
+        </w:rPr>
+        <w:t>在同樣的橡皮筋測量當中，</w:t>
       </w:r>
       <w:r>
         <w:rPr>
           <w:b/>
           <w:bCs/>
-        </w:rPr>
-        <w:lastRenderedPageBreak/>
-        <w:t>會選擇在懸掛總重量多少的範圍內測量?請說明你選擇此範圍的原因</w:t>
+          <w:color w:val="EE0000"/>
+        </w:rPr>
+        <w:t>如果要把橡皮筋近似當作理想彈簧使用，你會把虎克定律模型的適用範圍設定在哪</w:t>
+      </w:r>
+      <w:proofErr w:type="gramStart"/>
+      <w:r>
+        <w:rPr>
+          <w:b/>
+          <w:bCs/>
+          <w:color w:val="EE0000"/>
+        </w:rPr>
+        <w:t>個</w:t>
+      </w:r>
+      <w:proofErr w:type="gramEnd"/>
+      <w:r>
+        <w:rPr>
+          <w:b/>
+          <w:bCs/>
+          <w:color w:val="EE0000"/>
+        </w:rPr>
+        <w:t>重量區間？請用模擬數據說明這個範圍的上下界。</w:t>
       </w:r>
     </w:p>
     <w:p>
@@ -4996,8 +5716,13 @@
       </w:r>
     </w:p>
     <w:p>
-      <w:r>
-        <w:t>• 用模擬中觀察到的</w:t>
+      <w:proofErr w:type="gramStart"/>
+      <w:r>
+        <w:t>•</w:t>
+      </w:r>
+      <w:proofErr w:type="gramEnd"/>
+      <w:r>
+        <w:t xml:space="preserve"> 用模擬中觀察到的</w:t>
       </w:r>
       <w:r>
         <w:rPr>
@@ -5021,8 +5746,13 @@
       </w:r>
     </w:p>
     <w:p>
-      <w:r>
-        <w:t>• 你需要明確指出「上界」與「下界」（兩個範圍限制）</w:t>
+      <w:proofErr w:type="gramStart"/>
+      <w:r>
+        <w:t>•</w:t>
+      </w:r>
+      <w:proofErr w:type="gramEnd"/>
+      <w:r>
+        <w:t xml:space="preserve"> 你需要明確指出「上界」與「下界」（兩個範圍限制）</w:t>
       </w:r>
     </w:p>
     <w:p>
@@ -5335,7 +6065,7 @@
                 <w:sz w:val="18"/>
                 <w:szCs w:val="18"/>
               </w:rPr>
-              <w:t>數據觀察</w:t>
+              <w:t>數據觀察與固定斜率判斷</w:t>
             </w:r>
           </w:p>
         </w:tc>
@@ -5401,7 +6131,25 @@
                 <w:sz w:val="17"/>
                 <w:szCs w:val="17"/>
               </w:rPr>
-              <w:t>正確指出區段一斜率「比區段二大」</w:t>
+              <w:t>正確指出區段</w:t>
+            </w:r>
+            <w:proofErr w:type="gramStart"/>
+            <w:r>
+              <w:rPr>
+                <w:color w:val="000000"/>
+                <w:sz w:val="17"/>
+                <w:szCs w:val="17"/>
+              </w:rPr>
+              <w:t>一</w:t>
+            </w:r>
+            <w:proofErr w:type="gramEnd"/>
+            <w:r>
+              <w:rPr>
+                <w:color w:val="000000"/>
+                <w:sz w:val="17"/>
+                <w:szCs w:val="17"/>
+              </w:rPr>
+              <w:t>斜率「比區段二大」</w:t>
             </w:r>
           </w:p>
           <w:p/>
@@ -5430,17 +6178,71 @@
                 <w:sz w:val="17"/>
                 <w:szCs w:val="17"/>
               </w:rPr>
-              <w:t>正確指出區段一斜率「比區段二大」+ 給出大概斜率值</w:t>
-            </w:r>
-          </w:p>
-          <w:p>
-            <w:r>
-              <w:rPr>
-                <w:color w:val="000000"/>
-                <w:sz w:val="17"/>
-                <w:szCs w:val="17"/>
-              </w:rPr>
-              <w:t>（區段一 約 50–60、區段二 約 20）</w:t>
+              <w:t>正確指出區段</w:t>
+            </w:r>
+            <w:proofErr w:type="gramStart"/>
+            <w:r>
+              <w:rPr>
+                <w:color w:val="000000"/>
+                <w:sz w:val="17"/>
+                <w:szCs w:val="17"/>
+              </w:rPr>
+              <w:t>一</w:t>
+            </w:r>
+            <w:proofErr w:type="gramEnd"/>
+            <w:r>
+              <w:rPr>
+                <w:color w:val="000000"/>
+                <w:sz w:val="17"/>
+                <w:szCs w:val="17"/>
+              </w:rPr>
+              <w:t>斜率「比區段二大」+ 給出大概斜率值</w:t>
+            </w:r>
+          </w:p>
+          <w:p>
+            <w:r>
+              <w:rPr>
+                <w:color w:val="000000"/>
+                <w:sz w:val="17"/>
+                <w:szCs w:val="17"/>
+              </w:rPr>
+              <w:t>（區段</w:t>
+            </w:r>
+            <w:proofErr w:type="gramStart"/>
+            <w:r>
+              <w:rPr>
+                <w:color w:val="000000"/>
+                <w:sz w:val="17"/>
+                <w:szCs w:val="17"/>
+              </w:rPr>
+              <w:t>一</w:t>
+            </w:r>
+            <w:proofErr w:type="gramEnd"/>
+            <w:r>
+              <w:rPr>
+                <w:color w:val="000000"/>
+                <w:sz w:val="17"/>
+                <w:szCs w:val="17"/>
+              </w:rPr>
+              <w:t xml:space="preserve"> 約 50</w:t>
+            </w:r>
+            <w:proofErr w:type="gramStart"/>
+            <w:r>
+              <w:rPr>
+                <w:color w:val="000000"/>
+                <w:sz w:val="17"/>
+                <w:szCs w:val="17"/>
+              </w:rPr>
+              <w:t>–</w:t>
+            </w:r>
+            <w:proofErr w:type="gramEnd"/>
+            <w:r>
+              <w:rPr>
+                <w:color w:val="000000"/>
+                <w:sz w:val="17"/>
+                <w:szCs w:val="17"/>
+              </w:rPr>
+              <w:t>60、區段二 約 20）</w:t>
             </w:r>
           </w:p>
         </w:tc>
@@ -5468,7 +6270,43 @@
                 <w:sz w:val="17"/>
                 <w:szCs w:val="17"/>
               </w:rPr>
-              <w:t>兩段斜率值都正確 + 同時正確指出區段一斜率「越來越小」（不會誤以為一直保持大）</w:t>
+              <w:t>能根據模擬數據指出不同區段斜率不同，並說明區段</w:t>
+            </w:r>
+            <w:proofErr w:type="gramStart"/>
+            <w:r>
+              <w:rPr>
+                <w:color w:val="000000"/>
+                <w:sz w:val="17"/>
+                <w:szCs w:val="17"/>
+              </w:rPr>
+              <w:t>一</w:t>
+            </w:r>
+            <w:proofErr w:type="gramEnd"/>
+            <w:r>
+              <w:rPr>
+                <w:color w:val="000000"/>
+                <w:sz w:val="17"/>
+                <w:szCs w:val="17"/>
+              </w:rPr>
+              <w:t>斜率逐漸改變、區段二斜率較穩定；能以此判斷橡皮筋在整個 0</w:t>
+            </w:r>
+            <w:proofErr w:type="gramStart"/>
+            <w:r>
+              <w:rPr>
+                <w:color w:val="000000"/>
+                <w:sz w:val="17"/>
+                <w:szCs w:val="17"/>
+              </w:rPr>
+              <w:t>–</w:t>
+            </w:r>
+            <w:proofErr w:type="gramEnd"/>
+            <w:r>
+              <w:rPr>
+                <w:color w:val="000000"/>
+                <w:sz w:val="17"/>
+                <w:szCs w:val="17"/>
+              </w:rPr>
+              <w:t>1000 g 範圍內不能用固定斜率描述。</w:t>
             </w:r>
           </w:p>
         </w:tc>
@@ -5541,8 +6379,18 @@
                 <w:sz w:val="17"/>
                 <w:szCs w:val="17"/>
               </w:rPr>
-              <w:t>認為橡皮筋整段都可以套用 F = kx</w:t>
-            </w:r>
+              <w:t xml:space="preserve">認為橡皮筋整段都可以套用 F = </w:t>
+            </w:r>
+            <w:proofErr w:type="spellStart"/>
+            <w:r>
+              <w:rPr>
+                <w:color w:val="000000"/>
+                <w:sz w:val="17"/>
+                <w:szCs w:val="17"/>
+              </w:rPr>
+              <w:t>kx</w:t>
+            </w:r>
+            <w:proofErr w:type="spellEnd"/>
           </w:p>
         </w:tc>
         <w:tc>
@@ -5607,8 +6455,18 @@
                 <w:sz w:val="17"/>
                 <w:szCs w:val="17"/>
               </w:rPr>
-              <w:t>指出「下界要避開初始僵硬」或「上界要避開接近極限」之一</w:t>
-            </w:r>
+              <w:t>指出「下界要避開初始僵硬」或「上界要避開接近極限」之</w:t>
+            </w:r>
+            <w:proofErr w:type="gramStart"/>
+            <w:r>
+              <w:rPr>
+                <w:color w:val="000000"/>
+                <w:sz w:val="17"/>
+                <w:szCs w:val="17"/>
+              </w:rPr>
+              <w:t>一</w:t>
+            </w:r>
+            <w:proofErr w:type="gramEnd"/>
           </w:p>
         </w:tc>
         <w:tc>
@@ -5635,7 +6493,43 @@
                 <w:sz w:val="17"/>
                 <w:szCs w:val="17"/>
               </w:rPr>
-              <w:t>完整指出上下界（如 200 g ≦ m ≦ 500 g）+ 說明兩個邊界各自的物理原因</w:t>
+              <w:t xml:space="preserve">完整指出虎克定律近似適用的上下界，例如 200 g </w:t>
+            </w:r>
+            <w:proofErr w:type="gramStart"/>
+            <w:r>
+              <w:rPr>
+                <w:color w:val="000000"/>
+                <w:sz w:val="17"/>
+                <w:szCs w:val="17"/>
+              </w:rPr>
+              <w:t>≦</w:t>
+            </w:r>
+            <w:proofErr w:type="gramEnd"/>
+            <w:r>
+              <w:rPr>
+                <w:color w:val="000000"/>
+                <w:sz w:val="17"/>
+                <w:szCs w:val="17"/>
+              </w:rPr>
+              <w:t xml:space="preserve"> m </w:t>
+            </w:r>
+            <w:proofErr w:type="gramStart"/>
+            <w:r>
+              <w:rPr>
+                <w:color w:val="000000"/>
+                <w:sz w:val="17"/>
+                <w:szCs w:val="17"/>
+              </w:rPr>
+              <w:t>≦</w:t>
+            </w:r>
+            <w:proofErr w:type="gramEnd"/>
+            <w:r>
+              <w:rPr>
+                <w:color w:val="000000"/>
+                <w:sz w:val="17"/>
+                <w:szCs w:val="17"/>
+              </w:rPr>
+              <w:t xml:space="preserve"> 500 g，並能說明下界需避開初始僵硬區、上界需避開接近材料極限或非線性區，因此模型只能限制在近似線性範圍內使用。</w:t>
             </w:r>
           </w:p>
         </w:tc>
@@ -5668,7 +6562,95 @@
           <w:sz w:val="18"/>
           <w:szCs w:val="18"/>
         </w:rPr>
-        <w:t>Q9 與前測 Q4、Q10 與前測 Q5 是「類似題型」，目的是看你經過模擬操作後，推理能力是否有進步。Q11 為整體反思題。</w:t>
+        <w:t xml:space="preserve">Q9 </w:t>
+      </w:r>
+      <w:proofErr w:type="gramStart"/>
+      <w:r>
+        <w:rPr>
+          <w:i/>
+          <w:iCs/>
+          <w:color w:val="595959"/>
+          <w:sz w:val="18"/>
+          <w:szCs w:val="18"/>
+        </w:rPr>
+        <w:t>與前測</w:t>
+      </w:r>
+      <w:proofErr w:type="gramEnd"/>
+      <w:r>
+        <w:rPr>
+          <w:i/>
+          <w:iCs/>
+          <w:color w:val="595959"/>
+          <w:sz w:val="18"/>
+          <w:szCs w:val="18"/>
+        </w:rPr>
+        <w:t xml:space="preserve"> Q4、Q10 </w:t>
+      </w:r>
+      <w:proofErr w:type="gramStart"/>
+      <w:r>
+        <w:rPr>
+          <w:i/>
+          <w:iCs/>
+          <w:color w:val="595959"/>
+          <w:sz w:val="18"/>
+          <w:szCs w:val="18"/>
+        </w:rPr>
+        <w:t>與前測</w:t>
+      </w:r>
+      <w:proofErr w:type="gramEnd"/>
+      <w:r>
+        <w:rPr>
+          <w:i/>
+          <w:iCs/>
+          <w:color w:val="595959"/>
+          <w:sz w:val="18"/>
+          <w:szCs w:val="18"/>
+        </w:rPr>
+        <w:t xml:space="preserve"> Q5 是「</w:t>
+      </w:r>
+      <w:proofErr w:type="gramStart"/>
+      <w:r>
+        <w:rPr>
+          <w:i/>
+          <w:iCs/>
+          <w:color w:val="595959"/>
+          <w:sz w:val="18"/>
+          <w:szCs w:val="18"/>
+        </w:rPr>
+        <w:t>類似題</w:t>
+      </w:r>
+      <w:proofErr w:type="gramEnd"/>
+      <w:r>
+        <w:rPr>
+          <w:i/>
+          <w:iCs/>
+          <w:color w:val="595959"/>
+          <w:sz w:val="18"/>
+          <w:szCs w:val="18"/>
+        </w:rPr>
+        <w:t>型」，目的是看你經過模擬操作後，推理能力是否有進步。Q11 為整體</w:t>
+      </w:r>
+      <w:proofErr w:type="gramStart"/>
+      <w:r>
+        <w:rPr>
+          <w:i/>
+          <w:iCs/>
+          <w:color w:val="595959"/>
+          <w:sz w:val="18"/>
+          <w:szCs w:val="18"/>
+        </w:rPr>
+        <w:t>反思題</w:t>
+      </w:r>
+      <w:proofErr w:type="gramEnd"/>
+      <w:r>
+        <w:rPr>
+          <w:i/>
+          <w:iCs/>
+          <w:color w:val="595959"/>
+          <w:sz w:val="18"/>
+          <w:szCs w:val="18"/>
+        </w:rPr>
+        <w:t>。</w:t>
       </w:r>
     </w:p>
     <w:p>
@@ -5803,7 +6785,25 @@
                 <w:sz w:val="18"/>
                 <w:szCs w:val="18"/>
               </w:rPr>
-              <w:t>評量重點：從實驗散布圖判讀適用範圍 + F 的關係式形式（同 Q4）</w:t>
+              <w:t>評量重點：從實驗</w:t>
+            </w:r>
+            <w:proofErr w:type="gramStart"/>
+            <w:r>
+              <w:rPr>
+                <w:color w:val="000000"/>
+                <w:sz w:val="18"/>
+                <w:szCs w:val="18"/>
+              </w:rPr>
+              <w:t>散布圖判</w:t>
+            </w:r>
+            <w:proofErr w:type="gramEnd"/>
+            <w:r>
+              <w:rPr>
+                <w:color w:val="000000"/>
+                <w:sz w:val="18"/>
+                <w:szCs w:val="18"/>
+              </w:rPr>
+              <w:t>讀適用範圍 + F 的關係式形式（同 Q4）</w:t>
             </w:r>
           </w:p>
         </w:tc>
@@ -5819,7 +6819,31 @@
         <w:spacing w:before="60" w:after="60" w:line="320" w:lineRule="auto"/>
       </w:pPr>
       <w:r>
-        <w:t>情境：小霖把一條橡皮筋掛在天花板上，逐步加上不同重量的砝碼，並記錄「總質量 m vs 橡皮筋全長 L」的散布圖。整個範圍 0–1000 g 的數據如下圖：</w:t>
+        <w:t>情境：小</w:t>
+      </w:r>
+      <w:proofErr w:type="gramStart"/>
+      <w:r>
+        <w:t>霖</w:t>
+      </w:r>
+      <w:proofErr w:type="gramEnd"/>
+      <w:r>
+        <w:t>把一條橡皮筋掛在天花板上，逐步加上不同重量的砝碼，並記錄「總質量 m vs 橡皮筋全長 L」的</w:t>
+      </w:r>
+      <w:proofErr w:type="gramStart"/>
+      <w:r>
+        <w:t>散布圖</w:t>
+      </w:r>
+      <w:proofErr w:type="gramEnd"/>
+      <w:r>
+        <w:t>。整個範圍 0</w:t>
+      </w:r>
+      <w:proofErr w:type="gramStart"/>
+      <w:r>
+        <w:t>–</w:t>
+      </w:r>
+      <w:proofErr w:type="gramEnd"/>
+      <w:r>
+        <w:t>1000 g 的數據如下圖：</w:t>
       </w:r>
     </w:p>
     <w:p>
@@ -5888,7 +6912,29 @@
           <w:sz w:val="18"/>
           <w:szCs w:val="18"/>
         </w:rPr>
-        <w:t>圖：橡皮筋實驗散布圖（含三段區段標示）</w:t>
+        <w:t>圖：橡皮筋實驗</w:t>
+      </w:r>
+      <w:proofErr w:type="gramStart"/>
+      <w:r>
+        <w:rPr>
+          <w:i/>
+          <w:iCs/>
+          <w:color w:val="595959"/>
+          <w:sz w:val="18"/>
+          <w:szCs w:val="18"/>
+        </w:rPr>
+        <w:t>散布圖</w:t>
+      </w:r>
+      <w:proofErr w:type="gramEnd"/>
+      <w:r>
+        <w:rPr>
+          <w:i/>
+          <w:iCs/>
+          <w:color w:val="595959"/>
+          <w:sz w:val="18"/>
+          <w:szCs w:val="18"/>
+        </w:rPr>
+        <w:t>（含三段區段標示）</w:t>
       </w:r>
     </w:p>
     <w:p>
@@ -5923,34 +6969,6 @@
         <w:rPr>
           <w:b/>
           <w:bCs/>
-        </w:rPr>
-      </w:pPr>
-      <w:r>
-        <w:rPr>
-          <w:b/>
-          <w:bCs/>
-        </w:rPr>
-        <w:t>請你再一次回答,小霖測量的這條橡皮筋,如果他想用這條橡皮筋自製「彈簧秤」來測量物體重量，你會推薦他選擇哪一段？為什麼？</w:t>
-      </w:r>
-    </w:p>
-    <w:p>
-      <w:pPr>
-        <w:rPr>
-          <w:b/>
-          <w:bCs/>
-        </w:rPr>
-      </w:pPr>
-      <w:r>
-        <w:rPr>
-          <w:b/>
-          <w:bCs/>
-        </w:rPr>
-        <w:t>（請以數據圖或是剛剛模擬實驗得到的結論說明你的原因）</w:t>
-      </w:r>
-    </w:p>
-    <w:p>
-      <w:pPr>
-        <w:rPr>
           <w:color w:val="EE0000"/>
         </w:rPr>
       </w:pPr>
@@ -5960,12 +6978,49 @@
           <w:bCs/>
           <w:color w:val="EE0000"/>
         </w:rPr>
+        <w:t>有人說：「只要是彈性材料，就可以在所有重量範圍內直接套用虎克定律。」根據圖形或模擬經驗，你是否同意這個說法？請說明理由。</w:t>
+      </w:r>
+    </w:p>
+    <w:p>
+      <w:pPr>
+        <w:rPr>
+          <w:b/>
+          <w:bCs/>
+          <w:color w:val="EE0000"/>
+        </w:rPr>
+      </w:pPr>
+      <w:r>
+        <w:rPr>
+          <w:b/>
+          <w:bCs/>
+          <w:color w:val="EE0000"/>
+        </w:rPr>
+        <w:t>（請以數據圖或是剛剛模擬實驗得到的結論說明你的原因）</w:t>
+      </w:r>
+    </w:p>
+    <w:p>
+      <w:pPr>
+        <w:rPr>
+          <w:color w:val="EE0000"/>
+        </w:rPr>
+      </w:pPr>
+      <w:r>
+        <w:rPr>
+          <w:b/>
+          <w:bCs/>
+          <w:color w:val="EE0000"/>
+        </w:rPr>
         <w:t>作答提醒：</w:t>
       </w:r>
     </w:p>
     <w:p>
-      <w:r>
-        <w:t>• 使用「呼叫AISI」功能之後可選擇是否再回答一次更正您的答案</w:t>
+      <w:proofErr w:type="gramStart"/>
+      <w:r>
+        <w:t>•</w:t>
+      </w:r>
+      <w:proofErr w:type="gramEnd"/>
+      <w:r>
+        <w:t xml:space="preserve"> 使用「呼叫AISI」功能之後可選擇是否再回答一次更正您的答案</w:t>
       </w:r>
     </w:p>
     <w:p/>
@@ -6267,6 +7322,7 @@
             <w:vAlign w:val="center"/>
           </w:tcPr>
           <w:p>
+            <w:proofErr w:type="gramStart"/>
             <w:r>
               <w:rPr>
                 <w:b/>
@@ -6275,10 +7331,9 @@
                 <w:sz w:val="18"/>
                 <w:szCs w:val="18"/>
               </w:rPr>
-              <w:t>區段選擇</w:t>
-            </w:r>
-          </w:p>
-          <w:p>
+              <w:t>公式非萬用</w:t>
+            </w:r>
+            <w:proofErr w:type="gramEnd"/>
             <w:r>
               <w:rPr>
                 <w:b/>
@@ -6287,7 +7342,7 @@
                 <w:sz w:val="18"/>
                 <w:szCs w:val="18"/>
               </w:rPr>
-              <w:t>與理由</w:t>
+              <w:t>判斷</w:t>
             </w:r>
           </w:p>
         </w:tc>
@@ -6315,17 +7370,7 @@
                 <w:sz w:val="17"/>
                 <w:szCs w:val="17"/>
               </w:rPr>
-              <w:t>未指出區段</w:t>
-            </w:r>
-          </w:p>
-          <w:p>
-            <w:r>
-              <w:rPr>
-                <w:color w:val="000000"/>
-                <w:sz w:val="17"/>
-                <w:szCs w:val="17"/>
-              </w:rPr>
-              <w:t>或指錯</w:t>
+              <w:t>未表達是否同意，或認為所有彈性材料在所有重量範圍內都可以直接套用虎克定律。</w:t>
             </w:r>
           </w:p>
         </w:tc>
@@ -6353,17 +7398,7 @@
                 <w:sz w:val="17"/>
                 <w:szCs w:val="17"/>
               </w:rPr>
-              <w:t>選對區段二</w:t>
-            </w:r>
-          </w:p>
-          <w:p>
-            <w:r>
-              <w:rPr>
-                <w:color w:val="000000"/>
-                <w:sz w:val="17"/>
-                <w:szCs w:val="17"/>
-              </w:rPr>
-              <w:t>但理由模糊</w:t>
+              <w:t>不同意此說法，但只籠統說「不一定」或「要看情況」，沒有說明原因。</w:t>
             </w:r>
           </w:p>
         </w:tc>
@@ -6391,7 +7426,7 @@
                 <w:sz w:val="17"/>
                 <w:szCs w:val="17"/>
               </w:rPr>
-              <w:t>選對區段二 + 提到「直線」或「斜率穩定」其中一項</w:t>
+              <w:t>能指出虎克定律不能在所有重量範圍內使用，並提到需要選擇較接近直線的範圍。</w:t>
             </w:r>
           </w:p>
         </w:tc>
@@ -6419,7 +7454,225 @@
                 <w:sz w:val="17"/>
                 <w:szCs w:val="17"/>
               </w:rPr>
-              <w:t>選對區段二 + 同時提到「圖形是直線」「斜率穩定」+ 兩個曲線段不適合的原因（並能引用模擬經驗）</w:t>
+              <w:t>能明確反駁「所有重量範圍都能直接套用虎克定律」的說法，並指出虎克定律只能在近似線性、斜率穩定的區段使用。</w:t>
+            </w:r>
+          </w:p>
+        </w:tc>
+      </w:tr>
+      <w:tr>
+        <w:tc>
+          <w:tcPr>
+            <w:tcW w:w="1800" w:type="dxa"/>
+            <w:tcBorders>
+              <w:top w:val="single" w:sz="4" w:space="0" w:color="BFBFBF"/>
+              <w:left w:val="single" w:sz="4" w:space="0" w:color="BFBFBF"/>
+              <w:bottom w:val="single" w:sz="4" w:space="0" w:color="BFBFBF"/>
+              <w:right w:val="single" w:sz="4" w:space="0" w:color="BFBFBF"/>
+            </w:tcBorders>
+            <w:shd w:val="clear" w:color="auto" w:fill="F2F2F2"/>
+            <w:tcMar>
+              <w:top w:w="80" w:type="dxa"/>
+              <w:left w:w="120" w:type="dxa"/>
+              <w:bottom w:w="80" w:type="dxa"/>
+              <w:right w:w="120" w:type="dxa"/>
+            </w:tcMar>
+            <w:vAlign w:val="center"/>
+          </w:tcPr>
+          <w:p>
+            <w:pPr>
+              <w:rPr>
+                <w:b/>
+                <w:bCs/>
+                <w:color w:val="000000"/>
+                <w:sz w:val="18"/>
+                <w:szCs w:val="18"/>
+              </w:rPr>
+            </w:pPr>
+            <w:r>
+              <w:rPr>
+                <w:b/>
+                <w:bCs/>
+                <w:color w:val="000000"/>
+                <w:sz w:val="18"/>
+                <w:szCs w:val="18"/>
+              </w:rPr>
+              <w:t>適用範圍與邊界說明</w:t>
+            </w:r>
+          </w:p>
+        </w:tc>
+        <w:tc>
+          <w:tcPr>
+            <w:tcW w:w="1890" w:type="dxa"/>
+            <w:tcBorders>
+              <w:top w:val="single" w:sz="4" w:space="0" w:color="BFBFBF"/>
+              <w:left w:val="single" w:sz="4" w:space="0" w:color="BFBFBF"/>
+              <w:bottom w:val="single" w:sz="4" w:space="0" w:color="BFBFBF"/>
+              <w:right w:val="single" w:sz="4" w:space="0" w:color="BFBFBF"/>
+            </w:tcBorders>
+            <w:tcMar>
+              <w:top w:w="80" w:type="dxa"/>
+              <w:left w:w="120" w:type="dxa"/>
+              <w:bottom w:w="80" w:type="dxa"/>
+              <w:right w:w="120" w:type="dxa"/>
+            </w:tcMar>
+            <w:vAlign w:val="center"/>
+          </w:tcPr>
+          <w:p>
+            <w:pPr>
+              <w:rPr>
+                <w:color w:val="000000"/>
+                <w:sz w:val="17"/>
+                <w:szCs w:val="17"/>
+              </w:rPr>
+            </w:pPr>
+            <w:r>
+              <w:rPr>
+                <w:color w:val="000000"/>
+                <w:sz w:val="17"/>
+                <w:szCs w:val="17"/>
+              </w:rPr>
+              <w:t>未指出任何適用範圍。</w:t>
+            </w:r>
+          </w:p>
+        </w:tc>
+        <w:tc>
+          <w:tcPr>
+            <w:tcW w:w="1890" w:type="dxa"/>
+            <w:tcBorders>
+              <w:top w:val="single" w:sz="4" w:space="0" w:color="BFBFBF"/>
+              <w:left w:val="single" w:sz="4" w:space="0" w:color="BFBFBF"/>
+              <w:bottom w:val="single" w:sz="4" w:space="0" w:color="BFBFBF"/>
+              <w:right w:val="single" w:sz="4" w:space="0" w:color="BFBFBF"/>
+            </w:tcBorders>
+            <w:tcMar>
+              <w:top w:w="80" w:type="dxa"/>
+              <w:left w:w="120" w:type="dxa"/>
+              <w:bottom w:w="80" w:type="dxa"/>
+              <w:right w:w="120" w:type="dxa"/>
+            </w:tcMar>
+            <w:vAlign w:val="center"/>
+          </w:tcPr>
+          <w:p>
+            <w:pPr>
+              <w:rPr>
+                <w:color w:val="000000"/>
+                <w:sz w:val="17"/>
+                <w:szCs w:val="17"/>
+              </w:rPr>
+            </w:pPr>
+            <w:r>
+              <w:rPr>
+                <w:color w:val="000000"/>
+                <w:sz w:val="17"/>
+                <w:szCs w:val="17"/>
+              </w:rPr>
+              <w:t>有提到要選某一段或某個範圍，但未說明上下界或理由。</w:t>
+            </w:r>
+          </w:p>
+        </w:tc>
+        <w:tc>
+          <w:tcPr>
+            <w:tcW w:w="1890" w:type="dxa"/>
+            <w:tcBorders>
+              <w:top w:val="single" w:sz="4" w:space="0" w:color="BFBFBF"/>
+              <w:left w:val="single" w:sz="4" w:space="0" w:color="BFBFBF"/>
+              <w:bottom w:val="single" w:sz="4" w:space="0" w:color="BFBFBF"/>
+              <w:right w:val="single" w:sz="4" w:space="0" w:color="BFBFBF"/>
+            </w:tcBorders>
+            <w:tcMar>
+              <w:top w:w="80" w:type="dxa"/>
+              <w:left w:w="120" w:type="dxa"/>
+              <w:bottom w:w="80" w:type="dxa"/>
+              <w:right w:w="120" w:type="dxa"/>
+            </w:tcMar>
+            <w:vAlign w:val="center"/>
+          </w:tcPr>
+          <w:p>
+            <w:pPr>
+              <w:rPr>
+                <w:color w:val="000000"/>
+                <w:sz w:val="17"/>
+                <w:szCs w:val="17"/>
+              </w:rPr>
+            </w:pPr>
+            <w:r>
+              <w:rPr>
+                <w:color w:val="000000"/>
+                <w:sz w:val="17"/>
+                <w:szCs w:val="17"/>
+              </w:rPr>
+              <w:t>能指出區段二或近似線性範圍較適合，但只說明上界或下界其中之一。</w:t>
+            </w:r>
+          </w:p>
+        </w:tc>
+        <w:tc>
+          <w:tcPr>
+            <w:tcW w:w="1890" w:type="dxa"/>
+            <w:tcBorders>
+              <w:top w:val="single" w:sz="4" w:space="0" w:color="BFBFBF"/>
+              <w:left w:val="single" w:sz="4" w:space="0" w:color="BFBFBF"/>
+              <w:bottom w:val="single" w:sz="4" w:space="0" w:color="BFBFBF"/>
+              <w:right w:val="single" w:sz="4" w:space="0" w:color="BFBFBF"/>
+            </w:tcBorders>
+            <w:tcMar>
+              <w:top w:w="80" w:type="dxa"/>
+              <w:left w:w="120" w:type="dxa"/>
+              <w:bottom w:w="80" w:type="dxa"/>
+              <w:right w:w="120" w:type="dxa"/>
+            </w:tcMar>
+            <w:vAlign w:val="center"/>
+          </w:tcPr>
+          <w:p>
+            <w:pPr>
+              <w:rPr>
+                <w:color w:val="000000"/>
+                <w:sz w:val="17"/>
+                <w:szCs w:val="17"/>
+              </w:rPr>
+            </w:pPr>
+            <w:r>
+              <w:rPr>
+                <w:color w:val="000000"/>
+                <w:sz w:val="17"/>
+                <w:szCs w:val="17"/>
+              </w:rPr>
+              <w:t>能指出適合套用虎克定律的範圍，例如約 200</w:t>
+            </w:r>
+            <w:proofErr w:type="gramStart"/>
+            <w:r>
+              <w:rPr>
+                <w:color w:val="000000"/>
+                <w:sz w:val="17"/>
+                <w:szCs w:val="17"/>
+              </w:rPr>
+              <w:t>–</w:t>
+            </w:r>
+            <w:proofErr w:type="gramEnd"/>
+            <w:r>
+              <w:rPr>
+                <w:color w:val="000000"/>
+                <w:sz w:val="17"/>
+                <w:szCs w:val="17"/>
+              </w:rPr>
+              <w:t>500 g，並說明下界需避開</w:t>
+            </w:r>
+            <w:proofErr w:type="gramStart"/>
+            <w:r>
+              <w:rPr>
+                <w:color w:val="000000"/>
+                <w:sz w:val="17"/>
+                <w:szCs w:val="17"/>
+              </w:rPr>
+              <w:t>初始非線性</w:t>
+            </w:r>
+            <w:proofErr w:type="gramEnd"/>
+            <w:r>
+              <w:rPr>
+                <w:color w:val="000000"/>
+                <w:sz w:val="17"/>
+                <w:szCs w:val="17"/>
+              </w:rPr>
+              <w:t>／初始僵硬區，上界需避開材料接近極限或再次非線性的區域。</w:t>
             </w:r>
           </w:p>
         </w:tc>
@@ -6834,7 +8087,25 @@
                 <w:sz w:val="18"/>
                 <w:szCs w:val="18"/>
               </w:rPr>
-              <w:t>（與前測 Q4 比較）我這次的回答比前測更完整、更具體</w:t>
+              <w:t>（與前測 Q4 比較）我這次的回答比</w:t>
+            </w:r>
+            <w:proofErr w:type="gramStart"/>
+            <w:r>
+              <w:rPr>
+                <w:color w:val="000000"/>
+                <w:sz w:val="18"/>
+                <w:szCs w:val="18"/>
+              </w:rPr>
+              <w:t>前測更</w:t>
+            </w:r>
+            <w:proofErr w:type="gramEnd"/>
+            <w:r>
+              <w:rPr>
+                <w:color w:val="000000"/>
+                <w:sz w:val="18"/>
+                <w:szCs w:val="18"/>
+              </w:rPr>
+              <w:t>完整、更具體</w:t>
             </w:r>
           </w:p>
         </w:tc>
@@ -7016,7 +8287,43 @@
                 <w:sz w:val="18"/>
                 <w:szCs w:val="18"/>
               </w:rPr>
-              <w:t>評量重點：在 F = kx + c 線性段下，用兩個已知參考點求未知質量</w:t>
+              <w:t xml:space="preserve">評量重點：在 F = </w:t>
+            </w:r>
+            <w:proofErr w:type="spellStart"/>
+            <w:r>
+              <w:rPr>
+                <w:color w:val="000000"/>
+                <w:sz w:val="18"/>
+                <w:szCs w:val="18"/>
+              </w:rPr>
+              <w:t>kx</w:t>
+            </w:r>
+            <w:proofErr w:type="spellEnd"/>
+            <w:r>
+              <w:rPr>
+                <w:color w:val="000000"/>
+                <w:sz w:val="18"/>
+                <w:szCs w:val="18"/>
+              </w:rPr>
+              <w:t xml:space="preserve"> + c 線性段下，用兩個已知</w:t>
+            </w:r>
+            <w:proofErr w:type="gramStart"/>
+            <w:r>
+              <w:rPr>
+                <w:color w:val="000000"/>
+                <w:sz w:val="18"/>
+                <w:szCs w:val="18"/>
+              </w:rPr>
+              <w:t>參考點求未知</w:t>
+            </w:r>
+            <w:proofErr w:type="gramEnd"/>
+            <w:r>
+              <w:rPr>
+                <w:color w:val="000000"/>
+                <w:sz w:val="18"/>
+                <w:szCs w:val="18"/>
+              </w:rPr>
+              <w:t>質量</w:t>
             </w:r>
           </w:p>
         </w:tc>
@@ -7039,7 +8346,73 @@
           <w:sz w:val="18"/>
           <w:szCs w:val="18"/>
         </w:rPr>
-        <w:t>【說明】本題情境與前測 Q5 完全相同（同一張表、同一個鐵塊、同樣的標準砝碼），目的是觀察你經過模擬操作後，對於「實驗設計」與「物理推理」的回答是否更完整、更精準。</w:t>
+        <w:t>【說明】本題情境</w:t>
+      </w:r>
+      <w:proofErr w:type="gramStart"/>
+      <w:r>
+        <w:rPr>
+          <w:i/>
+          <w:iCs/>
+          <w:color w:val="595959"/>
+          <w:sz w:val="18"/>
+          <w:szCs w:val="18"/>
+        </w:rPr>
+        <w:t>與前測</w:t>
+      </w:r>
+      <w:proofErr w:type="gramEnd"/>
+      <w:r>
+        <w:rPr>
+          <w:i/>
+          <w:iCs/>
+          <w:color w:val="595959"/>
+          <w:sz w:val="18"/>
+          <w:szCs w:val="18"/>
+        </w:rPr>
+        <w:t xml:space="preserve"> Q5 完全相同（同一張表、同一</w:t>
+      </w:r>
+      <w:proofErr w:type="gramStart"/>
+      <w:r>
+        <w:rPr>
+          <w:i/>
+          <w:iCs/>
+          <w:color w:val="595959"/>
+          <w:sz w:val="18"/>
+          <w:szCs w:val="18"/>
+        </w:rPr>
+        <w:t>個</w:t>
+      </w:r>
+      <w:proofErr w:type="gramEnd"/>
+      <w:r>
+        <w:rPr>
+          <w:i/>
+          <w:iCs/>
+          <w:color w:val="595959"/>
+          <w:sz w:val="18"/>
+          <w:szCs w:val="18"/>
+        </w:rPr>
+        <w:t>鐵塊、同樣的標準砝碼），目的是觀察你經過模擬操作後，對於「實驗設計」與「物理推理」的回答是否更完整、更精</w:t>
+      </w:r>
+      <w:proofErr w:type="gramStart"/>
+      <w:r>
+        <w:rPr>
+          <w:i/>
+          <w:iCs/>
+          <w:color w:val="595959"/>
+          <w:sz w:val="18"/>
+          <w:szCs w:val="18"/>
+        </w:rPr>
+        <w:t>準</w:t>
+      </w:r>
+      <w:proofErr w:type="gramEnd"/>
+      <w:r>
+        <w:rPr>
+          <w:i/>
+          <w:iCs/>
+          <w:color w:val="595959"/>
+          <w:sz w:val="18"/>
+          <w:szCs w:val="18"/>
+        </w:rPr>
+        <w:t>。</w:t>
       </w:r>
     </w:p>
     <w:p>
@@ -7072,10 +8445,58 @@
     <w:p>
       <w:r>
         <w:rPr>
+          <w:rFonts w:hint="eastAsia"/>
           <w:b/>
           <w:bCs/>
         </w:rPr>
-        <w:t>承上題,小霖測量完橡皮筋的外力與伸長量關係後,想另外測量桌上的一個未知的重鐵塊，其重量大約在 1.8 kg 左右。此外，小霖手邊還有多個「 100 g 標準砝碼」。請你規劃一份「測量實驗計畫」來測出鐵塊的質量。</w:t>
+        <w:t>回到本次探究主要任務</w:t>
+      </w:r>
+      <w:r>
+        <w:rPr>
+          <w:b/>
+          <w:bCs/>
+        </w:rPr>
+        <w:t>,小</w:t>
+      </w:r>
+      <w:proofErr w:type="gramStart"/>
+      <w:r>
+        <w:rPr>
+          <w:b/>
+          <w:bCs/>
+        </w:rPr>
+        <w:t>霖</w:t>
+      </w:r>
+      <w:proofErr w:type="gramEnd"/>
+      <w:r>
+        <w:rPr>
+          <w:b/>
+          <w:bCs/>
+        </w:rPr>
+        <w:t>測量完橡皮筋的外力與伸長量關係後,想另外測量桌上的一個未知的重鐵塊，其重量大約在 1.8 kg 左右。</w:t>
+      </w:r>
+      <w:proofErr w:type="gramStart"/>
+      <w:r>
+        <w:rPr>
+          <w:b/>
+          <w:bCs/>
+        </w:rPr>
+        <w:t>此外，小霖</w:t>
+      </w:r>
+      <w:proofErr w:type="gramEnd"/>
+      <w:r>
+        <w:rPr>
+          <w:b/>
+          <w:bCs/>
+        </w:rPr>
+        <w:t>手邊還有多個「 100 g 標準砝碼」。請你規劃一份「測量實驗計</w:t>
+      </w:r>
+      <w:r>
+        <w:rPr>
+          <w:b/>
+          <w:bCs/>
+        </w:rPr>
+        <w:lastRenderedPageBreak/>
+        <w:t>畫」來測出鐵塊的質量。</w:t>
       </w:r>
     </w:p>
     <w:p>
@@ -7097,37 +8518,84 @@
       </w:r>
     </w:p>
     <w:p>
+      <w:proofErr w:type="gramStart"/>
       <w:r>
         <w:t>•</w:t>
       </w:r>
-      <w:r>
-        <w:t>在每個操作階段你會使用幾條橡皮筋？為什麼這樣設計？</w:t>
-      </w:r>
-    </w:p>
-    <w:p>
+      <w:proofErr w:type="gramEnd"/>
+      <w:r>
+        <w:t>在每</w:t>
+      </w:r>
+      <w:proofErr w:type="gramStart"/>
+      <w:r>
+        <w:t>個</w:t>
+      </w:r>
+      <w:proofErr w:type="gramEnd"/>
+      <w:r>
+        <w:t>操作階段你會使用幾條橡皮筋？為什麼這樣設計？</w:t>
+      </w:r>
+    </w:p>
+    <w:p>
+      <w:proofErr w:type="gramStart"/>
       <w:r>
         <w:t>•</w:t>
       </w:r>
-      <w:r>
-        <w:t>你的實驗共需要 量幾次？每一次要掛什麼東西、要量什麼數據？請依序寫清楚。</w:t>
-      </w:r>
-    </w:p>
-    <w:p>
+      <w:proofErr w:type="gramEnd"/>
+      <w:r>
+        <w:t>你的實驗共需要 量幾次？每一次要掛什麼東西、</w:t>
+      </w:r>
+      <w:proofErr w:type="gramStart"/>
+      <w:r>
+        <w:t>要量什麼</w:t>
+      </w:r>
+      <w:proofErr w:type="gramEnd"/>
+      <w:r>
+        <w:t>數據？請依序寫清楚。</w:t>
+      </w:r>
+    </w:p>
+    <w:p>
+      <w:proofErr w:type="gramStart"/>
       <w:r>
         <w:t>•</w:t>
       </w:r>
+      <w:proofErr w:type="gramEnd"/>
       <w:r>
         <w:t>重點是「實驗設計」與「物理推理」，不是計算。</w:t>
       </w:r>
     </w:p>
     <w:p>
-      <w:r>
-        <w:t>• 使用「呼叫AISI」功能之後可選擇是否再回答一次更正您的答案</w:t>
-      </w:r>
-    </w:p>
-    <w:p>
-      <w:r>
-        <w:lastRenderedPageBreak/>
+      <w:pPr>
+        <w:rPr>
+          <w:color w:val="EE0000"/>
+        </w:rPr>
+      </w:pPr>
+      <w:proofErr w:type="gramStart"/>
+      <w:r>
+        <w:rPr>
+          <w:color w:val="EE0000"/>
+        </w:rPr>
+        <w:t>•</w:t>
+      </w:r>
+      <w:proofErr w:type="gramEnd"/>
+      <w:r>
+        <w:rPr>
+          <w:color w:val="EE0000"/>
+        </w:rPr>
+        <w:t>你會如何利用已知砝碼的測量結果，作為判斷未知鐵塊質量的證據？</w:t>
+      </w:r>
+    </w:p>
+    <w:p>
+      <w:proofErr w:type="gramStart"/>
+      <w:r>
+        <w:t>•</w:t>
+      </w:r>
+      <w:proofErr w:type="gramEnd"/>
+      <w:r>
+        <w:t xml:space="preserve"> 使用「呼叫AISI」功能之後可選擇是否再回答一次更正您的答案</w:t>
+      </w:r>
+    </w:p>
+    <w:p>
+      <w:r>
         <w:t xml:space="preserve"> </w:t>
       </w:r>
     </w:p>
@@ -7437,9 +8905,192 @@
                 <w:sz w:val="18"/>
                 <w:szCs w:val="18"/>
               </w:rPr>
-              <w:t>並聯設計</w:t>
-            </w:r>
-          </w:p>
+              <w:t>並聯設計與虎克定律適用範圍</w:t>
+            </w:r>
+          </w:p>
+        </w:tc>
+        <w:tc>
+          <w:tcPr>
+            <w:tcW w:w="1890" w:type="dxa"/>
+            <w:tcBorders>
+              <w:top w:val="single" w:sz="4" w:space="0" w:color="BFBFBF"/>
+              <w:left w:val="single" w:sz="4" w:space="0" w:color="BFBFBF"/>
+              <w:bottom w:val="single" w:sz="4" w:space="0" w:color="BFBFBF"/>
+              <w:right w:val="single" w:sz="4" w:space="0" w:color="BFBFBF"/>
+            </w:tcBorders>
+            <w:tcMar>
+              <w:top w:w="80" w:type="dxa"/>
+              <w:left w:w="120" w:type="dxa"/>
+              <w:bottom w:w="80" w:type="dxa"/>
+              <w:right w:w="120" w:type="dxa"/>
+            </w:tcMar>
+            <w:vAlign w:val="center"/>
+          </w:tcPr>
+          <w:p>
+            <w:r>
+              <w:rPr>
+                <w:color w:val="000000"/>
+                <w:sz w:val="17"/>
+                <w:szCs w:val="17"/>
+              </w:rPr>
+              <w:t>未提出並聯數</w:t>
+            </w:r>
+          </w:p>
+          <w:p>
+            <w:r>
+              <w:rPr>
+                <w:color w:val="000000"/>
+                <w:sz w:val="17"/>
+                <w:szCs w:val="17"/>
+              </w:rPr>
+              <w:t>或數字錯誤</w:t>
+            </w:r>
+          </w:p>
+        </w:tc>
+        <w:tc>
+          <w:tcPr>
+            <w:tcW w:w="1890" w:type="dxa"/>
+            <w:tcBorders>
+              <w:top w:val="single" w:sz="4" w:space="0" w:color="BFBFBF"/>
+              <w:left w:val="single" w:sz="4" w:space="0" w:color="BFBFBF"/>
+              <w:bottom w:val="single" w:sz="4" w:space="0" w:color="BFBFBF"/>
+              <w:right w:val="single" w:sz="4" w:space="0" w:color="BFBFBF"/>
+            </w:tcBorders>
+            <w:tcMar>
+              <w:top w:w="80" w:type="dxa"/>
+              <w:left w:w="120" w:type="dxa"/>
+              <w:bottom w:w="80" w:type="dxa"/>
+              <w:right w:w="120" w:type="dxa"/>
+            </w:tcMar>
+            <w:vAlign w:val="center"/>
+          </w:tcPr>
+          <w:p>
+            <w:proofErr w:type="gramStart"/>
+            <w:r>
+              <w:rPr>
+                <w:color w:val="000000"/>
+                <w:sz w:val="17"/>
+                <w:szCs w:val="17"/>
+              </w:rPr>
+              <w:t>有寫條數</w:t>
+            </w:r>
+            <w:proofErr w:type="gramEnd"/>
+          </w:p>
+          <w:p>
+            <w:r>
+              <w:rPr>
+                <w:color w:val="000000"/>
+                <w:sz w:val="17"/>
+                <w:szCs w:val="17"/>
+              </w:rPr>
+              <w:t>但沒解釋為何選這個數</w:t>
+            </w:r>
+          </w:p>
+        </w:tc>
+        <w:tc>
+          <w:tcPr>
+            <w:tcW w:w="1890" w:type="dxa"/>
+            <w:tcBorders>
+              <w:top w:val="single" w:sz="4" w:space="0" w:color="BFBFBF"/>
+              <w:left w:val="single" w:sz="4" w:space="0" w:color="BFBFBF"/>
+              <w:bottom w:val="single" w:sz="4" w:space="0" w:color="BFBFBF"/>
+              <w:right w:val="single" w:sz="4" w:space="0" w:color="BFBFBF"/>
+            </w:tcBorders>
+            <w:tcMar>
+              <w:top w:w="80" w:type="dxa"/>
+              <w:left w:w="120" w:type="dxa"/>
+              <w:bottom w:w="80" w:type="dxa"/>
+              <w:right w:w="120" w:type="dxa"/>
+            </w:tcMar>
+            <w:vAlign w:val="center"/>
+          </w:tcPr>
+          <w:p>
+            <w:r>
+              <w:rPr>
+                <w:color w:val="000000"/>
+                <w:sz w:val="17"/>
+                <w:szCs w:val="17"/>
+              </w:rPr>
+              <w:t>正確選擇 4 條並聯</w:t>
+            </w:r>
+          </w:p>
+          <w:p>
+            <w:r>
+              <w:rPr>
+                <w:color w:val="000000"/>
+                <w:sz w:val="17"/>
+                <w:szCs w:val="17"/>
+              </w:rPr>
+              <w:t>但理由不完整</w:t>
+            </w:r>
+          </w:p>
+        </w:tc>
+        <w:tc>
+          <w:tcPr>
+            <w:tcW w:w="1890" w:type="dxa"/>
+            <w:tcBorders>
+              <w:top w:val="single" w:sz="4" w:space="0" w:color="BFBFBF"/>
+              <w:left w:val="single" w:sz="4" w:space="0" w:color="BFBFBF"/>
+              <w:bottom w:val="single" w:sz="4" w:space="0" w:color="BFBFBF"/>
+              <w:right w:val="single" w:sz="4" w:space="0" w:color="BFBFBF"/>
+            </w:tcBorders>
+            <w:tcMar>
+              <w:top w:w="80" w:type="dxa"/>
+              <w:left w:w="120" w:type="dxa"/>
+              <w:bottom w:w="80" w:type="dxa"/>
+              <w:right w:w="120" w:type="dxa"/>
+            </w:tcMar>
+            <w:vAlign w:val="center"/>
+          </w:tcPr>
+          <w:p>
+            <w:r>
+              <w:rPr>
+                <w:color w:val="000000"/>
+                <w:sz w:val="17"/>
+                <w:szCs w:val="17"/>
+              </w:rPr>
+              <w:t>正確選擇 4 條並聯，並能說明 1800 ÷ 4 = 450 g，使每條橡皮筋落在約 200</w:t>
+            </w:r>
+            <w:proofErr w:type="gramStart"/>
+            <w:r>
+              <w:rPr>
+                <w:color w:val="000000"/>
+                <w:sz w:val="17"/>
+                <w:szCs w:val="17"/>
+              </w:rPr>
+              <w:t>–</w:t>
+            </w:r>
+            <w:proofErr w:type="gramEnd"/>
+            <w:r>
+              <w:rPr>
+                <w:color w:val="000000"/>
+                <w:sz w:val="17"/>
+                <w:szCs w:val="17"/>
+              </w:rPr>
+              <w:t>500 g 的近似線性區段，因此可避免超出虎克定律近似適用範圍。</w:t>
+            </w:r>
+          </w:p>
+        </w:tc>
+      </w:tr>
+      <w:tr>
+        <w:tc>
+          <w:tcPr>
+            <w:tcW w:w="1800" w:type="dxa"/>
+            <w:tcBorders>
+              <w:top w:val="single" w:sz="4" w:space="0" w:color="BFBFBF"/>
+              <w:left w:val="single" w:sz="4" w:space="0" w:color="BFBFBF"/>
+              <w:bottom w:val="single" w:sz="4" w:space="0" w:color="BFBFBF"/>
+              <w:right w:val="single" w:sz="4" w:space="0" w:color="BFBFBF"/>
+            </w:tcBorders>
+            <w:shd w:val="clear" w:color="auto" w:fill="F2F2F2"/>
+            <w:tcMar>
+              <w:top w:w="80" w:type="dxa"/>
+              <w:left w:w="120" w:type="dxa"/>
+              <w:bottom w:w="80" w:type="dxa"/>
+              <w:right w:w="120" w:type="dxa"/>
+            </w:tcMar>
+            <w:vAlign w:val="center"/>
+          </w:tcPr>
           <w:p>
             <w:r>
               <w:rPr>
@@ -7449,7 +9100,7 @@
                 <w:sz w:val="18"/>
                 <w:szCs w:val="18"/>
               </w:rPr>
-              <w:t>與安全區</w:t>
+              <w:t>實驗步驟與證據校正</w:t>
             </w:r>
           </w:p>
         </w:tc>
@@ -7471,23 +9122,23 @@
             <w:vAlign w:val="center"/>
           </w:tcPr>
           <w:p>
-            <w:r>
-              <w:rPr>
-                <w:color w:val="000000"/>
-                <w:sz w:val="17"/>
-                <w:szCs w:val="17"/>
-              </w:rPr>
-              <w:t>未提出並聯數</w:t>
-            </w:r>
-          </w:p>
-          <w:p>
-            <w:r>
-              <w:rPr>
-                <w:color w:val="000000"/>
-                <w:sz w:val="17"/>
-                <w:szCs w:val="17"/>
-              </w:rPr>
-              <w:t>或數字錯誤</w:t>
+            <w:proofErr w:type="gramStart"/>
+            <w:r>
+              <w:rPr>
+                <w:color w:val="000000"/>
+                <w:sz w:val="17"/>
+                <w:szCs w:val="17"/>
+              </w:rPr>
+              <w:t>只測</w:t>
+            </w:r>
+            <w:proofErr w:type="gramEnd"/>
+            <w:r>
+              <w:rPr>
+                <w:color w:val="000000"/>
+                <w:sz w:val="17"/>
+                <w:szCs w:val="17"/>
+              </w:rPr>
+              <w:t xml:space="preserve"> 1 次或步驟錯誤</w:t>
             </w:r>
           </w:p>
         </w:tc>
@@ -7509,23 +9160,33 @@
             <w:vAlign w:val="center"/>
           </w:tcPr>
           <w:p>
-            <w:r>
-              <w:rPr>
-                <w:color w:val="000000"/>
-                <w:sz w:val="17"/>
-                <w:szCs w:val="17"/>
-              </w:rPr>
-              <w:t>有寫條數</w:t>
-            </w:r>
-          </w:p>
-          <w:p>
-            <w:r>
-              <w:rPr>
-                <w:color w:val="000000"/>
-                <w:sz w:val="17"/>
-                <w:szCs w:val="17"/>
-              </w:rPr>
-              <w:t>但沒解釋為何選這個數</w:t>
+            <w:proofErr w:type="gramStart"/>
+            <w:r>
+              <w:rPr>
+                <w:color w:val="000000"/>
+                <w:sz w:val="17"/>
+                <w:szCs w:val="17"/>
+              </w:rPr>
+              <w:t>知道要測未知</w:t>
+            </w:r>
+            <w:proofErr w:type="gramEnd"/>
+            <w:r>
+              <w:rPr>
+                <w:color w:val="000000"/>
+                <w:sz w:val="17"/>
+                <w:szCs w:val="17"/>
+              </w:rPr>
+              <w:t>物的伸長量</w:t>
+            </w:r>
+          </w:p>
+          <w:p>
+            <w:r>
+              <w:rPr>
+                <w:color w:val="000000"/>
+                <w:sz w:val="17"/>
+                <w:szCs w:val="17"/>
+              </w:rPr>
+              <w:t>但沒設計參考點</w:t>
             </w:r>
           </w:p>
         </w:tc>
@@ -7553,17 +9214,35 @@
                 <w:sz w:val="17"/>
                 <w:szCs w:val="17"/>
               </w:rPr>
-              <w:t>正確選擇 4 條並聯</w:t>
-            </w:r>
-          </w:p>
-          <w:p>
-            <w:r>
-              <w:rPr>
-                <w:color w:val="000000"/>
-                <w:sz w:val="17"/>
-                <w:szCs w:val="17"/>
-              </w:rPr>
-              <w:t>但理由不完整</w:t>
+              <w:t xml:space="preserve">有設計 1 </w:t>
+            </w:r>
+            <w:proofErr w:type="gramStart"/>
+            <w:r>
+              <w:rPr>
+                <w:color w:val="000000"/>
+                <w:sz w:val="17"/>
+                <w:szCs w:val="17"/>
+              </w:rPr>
+              <w:t>個</w:t>
+            </w:r>
+            <w:proofErr w:type="gramEnd"/>
+            <w:r>
+              <w:rPr>
+                <w:color w:val="000000"/>
+                <w:sz w:val="17"/>
+                <w:szCs w:val="17"/>
+              </w:rPr>
+              <w:t>已知參考點</w:t>
+            </w:r>
+          </w:p>
+          <w:p>
+            <w:r>
+              <w:rPr>
+                <w:color w:val="000000"/>
+                <w:sz w:val="17"/>
+                <w:szCs w:val="17"/>
+              </w:rPr>
+              <w:t>（無法消掉 c）</w:t>
             </w:r>
           </w:p>
         </w:tc>
@@ -7591,252 +9270,79 @@
                 <w:sz w:val="17"/>
                 <w:szCs w:val="17"/>
               </w:rPr>
-              <w:t xml:space="preserve">選 4 條並聯，並寫出 </w:t>
-            </w:r>
-            <w:r>
-              <w:rPr>
-                <w:rFonts w:hint="eastAsia"/>
-                <w:color w:val="000000"/>
-                <w:sz w:val="17"/>
-                <w:szCs w:val="17"/>
-              </w:rPr>
-              <w:t>16</w:t>
-            </w:r>
-            <w:r>
-              <w:rPr>
-                <w:color w:val="000000"/>
-                <w:sz w:val="17"/>
-                <w:szCs w:val="17"/>
-              </w:rPr>
-              <w:t xml:space="preserve">00 ÷ 4 = </w:t>
-            </w:r>
-            <w:r>
-              <w:rPr>
-                <w:rFonts w:hint="eastAsia"/>
-                <w:color w:val="000000"/>
-                <w:sz w:val="17"/>
-                <w:szCs w:val="17"/>
-              </w:rPr>
-              <w:t>45</w:t>
-            </w:r>
-            <w:r>
-              <w:rPr>
-                <w:color w:val="000000"/>
-                <w:sz w:val="17"/>
-                <w:szCs w:val="17"/>
-              </w:rPr>
-              <w:t xml:space="preserve">0 g，正好落在 </w:t>
-            </w:r>
-            <w:r>
-              <w:rPr>
-                <w:rFonts w:hint="eastAsia"/>
-                <w:color w:val="000000"/>
-                <w:sz w:val="17"/>
-                <w:szCs w:val="17"/>
-              </w:rPr>
-              <w:t>2</w:t>
-            </w:r>
-            <w:r>
-              <w:rPr>
-                <w:color w:val="000000"/>
-                <w:sz w:val="17"/>
-                <w:szCs w:val="17"/>
-              </w:rPr>
-              <w:t>00–</w:t>
-            </w:r>
-            <w:r>
-              <w:rPr>
-                <w:rFonts w:hint="eastAsia"/>
-                <w:color w:val="000000"/>
-                <w:sz w:val="17"/>
-                <w:szCs w:val="17"/>
-              </w:rPr>
-              <w:t>5</w:t>
-            </w:r>
-            <w:r>
-              <w:rPr>
-                <w:color w:val="000000"/>
-                <w:sz w:val="17"/>
-                <w:szCs w:val="17"/>
-              </w:rPr>
-              <w:t>00 g 的安全區段內</w:t>
-            </w:r>
-          </w:p>
-        </w:tc>
-      </w:tr>
-      <w:tr>
-        <w:tc>
-          <w:tcPr>
-            <w:tcW w:w="1800" w:type="dxa"/>
-            <w:tcBorders>
-              <w:top w:val="single" w:sz="4" w:space="0" w:color="BFBFBF"/>
-              <w:left w:val="single" w:sz="4" w:space="0" w:color="BFBFBF"/>
-              <w:bottom w:val="single" w:sz="4" w:space="0" w:color="BFBFBF"/>
-              <w:right w:val="single" w:sz="4" w:space="0" w:color="BFBFBF"/>
-            </w:tcBorders>
-            <w:shd w:val="clear" w:color="auto" w:fill="F2F2F2"/>
-            <w:tcMar>
-              <w:top w:w="80" w:type="dxa"/>
-              <w:left w:w="120" w:type="dxa"/>
-              <w:bottom w:w="80" w:type="dxa"/>
-              <w:right w:w="120" w:type="dxa"/>
-            </w:tcMar>
-            <w:vAlign w:val="center"/>
-          </w:tcPr>
-          <w:p>
-            <w:r>
-              <w:rPr>
-                <w:b/>
-                <w:bCs/>
-                <w:color w:val="000000"/>
-                <w:sz w:val="18"/>
-                <w:szCs w:val="18"/>
-              </w:rPr>
-              <w:t>實驗步驟</w:t>
-            </w:r>
-          </w:p>
-          <w:p>
-            <w:r>
-              <w:rPr>
-                <w:b/>
-                <w:bCs/>
-                <w:color w:val="000000"/>
-                <w:sz w:val="18"/>
-                <w:szCs w:val="18"/>
-              </w:rPr>
-              <w:t>設計</w:t>
-            </w:r>
-          </w:p>
-        </w:tc>
-        <w:tc>
-          <w:tcPr>
-            <w:tcW w:w="1890" w:type="dxa"/>
-            <w:tcBorders>
-              <w:top w:val="single" w:sz="4" w:space="0" w:color="BFBFBF"/>
-              <w:left w:val="single" w:sz="4" w:space="0" w:color="BFBFBF"/>
-              <w:bottom w:val="single" w:sz="4" w:space="0" w:color="BFBFBF"/>
-              <w:right w:val="single" w:sz="4" w:space="0" w:color="BFBFBF"/>
-            </w:tcBorders>
-            <w:tcMar>
-              <w:top w:w="80" w:type="dxa"/>
-              <w:left w:w="120" w:type="dxa"/>
-              <w:bottom w:w="80" w:type="dxa"/>
-              <w:right w:w="120" w:type="dxa"/>
-            </w:tcMar>
-            <w:vAlign w:val="center"/>
-          </w:tcPr>
-          <w:p>
-            <w:r>
-              <w:rPr>
-                <w:color w:val="000000"/>
-                <w:sz w:val="17"/>
-                <w:szCs w:val="17"/>
-              </w:rPr>
-              <w:t>只測 1 次或步驟錯誤</w:t>
-            </w:r>
-          </w:p>
-        </w:tc>
-        <w:tc>
-          <w:tcPr>
-            <w:tcW w:w="1890" w:type="dxa"/>
-            <w:tcBorders>
-              <w:top w:val="single" w:sz="4" w:space="0" w:color="BFBFBF"/>
-              <w:left w:val="single" w:sz="4" w:space="0" w:color="BFBFBF"/>
-              <w:bottom w:val="single" w:sz="4" w:space="0" w:color="BFBFBF"/>
-              <w:right w:val="single" w:sz="4" w:space="0" w:color="BFBFBF"/>
-            </w:tcBorders>
-            <w:tcMar>
-              <w:top w:w="80" w:type="dxa"/>
-              <w:left w:w="120" w:type="dxa"/>
-              <w:bottom w:w="80" w:type="dxa"/>
-              <w:right w:w="120" w:type="dxa"/>
-            </w:tcMar>
-            <w:vAlign w:val="center"/>
-          </w:tcPr>
-          <w:p>
-            <w:r>
-              <w:rPr>
-                <w:color w:val="000000"/>
-                <w:sz w:val="17"/>
-                <w:szCs w:val="17"/>
-              </w:rPr>
-              <w:t>知道要測未知物的伸長量</w:t>
-            </w:r>
-          </w:p>
-          <w:p>
-            <w:r>
-              <w:rPr>
-                <w:color w:val="000000"/>
-                <w:sz w:val="17"/>
-                <w:szCs w:val="17"/>
-              </w:rPr>
-              <w:t>但沒設計參考點</w:t>
-            </w:r>
-          </w:p>
-        </w:tc>
-        <w:tc>
-          <w:tcPr>
-            <w:tcW w:w="1890" w:type="dxa"/>
-            <w:tcBorders>
-              <w:top w:val="single" w:sz="4" w:space="0" w:color="BFBFBF"/>
-              <w:left w:val="single" w:sz="4" w:space="0" w:color="BFBFBF"/>
-              <w:bottom w:val="single" w:sz="4" w:space="0" w:color="BFBFBF"/>
-              <w:right w:val="single" w:sz="4" w:space="0" w:color="BFBFBF"/>
-            </w:tcBorders>
-            <w:tcMar>
-              <w:top w:w="80" w:type="dxa"/>
-              <w:left w:w="120" w:type="dxa"/>
-              <w:bottom w:w="80" w:type="dxa"/>
-              <w:right w:w="120" w:type="dxa"/>
-            </w:tcMar>
-            <w:vAlign w:val="center"/>
-          </w:tcPr>
-          <w:p>
-            <w:r>
-              <w:rPr>
-                <w:color w:val="000000"/>
-                <w:sz w:val="17"/>
-                <w:szCs w:val="17"/>
-              </w:rPr>
-              <w:t>有設計 1 個已知參考點</w:t>
-            </w:r>
-          </w:p>
-          <w:p>
-            <w:r>
-              <w:rPr>
-                <w:color w:val="000000"/>
-                <w:sz w:val="17"/>
-                <w:szCs w:val="17"/>
-              </w:rPr>
-              <w:t>（無法消掉 c）</w:t>
-            </w:r>
-          </w:p>
-        </w:tc>
-        <w:tc>
-          <w:tcPr>
-            <w:tcW w:w="1890" w:type="dxa"/>
-            <w:tcBorders>
-              <w:top w:val="single" w:sz="4" w:space="0" w:color="BFBFBF"/>
-              <w:left w:val="single" w:sz="4" w:space="0" w:color="BFBFBF"/>
-              <w:bottom w:val="single" w:sz="4" w:space="0" w:color="BFBFBF"/>
-              <w:right w:val="single" w:sz="4" w:space="0" w:color="BFBFBF"/>
-            </w:tcBorders>
-            <w:tcMar>
-              <w:top w:w="80" w:type="dxa"/>
-              <w:left w:w="120" w:type="dxa"/>
-              <w:bottom w:w="80" w:type="dxa"/>
-              <w:right w:w="120" w:type="dxa"/>
-            </w:tcMar>
-            <w:vAlign w:val="center"/>
-          </w:tcPr>
-          <w:p>
-            <w:r>
-              <w:rPr>
-                <w:color w:val="000000"/>
-                <w:sz w:val="17"/>
-                <w:szCs w:val="17"/>
-              </w:rPr>
-              <w:t>完整 3 步驟：先掛已知參考重量 m1 → 量 x1；再加另一已知重量到 m2 → 量 x2；改掛未知鐵塊 → 量 xx（兩個已知重量都落在區段 II）</w:t>
+              <w:t>完整設計</w:t>
+            </w:r>
+            <w:proofErr w:type="gramStart"/>
+            <w:r>
+              <w:rPr>
+                <w:color w:val="000000"/>
+                <w:sz w:val="17"/>
+                <w:szCs w:val="17"/>
+              </w:rPr>
+              <w:t>三</w:t>
+            </w:r>
+            <w:proofErr w:type="gramEnd"/>
+            <w:r>
+              <w:rPr>
+                <w:color w:val="000000"/>
+                <w:sz w:val="17"/>
+                <w:szCs w:val="17"/>
+              </w:rPr>
+              <w:t>步驟：先測兩個已知參考重量 m1、m2 並記錄伸長量 x1、x2，</w:t>
+            </w:r>
+            <w:proofErr w:type="gramStart"/>
+            <w:r>
+              <w:rPr>
+                <w:color w:val="000000"/>
+                <w:sz w:val="17"/>
+                <w:szCs w:val="17"/>
+              </w:rPr>
+              <w:t>再測未知</w:t>
+            </w:r>
+            <w:proofErr w:type="gramEnd"/>
+            <w:r>
+              <w:rPr>
+                <w:color w:val="000000"/>
+                <w:sz w:val="17"/>
+                <w:szCs w:val="17"/>
+              </w:rPr>
+              <w:t>鐵塊的伸長量 xx；能說明用兩個</w:t>
+            </w:r>
+            <w:proofErr w:type="gramStart"/>
+            <w:r>
+              <w:rPr>
+                <w:color w:val="000000"/>
+                <w:sz w:val="17"/>
+                <w:szCs w:val="17"/>
+              </w:rPr>
+              <w:t>已知點校正</w:t>
+            </w:r>
+            <w:proofErr w:type="gramEnd"/>
+            <w:r>
+              <w:rPr>
+                <w:color w:val="000000"/>
+                <w:sz w:val="17"/>
+                <w:szCs w:val="17"/>
+              </w:rPr>
+              <w:t>線性關係，</w:t>
+            </w:r>
+            <w:proofErr w:type="gramStart"/>
+            <w:r>
+              <w:rPr>
+                <w:color w:val="000000"/>
+                <w:sz w:val="17"/>
+                <w:szCs w:val="17"/>
+              </w:rPr>
+              <w:t>比只測一次未知物更能</w:t>
+            </w:r>
+            <w:proofErr w:type="gramEnd"/>
+            <w:r>
+              <w:rPr>
+                <w:color w:val="000000"/>
+                <w:sz w:val="17"/>
+                <w:szCs w:val="17"/>
+              </w:rPr>
+              <w:t>作為判斷質量的實驗證據。</w:t>
             </w:r>
           </w:p>
         </w:tc>
@@ -7996,10 +9502,22 @@
           <w:b/>
           <w:bCs/>
         </w:rPr>
-        <w:t>在做完整個探究之後，你認為若橡皮筋要套用虎克定律當作理想彈簧來做測量物體重量，在測量與分析上有哪些限制條件?請詳細說明條件與原因。</w:t>
-      </w:r>
-      <w:r>
-        <w:t xml:space="preserve"> </w:t>
+        <w:t>完成探究後，請說明虎克定律在真實橡皮筋上使用時為什麼需要設定適用範圍，並用你的模擬證據說明原本的</w:t>
+      </w:r>
+      <w:r>
+        <w:rPr>
+          <w:rFonts w:hint="eastAsia"/>
+          <w:b/>
+          <w:bCs/>
+        </w:rPr>
+        <w:t>虎克定律</w:t>
+      </w:r>
+      <w:r>
+        <w:rPr>
+          <w:b/>
+          <w:bCs/>
+        </w:rPr>
+        <w:t>應如何被限制或修正。</w:t>
       </w:r>
     </w:p>
     <w:p>
@@ -8017,6 +9535,7 @@
           <w:bCs/>
           <w:color w:val="1F4E79"/>
         </w:rPr>
+        <w:lastRenderedPageBreak/>
         <w:t>【評分標準】</w:t>
       </w:r>
     </w:p>
@@ -8299,6 +9818,7 @@
             <w:vAlign w:val="center"/>
           </w:tcPr>
           <w:p>
+            <w:proofErr w:type="gramStart"/>
             <w:r>
               <w:rPr>
                 <w:b/>
@@ -8307,7 +9827,18 @@
                 <w:sz w:val="18"/>
                 <w:szCs w:val="18"/>
               </w:rPr>
-              <w:t>差異辨識</w:t>
+              <w:t>公式非萬用</w:t>
+            </w:r>
+            <w:proofErr w:type="gramEnd"/>
+            <w:r>
+              <w:rPr>
+                <w:b/>
+                <w:bCs/>
+                <w:color w:val="000000"/>
+                <w:sz w:val="18"/>
+                <w:szCs w:val="18"/>
+              </w:rPr>
+              <w:t>理解</w:t>
             </w:r>
           </w:p>
         </w:tc>
@@ -8429,7 +9960,43 @@
                 <w:sz w:val="17"/>
                 <w:szCs w:val="17"/>
               </w:rPr>
-              <w:t>完整：彈簧 k 是固定值；橡皮筋 k 隨拉伸範圍變化（先大→變小→再變大）</w:t>
+              <w:t>能完整指出理想彈簧的 k 近似固定，但橡皮筋</w:t>
+            </w:r>
+            <w:proofErr w:type="gramStart"/>
+            <w:r>
+              <w:rPr>
+                <w:color w:val="000000"/>
+                <w:sz w:val="17"/>
+                <w:szCs w:val="17"/>
+              </w:rPr>
+              <w:t>的等效</w:t>
+            </w:r>
+            <w:proofErr w:type="gramEnd"/>
+            <w:r>
+              <w:rPr>
+                <w:color w:val="000000"/>
+                <w:sz w:val="17"/>
+                <w:szCs w:val="17"/>
+              </w:rPr>
+              <w:t xml:space="preserve"> k </w:t>
+            </w:r>
+            <w:proofErr w:type="gramStart"/>
+            <w:r>
+              <w:rPr>
+                <w:color w:val="000000"/>
+                <w:sz w:val="17"/>
+                <w:szCs w:val="17"/>
+              </w:rPr>
+              <w:t>會隨拉伸</w:t>
+            </w:r>
+            <w:proofErr w:type="gramEnd"/>
+            <w:r>
+              <w:rPr>
+                <w:color w:val="000000"/>
+                <w:sz w:val="17"/>
+                <w:szCs w:val="17"/>
+              </w:rPr>
+              <w:t>範圍改變，因此不能把虎克定律視為所有範圍皆適用的萬用公式。</w:t>
             </w:r>
           </w:p>
         </w:tc>
@@ -8596,7 +10163,7 @@
                 <w:sz w:val="17"/>
                 <w:szCs w:val="17"/>
               </w:rPr>
-              <w:t>完整提及上下界 + 對應警告（材料極限 / 初始僵硬）</w:t>
+              <w:t>能完整說明虎克定律在橡皮筋上只能限制於近似線性範圍使用，並指出上下界及其原因。</w:t>
             </w:r>
           </w:p>
         </w:tc>
@@ -8629,7 +10196,7 @@
                 <w:sz w:val="18"/>
                 <w:szCs w:val="18"/>
               </w:rPr>
-              <w:t>反思深度</w:t>
+              <w:t>證據與修正反思</w:t>
             </w:r>
           </w:p>
         </w:tc>
@@ -8741,16 +10308,7 @@
                 <w:sz w:val="17"/>
                 <w:szCs w:val="17"/>
               </w:rPr>
-              <w:t>完整描述修正過程：發現公式不夠準 → 蒐集更多數據 → 修正公</w:t>
-            </w:r>
-            <w:r>
-              <w:rPr>
-                <w:color w:val="000000"/>
-                <w:sz w:val="17"/>
-                <w:szCs w:val="17"/>
-              </w:rPr>
-              <w:lastRenderedPageBreak/>
-              <w:t>式（縮小範圍 + Δ 量法）→ 重新驗證</w:t>
+              <w:t>能說明如何根據模擬數據或圖形斜率判斷模型不足，並提出修正方式，例如縮小適用範圍、使用變化量關係、增加校正點或重新驗證。</w:t>
             </w:r>
           </w:p>
         </w:tc>
@@ -8799,7 +10357,29 @@
           <w:sz w:val="18"/>
           <w:szCs w:val="18"/>
         </w:rPr>
-        <w:t>試題版本 v5.0｜更新日期 2026-04-27</w:t>
+        <w:t>試題版本 v5.0</w:t>
+      </w:r>
+      <w:proofErr w:type="gramStart"/>
+      <w:r>
+        <w:rPr>
+          <w:i/>
+          <w:iCs/>
+          <w:color w:val="595959"/>
+          <w:sz w:val="18"/>
+          <w:szCs w:val="18"/>
+        </w:rPr>
+        <w:t>｜</w:t>
+      </w:r>
+      <w:proofErr w:type="gramEnd"/>
+      <w:r>
+        <w:rPr>
+          <w:i/>
+          <w:iCs/>
+          <w:color w:val="595959"/>
+          <w:sz w:val="18"/>
+          <w:szCs w:val="18"/>
+        </w:rPr>
+        <w:t>更新日期 2026-04-27</w:t>
       </w:r>
     </w:p>
     <w:sectPr>
@@ -8990,7 +10570,25 @@
         <w:sz w:val="16"/>
         <w:szCs w:val="16"/>
       </w:rPr>
-      <w:t>彈力極限的挑戰｜v5.0</w:t>
+      <w:t>彈力極限的挑戰</w:t>
+    </w:r>
+    <w:proofErr w:type="gramStart"/>
+    <w:r>
+      <w:rPr>
+        <w:color w:val="808080"/>
+        <w:sz w:val="16"/>
+        <w:szCs w:val="16"/>
+      </w:rPr>
+      <w:t>｜</w:t>
+    </w:r>
+    <w:proofErr w:type="gramEnd"/>
+    <w:r>
+      <w:rPr>
+        <w:color w:val="808080"/>
+        <w:sz w:val="16"/>
+        <w:szCs w:val="16"/>
+      </w:rPr>
+      <w:t>v5.0</w:t>
     </w:r>
   </w:p>
 </w:hdr>

--- a/8grade-spring/exam_v2/試題卷_v5_學生版.docx
+++ b/8grade-spring/exam_v2/試題卷_v5_學生版.docx
@@ -2649,10 +2649,183 @@
               <w:bottom w:w="80" w:type="dxa"/>
               <w:right w:w="120" w:type="dxa"/>
             </w:tcMar>
-            <w:vAlign w:val="center"/>
-          </w:tcPr>
-          <w:p>
-            <w:r>
+          </w:tcPr>
+          <w:p>
+            <w:pPr>
+              <w:rPr>
+                <w:b/>
+                <w:bCs/>
+              </w:rPr>
+            </w:pPr>
+            <w:r>
+              <w:rPr>
+                <w:rFonts w:hint="eastAsia"/>
+                <w:b/>
+                <w:bCs/>
+              </w:rPr>
+              <w:t>情境概念化：模</w:t>
+            </w:r>
+            <w:r>
+              <w:rPr>
+                <w:rFonts w:hint="eastAsia"/>
+                <w:b/>
+                <w:bCs/>
+              </w:rPr>
+              <w:lastRenderedPageBreak/>
+              <w:t>型是否整段適用</w:t>
+            </w:r>
+          </w:p>
+        </w:tc>
+        <w:tc>
+          <w:tcPr>
+            <w:tcW w:w="1890" w:type="dxa"/>
+            <w:tcBorders>
+              <w:top w:val="single" w:sz="4" w:space="0" w:color="BFBFBF"/>
+              <w:left w:val="single" w:sz="4" w:space="0" w:color="BFBFBF"/>
+              <w:bottom w:val="single" w:sz="4" w:space="0" w:color="BFBFBF"/>
+              <w:right w:val="single" w:sz="4" w:space="0" w:color="BFBFBF"/>
+            </w:tcBorders>
+            <w:tcMar>
+              <w:top w:w="80" w:type="dxa"/>
+              <w:left w:w="120" w:type="dxa"/>
+              <w:bottom w:w="80" w:type="dxa"/>
+              <w:right w:w="120" w:type="dxa"/>
+            </w:tcMar>
+          </w:tcPr>
+          <w:p>
+            <w:r>
+              <w:lastRenderedPageBreak/>
+              <w:t>認為橡皮筋 0</w:t>
+            </w:r>
+            <w:proofErr w:type="gramStart"/>
+            <w:r>
+              <w:t>–</w:t>
+            </w:r>
+            <w:proofErr w:type="gramEnd"/>
+            <w:r>
+              <w:lastRenderedPageBreak/>
+              <w:t>1000 g 全部都可套用虎克定律，或未判斷</w:t>
+            </w:r>
+          </w:p>
+        </w:tc>
+        <w:tc>
+          <w:tcPr>
+            <w:tcW w:w="1890" w:type="dxa"/>
+            <w:tcBorders>
+              <w:top w:val="single" w:sz="4" w:space="0" w:color="BFBFBF"/>
+              <w:left w:val="single" w:sz="4" w:space="0" w:color="BFBFBF"/>
+              <w:bottom w:val="single" w:sz="4" w:space="0" w:color="BFBFBF"/>
+              <w:right w:val="single" w:sz="4" w:space="0" w:color="BFBFBF"/>
+            </w:tcBorders>
+            <w:tcMar>
+              <w:top w:w="80" w:type="dxa"/>
+              <w:left w:w="120" w:type="dxa"/>
+              <w:bottom w:w="80" w:type="dxa"/>
+              <w:right w:w="120" w:type="dxa"/>
+            </w:tcMar>
+          </w:tcPr>
+          <w:p>
+            <w:r>
+              <w:lastRenderedPageBreak/>
+              <w:t>知道不能整段使</w:t>
+            </w:r>
+            <w:r>
+              <w:lastRenderedPageBreak/>
+              <w:t>用，但理由模糊</w:t>
+            </w:r>
+          </w:p>
+        </w:tc>
+        <w:tc>
+          <w:tcPr>
+            <w:tcW w:w="1890" w:type="dxa"/>
+            <w:tcBorders>
+              <w:top w:val="single" w:sz="4" w:space="0" w:color="BFBFBF"/>
+              <w:left w:val="single" w:sz="4" w:space="0" w:color="BFBFBF"/>
+              <w:bottom w:val="single" w:sz="4" w:space="0" w:color="BFBFBF"/>
+              <w:right w:val="single" w:sz="4" w:space="0" w:color="BFBFBF"/>
+            </w:tcBorders>
+            <w:tcMar>
+              <w:top w:w="80" w:type="dxa"/>
+              <w:left w:w="120" w:type="dxa"/>
+              <w:bottom w:w="80" w:type="dxa"/>
+              <w:right w:w="120" w:type="dxa"/>
+            </w:tcMar>
+          </w:tcPr>
+          <w:p>
+            <w:r>
+              <w:lastRenderedPageBreak/>
+              <w:t>能指出只有某一</w:t>
+            </w:r>
+            <w:r>
+              <w:lastRenderedPageBreak/>
+              <w:t>段較適合使用</w:t>
+            </w:r>
+          </w:p>
+        </w:tc>
+        <w:tc>
+          <w:tcPr>
+            <w:tcW w:w="1890" w:type="dxa"/>
+            <w:tcBorders>
+              <w:top w:val="single" w:sz="4" w:space="0" w:color="BFBFBF"/>
+              <w:left w:val="single" w:sz="4" w:space="0" w:color="BFBFBF"/>
+              <w:bottom w:val="single" w:sz="4" w:space="0" w:color="BFBFBF"/>
+              <w:right w:val="single" w:sz="4" w:space="0" w:color="BFBFBF"/>
+            </w:tcBorders>
+            <w:tcMar>
+              <w:top w:w="80" w:type="dxa"/>
+              <w:left w:w="120" w:type="dxa"/>
+              <w:bottom w:w="80" w:type="dxa"/>
+              <w:right w:w="120" w:type="dxa"/>
+            </w:tcMar>
+          </w:tcPr>
+          <w:p>
+            <w:r>
+              <w:lastRenderedPageBreak/>
+              <w:t>能明確說明橡皮</w:t>
+            </w:r>
+            <w:r>
+              <w:lastRenderedPageBreak/>
+              <w:t>筋有</w:t>
+            </w:r>
+            <w:proofErr w:type="gramStart"/>
+            <w:r>
+              <w:t>初始非線性</w:t>
+            </w:r>
+            <w:proofErr w:type="gramEnd"/>
+            <w:r>
+              <w:t>、近似線性區、</w:t>
+            </w:r>
+            <w:proofErr w:type="gramStart"/>
+            <w:r>
+              <w:t>後段非線性</w:t>
+            </w:r>
+            <w:proofErr w:type="gramEnd"/>
+            <w:r>
+              <w:t>，因此虎克定律只能限制在部分範圍</w:t>
+            </w:r>
+          </w:p>
+        </w:tc>
+      </w:tr>
+      <w:tr>
+        <w:tc>
+          <w:tcPr>
+            <w:tcW w:w="1800" w:type="dxa"/>
+            <w:tcBorders>
+              <w:top w:val="single" w:sz="4" w:space="0" w:color="BFBFBF"/>
+              <w:left w:val="single" w:sz="4" w:space="0" w:color="BFBFBF"/>
+              <w:bottom w:val="single" w:sz="4" w:space="0" w:color="BFBFBF"/>
+              <w:right w:val="single" w:sz="4" w:space="0" w:color="BFBFBF"/>
+            </w:tcBorders>
+            <w:shd w:val="clear" w:color="auto" w:fill="F2F2F2"/>
+            <w:tcMar>
+              <w:top w:w="80" w:type="dxa"/>
+              <w:left w:w="120" w:type="dxa"/>
+              <w:bottom w:w="80" w:type="dxa"/>
+              <w:right w:w="120" w:type="dxa"/>
+            </w:tcMar>
+          </w:tcPr>
+          <w:p>
+            <w:pPr>
               <w:rPr>
                 <w:b/>
                 <w:bCs/>
@@ -2660,11 +2833,171 @@
                 <w:sz w:val="18"/>
                 <w:szCs w:val="18"/>
               </w:rPr>
-              <w:t>區段選擇</w:t>
-            </w:r>
-          </w:p>
-          <w:p>
-            <w:r>
+            </w:pPr>
+            <w:r>
+              <w:rPr>
+                <w:rFonts w:hint="eastAsia"/>
+                <w:b/>
+                <w:bCs/>
+              </w:rPr>
+              <w:lastRenderedPageBreak/>
+              <w:t>物理知識部署：線性與斜率判斷</w:t>
+            </w:r>
+          </w:p>
+        </w:tc>
+        <w:tc>
+          <w:tcPr>
+            <w:tcW w:w="1890" w:type="dxa"/>
+            <w:tcBorders>
+              <w:top w:val="single" w:sz="4" w:space="0" w:color="BFBFBF"/>
+              <w:left w:val="single" w:sz="4" w:space="0" w:color="BFBFBF"/>
+              <w:bottom w:val="single" w:sz="4" w:space="0" w:color="BFBFBF"/>
+              <w:right w:val="single" w:sz="4" w:space="0" w:color="BFBFBF"/>
+            </w:tcBorders>
+            <w:tcMar>
+              <w:top w:w="80" w:type="dxa"/>
+              <w:left w:w="120" w:type="dxa"/>
+              <w:bottom w:w="80" w:type="dxa"/>
+              <w:right w:w="120" w:type="dxa"/>
+            </w:tcMar>
+          </w:tcPr>
+          <w:p>
+            <w:pPr>
+              <w:rPr>
+                <w:color w:val="000000"/>
+                <w:sz w:val="17"/>
+                <w:szCs w:val="17"/>
+              </w:rPr>
+            </w:pPr>
+            <w:r>
+              <w:t>未使用線性、</w:t>
+            </w:r>
+            <w:proofErr w:type="gramStart"/>
+            <w:r>
+              <w:t>斜率或虎克</w:t>
+            </w:r>
+            <w:proofErr w:type="gramEnd"/>
+            <w:r>
+              <w:t>定律概念</w:t>
+            </w:r>
+          </w:p>
+        </w:tc>
+        <w:tc>
+          <w:tcPr>
+            <w:tcW w:w="1890" w:type="dxa"/>
+            <w:tcBorders>
+              <w:top w:val="single" w:sz="4" w:space="0" w:color="BFBFBF"/>
+              <w:left w:val="single" w:sz="4" w:space="0" w:color="BFBFBF"/>
+              <w:bottom w:val="single" w:sz="4" w:space="0" w:color="BFBFBF"/>
+              <w:right w:val="single" w:sz="4" w:space="0" w:color="BFBFBF"/>
+            </w:tcBorders>
+            <w:tcMar>
+              <w:top w:w="80" w:type="dxa"/>
+              <w:left w:w="120" w:type="dxa"/>
+              <w:bottom w:w="80" w:type="dxa"/>
+              <w:right w:w="120" w:type="dxa"/>
+            </w:tcMar>
+          </w:tcPr>
+          <w:p>
+            <w:pPr>
+              <w:rPr>
+                <w:color w:val="000000"/>
+                <w:sz w:val="17"/>
+                <w:szCs w:val="17"/>
+              </w:rPr>
+            </w:pPr>
+            <w:r>
+              <w:t>只說「比較直」或「比較穩」</w:t>
+            </w:r>
+          </w:p>
+        </w:tc>
+        <w:tc>
+          <w:tcPr>
+            <w:tcW w:w="1890" w:type="dxa"/>
+            <w:tcBorders>
+              <w:top w:val="single" w:sz="4" w:space="0" w:color="BFBFBF"/>
+              <w:left w:val="single" w:sz="4" w:space="0" w:color="BFBFBF"/>
+              <w:bottom w:val="single" w:sz="4" w:space="0" w:color="BFBFBF"/>
+              <w:right w:val="single" w:sz="4" w:space="0" w:color="BFBFBF"/>
+            </w:tcBorders>
+            <w:tcMar>
+              <w:top w:w="80" w:type="dxa"/>
+              <w:left w:w="120" w:type="dxa"/>
+              <w:bottom w:w="80" w:type="dxa"/>
+              <w:right w:w="120" w:type="dxa"/>
+            </w:tcMar>
+          </w:tcPr>
+          <w:p>
+            <w:pPr>
+              <w:rPr>
+                <w:color w:val="000000"/>
+                <w:sz w:val="17"/>
+                <w:szCs w:val="17"/>
+              </w:rPr>
+            </w:pPr>
+            <w:r>
+              <w:t>能說明直線區代表力與伸長量近似成正比</w:t>
+            </w:r>
+          </w:p>
+        </w:tc>
+        <w:tc>
+          <w:tcPr>
+            <w:tcW w:w="1890" w:type="dxa"/>
+            <w:tcBorders>
+              <w:top w:val="single" w:sz="4" w:space="0" w:color="BFBFBF"/>
+              <w:left w:val="single" w:sz="4" w:space="0" w:color="BFBFBF"/>
+              <w:bottom w:val="single" w:sz="4" w:space="0" w:color="BFBFBF"/>
+              <w:right w:val="single" w:sz="4" w:space="0" w:color="BFBFBF"/>
+            </w:tcBorders>
+            <w:tcMar>
+              <w:top w:w="80" w:type="dxa"/>
+              <w:left w:w="120" w:type="dxa"/>
+              <w:bottom w:w="80" w:type="dxa"/>
+              <w:right w:w="120" w:type="dxa"/>
+            </w:tcMar>
+          </w:tcPr>
+          <w:p>
+            <w:pPr>
+              <w:rPr>
+                <w:color w:val="000000"/>
+                <w:sz w:val="17"/>
+                <w:szCs w:val="17"/>
+              </w:rPr>
+            </w:pPr>
+            <w:r>
+              <w:t>能說明斜率穩定</w:t>
+            </w:r>
+            <w:proofErr w:type="gramStart"/>
+            <w:r>
+              <w:t>代表等效</w:t>
+            </w:r>
+            <w:proofErr w:type="gramEnd"/>
+            <w:r>
+              <w:t xml:space="preserve"> k 近似固定，因此可近似套用虎克定律</w:t>
+            </w:r>
+          </w:p>
+        </w:tc>
+      </w:tr>
+      <w:tr>
+        <w:tc>
+          <w:tcPr>
+            <w:tcW w:w="1800" w:type="dxa"/>
+            <w:tcBorders>
+              <w:top w:val="single" w:sz="4" w:space="0" w:color="BFBFBF"/>
+              <w:left w:val="single" w:sz="4" w:space="0" w:color="BFBFBF"/>
+              <w:bottom w:val="single" w:sz="4" w:space="0" w:color="BFBFBF"/>
+              <w:right w:val="single" w:sz="4" w:space="0" w:color="BFBFBF"/>
+            </w:tcBorders>
+            <w:shd w:val="clear" w:color="auto" w:fill="F2F2F2"/>
+            <w:tcMar>
+              <w:top w:w="80" w:type="dxa"/>
+              <w:left w:w="120" w:type="dxa"/>
+              <w:bottom w:w="80" w:type="dxa"/>
+              <w:right w:w="120" w:type="dxa"/>
+            </w:tcMar>
+          </w:tcPr>
+          <w:p>
+            <w:pPr>
               <w:rPr>
                 <w:b/>
                 <w:bCs/>
@@ -2672,7 +3005,14 @@
                 <w:sz w:val="18"/>
                 <w:szCs w:val="18"/>
               </w:rPr>
-              <w:t>與理由</w:t>
+            </w:pPr>
+            <w:r>
+              <w:rPr>
+                <w:rFonts w:hint="eastAsia"/>
+                <w:b/>
+                <w:bCs/>
+              </w:rPr>
+              <w:t>表徵與證據化表達：圖形證據</w:t>
             </w:r>
           </w:p>
         </w:tc>
@@ -2691,26 +3031,46 @@
               <w:bottom w:w="80" w:type="dxa"/>
               <w:right w:w="120" w:type="dxa"/>
             </w:tcMar>
-            <w:vAlign w:val="center"/>
-          </w:tcPr>
-          <w:p>
-            <w:r>
+          </w:tcPr>
+          <w:p>
+            <w:pPr>
               <w:rPr>
                 <w:color w:val="000000"/>
                 <w:sz w:val="17"/>
                 <w:szCs w:val="17"/>
               </w:rPr>
-              <w:t>未指出區段</w:t>
-            </w:r>
-          </w:p>
-          <w:p>
-            <w:r>
+            </w:pPr>
+            <w:r>
+              <w:t>沒有引用圖形或數據</w:t>
+            </w:r>
+          </w:p>
+        </w:tc>
+        <w:tc>
+          <w:tcPr>
+            <w:tcW w:w="1890" w:type="dxa"/>
+            <w:tcBorders>
+              <w:top w:val="single" w:sz="4" w:space="0" w:color="BFBFBF"/>
+              <w:left w:val="single" w:sz="4" w:space="0" w:color="BFBFBF"/>
+              <w:bottom w:val="single" w:sz="4" w:space="0" w:color="BFBFBF"/>
+              <w:right w:val="single" w:sz="4" w:space="0" w:color="BFBFBF"/>
+            </w:tcBorders>
+            <w:tcMar>
+              <w:top w:w="80" w:type="dxa"/>
+              <w:left w:w="120" w:type="dxa"/>
+              <w:bottom w:w="80" w:type="dxa"/>
+              <w:right w:w="120" w:type="dxa"/>
+            </w:tcMar>
+          </w:tcPr>
+          <w:p>
+            <w:pPr>
               <w:rPr>
                 <w:color w:val="000000"/>
                 <w:sz w:val="17"/>
                 <w:szCs w:val="17"/>
               </w:rPr>
-              <w:t>或指錯</w:t>
+            </w:pPr>
+            <w:r>
+              <w:t>只籠統說「看圖可知」</w:t>
             </w:r>
           </w:p>
         </w:tc>
@@ -2729,119 +3089,54 @@
               <w:bottom w:w="80" w:type="dxa"/>
               <w:right w:w="120" w:type="dxa"/>
             </w:tcMar>
-            <w:vAlign w:val="center"/>
-          </w:tcPr>
-          <w:p>
-            <w:r>
+          </w:tcPr>
+          <w:p>
+            <w:pPr>
               <w:rPr>
                 <w:color w:val="000000"/>
                 <w:sz w:val="17"/>
                 <w:szCs w:val="17"/>
               </w:rPr>
-              <w:t>選對區段二</w:t>
-            </w:r>
-          </w:p>
-          <w:p>
-            <w:r>
+            </w:pPr>
+            <w:r>
+              <w:t>能引用直線或斜率穩定作為證據</w:t>
+            </w:r>
+          </w:p>
+        </w:tc>
+        <w:tc>
+          <w:tcPr>
+            <w:tcW w:w="1890" w:type="dxa"/>
+            <w:tcBorders>
+              <w:top w:val="single" w:sz="4" w:space="0" w:color="BFBFBF"/>
+              <w:left w:val="single" w:sz="4" w:space="0" w:color="BFBFBF"/>
+              <w:bottom w:val="single" w:sz="4" w:space="0" w:color="BFBFBF"/>
+              <w:right w:val="single" w:sz="4" w:space="0" w:color="BFBFBF"/>
+            </w:tcBorders>
+            <w:tcMar>
+              <w:top w:w="80" w:type="dxa"/>
+              <w:left w:w="120" w:type="dxa"/>
+              <w:bottom w:w="80" w:type="dxa"/>
+              <w:right w:w="120" w:type="dxa"/>
+            </w:tcMar>
+          </w:tcPr>
+          <w:p>
+            <w:pPr>
               <w:rPr>
                 <w:color w:val="000000"/>
                 <w:sz w:val="17"/>
                 <w:szCs w:val="17"/>
               </w:rPr>
-              <w:t>但理由模糊</w:t>
-            </w:r>
-          </w:p>
-        </w:tc>
-        <w:tc>
-          <w:tcPr>
-            <w:tcW w:w="1890" w:type="dxa"/>
-            <w:tcBorders>
-              <w:top w:val="single" w:sz="4" w:space="0" w:color="BFBFBF"/>
-              <w:left w:val="single" w:sz="4" w:space="0" w:color="BFBFBF"/>
-              <w:bottom w:val="single" w:sz="4" w:space="0" w:color="BFBFBF"/>
-              <w:right w:val="single" w:sz="4" w:space="0" w:color="BFBFBF"/>
-            </w:tcBorders>
-            <w:tcMar>
-              <w:top w:w="80" w:type="dxa"/>
-              <w:left w:w="120" w:type="dxa"/>
-              <w:bottom w:w="80" w:type="dxa"/>
-              <w:right w:w="120" w:type="dxa"/>
-            </w:tcMar>
-            <w:vAlign w:val="center"/>
-          </w:tcPr>
-          <w:p>
-            <w:r>
-              <w:rPr>
-                <w:color w:val="000000"/>
-                <w:sz w:val="17"/>
-                <w:szCs w:val="17"/>
-              </w:rPr>
-              <w:t>選對區段二 + 提到「直線」或「斜率穩</w:t>
-            </w:r>
-            <w:r>
-              <w:rPr>
-                <w:color w:val="000000"/>
-                <w:sz w:val="17"/>
-                <w:szCs w:val="17"/>
-              </w:rPr>
-              <w:lastRenderedPageBreak/>
-              <w:t>定」其中一項</w:t>
-            </w:r>
-          </w:p>
-        </w:tc>
-        <w:tc>
-          <w:tcPr>
-            <w:tcW w:w="1890" w:type="dxa"/>
-            <w:tcBorders>
-              <w:top w:val="single" w:sz="4" w:space="0" w:color="BFBFBF"/>
-              <w:left w:val="single" w:sz="4" w:space="0" w:color="BFBFBF"/>
-              <w:bottom w:val="single" w:sz="4" w:space="0" w:color="BFBFBF"/>
-              <w:right w:val="single" w:sz="4" w:space="0" w:color="BFBFBF"/>
-            </w:tcBorders>
-            <w:tcMar>
-              <w:top w:w="80" w:type="dxa"/>
-              <w:left w:w="120" w:type="dxa"/>
-              <w:bottom w:w="80" w:type="dxa"/>
-              <w:right w:w="120" w:type="dxa"/>
-            </w:tcMar>
-            <w:vAlign w:val="center"/>
-          </w:tcPr>
-          <w:p>
-            <w:r>
-              <w:rPr>
-                <w:color w:val="000000"/>
-                <w:sz w:val="17"/>
-                <w:szCs w:val="17"/>
-              </w:rPr>
-              <w:lastRenderedPageBreak/>
-              <w:t>能明確判斷不能在 0</w:t>
+            </w:pPr>
+            <w:r>
+              <w:t>能同時引用區段二近似直線、斜率穩定、區段</w:t>
             </w:r>
             <w:proofErr w:type="gramStart"/>
             <w:r>
-              <w:rPr>
-                <w:color w:val="000000"/>
-                <w:sz w:val="17"/>
-                <w:szCs w:val="17"/>
-              </w:rPr>
-              <w:t>–</w:t>
+              <w:t>一</w:t>
             </w:r>
             <w:proofErr w:type="gramEnd"/>
             <w:r>
-              <w:rPr>
-                <w:color w:val="000000"/>
-                <w:sz w:val="17"/>
-                <w:szCs w:val="17"/>
-              </w:rPr>
-              <w:t>1000 g 全範圍套用同</w:t>
-            </w:r>
-            <w:r>
-              <w:rPr>
-                <w:color w:val="000000"/>
-                <w:sz w:val="17"/>
-                <w:szCs w:val="17"/>
-              </w:rPr>
-              <w:lastRenderedPageBreak/>
-              <w:t>一虎克定律模型，選擇區段二作為近似適用範圍，並同時用「圖形近似直線」「斜率較穩定」與「區段一、三為曲線或斜率改變」作為證據。</w:t>
+              <w:t>與三斜率改變或曲線作為證據</w:t>
             </w:r>
           </w:p>
         </w:tc>
@@ -2849,7 +3144,6 @@
     </w:tbl>
     <w:p>
       <w:r>
-        <w:lastRenderedPageBreak/>
         <w:t xml:space="preserve"> </w:t>
       </w:r>
     </w:p>
@@ -3189,6 +3483,7 @@
       </w:pPr>
       <w:proofErr w:type="gramStart"/>
       <w:r>
+        <w:lastRenderedPageBreak/>
         <w:t>•</w:t>
       </w:r>
       <w:proofErr w:type="gramEnd"/>
@@ -3213,6 +3508,472 @@
         </w:rPr>
         <w:t>【評分標準】</w:t>
       </w:r>
+    </w:p>
+    <w:tbl>
+      <w:tblPr>
+        <w:tblW w:w="0" w:type="auto"/>
+        <w:tblCellSpacing w:w="15" w:type="dxa"/>
+        <w:tblCellMar>
+          <w:top w:w="15" w:type="dxa"/>
+          <w:left w:w="15" w:type="dxa"/>
+          <w:bottom w:w="15" w:type="dxa"/>
+          <w:right w:w="15" w:type="dxa"/>
+        </w:tblCellMar>
+        <w:tblLook w:val="04A0" w:firstRow="1" w:lastRow="0" w:firstColumn="1" w:lastColumn="0" w:noHBand="0" w:noVBand="1"/>
+      </w:tblPr>
+      <w:tblGrid>
+        <w:gridCol w:w="2025"/>
+        <w:gridCol w:w="764"/>
+        <w:gridCol w:w="7291"/>
+      </w:tblGrid>
+      <w:tr>
+        <w:trPr>
+          <w:tblHeader/>
+          <w:tblCellSpacing w:w="15" w:type="dxa"/>
+        </w:trPr>
+        <w:tc>
+          <w:tcPr>
+            <w:tcW w:w="0" w:type="auto"/>
+            <w:vAlign w:val="center"/>
+            <w:hideMark/>
+          </w:tcPr>
+          <w:p>
+            <w:pPr>
+              <w:spacing w:before="60" w:after="60" w:line="320" w:lineRule="auto"/>
+              <w:rPr>
+                <w:b/>
+                <w:bCs/>
+                <w:color w:val="1F4E79"/>
+              </w:rPr>
+            </w:pPr>
+            <w:r>
+              <w:rPr>
+                <w:b/>
+                <w:bCs/>
+                <w:color w:val="1F4E79"/>
+              </w:rPr>
+              <w:t>層級</w:t>
+            </w:r>
+          </w:p>
+        </w:tc>
+        <w:tc>
+          <w:tcPr>
+            <w:tcW w:w="0" w:type="auto"/>
+            <w:vAlign w:val="center"/>
+            <w:hideMark/>
+          </w:tcPr>
+          <w:p>
+            <w:pPr>
+              <w:spacing w:before="60" w:after="60" w:line="320" w:lineRule="auto"/>
+              <w:rPr>
+                <w:b/>
+                <w:bCs/>
+                <w:color w:val="1F4E79"/>
+              </w:rPr>
+            </w:pPr>
+            <w:r>
+              <w:rPr>
+                <w:b/>
+                <w:bCs/>
+                <w:color w:val="1F4E79"/>
+              </w:rPr>
+              <w:t>分數範圍</w:t>
+            </w:r>
+          </w:p>
+        </w:tc>
+        <w:tc>
+          <w:tcPr>
+            <w:tcW w:w="0" w:type="auto"/>
+            <w:vAlign w:val="center"/>
+            <w:hideMark/>
+          </w:tcPr>
+          <w:p>
+            <w:pPr>
+              <w:spacing w:before="60" w:after="60" w:line="320" w:lineRule="auto"/>
+              <w:rPr>
+                <w:b/>
+                <w:bCs/>
+                <w:color w:val="1F4E79"/>
+              </w:rPr>
+            </w:pPr>
+            <w:r>
+              <w:rPr>
+                <w:b/>
+                <w:bCs/>
+                <w:color w:val="1F4E79"/>
+              </w:rPr>
+              <w:t>表現描述</w:t>
+            </w:r>
+          </w:p>
+        </w:tc>
+      </w:tr>
+      <w:tr>
+        <w:trPr>
+          <w:tblCellSpacing w:w="15" w:type="dxa"/>
+        </w:trPr>
+        <w:tc>
+          <w:tcPr>
+            <w:tcW w:w="0" w:type="auto"/>
+            <w:vAlign w:val="center"/>
+            <w:hideMark/>
+          </w:tcPr>
+          <w:p>
+            <w:pPr>
+              <w:spacing w:before="60" w:after="60" w:line="320" w:lineRule="auto"/>
+              <w:rPr>
+                <w:b/>
+                <w:bCs/>
+                <w:color w:val="1F4E79"/>
+              </w:rPr>
+            </w:pPr>
+            <w:r>
+              <w:rPr>
+                <w:b/>
+                <w:bCs/>
+                <w:color w:val="1F4E79"/>
+              </w:rPr>
+              <w:t>Level 1：公式套用層</w:t>
+            </w:r>
+          </w:p>
+        </w:tc>
+        <w:tc>
+          <w:tcPr>
+            <w:tcW w:w="0" w:type="auto"/>
+            <w:vAlign w:val="center"/>
+            <w:hideMark/>
+          </w:tcPr>
+          <w:p>
+            <w:pPr>
+              <w:spacing w:before="60" w:after="60" w:line="320" w:lineRule="auto"/>
+              <w:rPr>
+                <w:b/>
+                <w:bCs/>
+                <w:color w:val="1F4E79"/>
+              </w:rPr>
+            </w:pPr>
+            <w:r>
+              <w:rPr>
+                <w:b/>
+                <w:bCs/>
+                <w:color w:val="1F4E79"/>
+              </w:rPr>
+              <w:t>0–3</w:t>
+            </w:r>
+          </w:p>
+        </w:tc>
+        <w:tc>
+          <w:tcPr>
+            <w:tcW w:w="0" w:type="auto"/>
+            <w:vAlign w:val="center"/>
+            <w:hideMark/>
+          </w:tcPr>
+          <w:p>
+            <w:pPr>
+              <w:spacing w:before="60" w:after="60" w:line="320" w:lineRule="auto"/>
+              <w:rPr>
+                <w:b/>
+                <w:bCs/>
+                <w:color w:val="1F4E79"/>
+              </w:rPr>
+            </w:pPr>
+            <w:r>
+              <w:rPr>
+                <w:b/>
+                <w:bCs/>
+                <w:color w:val="1F4E79"/>
+              </w:rPr>
+              <w:t>認為橡皮筋整段都可套用虎克定律；測</w:t>
+            </w:r>
+            <w:proofErr w:type="gramStart"/>
+            <w:r>
+              <w:rPr>
+                <w:b/>
+                <w:bCs/>
+                <w:color w:val="1F4E79"/>
+              </w:rPr>
+              <w:t>未知物時直接</w:t>
+            </w:r>
+            <w:proofErr w:type="gramEnd"/>
+            <w:r>
+              <w:rPr>
+                <w:b/>
+                <w:bCs/>
+                <w:color w:val="1F4E79"/>
+              </w:rPr>
+              <w:t>套公式</w:t>
+            </w:r>
+            <w:proofErr w:type="gramStart"/>
+            <w:r>
+              <w:rPr>
+                <w:b/>
+                <w:bCs/>
+                <w:color w:val="1F4E79"/>
+              </w:rPr>
+              <w:t>或只測一次</w:t>
+            </w:r>
+            <w:proofErr w:type="gramEnd"/>
+            <w:r>
+              <w:rPr>
+                <w:b/>
+                <w:bCs/>
+                <w:color w:val="1F4E79"/>
+              </w:rPr>
+              <w:t>，缺乏適用範圍概念</w:t>
+            </w:r>
+          </w:p>
+        </w:tc>
+      </w:tr>
+      <w:tr>
+        <w:trPr>
+          <w:tblCellSpacing w:w="15" w:type="dxa"/>
+        </w:trPr>
+        <w:tc>
+          <w:tcPr>
+            <w:tcW w:w="0" w:type="auto"/>
+            <w:vAlign w:val="center"/>
+            <w:hideMark/>
+          </w:tcPr>
+          <w:p>
+            <w:pPr>
+              <w:spacing w:before="60" w:after="60" w:line="320" w:lineRule="auto"/>
+              <w:rPr>
+                <w:b/>
+                <w:bCs/>
+                <w:color w:val="1F4E79"/>
+              </w:rPr>
+            </w:pPr>
+            <w:r>
+              <w:rPr>
+                <w:b/>
+                <w:bCs/>
+                <w:color w:val="1F4E79"/>
+              </w:rPr>
+              <w:t>Level 2：直覺限制層</w:t>
+            </w:r>
+          </w:p>
+        </w:tc>
+        <w:tc>
+          <w:tcPr>
+            <w:tcW w:w="0" w:type="auto"/>
+            <w:vAlign w:val="center"/>
+            <w:hideMark/>
+          </w:tcPr>
+          <w:p>
+            <w:pPr>
+              <w:spacing w:before="60" w:after="60" w:line="320" w:lineRule="auto"/>
+              <w:rPr>
+                <w:b/>
+                <w:bCs/>
+                <w:color w:val="1F4E79"/>
+              </w:rPr>
+            </w:pPr>
+            <w:r>
+              <w:rPr>
+                <w:b/>
+                <w:bCs/>
+                <w:color w:val="1F4E79"/>
+              </w:rPr>
+              <w:t>4–7</w:t>
+            </w:r>
+          </w:p>
+        </w:tc>
+        <w:tc>
+          <w:tcPr>
+            <w:tcW w:w="0" w:type="auto"/>
+            <w:vAlign w:val="center"/>
+            <w:hideMark/>
+          </w:tcPr>
+          <w:p>
+            <w:pPr>
+              <w:spacing w:before="60" w:after="60" w:line="320" w:lineRule="auto"/>
+              <w:rPr>
+                <w:b/>
+                <w:bCs/>
+                <w:color w:val="1F4E79"/>
+              </w:rPr>
+            </w:pPr>
+            <w:r>
+              <w:rPr>
+                <w:b/>
+                <w:bCs/>
+                <w:color w:val="1F4E79"/>
+              </w:rPr>
+              <w:t>知道橡皮筋「有些範圍不能用」或「要小心」，但理由主要是直覺性描述，缺乏明確線性區、上下界或校正策略</w:t>
+            </w:r>
+          </w:p>
+        </w:tc>
+      </w:tr>
+      <w:tr>
+        <w:trPr>
+          <w:tblCellSpacing w:w="15" w:type="dxa"/>
+        </w:trPr>
+        <w:tc>
+          <w:tcPr>
+            <w:tcW w:w="0" w:type="auto"/>
+            <w:vAlign w:val="center"/>
+            <w:hideMark/>
+          </w:tcPr>
+          <w:p>
+            <w:pPr>
+              <w:spacing w:before="60" w:after="60" w:line="320" w:lineRule="auto"/>
+              <w:rPr>
+                <w:b/>
+                <w:bCs/>
+                <w:color w:val="1F4E79"/>
+              </w:rPr>
+            </w:pPr>
+            <w:r>
+              <w:rPr>
+                <w:b/>
+                <w:bCs/>
+                <w:color w:val="1F4E79"/>
+              </w:rPr>
+              <w:t>Level 3：質性模型適用性層</w:t>
+            </w:r>
+          </w:p>
+        </w:tc>
+        <w:tc>
+          <w:tcPr>
+            <w:tcW w:w="0" w:type="auto"/>
+            <w:vAlign w:val="center"/>
+            <w:hideMark/>
+          </w:tcPr>
+          <w:p>
+            <w:pPr>
+              <w:spacing w:before="60" w:after="60" w:line="320" w:lineRule="auto"/>
+              <w:rPr>
+                <w:b/>
+                <w:bCs/>
+                <w:color w:val="1F4E79"/>
+              </w:rPr>
+            </w:pPr>
+            <w:r>
+              <w:rPr>
+                <w:b/>
+                <w:bCs/>
+                <w:color w:val="1F4E79"/>
+              </w:rPr>
+              <w:t>8–11</w:t>
+            </w:r>
+          </w:p>
+        </w:tc>
+        <w:tc>
+          <w:tcPr>
+            <w:tcW w:w="0" w:type="auto"/>
+            <w:vAlign w:val="center"/>
+            <w:hideMark/>
+          </w:tcPr>
+          <w:p>
+            <w:pPr>
+              <w:spacing w:before="60" w:after="60" w:line="320" w:lineRule="auto"/>
+              <w:rPr>
+                <w:b/>
+                <w:bCs/>
+                <w:color w:val="1F4E79"/>
+              </w:rPr>
+            </w:pPr>
+            <w:r>
+              <w:rPr>
+                <w:b/>
+                <w:bCs/>
+                <w:color w:val="1F4E79"/>
+              </w:rPr>
+              <w:t>能指出虎克定律只能在近似線性區使用，能選出適合範圍，並能設計大致合理的測量方式</w:t>
+            </w:r>
+          </w:p>
+        </w:tc>
+      </w:tr>
+      <w:tr>
+        <w:trPr>
+          <w:tblCellSpacing w:w="15" w:type="dxa"/>
+        </w:trPr>
+        <w:tc>
+          <w:tcPr>
+            <w:tcW w:w="0" w:type="auto"/>
+            <w:vAlign w:val="center"/>
+            <w:hideMark/>
+          </w:tcPr>
+          <w:p>
+            <w:pPr>
+              <w:spacing w:before="60" w:after="60" w:line="320" w:lineRule="auto"/>
+              <w:rPr>
+                <w:b/>
+                <w:bCs/>
+                <w:color w:val="1F4E79"/>
+              </w:rPr>
+            </w:pPr>
+            <w:r>
+              <w:rPr>
+                <w:b/>
+                <w:bCs/>
+                <w:color w:val="1F4E79"/>
+              </w:rPr>
+              <w:t>Level 4：定量局部模型層</w:t>
+            </w:r>
+          </w:p>
+        </w:tc>
+        <w:tc>
+          <w:tcPr>
+            <w:tcW w:w="0" w:type="auto"/>
+            <w:vAlign w:val="center"/>
+            <w:hideMark/>
+          </w:tcPr>
+          <w:p>
+            <w:pPr>
+              <w:spacing w:before="60" w:after="60" w:line="320" w:lineRule="auto"/>
+              <w:rPr>
+                <w:b/>
+                <w:bCs/>
+                <w:color w:val="1F4E79"/>
+              </w:rPr>
+            </w:pPr>
+            <w:r>
+              <w:rPr>
+                <w:b/>
+                <w:bCs/>
+                <w:color w:val="1F4E79"/>
+              </w:rPr>
+              <w:t>12–15</w:t>
+            </w:r>
+          </w:p>
+        </w:tc>
+        <w:tc>
+          <w:tcPr>
+            <w:tcW w:w="0" w:type="auto"/>
+            <w:vAlign w:val="center"/>
+            <w:hideMark/>
+          </w:tcPr>
+          <w:p>
+            <w:pPr>
+              <w:spacing w:before="60" w:after="60" w:line="320" w:lineRule="auto"/>
+              <w:rPr>
+                <w:b/>
+                <w:bCs/>
+                <w:color w:val="1F4E79"/>
+              </w:rPr>
+            </w:pPr>
+            <w:r>
+              <w:rPr>
+                <w:b/>
+                <w:bCs/>
+                <w:color w:val="1F4E79"/>
+              </w:rPr>
+              <w:t>能用斜率、線性區、上下界、並聯分攤、兩點校正等方式清楚建立局部測量策略</w:t>
+            </w:r>
+          </w:p>
+        </w:tc>
+      </w:tr>
+    </w:tbl>
+    <w:p>
+      <w:pPr>
+        <w:spacing w:before="60" w:after="60" w:line="320" w:lineRule="auto"/>
+        <w:rPr>
+          <w:rFonts w:hint="eastAsia"/>
+          <w:b/>
+          <w:bCs/>
+          <w:color w:val="1F4E79"/>
+        </w:rPr>
+      </w:pPr>
     </w:p>
     <w:tbl>
       <w:tblPr>
@@ -3501,7 +4262,7 @@
                 <w:sz w:val="18"/>
                 <w:szCs w:val="18"/>
               </w:rPr>
-              <w:t>並聯設計與虎克定律適用範圍</w:t>
+              <w:t>系統調整與模型適用範圍</w:t>
             </w:r>
           </w:p>
         </w:tc>
@@ -3607,9 +4368,27 @@
                 <w:sz w:val="17"/>
                 <w:szCs w:val="17"/>
               </w:rPr>
-              <w:t>正確選擇 4 條並聯</w:t>
-            </w:r>
-          </w:p>
+              <w:t>能正確選擇 4 條並聯，但只說「比較安全」或「比較不會斷」，未連結到線性區</w:t>
+            </w:r>
+          </w:p>
+        </w:tc>
+        <w:tc>
+          <w:tcPr>
+            <w:tcW w:w="1890" w:type="dxa"/>
+            <w:tcBorders>
+              <w:top w:val="single" w:sz="4" w:space="0" w:color="BFBFBF"/>
+              <w:left w:val="single" w:sz="4" w:space="0" w:color="BFBFBF"/>
+              <w:bottom w:val="single" w:sz="4" w:space="0" w:color="BFBFBF"/>
+              <w:right w:val="single" w:sz="4" w:space="0" w:color="BFBFBF"/>
+            </w:tcBorders>
+            <w:tcMar>
+              <w:top w:w="80" w:type="dxa"/>
+              <w:left w:w="120" w:type="dxa"/>
+              <w:bottom w:w="80" w:type="dxa"/>
+              <w:right w:w="120" w:type="dxa"/>
+            </w:tcMar>
+            <w:vAlign w:val="center"/>
+          </w:tcPr>
           <w:p>
             <w:r>
               <w:rPr>
@@ -3617,96 +4396,96 @@
                 <w:sz w:val="17"/>
                 <w:szCs w:val="17"/>
               </w:rPr>
-              <w:t>但理由不完整</w:t>
-            </w:r>
-          </w:p>
-        </w:tc>
-        <w:tc>
-          <w:tcPr>
-            <w:tcW w:w="1890" w:type="dxa"/>
-            <w:tcBorders>
-              <w:top w:val="single" w:sz="4" w:space="0" w:color="BFBFBF"/>
-              <w:left w:val="single" w:sz="4" w:space="0" w:color="BFBFBF"/>
-              <w:bottom w:val="single" w:sz="4" w:space="0" w:color="BFBFBF"/>
-              <w:right w:val="single" w:sz="4" w:space="0" w:color="BFBFBF"/>
-            </w:tcBorders>
-            <w:tcMar>
-              <w:top w:w="80" w:type="dxa"/>
-              <w:left w:w="120" w:type="dxa"/>
-              <w:bottom w:w="80" w:type="dxa"/>
-              <w:right w:w="120" w:type="dxa"/>
-            </w:tcMar>
-            <w:vAlign w:val="center"/>
-          </w:tcPr>
-          <w:p>
+              <w:t>正確選擇 4 條並聯，並能說明 1800 ÷ 4 = 450 g，使每條橡皮筋落在約 200</w:t>
+            </w:r>
+            <w:proofErr w:type="gramStart"/>
             <w:r>
               <w:rPr>
                 <w:color w:val="000000"/>
                 <w:sz w:val="17"/>
                 <w:szCs w:val="17"/>
               </w:rPr>
-              <w:t>正確選擇 4 條並聯，並能說明 1800 ÷ 4 = 450 g，使每條橡皮筋落在約 200</w:t>
-            </w:r>
-            <w:proofErr w:type="gramStart"/>
+              <w:t>–</w:t>
+            </w:r>
+            <w:proofErr w:type="gramEnd"/>
             <w:r>
               <w:rPr>
                 <w:color w:val="000000"/>
                 <w:sz w:val="17"/>
                 <w:szCs w:val="17"/>
               </w:rPr>
-              <w:t>–</w:t>
-            </w:r>
-            <w:proofErr w:type="gramEnd"/>
+              <w:t>500 g 的近似線性區段，因此可避免超出虎克定律近似適用範圍。</w:t>
+            </w:r>
+          </w:p>
+        </w:tc>
+      </w:tr>
+      <w:tr>
+        <w:tc>
+          <w:tcPr>
+            <w:tcW w:w="1800" w:type="dxa"/>
+            <w:tcBorders>
+              <w:top w:val="single" w:sz="4" w:space="0" w:color="BFBFBF"/>
+              <w:left w:val="single" w:sz="4" w:space="0" w:color="BFBFBF"/>
+              <w:bottom w:val="single" w:sz="4" w:space="0" w:color="BFBFBF"/>
+              <w:right w:val="single" w:sz="4" w:space="0" w:color="BFBFBF"/>
+            </w:tcBorders>
+            <w:shd w:val="clear" w:color="auto" w:fill="F2F2F2"/>
+            <w:tcMar>
+              <w:top w:w="80" w:type="dxa"/>
+              <w:left w:w="120" w:type="dxa"/>
+              <w:bottom w:w="80" w:type="dxa"/>
+              <w:right w:w="120" w:type="dxa"/>
+            </w:tcMar>
+            <w:vAlign w:val="center"/>
+          </w:tcPr>
+          <w:p>
+            <w:r>
+              <w:rPr>
+                <w:b/>
+                <w:bCs/>
+                <w:color w:val="000000"/>
+                <w:sz w:val="18"/>
+                <w:szCs w:val="18"/>
+              </w:rPr>
+              <w:t>校正策略與證據化測量</w:t>
+            </w:r>
+          </w:p>
+        </w:tc>
+        <w:tc>
+          <w:tcPr>
+            <w:tcW w:w="1890" w:type="dxa"/>
+            <w:tcBorders>
+              <w:top w:val="single" w:sz="4" w:space="0" w:color="BFBFBF"/>
+              <w:left w:val="single" w:sz="4" w:space="0" w:color="BFBFBF"/>
+              <w:bottom w:val="single" w:sz="4" w:space="0" w:color="BFBFBF"/>
+              <w:right w:val="single" w:sz="4" w:space="0" w:color="BFBFBF"/>
+            </w:tcBorders>
+            <w:tcMar>
+              <w:top w:w="80" w:type="dxa"/>
+              <w:left w:w="120" w:type="dxa"/>
+              <w:bottom w:w="80" w:type="dxa"/>
+              <w:right w:w="120" w:type="dxa"/>
+            </w:tcMar>
+            <w:vAlign w:val="center"/>
+          </w:tcPr>
+          <w:p>
+            <w:proofErr w:type="gramStart"/>
             <w:r>
               <w:rPr>
                 <w:color w:val="000000"/>
                 <w:sz w:val="17"/>
                 <w:szCs w:val="17"/>
               </w:rPr>
-              <w:t>500 g 的近似線性區段，因此可避免超出虎克定律</w:t>
-            </w:r>
+              <w:t>只測</w:t>
+            </w:r>
+            <w:proofErr w:type="gramEnd"/>
             <w:r>
               <w:rPr>
                 <w:color w:val="000000"/>
                 <w:sz w:val="17"/>
                 <w:szCs w:val="17"/>
               </w:rPr>
-              <w:lastRenderedPageBreak/>
-              <w:t>近似適用範圍。</w:t>
-            </w:r>
-          </w:p>
-        </w:tc>
-      </w:tr>
-      <w:tr>
-        <w:tc>
-          <w:tcPr>
-            <w:tcW w:w="1800" w:type="dxa"/>
-            <w:tcBorders>
-              <w:top w:val="single" w:sz="4" w:space="0" w:color="BFBFBF"/>
-              <w:left w:val="single" w:sz="4" w:space="0" w:color="BFBFBF"/>
-              <w:bottom w:val="single" w:sz="4" w:space="0" w:color="BFBFBF"/>
-              <w:right w:val="single" w:sz="4" w:space="0" w:color="BFBFBF"/>
-            </w:tcBorders>
-            <w:shd w:val="clear" w:color="auto" w:fill="F2F2F2"/>
-            <w:tcMar>
-              <w:top w:w="80" w:type="dxa"/>
-              <w:left w:w="120" w:type="dxa"/>
-              <w:bottom w:w="80" w:type="dxa"/>
-              <w:right w:w="120" w:type="dxa"/>
-            </w:tcMar>
-            <w:vAlign w:val="center"/>
-          </w:tcPr>
-          <w:p>
-            <w:r>
-              <w:rPr>
-                <w:b/>
-                <w:bCs/>
-                <w:color w:val="000000"/>
-                <w:sz w:val="18"/>
-                <w:szCs w:val="18"/>
-              </w:rPr>
-              <w:lastRenderedPageBreak/>
-              <w:t>實驗步驟與證據校正</w:t>
+              <w:t xml:space="preserve"> 1 次或步驟錯誤</w:t>
             </w:r>
           </w:p>
         </w:tc>
@@ -3735,7 +4514,7 @@
                 <w:sz w:val="17"/>
                 <w:szCs w:val="17"/>
               </w:rPr>
-              <w:t>只測</w:t>
+              <w:t>知道要測未知</w:t>
             </w:r>
             <w:proofErr w:type="gramEnd"/>
             <w:r>
@@ -3744,139 +4523,119 @@
                 <w:sz w:val="17"/>
                 <w:szCs w:val="17"/>
               </w:rPr>
-              <w:t xml:space="preserve"> 1 次或步驟錯誤</w:t>
-            </w:r>
-          </w:p>
-        </w:tc>
-        <w:tc>
-          <w:tcPr>
-            <w:tcW w:w="1890" w:type="dxa"/>
-            <w:tcBorders>
-              <w:top w:val="single" w:sz="4" w:space="0" w:color="BFBFBF"/>
-              <w:left w:val="single" w:sz="4" w:space="0" w:color="BFBFBF"/>
-              <w:bottom w:val="single" w:sz="4" w:space="0" w:color="BFBFBF"/>
-              <w:right w:val="single" w:sz="4" w:space="0" w:color="BFBFBF"/>
-            </w:tcBorders>
-            <w:tcMar>
-              <w:top w:w="80" w:type="dxa"/>
-              <w:left w:w="120" w:type="dxa"/>
-              <w:bottom w:w="80" w:type="dxa"/>
-              <w:right w:w="120" w:type="dxa"/>
-            </w:tcMar>
-            <w:vAlign w:val="center"/>
-          </w:tcPr>
-          <w:p>
-            <w:proofErr w:type="gramStart"/>
+              <w:t>物的伸長量</w:t>
+            </w:r>
+          </w:p>
+          <w:p>
             <w:r>
               <w:rPr>
                 <w:color w:val="000000"/>
                 <w:sz w:val="17"/>
                 <w:szCs w:val="17"/>
               </w:rPr>
-              <w:t>知道要測未知</w:t>
-            </w:r>
-            <w:proofErr w:type="gramEnd"/>
+              <w:t>但沒設計參考點</w:t>
+            </w:r>
+          </w:p>
+        </w:tc>
+        <w:tc>
+          <w:tcPr>
+            <w:tcW w:w="1890" w:type="dxa"/>
+            <w:tcBorders>
+              <w:top w:val="single" w:sz="4" w:space="0" w:color="BFBFBF"/>
+              <w:left w:val="single" w:sz="4" w:space="0" w:color="BFBFBF"/>
+              <w:bottom w:val="single" w:sz="4" w:space="0" w:color="BFBFBF"/>
+              <w:right w:val="single" w:sz="4" w:space="0" w:color="BFBFBF"/>
+            </w:tcBorders>
+            <w:tcMar>
+              <w:top w:w="80" w:type="dxa"/>
+              <w:left w:w="120" w:type="dxa"/>
+              <w:bottom w:w="80" w:type="dxa"/>
+              <w:right w:w="120" w:type="dxa"/>
+            </w:tcMar>
+            <w:vAlign w:val="center"/>
+          </w:tcPr>
+          <w:p>
             <w:r>
               <w:rPr>
                 <w:color w:val="000000"/>
                 <w:sz w:val="17"/>
                 <w:szCs w:val="17"/>
               </w:rPr>
-              <w:t>物的伸長量</w:t>
-            </w:r>
-          </w:p>
-          <w:p>
+              <w:t xml:space="preserve">有設計 1 </w:t>
+            </w:r>
+            <w:proofErr w:type="gramStart"/>
             <w:r>
               <w:rPr>
                 <w:color w:val="000000"/>
                 <w:sz w:val="17"/>
                 <w:szCs w:val="17"/>
               </w:rPr>
-              <w:t>但沒設計參考點</w:t>
-            </w:r>
-          </w:p>
-        </w:tc>
-        <w:tc>
-          <w:tcPr>
-            <w:tcW w:w="1890" w:type="dxa"/>
-            <w:tcBorders>
-              <w:top w:val="single" w:sz="4" w:space="0" w:color="BFBFBF"/>
-              <w:left w:val="single" w:sz="4" w:space="0" w:color="BFBFBF"/>
-              <w:bottom w:val="single" w:sz="4" w:space="0" w:color="BFBFBF"/>
-              <w:right w:val="single" w:sz="4" w:space="0" w:color="BFBFBF"/>
-            </w:tcBorders>
-            <w:tcMar>
-              <w:top w:w="80" w:type="dxa"/>
-              <w:left w:w="120" w:type="dxa"/>
-              <w:bottom w:w="80" w:type="dxa"/>
-              <w:right w:w="120" w:type="dxa"/>
-            </w:tcMar>
-            <w:vAlign w:val="center"/>
-          </w:tcPr>
-          <w:p>
+              <w:t>個</w:t>
+            </w:r>
+            <w:proofErr w:type="gramEnd"/>
             <w:r>
               <w:rPr>
                 <w:color w:val="000000"/>
                 <w:sz w:val="17"/>
                 <w:szCs w:val="17"/>
               </w:rPr>
-              <w:t xml:space="preserve">有設計 1 </w:t>
-            </w:r>
-            <w:proofErr w:type="gramStart"/>
+              <w:t>已知參考點</w:t>
+            </w:r>
+          </w:p>
+          <w:p>
             <w:r>
               <w:rPr>
                 <w:color w:val="000000"/>
                 <w:sz w:val="17"/>
                 <w:szCs w:val="17"/>
               </w:rPr>
-              <w:t>個</w:t>
-            </w:r>
-            <w:proofErr w:type="gramEnd"/>
+              <w:t>（無法消掉 c）</w:t>
+            </w:r>
+          </w:p>
+        </w:tc>
+        <w:tc>
+          <w:tcPr>
+            <w:tcW w:w="1890" w:type="dxa"/>
+            <w:tcBorders>
+              <w:top w:val="single" w:sz="4" w:space="0" w:color="BFBFBF"/>
+              <w:left w:val="single" w:sz="4" w:space="0" w:color="BFBFBF"/>
+              <w:bottom w:val="single" w:sz="4" w:space="0" w:color="BFBFBF"/>
+              <w:right w:val="single" w:sz="4" w:space="0" w:color="BFBFBF"/>
+            </w:tcBorders>
+            <w:tcMar>
+              <w:top w:w="80" w:type="dxa"/>
+              <w:left w:w="120" w:type="dxa"/>
+              <w:bottom w:w="80" w:type="dxa"/>
+              <w:right w:w="120" w:type="dxa"/>
+            </w:tcMar>
+            <w:vAlign w:val="center"/>
+          </w:tcPr>
+          <w:p>
             <w:r>
               <w:rPr>
                 <w:color w:val="000000"/>
                 <w:sz w:val="17"/>
                 <w:szCs w:val="17"/>
               </w:rPr>
-              <w:t>已知參考點</w:t>
-            </w:r>
-          </w:p>
-          <w:p>
+              <w:t>完整設計</w:t>
+            </w:r>
+            <w:proofErr w:type="gramStart"/>
             <w:r>
               <w:rPr>
                 <w:color w:val="000000"/>
                 <w:sz w:val="17"/>
                 <w:szCs w:val="17"/>
               </w:rPr>
-              <w:t>（無法消掉 c）</w:t>
-            </w:r>
-          </w:p>
-        </w:tc>
-        <w:tc>
-          <w:tcPr>
-            <w:tcW w:w="1890" w:type="dxa"/>
-            <w:tcBorders>
-              <w:top w:val="single" w:sz="4" w:space="0" w:color="BFBFBF"/>
-              <w:left w:val="single" w:sz="4" w:space="0" w:color="BFBFBF"/>
-              <w:bottom w:val="single" w:sz="4" w:space="0" w:color="BFBFBF"/>
-              <w:right w:val="single" w:sz="4" w:space="0" w:color="BFBFBF"/>
-            </w:tcBorders>
-            <w:tcMar>
-              <w:top w:w="80" w:type="dxa"/>
-              <w:left w:w="120" w:type="dxa"/>
-              <w:bottom w:w="80" w:type="dxa"/>
-              <w:right w:w="120" w:type="dxa"/>
-            </w:tcMar>
-            <w:vAlign w:val="center"/>
-          </w:tcPr>
-          <w:p>
+              <w:t>三</w:t>
+            </w:r>
+            <w:proofErr w:type="gramEnd"/>
             <w:r>
               <w:rPr>
                 <w:color w:val="000000"/>
                 <w:sz w:val="17"/>
                 <w:szCs w:val="17"/>
               </w:rPr>
-              <w:t>完整設計</w:t>
+              <w:t>步驟：先測兩個已知參考重量 m1、m2 並記錄伸長量 x1、x2，</w:t>
             </w:r>
             <w:proofErr w:type="gramStart"/>
             <w:r>
@@ -3885,7 +4644,7 @@
                 <w:sz w:val="17"/>
                 <w:szCs w:val="17"/>
               </w:rPr>
-              <w:t>三</w:t>
+              <w:t>再測未知</w:t>
             </w:r>
             <w:proofErr w:type="gramEnd"/>
             <w:r>
@@ -3894,7 +4653,7 @@
                 <w:sz w:val="17"/>
                 <w:szCs w:val="17"/>
               </w:rPr>
-              <w:t>步驟：先測兩個已知參考重量 m1、m2 並記錄伸長量 x1、x2，</w:t>
+              <w:t>鐵塊的伸長量 xx；能說明用兩個</w:t>
             </w:r>
             <w:proofErr w:type="gramStart"/>
             <w:r>
@@ -3903,7 +4662,7 @@
                 <w:sz w:val="17"/>
                 <w:szCs w:val="17"/>
               </w:rPr>
-              <w:t>再測未知</w:t>
+              <w:t>已知點校正</w:t>
             </w:r>
             <w:proofErr w:type="gramEnd"/>
             <w:r>
@@ -3912,7 +4671,7 @@
                 <w:sz w:val="17"/>
                 <w:szCs w:val="17"/>
               </w:rPr>
-              <w:t>鐵塊的伸長量 xx；能說明用兩個</w:t>
+              <w:t>線性關係，</w:t>
             </w:r>
             <w:proofErr w:type="gramStart"/>
             <w:r>
@@ -3921,7 +4680,7 @@
                 <w:sz w:val="17"/>
                 <w:szCs w:val="17"/>
               </w:rPr>
-              <w:t>已知點校正</w:t>
+              <w:t>比只測一次未知物更能</w:t>
             </w:r>
             <w:proofErr w:type="gramEnd"/>
             <w:r>
@@ -3930,25 +4689,16 @@
                 <w:sz w:val="17"/>
                 <w:szCs w:val="17"/>
               </w:rPr>
-              <w:t>線性關係，</w:t>
-            </w:r>
-            <w:proofErr w:type="gramStart"/>
+              <w:t>作為判斷質量的實驗證</w:t>
+            </w:r>
             <w:r>
               <w:rPr>
                 <w:color w:val="000000"/>
                 <w:sz w:val="17"/>
                 <w:szCs w:val="17"/>
               </w:rPr>
-              <w:t>比只測一次未知物更能</w:t>
-            </w:r>
-            <w:proofErr w:type="gramEnd"/>
-            <w:r>
-              <w:rPr>
-                <w:color w:val="000000"/>
-                <w:sz w:val="17"/>
-                <w:szCs w:val="17"/>
-              </w:rPr>
-              <w:t>作為判斷質量的實驗證據。</w:t>
+              <w:lastRenderedPageBreak/>
+              <w:t>據。</w:t>
             </w:r>
           </w:p>
         </w:tc>
@@ -5088,7 +5838,7 @@
                 <w:sz w:val="18"/>
                 <w:szCs w:val="18"/>
               </w:rPr>
-              <w:t>物理推理</w:t>
+              <w:t>並聯受力機制解釋</w:t>
             </w:r>
           </w:p>
         </w:tc>
@@ -5116,7 +5866,7 @@
                 <w:sz w:val="17"/>
                 <w:szCs w:val="17"/>
               </w:rPr>
-              <w:t>缺乏推理或推理錯誤</w:t>
+              <w:t>沒有解釋或解釋錯誤</w:t>
             </w:r>
           </w:p>
         </w:tc>
@@ -5144,17 +5894,7 @@
                 <w:sz w:val="17"/>
                 <w:szCs w:val="17"/>
               </w:rPr>
-              <w:t>只描述現象</w:t>
-            </w:r>
-          </w:p>
-          <w:p>
-            <w:r>
-              <w:rPr>
-                <w:color w:val="000000"/>
-                <w:sz w:val="17"/>
-                <w:szCs w:val="17"/>
-              </w:rPr>
-              <w:t>沒連結到力的分擔</w:t>
+              <w:t>只說「兩條比較硬」或「伸長比較少」</w:t>
             </w:r>
           </w:p>
         </w:tc>
@@ -6065,7 +6805,7 @@
                 <w:sz w:val="18"/>
                 <w:szCs w:val="18"/>
               </w:rPr>
-              <w:t>數據觀察與固定斜率判斷</w:t>
+              <w:t>表徵與斜率證據</w:t>
             </w:r>
           </w:p>
         </w:tc>
@@ -7322,7 +8062,6 @@
             <w:vAlign w:val="center"/>
           </w:tcPr>
           <w:p>
-            <w:proofErr w:type="gramStart"/>
             <w:r>
               <w:rPr>
                 <w:b/>
@@ -7331,9 +8070,9 @@
                 <w:sz w:val="18"/>
                 <w:szCs w:val="18"/>
               </w:rPr>
-              <w:t>公式非萬用</w:t>
-            </w:r>
-            <w:proofErr w:type="gramEnd"/>
+              <w:t>情境概念化：</w:t>
+            </w:r>
+            <w:proofErr w:type="gramStart"/>
             <w:r>
               <w:rPr>
                 <w:b/>
@@ -7342,6 +8081,17 @@
                 <w:sz w:val="18"/>
                 <w:szCs w:val="18"/>
               </w:rPr>
+              <w:t>公式非萬用</w:t>
+            </w:r>
+            <w:proofErr w:type="gramEnd"/>
+            <w:r>
+              <w:rPr>
+                <w:b/>
+                <w:bCs/>
+                <w:color w:val="000000"/>
+                <w:sz w:val="18"/>
+                <w:szCs w:val="18"/>
+              </w:rPr>
               <w:t>判斷</w:t>
             </w:r>
           </w:p>
@@ -7496,6 +8246,16 @@
                 <w:sz w:val="18"/>
                 <w:szCs w:val="18"/>
               </w:rPr>
+              <w:t>物理知識部署：</w:t>
+            </w:r>
+            <w:r>
+              <w:rPr>
+                <w:b/>
+                <w:bCs/>
+                <w:color w:val="000000"/>
+                <w:sz w:val="18"/>
+                <w:szCs w:val="18"/>
+              </w:rPr>
               <w:t>適用範圍與邊界說明</w:t>
             </w:r>
           </w:p>
@@ -7673,6 +8433,167 @@
                 <w:szCs w:val="17"/>
               </w:rPr>
               <w:t>／初始僵硬區，上界需避開材料接近極限或再次非線性的區域。</w:t>
+            </w:r>
+          </w:p>
+        </w:tc>
+      </w:tr>
+      <w:tr>
+        <w:tc>
+          <w:tcPr>
+            <w:tcW w:w="1800" w:type="dxa"/>
+            <w:tcBorders>
+              <w:top w:val="single" w:sz="4" w:space="0" w:color="BFBFBF"/>
+              <w:left w:val="single" w:sz="4" w:space="0" w:color="BFBFBF"/>
+              <w:bottom w:val="single" w:sz="4" w:space="0" w:color="BFBFBF"/>
+              <w:right w:val="single" w:sz="4" w:space="0" w:color="BFBFBF"/>
+            </w:tcBorders>
+            <w:shd w:val="clear" w:color="auto" w:fill="F2F2F2"/>
+            <w:tcMar>
+              <w:top w:w="80" w:type="dxa"/>
+              <w:left w:w="120" w:type="dxa"/>
+              <w:bottom w:w="80" w:type="dxa"/>
+              <w:right w:w="120" w:type="dxa"/>
+            </w:tcMar>
+          </w:tcPr>
+          <w:p>
+            <w:pPr>
+              <w:rPr>
+                <w:b/>
+                <w:bCs/>
+                <w:color w:val="000000"/>
+                <w:sz w:val="18"/>
+                <w:szCs w:val="18"/>
+              </w:rPr>
+            </w:pPr>
+            <w:r>
+              <w:rPr>
+                <w:rFonts w:hint="eastAsia"/>
+                <w:b/>
+                <w:bCs/>
+              </w:rPr>
+              <w:t>徵與證據化表達：圖形或模擬證據</w:t>
+            </w:r>
+          </w:p>
+        </w:tc>
+        <w:tc>
+          <w:tcPr>
+            <w:tcW w:w="1890" w:type="dxa"/>
+            <w:tcBorders>
+              <w:top w:val="single" w:sz="4" w:space="0" w:color="BFBFBF"/>
+              <w:left w:val="single" w:sz="4" w:space="0" w:color="BFBFBF"/>
+              <w:bottom w:val="single" w:sz="4" w:space="0" w:color="BFBFBF"/>
+              <w:right w:val="single" w:sz="4" w:space="0" w:color="BFBFBF"/>
+            </w:tcBorders>
+            <w:tcMar>
+              <w:top w:w="80" w:type="dxa"/>
+              <w:left w:w="120" w:type="dxa"/>
+              <w:bottom w:w="80" w:type="dxa"/>
+              <w:right w:w="120" w:type="dxa"/>
+            </w:tcMar>
+          </w:tcPr>
+          <w:p>
+            <w:pPr>
+              <w:rPr>
+                <w:color w:val="000000"/>
+                <w:sz w:val="17"/>
+                <w:szCs w:val="17"/>
+              </w:rPr>
+            </w:pPr>
+            <w:r>
+              <w:t>沒有使用圖形、數據或模擬經驗</w:t>
+            </w:r>
+          </w:p>
+        </w:tc>
+        <w:tc>
+          <w:tcPr>
+            <w:tcW w:w="1890" w:type="dxa"/>
+            <w:tcBorders>
+              <w:top w:val="single" w:sz="4" w:space="0" w:color="BFBFBF"/>
+              <w:left w:val="single" w:sz="4" w:space="0" w:color="BFBFBF"/>
+              <w:bottom w:val="single" w:sz="4" w:space="0" w:color="BFBFBF"/>
+              <w:right w:val="single" w:sz="4" w:space="0" w:color="BFBFBF"/>
+            </w:tcBorders>
+            <w:tcMar>
+              <w:top w:w="80" w:type="dxa"/>
+              <w:left w:w="120" w:type="dxa"/>
+              <w:bottom w:w="80" w:type="dxa"/>
+              <w:right w:w="120" w:type="dxa"/>
+            </w:tcMar>
+          </w:tcPr>
+          <w:p>
+            <w:pPr>
+              <w:rPr>
+                <w:color w:val="000000"/>
+                <w:sz w:val="17"/>
+                <w:szCs w:val="17"/>
+              </w:rPr>
+            </w:pPr>
+            <w:r>
+              <w:t>有提到圖形或模擬，但證據模糊</w:t>
+            </w:r>
+          </w:p>
+        </w:tc>
+        <w:tc>
+          <w:tcPr>
+            <w:tcW w:w="1890" w:type="dxa"/>
+            <w:tcBorders>
+              <w:top w:val="single" w:sz="4" w:space="0" w:color="BFBFBF"/>
+              <w:left w:val="single" w:sz="4" w:space="0" w:color="BFBFBF"/>
+              <w:bottom w:val="single" w:sz="4" w:space="0" w:color="BFBFBF"/>
+              <w:right w:val="single" w:sz="4" w:space="0" w:color="BFBFBF"/>
+            </w:tcBorders>
+            <w:tcMar>
+              <w:top w:w="80" w:type="dxa"/>
+              <w:left w:w="120" w:type="dxa"/>
+              <w:bottom w:w="80" w:type="dxa"/>
+              <w:right w:w="120" w:type="dxa"/>
+            </w:tcMar>
+          </w:tcPr>
+          <w:p>
+            <w:pPr>
+              <w:rPr>
+                <w:color w:val="000000"/>
+                <w:sz w:val="17"/>
+                <w:szCs w:val="17"/>
+              </w:rPr>
+            </w:pPr>
+            <w:r>
+              <w:t>能使用直線、斜率穩定、斜率改變其中一種圖形特徵支持判斷</w:t>
+            </w:r>
+            <w:r>
+              <w:rPr>
+                <w:rFonts w:hint="eastAsia"/>
+              </w:rPr>
+              <w:t>證據</w:t>
+            </w:r>
+          </w:p>
+        </w:tc>
+        <w:tc>
+          <w:tcPr>
+            <w:tcW w:w="1890" w:type="dxa"/>
+            <w:tcBorders>
+              <w:top w:val="single" w:sz="4" w:space="0" w:color="BFBFBF"/>
+              <w:left w:val="single" w:sz="4" w:space="0" w:color="BFBFBF"/>
+              <w:bottom w:val="single" w:sz="4" w:space="0" w:color="BFBFBF"/>
+              <w:right w:val="single" w:sz="4" w:space="0" w:color="BFBFBF"/>
+            </w:tcBorders>
+            <w:tcMar>
+              <w:top w:w="80" w:type="dxa"/>
+              <w:left w:w="120" w:type="dxa"/>
+              <w:bottom w:w="80" w:type="dxa"/>
+              <w:right w:w="120" w:type="dxa"/>
+            </w:tcMar>
+          </w:tcPr>
+          <w:p>
+            <w:pPr>
+              <w:rPr>
+                <w:color w:val="000000"/>
+                <w:sz w:val="17"/>
+                <w:szCs w:val="17"/>
+              </w:rPr>
+            </w:pPr>
+            <w:r>
+              <w:t>能同時使用直線、斜率穩定、非線性區段或斜率改變等證據完整支持判斷</w:t>
             </w:r>
           </w:p>
         </w:tc>
@@ -8390,9 +9311,8 @@
           <w:sz w:val="18"/>
           <w:szCs w:val="18"/>
         </w:rPr>
-        <w:t>鐵塊、同樣的標準砝碼），目的是觀察你經過模擬操作後，對於「實驗設計」與「物理推理」的回答是否更完整、更精</w:t>
-      </w:r>
-      <w:proofErr w:type="gramStart"/>
+        <w:t>鐵塊、同樣的標準砝碼），目的是觀察你經過模擬操作後，對於「實</w:t>
+      </w:r>
       <w:r>
         <w:rPr>
           <w:i/>
@@ -8401,9 +9321,10 @@
           <w:sz w:val="18"/>
           <w:szCs w:val="18"/>
         </w:rPr>
-        <w:t>準</w:t>
-      </w:r>
-      <w:proofErr w:type="gramEnd"/>
+        <w:lastRenderedPageBreak/>
+        <w:t>驗設計」與「物理推理」的回答是否更完整、更精</w:t>
+      </w:r>
+      <w:proofErr w:type="gramStart"/>
       <w:r>
         <w:rPr>
           <w:i/>
@@ -8412,6 +9333,17 @@
           <w:sz w:val="18"/>
           <w:szCs w:val="18"/>
         </w:rPr>
+        <w:t>準</w:t>
+      </w:r>
+      <w:proofErr w:type="gramEnd"/>
+      <w:r>
+        <w:rPr>
+          <w:i/>
+          <w:iCs/>
+          <w:color w:val="595959"/>
+          <w:sz w:val="18"/>
+          <w:szCs w:val="18"/>
+        </w:rPr>
         <w:t>。</w:t>
       </w:r>
     </w:p>
@@ -8488,15 +9420,7 @@
           <w:b/>
           <w:bCs/>
         </w:rPr>
-        <w:t>手邊還有多個「 100 g 標準砝碼」。請你規劃一份「測量實驗計</w:t>
-      </w:r>
-      <w:r>
-        <w:rPr>
-          <w:b/>
-          <w:bCs/>
-        </w:rPr>
-        <w:lastRenderedPageBreak/>
-        <w:t>畫」來測出鐵塊的質量。</w:t>
+        <w:t>手邊還有多個「 100 g 標準砝碼」。請你規劃一份「測量實驗計畫」來測出鐵塊的質量。</w:t>
       </w:r>
     </w:p>
     <w:p>
@@ -8617,6 +9541,454 @@
         </w:rPr>
         <w:t>【評分標準】</w:t>
       </w:r>
+    </w:p>
+    <w:tbl>
+      <w:tblPr>
+        <w:tblW w:w="0" w:type="auto"/>
+        <w:tblCellSpacing w:w="15" w:type="dxa"/>
+        <w:tblCellMar>
+          <w:top w:w="15" w:type="dxa"/>
+          <w:left w:w="15" w:type="dxa"/>
+          <w:bottom w:w="15" w:type="dxa"/>
+          <w:right w:w="15" w:type="dxa"/>
+        </w:tblCellMar>
+        <w:tblLook w:val="04A0" w:firstRow="1" w:lastRow="0" w:firstColumn="1" w:lastColumn="0" w:noHBand="0" w:noVBand="1"/>
+      </w:tblPr>
+      <w:tblGrid>
+        <w:gridCol w:w="2198"/>
+        <w:gridCol w:w="804"/>
+        <w:gridCol w:w="7078"/>
+      </w:tblGrid>
+      <w:tr>
+        <w:trPr>
+          <w:tblHeader/>
+          <w:tblCellSpacing w:w="15" w:type="dxa"/>
+        </w:trPr>
+        <w:tc>
+          <w:tcPr>
+            <w:tcW w:w="0" w:type="auto"/>
+            <w:vAlign w:val="center"/>
+            <w:hideMark/>
+          </w:tcPr>
+          <w:p>
+            <w:pPr>
+              <w:spacing w:before="60" w:after="60" w:line="320" w:lineRule="auto"/>
+              <w:rPr>
+                <w:b/>
+                <w:bCs/>
+                <w:color w:val="1F4E79"/>
+              </w:rPr>
+            </w:pPr>
+            <w:r>
+              <w:rPr>
+                <w:b/>
+                <w:bCs/>
+                <w:color w:val="1F4E79"/>
+              </w:rPr>
+              <w:t>層級</w:t>
+            </w:r>
+          </w:p>
+        </w:tc>
+        <w:tc>
+          <w:tcPr>
+            <w:tcW w:w="0" w:type="auto"/>
+            <w:vAlign w:val="center"/>
+            <w:hideMark/>
+          </w:tcPr>
+          <w:p>
+            <w:pPr>
+              <w:spacing w:before="60" w:after="60" w:line="320" w:lineRule="auto"/>
+              <w:rPr>
+                <w:b/>
+                <w:bCs/>
+                <w:color w:val="1F4E79"/>
+              </w:rPr>
+            </w:pPr>
+            <w:r>
+              <w:rPr>
+                <w:b/>
+                <w:bCs/>
+                <w:color w:val="1F4E79"/>
+              </w:rPr>
+              <w:t>分數範圍</w:t>
+            </w:r>
+          </w:p>
+        </w:tc>
+        <w:tc>
+          <w:tcPr>
+            <w:tcW w:w="0" w:type="auto"/>
+            <w:vAlign w:val="center"/>
+            <w:hideMark/>
+          </w:tcPr>
+          <w:p>
+            <w:pPr>
+              <w:spacing w:before="60" w:after="60" w:line="320" w:lineRule="auto"/>
+              <w:rPr>
+                <w:b/>
+                <w:bCs/>
+                <w:color w:val="1F4E79"/>
+              </w:rPr>
+            </w:pPr>
+            <w:r>
+              <w:rPr>
+                <w:b/>
+                <w:bCs/>
+                <w:color w:val="1F4E79"/>
+              </w:rPr>
+              <w:t>表現描述</w:t>
+            </w:r>
+          </w:p>
+        </w:tc>
+      </w:tr>
+      <w:tr>
+        <w:trPr>
+          <w:tblCellSpacing w:w="15" w:type="dxa"/>
+        </w:trPr>
+        <w:tc>
+          <w:tcPr>
+            <w:tcW w:w="0" w:type="auto"/>
+            <w:vAlign w:val="center"/>
+            <w:hideMark/>
+          </w:tcPr>
+          <w:p>
+            <w:pPr>
+              <w:spacing w:before="60" w:after="60" w:line="320" w:lineRule="auto"/>
+              <w:rPr>
+                <w:b/>
+                <w:bCs/>
+                <w:color w:val="1F4E79"/>
+              </w:rPr>
+            </w:pPr>
+            <w:r>
+              <w:rPr>
+                <w:b/>
+                <w:bCs/>
+                <w:color w:val="1F4E79"/>
+              </w:rPr>
+              <w:t>Level 1：公式套用層</w:t>
+            </w:r>
+          </w:p>
+        </w:tc>
+        <w:tc>
+          <w:tcPr>
+            <w:tcW w:w="0" w:type="auto"/>
+            <w:vAlign w:val="center"/>
+            <w:hideMark/>
+          </w:tcPr>
+          <w:p>
+            <w:pPr>
+              <w:spacing w:before="60" w:after="60" w:line="320" w:lineRule="auto"/>
+              <w:rPr>
+                <w:b/>
+                <w:bCs/>
+                <w:color w:val="1F4E79"/>
+              </w:rPr>
+            </w:pPr>
+            <w:r>
+              <w:rPr>
+                <w:b/>
+                <w:bCs/>
+                <w:color w:val="1F4E79"/>
+              </w:rPr>
+              <w:t>0–3</w:t>
+            </w:r>
+          </w:p>
+        </w:tc>
+        <w:tc>
+          <w:tcPr>
+            <w:tcW w:w="0" w:type="auto"/>
+            <w:vAlign w:val="center"/>
+            <w:hideMark/>
+          </w:tcPr>
+          <w:p>
+            <w:pPr>
+              <w:spacing w:before="60" w:after="60" w:line="320" w:lineRule="auto"/>
+              <w:rPr>
+                <w:b/>
+                <w:bCs/>
+                <w:color w:val="1F4E79"/>
+              </w:rPr>
+            </w:pPr>
+            <w:r>
+              <w:rPr>
+                <w:b/>
+                <w:bCs/>
+                <w:color w:val="1F4E79"/>
+              </w:rPr>
+              <w:t>仍同意或接近同意公式萬用；無法提出合理測量策略</w:t>
+            </w:r>
+          </w:p>
+        </w:tc>
+      </w:tr>
+      <w:tr>
+        <w:trPr>
+          <w:tblCellSpacing w:w="15" w:type="dxa"/>
+        </w:trPr>
+        <w:tc>
+          <w:tcPr>
+            <w:tcW w:w="0" w:type="auto"/>
+            <w:vAlign w:val="center"/>
+            <w:hideMark/>
+          </w:tcPr>
+          <w:p>
+            <w:pPr>
+              <w:spacing w:before="60" w:after="60" w:line="320" w:lineRule="auto"/>
+              <w:rPr>
+                <w:b/>
+                <w:bCs/>
+                <w:color w:val="1F4E79"/>
+              </w:rPr>
+            </w:pPr>
+            <w:r>
+              <w:rPr>
+                <w:b/>
+                <w:bCs/>
+                <w:color w:val="1F4E79"/>
+              </w:rPr>
+              <w:t>Level 2：直覺限制層</w:t>
+            </w:r>
+          </w:p>
+        </w:tc>
+        <w:tc>
+          <w:tcPr>
+            <w:tcW w:w="0" w:type="auto"/>
+            <w:vAlign w:val="center"/>
+            <w:hideMark/>
+          </w:tcPr>
+          <w:p>
+            <w:pPr>
+              <w:spacing w:before="60" w:after="60" w:line="320" w:lineRule="auto"/>
+              <w:rPr>
+                <w:b/>
+                <w:bCs/>
+                <w:color w:val="1F4E79"/>
+              </w:rPr>
+            </w:pPr>
+            <w:r>
+              <w:rPr>
+                <w:b/>
+                <w:bCs/>
+                <w:color w:val="1F4E79"/>
+              </w:rPr>
+              <w:t>4–7</w:t>
+            </w:r>
+          </w:p>
+        </w:tc>
+        <w:tc>
+          <w:tcPr>
+            <w:tcW w:w="0" w:type="auto"/>
+            <w:vAlign w:val="center"/>
+            <w:hideMark/>
+          </w:tcPr>
+          <w:p>
+            <w:pPr>
+              <w:spacing w:before="60" w:after="60" w:line="320" w:lineRule="auto"/>
+              <w:rPr>
+                <w:b/>
+                <w:bCs/>
+                <w:color w:val="1F4E79"/>
+              </w:rPr>
+            </w:pPr>
+            <w:r>
+              <w:rPr>
+                <w:b/>
+                <w:bCs/>
+                <w:color w:val="1F4E79"/>
+              </w:rPr>
+              <w:t>能反對公式萬用，但理由停留在直覺，例如橡皮筋會變形、快斷、不太</w:t>
+            </w:r>
+            <w:proofErr w:type="gramStart"/>
+            <w:r>
+              <w:rPr>
+                <w:b/>
+                <w:bCs/>
+                <w:color w:val="1F4E79"/>
+              </w:rPr>
+              <w:t>準</w:t>
+            </w:r>
+            <w:proofErr w:type="gramEnd"/>
+            <w:r>
+              <w:rPr>
+                <w:b/>
+                <w:bCs/>
+                <w:color w:val="1F4E79"/>
+              </w:rPr>
+              <w:t>；測量設計仍不完整</w:t>
+            </w:r>
+          </w:p>
+        </w:tc>
+      </w:tr>
+      <w:tr>
+        <w:trPr>
+          <w:tblCellSpacing w:w="15" w:type="dxa"/>
+        </w:trPr>
+        <w:tc>
+          <w:tcPr>
+            <w:tcW w:w="0" w:type="auto"/>
+            <w:vAlign w:val="center"/>
+            <w:hideMark/>
+          </w:tcPr>
+          <w:p>
+            <w:pPr>
+              <w:spacing w:before="60" w:after="60" w:line="320" w:lineRule="auto"/>
+              <w:rPr>
+                <w:b/>
+                <w:bCs/>
+                <w:color w:val="1F4E79"/>
+              </w:rPr>
+            </w:pPr>
+            <w:r>
+              <w:rPr>
+                <w:b/>
+                <w:bCs/>
+                <w:color w:val="1F4E79"/>
+              </w:rPr>
+              <w:t>Level 3：質性模型適用性層</w:t>
+            </w:r>
+          </w:p>
+        </w:tc>
+        <w:tc>
+          <w:tcPr>
+            <w:tcW w:w="0" w:type="auto"/>
+            <w:vAlign w:val="center"/>
+            <w:hideMark/>
+          </w:tcPr>
+          <w:p>
+            <w:pPr>
+              <w:spacing w:before="60" w:after="60" w:line="320" w:lineRule="auto"/>
+              <w:rPr>
+                <w:b/>
+                <w:bCs/>
+                <w:color w:val="1F4E79"/>
+              </w:rPr>
+            </w:pPr>
+            <w:r>
+              <w:rPr>
+                <w:b/>
+                <w:bCs/>
+                <w:color w:val="1F4E79"/>
+              </w:rPr>
+              <w:t>8–11</w:t>
+            </w:r>
+          </w:p>
+        </w:tc>
+        <w:tc>
+          <w:tcPr>
+            <w:tcW w:w="0" w:type="auto"/>
+            <w:vAlign w:val="center"/>
+            <w:hideMark/>
+          </w:tcPr>
+          <w:p>
+            <w:pPr>
+              <w:spacing w:before="60" w:after="60" w:line="320" w:lineRule="auto"/>
+              <w:rPr>
+                <w:b/>
+                <w:bCs/>
+                <w:color w:val="1F4E79"/>
+              </w:rPr>
+            </w:pPr>
+            <w:r>
+              <w:rPr>
+                <w:b/>
+                <w:bCs/>
+                <w:color w:val="1F4E79"/>
+              </w:rPr>
+              <w:t>能反駁公式萬用，指出近似線性範圍或上下界，並能設計基本合理的測量方法</w:t>
+            </w:r>
+          </w:p>
+        </w:tc>
+      </w:tr>
+      <w:tr>
+        <w:trPr>
+          <w:tblCellSpacing w:w="15" w:type="dxa"/>
+        </w:trPr>
+        <w:tc>
+          <w:tcPr>
+            <w:tcW w:w="0" w:type="auto"/>
+            <w:vAlign w:val="center"/>
+            <w:hideMark/>
+          </w:tcPr>
+          <w:p>
+            <w:pPr>
+              <w:spacing w:before="60" w:after="60" w:line="320" w:lineRule="auto"/>
+              <w:rPr>
+                <w:b/>
+                <w:bCs/>
+                <w:color w:val="1F4E79"/>
+              </w:rPr>
+            </w:pPr>
+            <w:r>
+              <w:rPr>
+                <w:b/>
+                <w:bCs/>
+                <w:color w:val="1F4E79"/>
+              </w:rPr>
+              <w:t>Level 4：定量局部模型層</w:t>
+            </w:r>
+          </w:p>
+        </w:tc>
+        <w:tc>
+          <w:tcPr>
+            <w:tcW w:w="0" w:type="auto"/>
+            <w:vAlign w:val="center"/>
+            <w:hideMark/>
+          </w:tcPr>
+          <w:p>
+            <w:pPr>
+              <w:spacing w:before="60" w:after="60" w:line="320" w:lineRule="auto"/>
+              <w:rPr>
+                <w:b/>
+                <w:bCs/>
+                <w:color w:val="1F4E79"/>
+              </w:rPr>
+            </w:pPr>
+            <w:r>
+              <w:rPr>
+                <w:b/>
+                <w:bCs/>
+                <w:color w:val="1F4E79"/>
+              </w:rPr>
+              <w:t>12–15</w:t>
+            </w:r>
+          </w:p>
+        </w:tc>
+        <w:tc>
+          <w:tcPr>
+            <w:tcW w:w="0" w:type="auto"/>
+            <w:vAlign w:val="center"/>
+            <w:hideMark/>
+          </w:tcPr>
+          <w:p>
+            <w:pPr>
+              <w:spacing w:before="60" w:after="60" w:line="320" w:lineRule="auto"/>
+              <w:rPr>
+                <w:b/>
+                <w:bCs/>
+                <w:color w:val="1F4E79"/>
+              </w:rPr>
+            </w:pPr>
+            <w:r>
+              <w:rPr>
+                <w:b/>
+                <w:bCs/>
+                <w:color w:val="1F4E79"/>
+              </w:rPr>
+              <w:t>能用模擬證據、斜率、區段、上下界、並聯分攤與兩點校正完整說明如何限制並使用虎克定律模型</w:t>
+            </w:r>
+          </w:p>
+        </w:tc>
+      </w:tr>
+    </w:tbl>
+    <w:p>
+      <w:pPr>
+        <w:spacing w:before="60" w:after="60" w:line="320" w:lineRule="auto"/>
+        <w:rPr>
+          <w:rFonts w:hint="eastAsia"/>
+          <w:b/>
+          <w:bCs/>
+          <w:color w:val="1F4E79"/>
+        </w:rPr>
+      </w:pPr>
     </w:p>
     <w:tbl>
       <w:tblPr>
@@ -8676,6 +10048,7 @@
                 <w:sz w:val="18"/>
                 <w:szCs w:val="18"/>
               </w:rPr>
+              <w:lastRenderedPageBreak/>
               <w:t>評量項目</w:t>
             </w:r>
           </w:p>
@@ -9535,785 +10908,2564 @@
           <w:bCs/>
           <w:color w:val="1F4E79"/>
         </w:rPr>
-        <w:lastRenderedPageBreak/>
         <w:t>【評分標準】</w:t>
       </w:r>
     </w:p>
     <w:tbl>
       <w:tblPr>
-        <w:tblW w:w="9360" w:type="dxa"/>
-        <w:tblBorders>
-          <w:top w:val="single" w:sz="4" w:space="0" w:color="auto"/>
-          <w:left w:val="single" w:sz="4" w:space="0" w:color="auto"/>
-          <w:bottom w:val="single" w:sz="4" w:space="0" w:color="auto"/>
-          <w:right w:val="single" w:sz="4" w:space="0" w:color="auto"/>
-          <w:insideH w:val="single" w:sz="4" w:space="0" w:color="auto"/>
-          <w:insideV w:val="single" w:sz="4" w:space="0" w:color="auto"/>
-        </w:tblBorders>
+        <w:tblW w:w="0" w:type="auto"/>
+        <w:tblCellSpacing w:w="15" w:type="dxa"/>
         <w:tblCellMar>
-          <w:left w:w="10" w:type="dxa"/>
-          <w:right w:w="10" w:type="dxa"/>
+          <w:top w:w="15" w:type="dxa"/>
+          <w:left w:w="15" w:type="dxa"/>
+          <w:bottom w:w="15" w:type="dxa"/>
+          <w:right w:w="15" w:type="dxa"/>
         </w:tblCellMar>
-        <w:tblLook w:val="0000" w:firstRow="0" w:lastRow="0" w:firstColumn="0" w:lastColumn="0" w:noHBand="0" w:noVBand="0"/>
+        <w:tblLook w:val="04A0" w:firstRow="1" w:lastRow="0" w:firstColumn="1" w:lastColumn="0" w:noHBand="0" w:noVBand="1"/>
       </w:tblPr>
       <w:tblGrid>
-        <w:gridCol w:w="1800"/>
-        <w:gridCol w:w="1890"/>
-        <w:gridCol w:w="1890"/>
-        <w:gridCol w:w="1890"/>
-        <w:gridCol w:w="1890"/>
+        <w:gridCol w:w="1824"/>
+        <w:gridCol w:w="461"/>
+        <w:gridCol w:w="7795"/>
       </w:tblGrid>
       <w:tr>
         <w:trPr>
           <w:tblHeader/>
+          <w:tblCellSpacing w:w="15" w:type="dxa"/>
         </w:trPr>
         <w:tc>
           <w:tcPr>
-            <w:tcW w:w="1800" w:type="dxa"/>
-            <w:tcBorders>
-              <w:top w:val="single" w:sz="4" w:space="0" w:color="BFBFBF"/>
-              <w:left w:val="single" w:sz="4" w:space="0" w:color="BFBFBF"/>
-              <w:bottom w:val="single" w:sz="4" w:space="0" w:color="BFBFBF"/>
-              <w:right w:val="single" w:sz="4" w:space="0" w:color="BFBFBF"/>
-            </w:tcBorders>
-            <w:shd w:val="clear" w:color="auto" w:fill="1F4E79"/>
-            <w:tcMar>
-              <w:top w:w="80" w:type="dxa"/>
-              <w:left w:w="120" w:type="dxa"/>
-              <w:bottom w:w="80" w:type="dxa"/>
-              <w:right w:w="120" w:type="dxa"/>
-            </w:tcMar>
-            <w:vAlign w:val="center"/>
-          </w:tcPr>
-          <w:p>
-            <w:pPr>
-              <w:jc w:val="center"/>
-            </w:pPr>
-            <w:r>
-              <w:rPr>
-                <w:b/>
-                <w:bCs/>
-                <w:color w:val="FFFFFF"/>
-                <w:sz w:val="18"/>
-                <w:szCs w:val="18"/>
-              </w:rPr>
-              <w:t>評量項目</w:t>
-            </w:r>
-          </w:p>
-        </w:tc>
-        <w:tc>
-          <w:tcPr>
-            <w:tcW w:w="1890" w:type="dxa"/>
-            <w:tcBorders>
-              <w:top w:val="single" w:sz="4" w:space="0" w:color="BFBFBF"/>
-              <w:left w:val="single" w:sz="4" w:space="0" w:color="BFBFBF"/>
-              <w:bottom w:val="single" w:sz="4" w:space="0" w:color="BFBFBF"/>
-              <w:right w:val="single" w:sz="4" w:space="0" w:color="BFBFBF"/>
-            </w:tcBorders>
-            <w:shd w:val="clear" w:color="auto" w:fill="FCE4D6"/>
-            <w:tcMar>
-              <w:top w:w="80" w:type="dxa"/>
-              <w:left w:w="120" w:type="dxa"/>
-              <w:bottom w:w="80" w:type="dxa"/>
-              <w:right w:w="120" w:type="dxa"/>
-            </w:tcMar>
-            <w:vAlign w:val="center"/>
-          </w:tcPr>
-          <w:p>
-            <w:pPr>
-              <w:jc w:val="center"/>
-            </w:pPr>
-            <w:r>
-              <w:rPr>
-                <w:b/>
-                <w:bCs/>
-                <w:color w:val="000000"/>
-                <w:sz w:val="16"/>
-                <w:szCs w:val="16"/>
-              </w:rPr>
-              <w:t>0 分</w:t>
-            </w:r>
-          </w:p>
-          <w:p>
-            <w:pPr>
-              <w:jc w:val="center"/>
-            </w:pPr>
-            <w:r>
-              <w:rPr>
-                <w:b/>
-                <w:bCs/>
-                <w:color w:val="000000"/>
-                <w:sz w:val="16"/>
-                <w:szCs w:val="16"/>
-              </w:rPr>
-              <w:t>未表現</w:t>
-            </w:r>
-          </w:p>
-        </w:tc>
-        <w:tc>
-          <w:tcPr>
-            <w:tcW w:w="1890" w:type="dxa"/>
-            <w:tcBorders>
-              <w:top w:val="single" w:sz="4" w:space="0" w:color="BFBFBF"/>
-              <w:left w:val="single" w:sz="4" w:space="0" w:color="BFBFBF"/>
-              <w:bottom w:val="single" w:sz="4" w:space="0" w:color="BFBFBF"/>
-              <w:right w:val="single" w:sz="4" w:space="0" w:color="BFBFBF"/>
-            </w:tcBorders>
-            <w:shd w:val="clear" w:color="auto" w:fill="FFE699"/>
-            <w:tcMar>
-              <w:top w:w="80" w:type="dxa"/>
-              <w:left w:w="120" w:type="dxa"/>
-              <w:bottom w:w="80" w:type="dxa"/>
-              <w:right w:w="120" w:type="dxa"/>
-            </w:tcMar>
-            <w:vAlign w:val="center"/>
-          </w:tcPr>
-          <w:p>
-            <w:pPr>
-              <w:jc w:val="center"/>
-            </w:pPr>
-            <w:r>
-              <w:rPr>
-                <w:b/>
-                <w:bCs/>
-                <w:color w:val="000000"/>
-                <w:sz w:val="16"/>
-                <w:szCs w:val="16"/>
-              </w:rPr>
-              <w:t>1 分</w:t>
-            </w:r>
-          </w:p>
-          <w:p>
-            <w:pPr>
-              <w:jc w:val="center"/>
-            </w:pPr>
-            <w:r>
-              <w:rPr>
-                <w:b/>
-                <w:bCs/>
-                <w:color w:val="000000"/>
-                <w:sz w:val="16"/>
-                <w:szCs w:val="16"/>
-              </w:rPr>
-              <w:t>初步嘗試</w:t>
-            </w:r>
-          </w:p>
-        </w:tc>
-        <w:tc>
-          <w:tcPr>
-            <w:tcW w:w="1890" w:type="dxa"/>
-            <w:tcBorders>
-              <w:top w:val="single" w:sz="4" w:space="0" w:color="BFBFBF"/>
-              <w:left w:val="single" w:sz="4" w:space="0" w:color="BFBFBF"/>
-              <w:bottom w:val="single" w:sz="4" w:space="0" w:color="BFBFBF"/>
-              <w:right w:val="single" w:sz="4" w:space="0" w:color="BFBFBF"/>
-            </w:tcBorders>
-            <w:shd w:val="clear" w:color="auto" w:fill="C5E0B4"/>
-            <w:tcMar>
-              <w:top w:w="80" w:type="dxa"/>
-              <w:left w:w="120" w:type="dxa"/>
-              <w:bottom w:w="80" w:type="dxa"/>
-              <w:right w:w="120" w:type="dxa"/>
-            </w:tcMar>
-            <w:vAlign w:val="center"/>
-          </w:tcPr>
-          <w:p>
-            <w:pPr>
-              <w:jc w:val="center"/>
-            </w:pPr>
-            <w:r>
-              <w:rPr>
-                <w:b/>
-                <w:bCs/>
-                <w:color w:val="000000"/>
-                <w:sz w:val="16"/>
-                <w:szCs w:val="16"/>
-              </w:rPr>
-              <w:t>2 分</w:t>
-            </w:r>
-          </w:p>
-          <w:p>
-            <w:pPr>
-              <w:jc w:val="center"/>
-            </w:pPr>
-            <w:r>
-              <w:rPr>
-                <w:b/>
-                <w:bCs/>
-                <w:color w:val="000000"/>
-                <w:sz w:val="16"/>
-                <w:szCs w:val="16"/>
-              </w:rPr>
-              <w:t>部分達成</w:t>
-            </w:r>
-          </w:p>
-        </w:tc>
-        <w:tc>
-          <w:tcPr>
-            <w:tcW w:w="1890" w:type="dxa"/>
-            <w:tcBorders>
-              <w:top w:val="single" w:sz="4" w:space="0" w:color="BFBFBF"/>
-              <w:left w:val="single" w:sz="4" w:space="0" w:color="BFBFBF"/>
-              <w:bottom w:val="single" w:sz="4" w:space="0" w:color="BFBFBF"/>
-              <w:right w:val="single" w:sz="4" w:space="0" w:color="BFBFBF"/>
-            </w:tcBorders>
-            <w:shd w:val="clear" w:color="auto" w:fill="A9D08E"/>
-            <w:tcMar>
-              <w:top w:w="80" w:type="dxa"/>
-              <w:left w:w="120" w:type="dxa"/>
-              <w:bottom w:w="80" w:type="dxa"/>
-              <w:right w:w="120" w:type="dxa"/>
-            </w:tcMar>
-            <w:vAlign w:val="center"/>
-          </w:tcPr>
-          <w:p>
-            <w:pPr>
-              <w:jc w:val="center"/>
-            </w:pPr>
-            <w:r>
-              <w:rPr>
-                <w:b/>
-                <w:bCs/>
-                <w:color w:val="000000"/>
-                <w:sz w:val="16"/>
-                <w:szCs w:val="16"/>
-              </w:rPr>
-              <w:t>3 分</w:t>
-            </w:r>
-          </w:p>
-          <w:p>
-            <w:pPr>
-              <w:jc w:val="center"/>
-            </w:pPr>
-            <w:r>
-              <w:rPr>
-                <w:b/>
-                <w:bCs/>
-                <w:color w:val="000000"/>
-                <w:sz w:val="16"/>
-                <w:szCs w:val="16"/>
-              </w:rPr>
-              <w:t>完整達成</w:t>
+            <w:tcW w:w="0" w:type="auto"/>
+            <w:vAlign w:val="center"/>
+            <w:hideMark/>
+          </w:tcPr>
+          <w:p>
+            <w:pPr>
+              <w:widowControl/>
+              <w:jc w:val="center"/>
+              <w:rPr>
+                <w:rFonts w:ascii="新細明體" w:eastAsia="新細明體" w:hAnsi="新細明體" w:cs="新細明體"/>
+                <w:b/>
+                <w:bCs/>
+                <w:sz w:val="24"/>
+                <w:szCs w:val="24"/>
+              </w:rPr>
+            </w:pPr>
+            <w:r>
+              <w:rPr>
+                <w:rFonts w:ascii="新細明體" w:eastAsia="新細明體" w:hAnsi="新細明體" w:cs="新細明體"/>
+                <w:b/>
+                <w:bCs/>
+                <w:sz w:val="24"/>
+                <w:szCs w:val="24"/>
+              </w:rPr>
+              <w:t>層級</w:t>
+            </w:r>
+          </w:p>
+        </w:tc>
+        <w:tc>
+          <w:tcPr>
+            <w:tcW w:w="0" w:type="auto"/>
+            <w:vAlign w:val="center"/>
+            <w:hideMark/>
+          </w:tcPr>
+          <w:p>
+            <w:pPr>
+              <w:widowControl/>
+              <w:jc w:val="right"/>
+              <w:rPr>
+                <w:rFonts w:ascii="新細明體" w:eastAsia="新細明體" w:hAnsi="新細明體" w:cs="新細明體"/>
+                <w:b/>
+                <w:bCs/>
+                <w:sz w:val="24"/>
+                <w:szCs w:val="24"/>
+              </w:rPr>
+            </w:pPr>
+            <w:r>
+              <w:rPr>
+                <w:rFonts w:ascii="新細明體" w:eastAsia="新細明體" w:hAnsi="新細明體" w:cs="新細明體"/>
+                <w:b/>
+                <w:bCs/>
+                <w:sz w:val="24"/>
+                <w:szCs w:val="24"/>
+              </w:rPr>
+              <w:t>分數</w:t>
+            </w:r>
+          </w:p>
+        </w:tc>
+        <w:tc>
+          <w:tcPr>
+            <w:tcW w:w="0" w:type="auto"/>
+            <w:vAlign w:val="center"/>
+            <w:hideMark/>
+          </w:tcPr>
+          <w:p>
+            <w:pPr>
+              <w:widowControl/>
+              <w:jc w:val="center"/>
+              <w:rPr>
+                <w:rFonts w:ascii="新細明體" w:eastAsia="新細明體" w:hAnsi="新細明體" w:cs="新細明體"/>
+                <w:b/>
+                <w:bCs/>
+                <w:sz w:val="24"/>
+                <w:szCs w:val="24"/>
+              </w:rPr>
+            </w:pPr>
+            <w:r>
+              <w:rPr>
+                <w:rFonts w:ascii="新細明體" w:eastAsia="新細明體" w:hAnsi="新細明體" w:cs="新細明體"/>
+                <w:b/>
+                <w:bCs/>
+                <w:sz w:val="24"/>
+                <w:szCs w:val="24"/>
+              </w:rPr>
+              <w:t>表現描述</w:t>
             </w:r>
           </w:p>
         </w:tc>
       </w:tr>
       <w:tr>
-        <w:tc>
-          <w:tcPr>
-            <w:tcW w:w="1800" w:type="dxa"/>
-            <w:tcBorders>
-              <w:top w:val="single" w:sz="4" w:space="0" w:color="BFBFBF"/>
-              <w:left w:val="single" w:sz="4" w:space="0" w:color="BFBFBF"/>
-              <w:bottom w:val="single" w:sz="4" w:space="0" w:color="BFBFBF"/>
-              <w:right w:val="single" w:sz="4" w:space="0" w:color="BFBFBF"/>
-            </w:tcBorders>
-            <w:shd w:val="clear" w:color="auto" w:fill="F2F2F2"/>
-            <w:tcMar>
-              <w:top w:w="80" w:type="dxa"/>
-              <w:left w:w="120" w:type="dxa"/>
-              <w:bottom w:w="80" w:type="dxa"/>
-              <w:right w:w="120" w:type="dxa"/>
-            </w:tcMar>
-            <w:vAlign w:val="center"/>
-          </w:tcPr>
-          <w:p>
-            <w:proofErr w:type="gramStart"/>
-            <w:r>
-              <w:rPr>
-                <w:b/>
-                <w:bCs/>
-                <w:color w:val="000000"/>
-                <w:sz w:val="18"/>
-                <w:szCs w:val="18"/>
-              </w:rPr>
-              <w:t>公式非萬用</w:t>
-            </w:r>
-            <w:proofErr w:type="gramEnd"/>
-            <w:r>
-              <w:rPr>
-                <w:b/>
-                <w:bCs/>
-                <w:color w:val="000000"/>
-                <w:sz w:val="18"/>
-                <w:szCs w:val="18"/>
-              </w:rPr>
-              <w:t>理解</w:t>
-            </w:r>
-          </w:p>
-        </w:tc>
-        <w:tc>
-          <w:tcPr>
-            <w:tcW w:w="1890" w:type="dxa"/>
-            <w:tcBorders>
-              <w:top w:val="single" w:sz="4" w:space="0" w:color="BFBFBF"/>
-              <w:left w:val="single" w:sz="4" w:space="0" w:color="BFBFBF"/>
-              <w:bottom w:val="single" w:sz="4" w:space="0" w:color="BFBFBF"/>
-              <w:right w:val="single" w:sz="4" w:space="0" w:color="BFBFBF"/>
-            </w:tcBorders>
-            <w:tcMar>
-              <w:top w:w="80" w:type="dxa"/>
-              <w:left w:w="120" w:type="dxa"/>
-              <w:bottom w:w="80" w:type="dxa"/>
-              <w:right w:w="120" w:type="dxa"/>
-            </w:tcMar>
-            <w:vAlign w:val="center"/>
-          </w:tcPr>
-          <w:p>
-            <w:r>
-              <w:rPr>
-                <w:color w:val="000000"/>
-                <w:sz w:val="17"/>
-                <w:szCs w:val="17"/>
-              </w:rPr>
-              <w:t>未指出差異</w:t>
-            </w:r>
-          </w:p>
-          <w:p>
-            <w:r>
-              <w:rPr>
-                <w:color w:val="000000"/>
-                <w:sz w:val="17"/>
-                <w:szCs w:val="17"/>
-              </w:rPr>
-              <w:t>或差異錯誤</w:t>
-            </w:r>
-          </w:p>
-        </w:tc>
-        <w:tc>
-          <w:tcPr>
-            <w:tcW w:w="1890" w:type="dxa"/>
-            <w:tcBorders>
-              <w:top w:val="single" w:sz="4" w:space="0" w:color="BFBFBF"/>
-              <w:left w:val="single" w:sz="4" w:space="0" w:color="BFBFBF"/>
-              <w:bottom w:val="single" w:sz="4" w:space="0" w:color="BFBFBF"/>
-              <w:right w:val="single" w:sz="4" w:space="0" w:color="BFBFBF"/>
-            </w:tcBorders>
-            <w:tcMar>
-              <w:top w:w="80" w:type="dxa"/>
-              <w:left w:w="120" w:type="dxa"/>
-              <w:bottom w:w="80" w:type="dxa"/>
-              <w:right w:w="120" w:type="dxa"/>
-            </w:tcMar>
-            <w:vAlign w:val="center"/>
-          </w:tcPr>
-          <w:p>
-            <w:r>
-              <w:rPr>
-                <w:color w:val="000000"/>
-                <w:sz w:val="17"/>
-                <w:szCs w:val="17"/>
-              </w:rPr>
-              <w:t>只說「橡皮筋比較難拉」</w:t>
-            </w:r>
-          </w:p>
-        </w:tc>
-        <w:tc>
-          <w:tcPr>
-            <w:tcW w:w="1890" w:type="dxa"/>
-            <w:tcBorders>
-              <w:top w:val="single" w:sz="4" w:space="0" w:color="BFBFBF"/>
-              <w:left w:val="single" w:sz="4" w:space="0" w:color="BFBFBF"/>
-              <w:bottom w:val="single" w:sz="4" w:space="0" w:color="BFBFBF"/>
-              <w:right w:val="single" w:sz="4" w:space="0" w:color="BFBFBF"/>
-            </w:tcBorders>
-            <w:tcMar>
-              <w:top w:w="80" w:type="dxa"/>
-              <w:left w:w="120" w:type="dxa"/>
-              <w:bottom w:w="80" w:type="dxa"/>
-              <w:right w:w="120" w:type="dxa"/>
-            </w:tcMar>
-            <w:vAlign w:val="center"/>
-          </w:tcPr>
-          <w:p>
-            <w:r>
-              <w:rPr>
-                <w:color w:val="000000"/>
-                <w:sz w:val="17"/>
-                <w:szCs w:val="17"/>
-              </w:rPr>
-              <w:t>指出「彈簧線性，橡皮筋非線性」</w:t>
-            </w:r>
-          </w:p>
-        </w:tc>
-        <w:tc>
-          <w:tcPr>
-            <w:tcW w:w="1890" w:type="dxa"/>
-            <w:tcBorders>
-              <w:top w:val="single" w:sz="4" w:space="0" w:color="BFBFBF"/>
-              <w:left w:val="single" w:sz="4" w:space="0" w:color="BFBFBF"/>
-              <w:bottom w:val="single" w:sz="4" w:space="0" w:color="BFBFBF"/>
-              <w:right w:val="single" w:sz="4" w:space="0" w:color="BFBFBF"/>
-            </w:tcBorders>
-            <w:tcMar>
-              <w:top w:w="80" w:type="dxa"/>
-              <w:left w:w="120" w:type="dxa"/>
-              <w:bottom w:w="80" w:type="dxa"/>
-              <w:right w:w="120" w:type="dxa"/>
-            </w:tcMar>
-            <w:vAlign w:val="center"/>
-          </w:tcPr>
-          <w:p>
-            <w:r>
-              <w:rPr>
-                <w:color w:val="000000"/>
-                <w:sz w:val="17"/>
-                <w:szCs w:val="17"/>
-              </w:rPr>
-              <w:t>能完整指出理想彈簧的 k 近似固定，但橡皮筋</w:t>
-            </w:r>
-            <w:proofErr w:type="gramStart"/>
-            <w:r>
-              <w:rPr>
-                <w:color w:val="000000"/>
-                <w:sz w:val="17"/>
-                <w:szCs w:val="17"/>
-              </w:rPr>
-              <w:t>的等效</w:t>
-            </w:r>
-            <w:proofErr w:type="gramEnd"/>
-            <w:r>
-              <w:rPr>
-                <w:color w:val="000000"/>
-                <w:sz w:val="17"/>
-                <w:szCs w:val="17"/>
-              </w:rPr>
-              <w:t xml:space="preserve"> k </w:t>
-            </w:r>
-            <w:proofErr w:type="gramStart"/>
-            <w:r>
-              <w:rPr>
-                <w:color w:val="000000"/>
-                <w:sz w:val="17"/>
-                <w:szCs w:val="17"/>
-              </w:rPr>
-              <w:t>會隨拉伸</w:t>
-            </w:r>
-            <w:proofErr w:type="gramEnd"/>
-            <w:r>
-              <w:rPr>
-                <w:color w:val="000000"/>
-                <w:sz w:val="17"/>
-                <w:szCs w:val="17"/>
-              </w:rPr>
-              <w:t>範圍改變，因此不能把虎克定律視為所有範圍皆適用的萬用公式。</w:t>
+        <w:trPr>
+          <w:tblCellSpacing w:w="15" w:type="dxa"/>
+        </w:trPr>
+        <w:tc>
+          <w:tcPr>
+            <w:tcW w:w="0" w:type="auto"/>
+            <w:vAlign w:val="center"/>
+            <w:hideMark/>
+          </w:tcPr>
+          <w:p>
+            <w:pPr>
+              <w:widowControl/>
+              <w:rPr>
+                <w:rFonts w:ascii="新細明體" w:eastAsia="新細明體" w:hAnsi="新細明體" w:cs="新細明體"/>
+                <w:sz w:val="24"/>
+                <w:szCs w:val="24"/>
+              </w:rPr>
+            </w:pPr>
+            <w:r>
+              <w:rPr>
+                <w:rFonts w:ascii="新細明體" w:eastAsia="新細明體" w:hAnsi="新細明體" w:cs="新細明體"/>
+                <w:b/>
+                <w:bCs/>
+                <w:sz w:val="24"/>
+                <w:szCs w:val="24"/>
+              </w:rPr>
+              <w:t>Level 1：Primitive non-model</w:t>
+            </w:r>
+          </w:p>
+        </w:tc>
+        <w:tc>
+          <w:tcPr>
+            <w:tcW w:w="0" w:type="auto"/>
+            <w:vAlign w:val="center"/>
+            <w:hideMark/>
+          </w:tcPr>
+          <w:p>
+            <w:pPr>
+              <w:widowControl/>
+              <w:jc w:val="right"/>
+              <w:rPr>
+                <w:rFonts w:ascii="新細明體" w:eastAsia="新細明體" w:hAnsi="新細明體" w:cs="新細明體"/>
+                <w:sz w:val="24"/>
+                <w:szCs w:val="24"/>
+              </w:rPr>
+            </w:pPr>
+            <w:r>
+              <w:rPr>
+                <w:rFonts w:ascii="新細明體" w:eastAsia="新細明體" w:hAnsi="新細明體" w:cs="新細明體"/>
+                <w:sz w:val="24"/>
+                <w:szCs w:val="24"/>
+              </w:rPr>
+              <w:t>0–1</w:t>
+            </w:r>
+          </w:p>
+        </w:tc>
+        <w:tc>
+          <w:tcPr>
+            <w:tcW w:w="0" w:type="auto"/>
+            <w:vAlign w:val="center"/>
+            <w:hideMark/>
+          </w:tcPr>
+          <w:p>
+            <w:pPr>
+              <w:widowControl/>
+              <w:rPr>
+                <w:rFonts w:ascii="新細明體" w:eastAsia="新細明體" w:hAnsi="新細明體" w:cs="新細明體"/>
+                <w:sz w:val="24"/>
+                <w:szCs w:val="24"/>
+              </w:rPr>
+            </w:pPr>
+            <w:r>
+              <w:rPr>
+                <w:rFonts w:ascii="新細明體" w:eastAsia="新細明體" w:hAnsi="新細明體" w:cs="新細明體"/>
+                <w:sz w:val="24"/>
+                <w:szCs w:val="24"/>
+              </w:rPr>
+              <w:t xml:space="preserve">認為虎克定律或 F = </w:t>
+            </w:r>
+            <w:proofErr w:type="spellStart"/>
+            <w:r>
+              <w:rPr>
+                <w:rFonts w:ascii="新細明體" w:eastAsia="新細明體" w:hAnsi="新細明體" w:cs="新細明體"/>
+                <w:sz w:val="24"/>
+                <w:szCs w:val="24"/>
+              </w:rPr>
+              <w:t>kx</w:t>
+            </w:r>
+            <w:proofErr w:type="spellEnd"/>
+            <w:r>
+              <w:rPr>
+                <w:rFonts w:ascii="新細明體" w:eastAsia="新細明體" w:hAnsi="新細明體" w:cs="新細明體"/>
+                <w:sz w:val="24"/>
+                <w:szCs w:val="24"/>
+              </w:rPr>
+              <w:t xml:space="preserve"> 可以直接套用到所有橡皮筋範圍；沒有意識到真實橡皮筋與理想彈簧的差異，或只寫出無關描述</w:t>
             </w:r>
           </w:p>
         </w:tc>
       </w:tr>
       <w:tr>
-        <w:tc>
-          <w:tcPr>
-            <w:tcW w:w="1800" w:type="dxa"/>
-            <w:tcBorders>
-              <w:top w:val="single" w:sz="4" w:space="0" w:color="BFBFBF"/>
-              <w:left w:val="single" w:sz="4" w:space="0" w:color="BFBFBF"/>
-              <w:bottom w:val="single" w:sz="4" w:space="0" w:color="BFBFBF"/>
-              <w:right w:val="single" w:sz="4" w:space="0" w:color="BFBFBF"/>
-            </w:tcBorders>
-            <w:shd w:val="clear" w:color="auto" w:fill="F2F2F2"/>
-            <w:tcMar>
-              <w:top w:w="80" w:type="dxa"/>
-              <w:left w:w="120" w:type="dxa"/>
-              <w:bottom w:w="80" w:type="dxa"/>
-              <w:right w:w="120" w:type="dxa"/>
-            </w:tcMar>
-            <w:vAlign w:val="center"/>
-          </w:tcPr>
-          <w:p>
-            <w:r>
-              <w:rPr>
-                <w:b/>
-                <w:bCs/>
-                <w:color w:val="000000"/>
-                <w:sz w:val="18"/>
-                <w:szCs w:val="18"/>
-              </w:rPr>
-              <w:t>適用範圍</w:t>
-            </w:r>
-          </w:p>
-          <w:p>
-            <w:r>
-              <w:rPr>
-                <w:b/>
-                <w:bCs/>
-                <w:color w:val="000000"/>
-                <w:sz w:val="18"/>
-                <w:szCs w:val="18"/>
-              </w:rPr>
-              <w:t>理解</w:t>
-            </w:r>
-          </w:p>
-        </w:tc>
-        <w:tc>
-          <w:tcPr>
-            <w:tcW w:w="1890" w:type="dxa"/>
-            <w:tcBorders>
-              <w:top w:val="single" w:sz="4" w:space="0" w:color="BFBFBF"/>
-              <w:left w:val="single" w:sz="4" w:space="0" w:color="BFBFBF"/>
-              <w:bottom w:val="single" w:sz="4" w:space="0" w:color="BFBFBF"/>
-              <w:right w:val="single" w:sz="4" w:space="0" w:color="BFBFBF"/>
-            </w:tcBorders>
-            <w:tcMar>
-              <w:top w:w="80" w:type="dxa"/>
-              <w:left w:w="120" w:type="dxa"/>
-              <w:bottom w:w="80" w:type="dxa"/>
-              <w:right w:w="120" w:type="dxa"/>
-            </w:tcMar>
-            <w:vAlign w:val="center"/>
-          </w:tcPr>
-          <w:p>
-            <w:r>
-              <w:rPr>
-                <w:color w:val="000000"/>
-                <w:sz w:val="17"/>
-                <w:szCs w:val="17"/>
-              </w:rPr>
-              <w:t>認為公式萬用</w:t>
-            </w:r>
-          </w:p>
-        </w:tc>
-        <w:tc>
-          <w:tcPr>
-            <w:tcW w:w="1890" w:type="dxa"/>
-            <w:tcBorders>
-              <w:top w:val="single" w:sz="4" w:space="0" w:color="BFBFBF"/>
-              <w:left w:val="single" w:sz="4" w:space="0" w:color="BFBFBF"/>
-              <w:bottom w:val="single" w:sz="4" w:space="0" w:color="BFBFBF"/>
-              <w:right w:val="single" w:sz="4" w:space="0" w:color="BFBFBF"/>
-            </w:tcBorders>
-            <w:tcMar>
-              <w:top w:w="80" w:type="dxa"/>
-              <w:left w:w="120" w:type="dxa"/>
-              <w:bottom w:w="80" w:type="dxa"/>
-              <w:right w:w="120" w:type="dxa"/>
-            </w:tcMar>
-            <w:vAlign w:val="center"/>
-          </w:tcPr>
-          <w:p>
-            <w:r>
-              <w:rPr>
-                <w:color w:val="000000"/>
-                <w:sz w:val="17"/>
-                <w:szCs w:val="17"/>
-              </w:rPr>
-              <w:t>意識到有限制</w:t>
-            </w:r>
-          </w:p>
-          <w:p>
-            <w:r>
-              <w:rPr>
-                <w:color w:val="000000"/>
-                <w:sz w:val="17"/>
-                <w:szCs w:val="17"/>
-              </w:rPr>
-              <w:t>但未說明</w:t>
-            </w:r>
-          </w:p>
-        </w:tc>
-        <w:tc>
-          <w:tcPr>
-            <w:tcW w:w="1890" w:type="dxa"/>
-            <w:tcBorders>
-              <w:top w:val="single" w:sz="4" w:space="0" w:color="BFBFBF"/>
-              <w:left w:val="single" w:sz="4" w:space="0" w:color="BFBFBF"/>
-              <w:bottom w:val="single" w:sz="4" w:space="0" w:color="BFBFBF"/>
-              <w:right w:val="single" w:sz="4" w:space="0" w:color="BFBFBF"/>
-            </w:tcBorders>
-            <w:tcMar>
-              <w:top w:w="80" w:type="dxa"/>
-              <w:left w:w="120" w:type="dxa"/>
-              <w:bottom w:w="80" w:type="dxa"/>
-              <w:right w:w="120" w:type="dxa"/>
-            </w:tcMar>
-            <w:vAlign w:val="center"/>
-          </w:tcPr>
-          <w:p>
-            <w:r>
-              <w:rPr>
-                <w:color w:val="000000"/>
-                <w:sz w:val="17"/>
-                <w:szCs w:val="17"/>
-              </w:rPr>
-              <w:t>提到上界或下界其中之一</w:t>
-            </w:r>
-          </w:p>
-        </w:tc>
-        <w:tc>
-          <w:tcPr>
-            <w:tcW w:w="1890" w:type="dxa"/>
-            <w:tcBorders>
-              <w:top w:val="single" w:sz="4" w:space="0" w:color="BFBFBF"/>
-              <w:left w:val="single" w:sz="4" w:space="0" w:color="BFBFBF"/>
-              <w:bottom w:val="single" w:sz="4" w:space="0" w:color="BFBFBF"/>
-              <w:right w:val="single" w:sz="4" w:space="0" w:color="BFBFBF"/>
-            </w:tcBorders>
-            <w:tcMar>
-              <w:top w:w="80" w:type="dxa"/>
-              <w:left w:w="120" w:type="dxa"/>
-              <w:bottom w:w="80" w:type="dxa"/>
-              <w:right w:w="120" w:type="dxa"/>
-            </w:tcMar>
-            <w:vAlign w:val="center"/>
-          </w:tcPr>
-          <w:p>
-            <w:r>
-              <w:rPr>
-                <w:color w:val="000000"/>
-                <w:sz w:val="17"/>
-                <w:szCs w:val="17"/>
-              </w:rPr>
-              <w:t>能完整說明虎克定律在橡皮筋上只能限制於近似線性範圍使用，並指出上下界及其原因。</w:t>
+        <w:trPr>
+          <w:tblCellSpacing w:w="15" w:type="dxa"/>
+        </w:trPr>
+        <w:tc>
+          <w:tcPr>
+            <w:tcW w:w="0" w:type="auto"/>
+            <w:vAlign w:val="center"/>
+            <w:hideMark/>
+          </w:tcPr>
+          <w:p>
+            <w:pPr>
+              <w:widowControl/>
+              <w:rPr>
+                <w:rFonts w:ascii="新細明體" w:eastAsia="新細明體" w:hAnsi="新細明體" w:cs="新細明體"/>
+                <w:sz w:val="24"/>
+                <w:szCs w:val="24"/>
+              </w:rPr>
+            </w:pPr>
+            <w:r>
+              <w:rPr>
+                <w:rFonts w:ascii="新細明體" w:eastAsia="新細明體" w:hAnsi="新細明體" w:cs="新細明體"/>
+                <w:b/>
+                <w:bCs/>
+                <w:sz w:val="24"/>
+                <w:szCs w:val="24"/>
+              </w:rPr>
+              <w:t>Level 2：Intuitive model</w:t>
+            </w:r>
+          </w:p>
+        </w:tc>
+        <w:tc>
+          <w:tcPr>
+            <w:tcW w:w="0" w:type="auto"/>
+            <w:vAlign w:val="center"/>
+            <w:hideMark/>
+          </w:tcPr>
+          <w:p>
+            <w:pPr>
+              <w:widowControl/>
+              <w:jc w:val="right"/>
+              <w:rPr>
+                <w:rFonts w:ascii="新細明體" w:eastAsia="新細明體" w:hAnsi="新細明體" w:cs="新細明體"/>
+                <w:sz w:val="24"/>
+                <w:szCs w:val="24"/>
+              </w:rPr>
+            </w:pPr>
+            <w:r>
+              <w:rPr>
+                <w:rFonts w:ascii="新細明體" w:eastAsia="新細明體" w:hAnsi="新細明體" w:cs="新細明體"/>
+                <w:sz w:val="24"/>
+                <w:szCs w:val="24"/>
+              </w:rPr>
+              <w:t>2–3</w:t>
+            </w:r>
+          </w:p>
+        </w:tc>
+        <w:tc>
+          <w:tcPr>
+            <w:tcW w:w="0" w:type="auto"/>
+            <w:vAlign w:val="center"/>
+            <w:hideMark/>
+          </w:tcPr>
+          <w:p>
+            <w:pPr>
+              <w:widowControl/>
+              <w:rPr>
+                <w:rFonts w:ascii="新細明體" w:eastAsia="新細明體" w:hAnsi="新細明體" w:cs="新細明體"/>
+                <w:sz w:val="24"/>
+                <w:szCs w:val="24"/>
+              </w:rPr>
+            </w:pPr>
+            <w:r>
+              <w:rPr>
+                <w:rFonts w:ascii="新細明體" w:eastAsia="新細明體" w:hAnsi="新細明體" w:cs="新細明體"/>
+                <w:sz w:val="24"/>
+                <w:szCs w:val="24"/>
+              </w:rPr>
+              <w:t>知道橡皮筋和理想彈簧「不太一樣」或「有些範圍不能用」，但理由停留在直覺描述，例如比較難拉、會變形、快斷掉，沒有明確連結到線性、斜率或適用範圍</w:t>
             </w:r>
           </w:p>
         </w:tc>
       </w:tr>
       <w:tr>
-        <w:tc>
-          <w:tcPr>
-            <w:tcW w:w="1800" w:type="dxa"/>
-            <w:tcBorders>
-              <w:top w:val="single" w:sz="4" w:space="0" w:color="BFBFBF"/>
-              <w:left w:val="single" w:sz="4" w:space="0" w:color="BFBFBF"/>
-              <w:bottom w:val="single" w:sz="4" w:space="0" w:color="BFBFBF"/>
-              <w:right w:val="single" w:sz="4" w:space="0" w:color="BFBFBF"/>
-            </w:tcBorders>
-            <w:shd w:val="clear" w:color="auto" w:fill="F2F2F2"/>
-            <w:tcMar>
-              <w:top w:w="80" w:type="dxa"/>
-              <w:left w:w="120" w:type="dxa"/>
-              <w:bottom w:w="80" w:type="dxa"/>
-              <w:right w:w="120" w:type="dxa"/>
-            </w:tcMar>
-            <w:vAlign w:val="center"/>
-          </w:tcPr>
-          <w:p>
-            <w:r>
-              <w:rPr>
-                <w:b/>
-                <w:bCs/>
-                <w:color w:val="000000"/>
-                <w:sz w:val="18"/>
-                <w:szCs w:val="18"/>
-              </w:rPr>
-              <w:t>證據與修正反思</w:t>
-            </w:r>
-          </w:p>
-        </w:tc>
-        <w:tc>
-          <w:tcPr>
-            <w:tcW w:w="1890" w:type="dxa"/>
-            <w:tcBorders>
-              <w:top w:val="single" w:sz="4" w:space="0" w:color="BFBFBF"/>
-              <w:left w:val="single" w:sz="4" w:space="0" w:color="BFBFBF"/>
-              <w:bottom w:val="single" w:sz="4" w:space="0" w:color="BFBFBF"/>
-              <w:right w:val="single" w:sz="4" w:space="0" w:color="BFBFBF"/>
-            </w:tcBorders>
-            <w:tcMar>
-              <w:top w:w="80" w:type="dxa"/>
-              <w:left w:w="120" w:type="dxa"/>
-              <w:bottom w:w="80" w:type="dxa"/>
-              <w:right w:w="120" w:type="dxa"/>
-            </w:tcMar>
-            <w:vAlign w:val="center"/>
-          </w:tcPr>
-          <w:p>
-            <w:r>
-              <w:rPr>
-                <w:color w:val="000000"/>
-                <w:sz w:val="17"/>
-                <w:szCs w:val="17"/>
-              </w:rPr>
-              <w:t>未提到要修正</w:t>
-            </w:r>
-          </w:p>
-        </w:tc>
-        <w:tc>
-          <w:tcPr>
-            <w:tcW w:w="1890" w:type="dxa"/>
-            <w:tcBorders>
-              <w:top w:val="single" w:sz="4" w:space="0" w:color="BFBFBF"/>
-              <w:left w:val="single" w:sz="4" w:space="0" w:color="BFBFBF"/>
-              <w:bottom w:val="single" w:sz="4" w:space="0" w:color="BFBFBF"/>
-              <w:right w:val="single" w:sz="4" w:space="0" w:color="BFBFBF"/>
-            </w:tcBorders>
-            <w:tcMar>
-              <w:top w:w="80" w:type="dxa"/>
-              <w:left w:w="120" w:type="dxa"/>
-              <w:bottom w:w="80" w:type="dxa"/>
-              <w:right w:w="120" w:type="dxa"/>
-            </w:tcMar>
-            <w:vAlign w:val="center"/>
-          </w:tcPr>
-          <w:p>
-            <w:r>
-              <w:rPr>
-                <w:color w:val="000000"/>
-                <w:sz w:val="17"/>
-                <w:szCs w:val="17"/>
-              </w:rPr>
-              <w:t>提到要修正但無具體方向</w:t>
-            </w:r>
-          </w:p>
-        </w:tc>
-        <w:tc>
-          <w:tcPr>
-            <w:tcW w:w="1890" w:type="dxa"/>
-            <w:tcBorders>
-              <w:top w:val="single" w:sz="4" w:space="0" w:color="BFBFBF"/>
-              <w:left w:val="single" w:sz="4" w:space="0" w:color="BFBFBF"/>
-              <w:bottom w:val="single" w:sz="4" w:space="0" w:color="BFBFBF"/>
-              <w:right w:val="single" w:sz="4" w:space="0" w:color="BFBFBF"/>
-            </w:tcBorders>
-            <w:tcMar>
-              <w:top w:w="80" w:type="dxa"/>
-              <w:left w:w="120" w:type="dxa"/>
-              <w:bottom w:w="80" w:type="dxa"/>
-              <w:right w:w="120" w:type="dxa"/>
-            </w:tcMar>
-            <w:vAlign w:val="center"/>
-          </w:tcPr>
-          <w:p>
-            <w:r>
-              <w:rPr>
-                <w:color w:val="000000"/>
-                <w:sz w:val="17"/>
-                <w:szCs w:val="17"/>
-              </w:rPr>
-              <w:t>提到「縮小適用範圍」或「換用變化量公式」</w:t>
-            </w:r>
-          </w:p>
-        </w:tc>
-        <w:tc>
-          <w:tcPr>
-            <w:tcW w:w="1890" w:type="dxa"/>
-            <w:tcBorders>
-              <w:top w:val="single" w:sz="4" w:space="0" w:color="BFBFBF"/>
-              <w:left w:val="single" w:sz="4" w:space="0" w:color="BFBFBF"/>
-              <w:bottom w:val="single" w:sz="4" w:space="0" w:color="BFBFBF"/>
-              <w:right w:val="single" w:sz="4" w:space="0" w:color="BFBFBF"/>
-            </w:tcBorders>
-            <w:tcMar>
-              <w:top w:w="80" w:type="dxa"/>
-              <w:left w:w="120" w:type="dxa"/>
-              <w:bottom w:w="80" w:type="dxa"/>
-              <w:right w:w="120" w:type="dxa"/>
-            </w:tcMar>
-            <w:vAlign w:val="center"/>
-          </w:tcPr>
-          <w:p>
-            <w:r>
-              <w:rPr>
-                <w:color w:val="000000"/>
-                <w:sz w:val="17"/>
-                <w:szCs w:val="17"/>
-              </w:rPr>
-              <w:t>能說明如何根據模擬數據或圖形斜率判斷模型不足，並提出修正方式，例如縮小適用範圍、使用變化量關係、增加校正點或重新驗證。</w:t>
+        <w:trPr>
+          <w:tblCellSpacing w:w="15" w:type="dxa"/>
+        </w:trPr>
+        <w:tc>
+          <w:tcPr>
+            <w:tcW w:w="0" w:type="auto"/>
+            <w:vAlign w:val="center"/>
+            <w:hideMark/>
+          </w:tcPr>
+          <w:p>
+            <w:pPr>
+              <w:widowControl/>
+              <w:rPr>
+                <w:rFonts w:ascii="新細明體" w:eastAsia="新細明體" w:hAnsi="新細明體" w:cs="新細明體"/>
+                <w:sz w:val="24"/>
+                <w:szCs w:val="24"/>
+              </w:rPr>
+            </w:pPr>
+            <w:r>
+              <w:rPr>
+                <w:rFonts w:ascii="新細明體" w:eastAsia="新細明體" w:hAnsi="新細明體" w:cs="新細明體"/>
+                <w:b/>
+                <w:bCs/>
+                <w:sz w:val="24"/>
+                <w:szCs w:val="24"/>
+              </w:rPr>
+              <w:t>Level 3：Qualitative model</w:t>
+            </w:r>
+          </w:p>
+        </w:tc>
+        <w:tc>
+          <w:tcPr>
+            <w:tcW w:w="0" w:type="auto"/>
+            <w:vAlign w:val="center"/>
+            <w:hideMark/>
+          </w:tcPr>
+          <w:p>
+            <w:pPr>
+              <w:widowControl/>
+              <w:jc w:val="right"/>
+              <w:rPr>
+                <w:rFonts w:ascii="新細明體" w:eastAsia="新細明體" w:hAnsi="新細明體" w:cs="新細明體"/>
+                <w:sz w:val="24"/>
+                <w:szCs w:val="24"/>
+              </w:rPr>
+            </w:pPr>
+            <w:r>
+              <w:rPr>
+                <w:rFonts w:ascii="新細明體" w:eastAsia="新細明體" w:hAnsi="新細明體" w:cs="新細明體"/>
+                <w:sz w:val="24"/>
+                <w:szCs w:val="24"/>
+              </w:rPr>
+              <w:t>4–6</w:t>
+            </w:r>
+          </w:p>
+        </w:tc>
+        <w:tc>
+          <w:tcPr>
+            <w:tcW w:w="0" w:type="auto"/>
+            <w:vAlign w:val="center"/>
+            <w:hideMark/>
+          </w:tcPr>
+          <w:p>
+            <w:pPr>
+              <w:widowControl/>
+              <w:rPr>
+                <w:rFonts w:ascii="新細明體" w:eastAsia="新細明體" w:hAnsi="新細明體" w:cs="新細明體"/>
+                <w:sz w:val="24"/>
+                <w:szCs w:val="24"/>
+              </w:rPr>
+            </w:pPr>
+            <w:r>
+              <w:rPr>
+                <w:rFonts w:ascii="新細明體" w:eastAsia="新細明體" w:hAnsi="新細明體" w:cs="新細明體"/>
+                <w:sz w:val="24"/>
+                <w:szCs w:val="24"/>
+              </w:rPr>
+              <w:t>能說明橡皮筋只有部分區段近似線性，能指出虎克定律需要限制在特定範圍內使用，並能說出上界或下界原因；但缺少明確數據、斜率、k 值或校正方法</w:t>
+            </w:r>
+          </w:p>
+        </w:tc>
+      </w:tr>
+      <w:tr>
+        <w:trPr>
+          <w:tblCellSpacing w:w="15" w:type="dxa"/>
+        </w:trPr>
+        <w:tc>
+          <w:tcPr>
+            <w:tcW w:w="0" w:type="auto"/>
+            <w:vAlign w:val="center"/>
+            <w:hideMark/>
+          </w:tcPr>
+          <w:p>
+            <w:pPr>
+              <w:widowControl/>
+              <w:rPr>
+                <w:rFonts w:ascii="新細明體" w:eastAsia="新細明體" w:hAnsi="新細明體" w:cs="新細明體"/>
+                <w:sz w:val="24"/>
+                <w:szCs w:val="24"/>
+              </w:rPr>
+            </w:pPr>
+            <w:r>
+              <w:rPr>
+                <w:rFonts w:ascii="新細明體" w:eastAsia="新細明體" w:hAnsi="新細明體" w:cs="新細明體"/>
+                <w:b/>
+                <w:bCs/>
+                <w:sz w:val="24"/>
+                <w:szCs w:val="24"/>
+              </w:rPr>
+              <w:lastRenderedPageBreak/>
+              <w:t>Level 4：Quantitative model</w:t>
+            </w:r>
+          </w:p>
+        </w:tc>
+        <w:tc>
+          <w:tcPr>
+            <w:tcW w:w="0" w:type="auto"/>
+            <w:vAlign w:val="center"/>
+            <w:hideMark/>
+          </w:tcPr>
+          <w:p>
+            <w:pPr>
+              <w:widowControl/>
+              <w:jc w:val="right"/>
+              <w:rPr>
+                <w:rFonts w:ascii="新細明體" w:eastAsia="新細明體" w:hAnsi="新細明體" w:cs="新細明體"/>
+                <w:sz w:val="24"/>
+                <w:szCs w:val="24"/>
+              </w:rPr>
+            </w:pPr>
+            <w:r>
+              <w:rPr>
+                <w:rFonts w:ascii="新細明體" w:eastAsia="新細明體" w:hAnsi="新細明體" w:cs="新細明體"/>
+                <w:sz w:val="24"/>
+                <w:szCs w:val="24"/>
+              </w:rPr>
+              <w:t>7–9</w:t>
+            </w:r>
+          </w:p>
+        </w:tc>
+        <w:tc>
+          <w:tcPr>
+            <w:tcW w:w="0" w:type="auto"/>
+            <w:vAlign w:val="center"/>
+            <w:hideMark/>
+          </w:tcPr>
+          <w:p>
+            <w:pPr>
+              <w:widowControl/>
+              <w:rPr>
+                <w:rFonts w:ascii="新細明體" w:eastAsia="新細明體" w:hAnsi="新細明體" w:cs="新細明體"/>
+                <w:sz w:val="24"/>
+                <w:szCs w:val="24"/>
+              </w:rPr>
+            </w:pPr>
+            <w:r>
+              <w:rPr>
+                <w:rFonts w:ascii="新細明體" w:eastAsia="新細明體" w:hAnsi="新細明體" w:cs="新細明體"/>
+                <w:sz w:val="24"/>
+                <w:szCs w:val="24"/>
+              </w:rPr>
+              <w:t xml:space="preserve">能用斜率、區段、k 值變化、上下界、校正點或 Δ </w:t>
+            </w:r>
+            <w:proofErr w:type="gramStart"/>
+            <w:r>
+              <w:rPr>
+                <w:rFonts w:ascii="新細明體" w:eastAsia="新細明體" w:hAnsi="新細明體" w:cs="新細明體"/>
+                <w:sz w:val="24"/>
+                <w:szCs w:val="24"/>
+              </w:rPr>
+              <w:t>量法</w:t>
+            </w:r>
+            <w:proofErr w:type="gramEnd"/>
+            <w:r>
+              <w:rPr>
+                <w:rFonts w:ascii="新細明體" w:eastAsia="新細明體" w:hAnsi="新細明體" w:cs="新細明體"/>
+                <w:sz w:val="24"/>
+                <w:szCs w:val="24"/>
+              </w:rPr>
+              <w:t>，明確說明虎克定律只能在局部線性範圍內使用；能提出修正方式，例如縮小適用範圍、使用兩點校正、增加測量資料或重新驗證</w:t>
             </w:r>
           </w:p>
         </w:tc>
       </w:tr>
     </w:tbl>
+    <w:p>
+      <w:pPr>
+        <w:spacing w:before="60" w:after="60" w:line="320" w:lineRule="auto"/>
+        <w:rPr>
+          <w:b/>
+          <w:bCs/>
+          <w:color w:val="1F4E79"/>
+        </w:rPr>
+      </w:pPr>
+    </w:p>
+    <w:tbl>
+      <w:tblPr>
+        <w:tblW w:w="0" w:type="auto"/>
+        <w:tblCellSpacing w:w="15" w:type="dxa"/>
+        <w:tblCellMar>
+          <w:top w:w="15" w:type="dxa"/>
+          <w:left w:w="15" w:type="dxa"/>
+          <w:bottom w:w="15" w:type="dxa"/>
+          <w:right w:w="15" w:type="dxa"/>
+        </w:tblCellMar>
+        <w:tblLook w:val="04A0" w:firstRow="1" w:lastRow="0" w:firstColumn="1" w:lastColumn="0" w:noHBand="0" w:noVBand="1"/>
+      </w:tblPr>
+      <w:tblGrid>
+        <w:gridCol w:w="1745"/>
+        <w:gridCol w:w="1252"/>
+        <w:gridCol w:w="1569"/>
+        <w:gridCol w:w="1648"/>
+        <w:gridCol w:w="3866"/>
+      </w:tblGrid>
+      <w:tr>
+        <w:trPr>
+          <w:tblHeader/>
+          <w:tblCellSpacing w:w="15" w:type="dxa"/>
+        </w:trPr>
+        <w:tc>
+          <w:tcPr>
+            <w:tcW w:w="0" w:type="auto"/>
+            <w:vAlign w:val="center"/>
+            <w:hideMark/>
+          </w:tcPr>
+          <w:p>
+            <w:pPr>
+              <w:widowControl/>
+              <w:jc w:val="center"/>
+              <w:rPr>
+                <w:rFonts w:ascii="新細明體" w:eastAsia="新細明體" w:hAnsi="新細明體" w:cs="新細明體"/>
+                <w:b/>
+                <w:bCs/>
+                <w:sz w:val="24"/>
+                <w:szCs w:val="24"/>
+              </w:rPr>
+            </w:pPr>
+            <w:r>
+              <w:rPr>
+                <w:rFonts w:ascii="新細明體" w:eastAsia="新細明體" w:hAnsi="新細明體" w:cs="新細明體"/>
+                <w:b/>
+                <w:bCs/>
+                <w:sz w:val="24"/>
+                <w:szCs w:val="24"/>
+              </w:rPr>
+              <w:t>評量項目</w:t>
+            </w:r>
+          </w:p>
+        </w:tc>
+        <w:tc>
+          <w:tcPr>
+            <w:tcW w:w="0" w:type="auto"/>
+            <w:vAlign w:val="center"/>
+            <w:hideMark/>
+          </w:tcPr>
+          <w:p>
+            <w:pPr>
+              <w:widowControl/>
+              <w:jc w:val="center"/>
+              <w:rPr>
+                <w:rFonts w:ascii="新細明體" w:eastAsia="新細明體" w:hAnsi="新細明體" w:cs="新細明體"/>
+                <w:b/>
+                <w:bCs/>
+                <w:sz w:val="24"/>
+                <w:szCs w:val="24"/>
+              </w:rPr>
+            </w:pPr>
+            <w:r>
+              <w:rPr>
+                <w:rFonts w:ascii="新細明體" w:eastAsia="新細明體" w:hAnsi="新細明體" w:cs="新細明體"/>
+                <w:b/>
+                <w:bCs/>
+                <w:sz w:val="24"/>
+                <w:szCs w:val="24"/>
+              </w:rPr>
+              <w:t>0 分</w:t>
+            </w:r>
+          </w:p>
+        </w:tc>
+        <w:tc>
+          <w:tcPr>
+            <w:tcW w:w="0" w:type="auto"/>
+            <w:vAlign w:val="center"/>
+            <w:hideMark/>
+          </w:tcPr>
+          <w:p>
+            <w:pPr>
+              <w:widowControl/>
+              <w:jc w:val="center"/>
+              <w:rPr>
+                <w:rFonts w:ascii="新細明體" w:eastAsia="新細明體" w:hAnsi="新細明體" w:cs="新細明體"/>
+                <w:b/>
+                <w:bCs/>
+                <w:sz w:val="24"/>
+                <w:szCs w:val="24"/>
+              </w:rPr>
+            </w:pPr>
+            <w:r>
+              <w:rPr>
+                <w:rFonts w:ascii="新細明體" w:eastAsia="新細明體" w:hAnsi="新細明體" w:cs="新細明體"/>
+                <w:b/>
+                <w:bCs/>
+                <w:sz w:val="24"/>
+                <w:szCs w:val="24"/>
+              </w:rPr>
+              <w:t>1 分</w:t>
+            </w:r>
+          </w:p>
+        </w:tc>
+        <w:tc>
+          <w:tcPr>
+            <w:tcW w:w="0" w:type="auto"/>
+            <w:vAlign w:val="center"/>
+            <w:hideMark/>
+          </w:tcPr>
+          <w:p>
+            <w:pPr>
+              <w:widowControl/>
+              <w:jc w:val="center"/>
+              <w:rPr>
+                <w:rFonts w:ascii="新細明體" w:eastAsia="新細明體" w:hAnsi="新細明體" w:cs="新細明體"/>
+                <w:b/>
+                <w:bCs/>
+                <w:sz w:val="24"/>
+                <w:szCs w:val="24"/>
+              </w:rPr>
+            </w:pPr>
+            <w:r>
+              <w:rPr>
+                <w:rFonts w:ascii="新細明體" w:eastAsia="新細明體" w:hAnsi="新細明體" w:cs="新細明體"/>
+                <w:b/>
+                <w:bCs/>
+                <w:sz w:val="24"/>
+                <w:szCs w:val="24"/>
+              </w:rPr>
+              <w:t>2 分</w:t>
+            </w:r>
+          </w:p>
+        </w:tc>
+        <w:tc>
+          <w:tcPr>
+            <w:tcW w:w="0" w:type="auto"/>
+            <w:vAlign w:val="center"/>
+            <w:hideMark/>
+          </w:tcPr>
+          <w:p>
+            <w:pPr>
+              <w:widowControl/>
+              <w:jc w:val="center"/>
+              <w:rPr>
+                <w:rFonts w:ascii="新細明體" w:eastAsia="新細明體" w:hAnsi="新細明體" w:cs="新細明體"/>
+                <w:b/>
+                <w:bCs/>
+                <w:sz w:val="24"/>
+                <w:szCs w:val="24"/>
+              </w:rPr>
+            </w:pPr>
+            <w:r>
+              <w:rPr>
+                <w:rFonts w:ascii="新細明體" w:eastAsia="新細明體" w:hAnsi="新細明體" w:cs="新細明體"/>
+                <w:b/>
+                <w:bCs/>
+                <w:sz w:val="24"/>
+                <w:szCs w:val="24"/>
+              </w:rPr>
+              <w:t>3 分</w:t>
+            </w:r>
+          </w:p>
+        </w:tc>
+      </w:tr>
+      <w:tr>
+        <w:trPr>
+          <w:tblCellSpacing w:w="15" w:type="dxa"/>
+        </w:trPr>
+        <w:tc>
+          <w:tcPr>
+            <w:tcW w:w="0" w:type="auto"/>
+            <w:vAlign w:val="center"/>
+            <w:hideMark/>
+          </w:tcPr>
+          <w:p>
+            <w:pPr>
+              <w:widowControl/>
+              <w:rPr>
+                <w:rFonts w:ascii="新細明體" w:eastAsia="新細明體" w:hAnsi="新細明體" w:cs="新細明體"/>
+                <w:sz w:val="24"/>
+                <w:szCs w:val="24"/>
+              </w:rPr>
+            </w:pPr>
+            <w:r>
+              <w:rPr>
+                <w:rFonts w:ascii="新細明體" w:eastAsia="新細明體" w:hAnsi="新細明體" w:cs="新細明體"/>
+                <w:b/>
+                <w:bCs/>
+                <w:sz w:val="24"/>
+                <w:szCs w:val="24"/>
+              </w:rPr>
+              <w:t>情境概念化：理想模型與真實材料差異</w:t>
+            </w:r>
+          </w:p>
+        </w:tc>
+        <w:tc>
+          <w:tcPr>
+            <w:tcW w:w="0" w:type="auto"/>
+            <w:vAlign w:val="center"/>
+            <w:hideMark/>
+          </w:tcPr>
+          <w:p>
+            <w:pPr>
+              <w:widowControl/>
+              <w:rPr>
+                <w:rFonts w:ascii="新細明體" w:eastAsia="新細明體" w:hAnsi="新細明體" w:cs="新細明體"/>
+                <w:sz w:val="24"/>
+                <w:szCs w:val="24"/>
+              </w:rPr>
+            </w:pPr>
+            <w:r>
+              <w:rPr>
+                <w:rFonts w:ascii="新細明體" w:eastAsia="新細明體" w:hAnsi="新細明體" w:cs="新細明體"/>
+                <w:sz w:val="24"/>
+                <w:szCs w:val="24"/>
+              </w:rPr>
+              <w:t>未指出差異，或差異錯誤</w:t>
+            </w:r>
+          </w:p>
+        </w:tc>
+        <w:tc>
+          <w:tcPr>
+            <w:tcW w:w="0" w:type="auto"/>
+            <w:vAlign w:val="center"/>
+            <w:hideMark/>
+          </w:tcPr>
+          <w:p>
+            <w:pPr>
+              <w:widowControl/>
+              <w:rPr>
+                <w:rFonts w:ascii="新細明體" w:eastAsia="新細明體" w:hAnsi="新細明體" w:cs="新細明體"/>
+                <w:sz w:val="24"/>
+                <w:szCs w:val="24"/>
+              </w:rPr>
+            </w:pPr>
+            <w:r>
+              <w:rPr>
+                <w:rFonts w:ascii="新細明體" w:eastAsia="新細明體" w:hAnsi="新細明體" w:cs="新細明體"/>
+                <w:sz w:val="24"/>
+                <w:szCs w:val="24"/>
+              </w:rPr>
+              <w:t>只說橡皮筋比較難拉、比較會變形</w:t>
+            </w:r>
+          </w:p>
+        </w:tc>
+        <w:tc>
+          <w:tcPr>
+            <w:tcW w:w="0" w:type="auto"/>
+            <w:vAlign w:val="center"/>
+            <w:hideMark/>
+          </w:tcPr>
+          <w:p>
+            <w:pPr>
+              <w:widowControl/>
+              <w:rPr>
+                <w:rFonts w:ascii="新細明體" w:eastAsia="新細明體" w:hAnsi="新細明體" w:cs="新細明體"/>
+                <w:sz w:val="24"/>
+                <w:szCs w:val="24"/>
+              </w:rPr>
+            </w:pPr>
+            <w:r>
+              <w:rPr>
+                <w:rFonts w:ascii="新細明體" w:eastAsia="新細明體" w:hAnsi="新細明體" w:cs="新細明體"/>
+                <w:sz w:val="24"/>
+                <w:szCs w:val="24"/>
+              </w:rPr>
+              <w:t>指出理想彈簧線性、橡皮筋非線性</w:t>
+            </w:r>
+          </w:p>
+        </w:tc>
+        <w:tc>
+          <w:tcPr>
+            <w:tcW w:w="0" w:type="auto"/>
+            <w:vAlign w:val="center"/>
+            <w:hideMark/>
+          </w:tcPr>
+          <w:p>
+            <w:pPr>
+              <w:widowControl/>
+              <w:rPr>
+                <w:rFonts w:ascii="新細明體" w:eastAsia="新細明體" w:hAnsi="新細明體" w:cs="新細明體"/>
+                <w:sz w:val="24"/>
+                <w:szCs w:val="24"/>
+              </w:rPr>
+            </w:pPr>
+            <w:r>
+              <w:rPr>
+                <w:rFonts w:ascii="新細明體" w:eastAsia="新細明體" w:hAnsi="新細明體" w:cs="新細明體"/>
+                <w:sz w:val="24"/>
+                <w:szCs w:val="24"/>
+              </w:rPr>
+              <w:t>完整指出理想彈簧 k 近似固定，而橡皮筋</w:t>
+            </w:r>
+            <w:proofErr w:type="gramStart"/>
+            <w:r>
+              <w:rPr>
+                <w:rFonts w:ascii="新細明體" w:eastAsia="新細明體" w:hAnsi="新細明體" w:cs="新細明體"/>
+                <w:sz w:val="24"/>
+                <w:szCs w:val="24"/>
+              </w:rPr>
+              <w:t>等效 k 隨拉</w:t>
+            </w:r>
+            <w:proofErr w:type="gramEnd"/>
+            <w:r>
+              <w:rPr>
+                <w:rFonts w:ascii="新細明體" w:eastAsia="新細明體" w:hAnsi="新細明體" w:cs="新細明體"/>
+                <w:sz w:val="24"/>
+                <w:szCs w:val="24"/>
+              </w:rPr>
+              <w:t>伸範圍改變</w:t>
+            </w:r>
+          </w:p>
+        </w:tc>
+      </w:tr>
+      <w:tr>
+        <w:trPr>
+          <w:tblCellSpacing w:w="15" w:type="dxa"/>
+        </w:trPr>
+        <w:tc>
+          <w:tcPr>
+            <w:tcW w:w="0" w:type="auto"/>
+            <w:vAlign w:val="center"/>
+            <w:hideMark/>
+          </w:tcPr>
+          <w:p>
+            <w:pPr>
+              <w:widowControl/>
+              <w:rPr>
+                <w:rFonts w:ascii="新細明體" w:eastAsia="新細明體" w:hAnsi="新細明體" w:cs="新細明體"/>
+                <w:sz w:val="24"/>
+                <w:szCs w:val="24"/>
+              </w:rPr>
+            </w:pPr>
+            <w:r>
+              <w:rPr>
+                <w:rFonts w:ascii="新細明體" w:eastAsia="新細明體" w:hAnsi="新細明體" w:cs="新細明體"/>
+                <w:b/>
+                <w:bCs/>
+                <w:sz w:val="24"/>
+                <w:szCs w:val="24"/>
+              </w:rPr>
+              <w:t>物理知識部署：適用範圍與修正</w:t>
+            </w:r>
+          </w:p>
+        </w:tc>
+        <w:tc>
+          <w:tcPr>
+            <w:tcW w:w="0" w:type="auto"/>
+            <w:vAlign w:val="center"/>
+            <w:hideMark/>
+          </w:tcPr>
+          <w:p>
+            <w:pPr>
+              <w:widowControl/>
+              <w:rPr>
+                <w:rFonts w:ascii="新細明體" w:eastAsia="新細明體" w:hAnsi="新細明體" w:cs="新細明體"/>
+                <w:sz w:val="24"/>
+                <w:szCs w:val="24"/>
+              </w:rPr>
+            </w:pPr>
+            <w:r>
+              <w:rPr>
+                <w:rFonts w:ascii="新細明體" w:eastAsia="新細明體" w:hAnsi="新細明體" w:cs="新細明體"/>
+                <w:sz w:val="24"/>
+                <w:szCs w:val="24"/>
+              </w:rPr>
+              <w:t>認為公式萬用</w:t>
+            </w:r>
+          </w:p>
+        </w:tc>
+        <w:tc>
+          <w:tcPr>
+            <w:tcW w:w="0" w:type="auto"/>
+            <w:vAlign w:val="center"/>
+            <w:hideMark/>
+          </w:tcPr>
+          <w:p>
+            <w:pPr>
+              <w:widowControl/>
+              <w:rPr>
+                <w:rFonts w:ascii="新細明體" w:eastAsia="新細明體" w:hAnsi="新細明體" w:cs="新細明體"/>
+                <w:sz w:val="24"/>
+                <w:szCs w:val="24"/>
+              </w:rPr>
+            </w:pPr>
+            <w:r>
+              <w:rPr>
+                <w:rFonts w:ascii="新細明體" w:eastAsia="新細明體" w:hAnsi="新細明體" w:cs="新細明體"/>
+                <w:sz w:val="24"/>
+                <w:szCs w:val="24"/>
+              </w:rPr>
+              <w:t>意識到有限制，但未說明</w:t>
+            </w:r>
+          </w:p>
+        </w:tc>
+        <w:tc>
+          <w:tcPr>
+            <w:tcW w:w="0" w:type="auto"/>
+            <w:vAlign w:val="center"/>
+            <w:hideMark/>
+          </w:tcPr>
+          <w:p>
+            <w:pPr>
+              <w:widowControl/>
+              <w:rPr>
+                <w:rFonts w:ascii="新細明體" w:eastAsia="新細明體" w:hAnsi="新細明體" w:cs="新細明體"/>
+                <w:sz w:val="24"/>
+                <w:szCs w:val="24"/>
+              </w:rPr>
+            </w:pPr>
+            <w:r>
+              <w:rPr>
+                <w:rFonts w:ascii="新細明體" w:eastAsia="新細明體" w:hAnsi="新細明體" w:cs="新細明體"/>
+                <w:sz w:val="24"/>
+                <w:szCs w:val="24"/>
+              </w:rPr>
+              <w:t>提到上界或下界其中之一</w:t>
+            </w:r>
+          </w:p>
+        </w:tc>
+        <w:tc>
+          <w:tcPr>
+            <w:tcW w:w="0" w:type="auto"/>
+            <w:vAlign w:val="center"/>
+            <w:hideMark/>
+          </w:tcPr>
+          <w:p>
+            <w:pPr>
+              <w:widowControl/>
+              <w:rPr>
+                <w:rFonts w:ascii="新細明體" w:eastAsia="新細明體" w:hAnsi="新細明體" w:cs="新細明體"/>
+                <w:sz w:val="24"/>
+                <w:szCs w:val="24"/>
+              </w:rPr>
+            </w:pPr>
+            <w:r>
+              <w:rPr>
+                <w:rFonts w:ascii="新細明體" w:eastAsia="新細明體" w:hAnsi="新細明體" w:cs="新細明體"/>
+                <w:sz w:val="24"/>
+                <w:szCs w:val="24"/>
+              </w:rPr>
+              <w:t>完整提及上下界，並說明初始僵硬與材料極限／非線性區的物理原因</w:t>
+            </w:r>
+          </w:p>
+        </w:tc>
+      </w:tr>
+      <w:tr>
+        <w:trPr>
+          <w:tblCellSpacing w:w="15" w:type="dxa"/>
+        </w:trPr>
+        <w:tc>
+          <w:tcPr>
+            <w:tcW w:w="0" w:type="auto"/>
+            <w:vAlign w:val="center"/>
+            <w:hideMark/>
+          </w:tcPr>
+          <w:p>
+            <w:pPr>
+              <w:widowControl/>
+              <w:rPr>
+                <w:rFonts w:ascii="新細明體" w:eastAsia="新細明體" w:hAnsi="新細明體" w:cs="新細明體"/>
+                <w:sz w:val="24"/>
+                <w:szCs w:val="24"/>
+              </w:rPr>
+            </w:pPr>
+            <w:r>
+              <w:rPr>
+                <w:rFonts w:ascii="新細明體" w:eastAsia="新細明體" w:hAnsi="新細明體" w:cs="新細明體"/>
+                <w:b/>
+                <w:bCs/>
+                <w:sz w:val="24"/>
+                <w:szCs w:val="24"/>
+              </w:rPr>
+              <w:t>表徵與證據化表達：證據與重新驗證</w:t>
+            </w:r>
+          </w:p>
+        </w:tc>
+        <w:tc>
+          <w:tcPr>
+            <w:tcW w:w="0" w:type="auto"/>
+            <w:vAlign w:val="center"/>
+            <w:hideMark/>
+          </w:tcPr>
+          <w:p>
+            <w:pPr>
+              <w:widowControl/>
+              <w:rPr>
+                <w:rFonts w:ascii="新細明體" w:eastAsia="新細明體" w:hAnsi="新細明體" w:cs="新細明體"/>
+                <w:sz w:val="24"/>
+                <w:szCs w:val="24"/>
+              </w:rPr>
+            </w:pPr>
+            <w:r>
+              <w:rPr>
+                <w:rFonts w:ascii="新細明體" w:eastAsia="新細明體" w:hAnsi="新細明體" w:cs="新細明體"/>
+                <w:sz w:val="24"/>
+                <w:szCs w:val="24"/>
+              </w:rPr>
+              <w:t>未提證據或修正</w:t>
+            </w:r>
+          </w:p>
+        </w:tc>
+        <w:tc>
+          <w:tcPr>
+            <w:tcW w:w="0" w:type="auto"/>
+            <w:vAlign w:val="center"/>
+            <w:hideMark/>
+          </w:tcPr>
+          <w:p>
+            <w:pPr>
+              <w:widowControl/>
+              <w:rPr>
+                <w:rFonts w:ascii="新細明體" w:eastAsia="新細明體" w:hAnsi="新細明體" w:cs="新細明體"/>
+                <w:sz w:val="24"/>
+                <w:szCs w:val="24"/>
+              </w:rPr>
+            </w:pPr>
+            <w:r>
+              <w:rPr>
+                <w:rFonts w:ascii="新細明體" w:eastAsia="新細明體" w:hAnsi="新細明體" w:cs="新細明體"/>
+                <w:sz w:val="24"/>
+                <w:szCs w:val="24"/>
+              </w:rPr>
+              <w:t>提到要修正，但無具體方向</w:t>
+            </w:r>
+          </w:p>
+        </w:tc>
+        <w:tc>
+          <w:tcPr>
+            <w:tcW w:w="0" w:type="auto"/>
+            <w:vAlign w:val="center"/>
+            <w:hideMark/>
+          </w:tcPr>
+          <w:p>
+            <w:pPr>
+              <w:widowControl/>
+              <w:rPr>
+                <w:rFonts w:ascii="新細明體" w:eastAsia="新細明體" w:hAnsi="新細明體" w:cs="新細明體"/>
+                <w:sz w:val="24"/>
+                <w:szCs w:val="24"/>
+              </w:rPr>
+            </w:pPr>
+            <w:r>
+              <w:rPr>
+                <w:rFonts w:ascii="新細明體" w:eastAsia="新細明體" w:hAnsi="新細明體" w:cs="新細明體"/>
+                <w:sz w:val="24"/>
+                <w:szCs w:val="24"/>
+              </w:rPr>
+              <w:t>提到縮小適用範圍或使用變化量公式</w:t>
+            </w:r>
+          </w:p>
+        </w:tc>
+        <w:tc>
+          <w:tcPr>
+            <w:tcW w:w="0" w:type="auto"/>
+            <w:vAlign w:val="center"/>
+            <w:hideMark/>
+          </w:tcPr>
+          <w:p>
+            <w:pPr>
+              <w:widowControl/>
+              <w:rPr>
+                <w:rFonts w:ascii="新細明體" w:eastAsia="新細明體" w:hAnsi="新細明體" w:cs="新細明體"/>
+                <w:sz w:val="24"/>
+                <w:szCs w:val="24"/>
+              </w:rPr>
+            </w:pPr>
+            <w:r>
+              <w:rPr>
+                <w:rFonts w:ascii="新細明體" w:eastAsia="新細明體" w:hAnsi="新細明體" w:cs="新細明體"/>
+                <w:sz w:val="24"/>
+                <w:szCs w:val="24"/>
+              </w:rPr>
+              <w:t>能描述修正過程：發現公式不夠</w:t>
+            </w:r>
+            <w:proofErr w:type="gramStart"/>
+            <w:r>
+              <w:rPr>
+                <w:rFonts w:ascii="新細明體" w:eastAsia="新細明體" w:hAnsi="新細明體" w:cs="新細明體"/>
+                <w:sz w:val="24"/>
+                <w:szCs w:val="24"/>
+              </w:rPr>
+              <w:t>準</w:t>
+            </w:r>
+            <w:proofErr w:type="gramEnd"/>
+            <w:r>
+              <w:rPr>
+                <w:rFonts w:ascii="新細明體" w:eastAsia="新細明體" w:hAnsi="新細明體" w:cs="新細明體"/>
+                <w:sz w:val="24"/>
+                <w:szCs w:val="24"/>
+              </w:rPr>
+              <w:t xml:space="preserve"> → 蒐集更多數據 → 縮小範圍或用兩點校正／Δ </w:t>
+            </w:r>
+            <w:proofErr w:type="gramStart"/>
+            <w:r>
+              <w:rPr>
+                <w:rFonts w:ascii="新細明體" w:eastAsia="新細明體" w:hAnsi="新細明體" w:cs="新細明體"/>
+                <w:sz w:val="24"/>
+                <w:szCs w:val="24"/>
+              </w:rPr>
+              <w:t>量法</w:t>
+            </w:r>
+            <w:proofErr w:type="gramEnd"/>
+            <w:r>
+              <w:rPr>
+                <w:rFonts w:ascii="新細明體" w:eastAsia="新細明體" w:hAnsi="新細明體" w:cs="新細明體"/>
+                <w:sz w:val="24"/>
+                <w:szCs w:val="24"/>
+              </w:rPr>
+              <w:t xml:space="preserve"> → 重新驗證</w:t>
+            </w:r>
+          </w:p>
+        </w:tc>
+      </w:tr>
+    </w:tbl>
+    <w:p>
+      <w:pPr>
+        <w:spacing w:before="60" w:after="60" w:line="320" w:lineRule="auto"/>
+        <w:rPr>
+          <w:rFonts w:hint="eastAsia"/>
+          <w:b/>
+          <w:bCs/>
+          <w:color w:val="1F4E79"/>
+        </w:rPr>
+      </w:pPr>
+    </w:p>
+    <w:tbl>
+      <w:tblPr>
+        <w:tblW w:w="0" w:type="auto"/>
+        <w:tblCellSpacing w:w="15" w:type="dxa"/>
+        <w:tblCellMar>
+          <w:top w:w="15" w:type="dxa"/>
+          <w:left w:w="15" w:type="dxa"/>
+          <w:bottom w:w="15" w:type="dxa"/>
+          <w:right w:w="15" w:type="dxa"/>
+        </w:tblCellMar>
+        <w:tblLook w:val="04A0" w:firstRow="1" w:lastRow="0" w:firstColumn="1" w:lastColumn="0" w:noHBand="0" w:noVBand="1"/>
+      </w:tblPr>
+      <w:tblGrid>
+        <w:gridCol w:w="774"/>
+        <w:gridCol w:w="1284"/>
+        <w:gridCol w:w="2270"/>
+        <w:gridCol w:w="1583"/>
+        <w:gridCol w:w="2092"/>
+        <w:gridCol w:w="2077"/>
+      </w:tblGrid>
+      <w:tr>
+        <w:trPr>
+          <w:tblHeader/>
+          <w:tblCellSpacing w:w="15" w:type="dxa"/>
+        </w:trPr>
+        <w:tc>
+          <w:tcPr>
+            <w:tcW w:w="0" w:type="auto"/>
+            <w:vAlign w:val="center"/>
+            <w:hideMark/>
+          </w:tcPr>
+          <w:p>
+            <w:pPr>
+              <w:widowControl/>
+              <w:jc w:val="center"/>
+              <w:rPr>
+                <w:rFonts w:ascii="新細明體" w:eastAsia="新細明體" w:hAnsi="新細明體" w:cs="新細明體"/>
+                <w:b/>
+                <w:bCs/>
+                <w:sz w:val="24"/>
+                <w:szCs w:val="24"/>
+              </w:rPr>
+            </w:pPr>
+            <w:r>
+              <w:rPr>
+                <w:rFonts w:ascii="新細明體" w:eastAsia="新細明體" w:hAnsi="新細明體" w:cs="新細明體"/>
+                <w:b/>
+                <w:bCs/>
+                <w:sz w:val="24"/>
+                <w:szCs w:val="24"/>
+              </w:rPr>
+              <w:t>分析層次</w:t>
+            </w:r>
+          </w:p>
+        </w:tc>
+        <w:tc>
+          <w:tcPr>
+            <w:tcW w:w="0" w:type="auto"/>
+            <w:vAlign w:val="center"/>
+            <w:hideMark/>
+          </w:tcPr>
+          <w:p>
+            <w:pPr>
+              <w:widowControl/>
+              <w:jc w:val="center"/>
+              <w:rPr>
+                <w:rFonts w:ascii="新細明體" w:eastAsia="新細明體" w:hAnsi="新細明體" w:cs="新細明體"/>
+                <w:b/>
+                <w:bCs/>
+                <w:sz w:val="24"/>
+                <w:szCs w:val="24"/>
+              </w:rPr>
+            </w:pPr>
+            <w:r>
+              <w:rPr>
+                <w:rFonts w:ascii="新細明體" w:eastAsia="新細明體" w:hAnsi="新細明體" w:cs="新細明體"/>
+                <w:b/>
+                <w:bCs/>
+                <w:sz w:val="24"/>
+                <w:szCs w:val="24"/>
+              </w:rPr>
+              <w:t>資料來源</w:t>
+            </w:r>
+          </w:p>
+        </w:tc>
+        <w:tc>
+          <w:tcPr>
+            <w:tcW w:w="0" w:type="auto"/>
+            <w:vAlign w:val="center"/>
+            <w:hideMark/>
+          </w:tcPr>
+          <w:p>
+            <w:pPr>
+              <w:widowControl/>
+              <w:jc w:val="center"/>
+              <w:rPr>
+                <w:rFonts w:ascii="新細明體" w:eastAsia="新細明體" w:hAnsi="新細明體" w:cs="新細明體"/>
+                <w:b/>
+                <w:bCs/>
+                <w:sz w:val="24"/>
+                <w:szCs w:val="24"/>
+              </w:rPr>
+            </w:pPr>
+            <w:r>
+              <w:rPr>
+                <w:rFonts w:ascii="新細明體" w:eastAsia="新細明體" w:hAnsi="新細明體" w:cs="新細明體"/>
+                <w:b/>
+                <w:bCs/>
+                <w:sz w:val="24"/>
+                <w:szCs w:val="24"/>
+              </w:rPr>
+              <w:t>指標名稱</w:t>
+            </w:r>
+          </w:p>
+        </w:tc>
+        <w:tc>
+          <w:tcPr>
+            <w:tcW w:w="0" w:type="auto"/>
+            <w:vAlign w:val="center"/>
+            <w:hideMark/>
+          </w:tcPr>
+          <w:p>
+            <w:pPr>
+              <w:widowControl/>
+              <w:jc w:val="center"/>
+              <w:rPr>
+                <w:rFonts w:ascii="新細明體" w:eastAsia="新細明體" w:hAnsi="新細明體" w:cs="新細明體"/>
+                <w:b/>
+                <w:bCs/>
+                <w:sz w:val="24"/>
+                <w:szCs w:val="24"/>
+              </w:rPr>
+            </w:pPr>
+            <w:r>
+              <w:rPr>
+                <w:rFonts w:ascii="新細明體" w:eastAsia="新細明體" w:hAnsi="新細明體" w:cs="新細明體"/>
+                <w:b/>
+                <w:bCs/>
+                <w:sz w:val="24"/>
+                <w:szCs w:val="24"/>
+              </w:rPr>
+              <w:t>分數 / 編碼方式</w:t>
+            </w:r>
+          </w:p>
+        </w:tc>
+        <w:tc>
+          <w:tcPr>
+            <w:tcW w:w="0" w:type="auto"/>
+            <w:vAlign w:val="center"/>
+            <w:hideMark/>
+          </w:tcPr>
+          <w:p>
+            <w:pPr>
+              <w:widowControl/>
+              <w:jc w:val="center"/>
+              <w:rPr>
+                <w:rFonts w:ascii="新細明體" w:eastAsia="新細明體" w:hAnsi="新細明體" w:cs="新細明體"/>
+                <w:b/>
+                <w:bCs/>
+                <w:sz w:val="24"/>
+                <w:szCs w:val="24"/>
+              </w:rPr>
+            </w:pPr>
+            <w:r>
+              <w:rPr>
+                <w:rFonts w:ascii="新細明體" w:eastAsia="新細明體" w:hAnsi="新細明體" w:cs="新細明體"/>
+                <w:b/>
+                <w:bCs/>
+                <w:sz w:val="24"/>
+                <w:szCs w:val="24"/>
+              </w:rPr>
+              <w:t>研究意義</w:t>
+            </w:r>
+          </w:p>
+        </w:tc>
+        <w:tc>
+          <w:tcPr>
+            <w:tcW w:w="0" w:type="auto"/>
+            <w:vAlign w:val="center"/>
+            <w:hideMark/>
+          </w:tcPr>
+          <w:p>
+            <w:pPr>
+              <w:widowControl/>
+              <w:jc w:val="center"/>
+              <w:rPr>
+                <w:rFonts w:ascii="新細明體" w:eastAsia="新細明體" w:hAnsi="新細明體" w:cs="新細明體"/>
+                <w:b/>
+                <w:bCs/>
+                <w:sz w:val="24"/>
+                <w:szCs w:val="24"/>
+              </w:rPr>
+            </w:pPr>
+            <w:r>
+              <w:rPr>
+                <w:rFonts w:ascii="新細明體" w:eastAsia="新細明體" w:hAnsi="新細明體" w:cs="新細明體"/>
+                <w:b/>
+                <w:bCs/>
+                <w:sz w:val="24"/>
+                <w:szCs w:val="24"/>
+              </w:rPr>
+              <w:t>分析用途</w:t>
+            </w:r>
+          </w:p>
+        </w:tc>
+      </w:tr>
+      <w:tr>
+        <w:trPr>
+          <w:tblCellSpacing w:w="15" w:type="dxa"/>
+        </w:trPr>
+        <w:tc>
+          <w:tcPr>
+            <w:tcW w:w="0" w:type="auto"/>
+            <w:vAlign w:val="center"/>
+            <w:hideMark/>
+          </w:tcPr>
+          <w:p>
+            <w:pPr>
+              <w:widowControl/>
+              <w:jc w:val="center"/>
+              <w:rPr>
+                <w:rFonts w:ascii="新細明體" w:eastAsia="新細明體" w:hAnsi="新細明體" w:cs="新細明體"/>
+                <w:b/>
+                <w:bCs/>
+                <w:sz w:val="24"/>
+                <w:szCs w:val="24"/>
+              </w:rPr>
+            </w:pPr>
+            <w:r>
+              <w:rPr>
+                <w:rFonts w:ascii="新細明體" w:eastAsia="新細明體" w:hAnsi="新細明體" w:cs="新細明體"/>
+                <w:b/>
+                <w:bCs/>
+                <w:sz w:val="24"/>
+                <w:szCs w:val="24"/>
+              </w:rPr>
+              <w:t>先備物理基礎</w:t>
+            </w:r>
+          </w:p>
+        </w:tc>
+        <w:tc>
+          <w:tcPr>
+            <w:tcW w:w="0" w:type="auto"/>
+            <w:vAlign w:val="center"/>
+            <w:hideMark/>
+          </w:tcPr>
+          <w:p>
+            <w:pPr>
+              <w:widowControl/>
+              <w:jc w:val="center"/>
+              <w:rPr>
+                <w:rFonts w:ascii="新細明體" w:eastAsia="新細明體" w:hAnsi="新細明體" w:cs="新細明體"/>
+                <w:b/>
+                <w:bCs/>
+                <w:sz w:val="24"/>
+                <w:szCs w:val="24"/>
+              </w:rPr>
+            </w:pPr>
+            <w:r>
+              <w:rPr>
+                <w:rFonts w:ascii="新細明體" w:eastAsia="新細明體" w:hAnsi="新細明體" w:cs="新細明體"/>
+                <w:b/>
+                <w:bCs/>
+                <w:sz w:val="24"/>
+                <w:szCs w:val="24"/>
+              </w:rPr>
+              <w:t>Q1–Q3</w:t>
+            </w:r>
+          </w:p>
+        </w:tc>
+        <w:tc>
+          <w:tcPr>
+            <w:tcW w:w="0" w:type="auto"/>
+            <w:vAlign w:val="center"/>
+            <w:hideMark/>
+          </w:tcPr>
+          <w:p>
+            <w:pPr>
+              <w:widowControl/>
+              <w:jc w:val="center"/>
+              <w:rPr>
+                <w:rFonts w:ascii="新細明體" w:eastAsia="新細明體" w:hAnsi="新細明體" w:cs="新細明體"/>
+                <w:b/>
+                <w:bCs/>
+                <w:sz w:val="24"/>
+                <w:szCs w:val="24"/>
+              </w:rPr>
+            </w:pPr>
+            <w:r>
+              <w:rPr>
+                <w:rFonts w:ascii="新細明體" w:eastAsia="新細明體" w:hAnsi="新細明體" w:cs="新細明體"/>
+                <w:b/>
+                <w:bCs/>
+                <w:sz w:val="24"/>
+                <w:szCs w:val="24"/>
+              </w:rPr>
+              <w:t>Basic Knowledge Score, BKS</w:t>
+            </w:r>
+          </w:p>
+        </w:tc>
+        <w:tc>
+          <w:tcPr>
+            <w:tcW w:w="0" w:type="auto"/>
+            <w:vAlign w:val="center"/>
+            <w:hideMark/>
+          </w:tcPr>
+          <w:p>
+            <w:pPr>
+              <w:widowControl/>
+              <w:jc w:val="center"/>
+              <w:rPr>
+                <w:rFonts w:ascii="新細明體" w:eastAsia="新細明體" w:hAnsi="新細明體" w:cs="新細明體"/>
+                <w:b/>
+                <w:bCs/>
+                <w:sz w:val="24"/>
+                <w:szCs w:val="24"/>
+              </w:rPr>
+            </w:pPr>
+            <w:r>
+              <w:rPr>
+                <w:rFonts w:ascii="新細明體" w:eastAsia="新細明體" w:hAnsi="新細明體" w:cs="新細明體"/>
+                <w:b/>
+                <w:bCs/>
+                <w:sz w:val="24"/>
+                <w:szCs w:val="24"/>
+              </w:rPr>
+              <w:t>0</w:t>
+            </w:r>
+            <w:proofErr w:type="gramStart"/>
+            <w:r>
+              <w:rPr>
+                <w:rFonts w:ascii="新細明體" w:eastAsia="新細明體" w:hAnsi="新細明體" w:cs="新細明體"/>
+                <w:b/>
+                <w:bCs/>
+                <w:sz w:val="24"/>
+                <w:szCs w:val="24"/>
+              </w:rPr>
+              <w:t>–</w:t>
+            </w:r>
+            <w:proofErr w:type="gramEnd"/>
+            <w:r>
+              <w:rPr>
+                <w:rFonts w:ascii="新細明體" w:eastAsia="新細明體" w:hAnsi="新細明體" w:cs="新細明體"/>
+                <w:b/>
+                <w:bCs/>
+                <w:sz w:val="24"/>
+                <w:szCs w:val="24"/>
+              </w:rPr>
+              <w:t>3 分</w:t>
+            </w:r>
+          </w:p>
+        </w:tc>
+        <w:tc>
+          <w:tcPr>
+            <w:tcW w:w="0" w:type="auto"/>
+            <w:vAlign w:val="center"/>
+            <w:hideMark/>
+          </w:tcPr>
+          <w:p>
+            <w:pPr>
+              <w:widowControl/>
+              <w:jc w:val="center"/>
+              <w:rPr>
+                <w:rFonts w:ascii="新細明體" w:eastAsia="新細明體" w:hAnsi="新細明體" w:cs="新細明體"/>
+                <w:b/>
+                <w:bCs/>
+                <w:sz w:val="24"/>
+                <w:szCs w:val="24"/>
+              </w:rPr>
+            </w:pPr>
+            <w:r>
+              <w:rPr>
+                <w:rFonts w:ascii="新細明體" w:eastAsia="新細明體" w:hAnsi="新細明體" w:cs="新細明體"/>
+                <w:b/>
+                <w:bCs/>
+                <w:sz w:val="24"/>
+                <w:szCs w:val="24"/>
+              </w:rPr>
+              <w:t>學生是否具備理想彈簧、並聯、單位換算基礎</w:t>
+            </w:r>
+          </w:p>
+        </w:tc>
+        <w:tc>
+          <w:tcPr>
+            <w:tcW w:w="0" w:type="auto"/>
+            <w:vAlign w:val="center"/>
+            <w:hideMark/>
+          </w:tcPr>
+          <w:p>
+            <w:pPr>
+              <w:widowControl/>
+              <w:jc w:val="center"/>
+              <w:rPr>
+                <w:rFonts w:ascii="新細明體" w:eastAsia="新細明體" w:hAnsi="新細明體" w:cs="新細明體"/>
+                <w:b/>
+                <w:bCs/>
+                <w:sz w:val="24"/>
+                <w:szCs w:val="24"/>
+              </w:rPr>
+            </w:pPr>
+            <w:r>
+              <w:rPr>
+                <w:rFonts w:ascii="新細明體" w:eastAsia="新細明體" w:hAnsi="新細明體" w:cs="新細明體"/>
+                <w:b/>
+                <w:bCs/>
+                <w:sz w:val="24"/>
+                <w:szCs w:val="24"/>
+              </w:rPr>
+              <w:t>作為控制變項或先備條件</w:t>
+            </w:r>
+          </w:p>
+        </w:tc>
+      </w:tr>
+      <w:tr>
+        <w:trPr>
+          <w:tblCellSpacing w:w="15" w:type="dxa"/>
+        </w:trPr>
+        <w:tc>
+          <w:tcPr>
+            <w:tcW w:w="0" w:type="auto"/>
+            <w:vAlign w:val="center"/>
+            <w:hideMark/>
+          </w:tcPr>
+          <w:p>
+            <w:pPr>
+              <w:widowControl/>
+              <w:jc w:val="center"/>
+              <w:rPr>
+                <w:rFonts w:ascii="新細明體" w:eastAsia="新細明體" w:hAnsi="新細明體" w:cs="新細明體"/>
+                <w:b/>
+                <w:bCs/>
+                <w:sz w:val="24"/>
+                <w:szCs w:val="24"/>
+              </w:rPr>
+            </w:pPr>
+            <w:r>
+              <w:rPr>
+                <w:rFonts w:ascii="新細明體" w:eastAsia="新細明體" w:hAnsi="新細明體" w:cs="新細明體"/>
+                <w:b/>
+                <w:bCs/>
+                <w:sz w:val="24"/>
+                <w:szCs w:val="24"/>
+              </w:rPr>
+              <w:t>模擬前建模表現</w:t>
+            </w:r>
+          </w:p>
+        </w:tc>
+        <w:tc>
+          <w:tcPr>
+            <w:tcW w:w="0" w:type="auto"/>
+            <w:vAlign w:val="center"/>
+            <w:hideMark/>
+          </w:tcPr>
+          <w:p>
+            <w:pPr>
+              <w:widowControl/>
+              <w:jc w:val="center"/>
+              <w:rPr>
+                <w:rFonts w:ascii="新細明體" w:eastAsia="新細明體" w:hAnsi="新細明體" w:cs="新細明體"/>
+                <w:b/>
+                <w:bCs/>
+                <w:sz w:val="24"/>
+                <w:szCs w:val="24"/>
+              </w:rPr>
+            </w:pPr>
+            <w:r>
+              <w:rPr>
+                <w:rFonts w:ascii="新細明體" w:eastAsia="新細明體" w:hAnsi="新細明體" w:cs="新細明體"/>
+                <w:b/>
+                <w:bCs/>
+                <w:sz w:val="24"/>
+                <w:szCs w:val="24"/>
+              </w:rPr>
+              <w:t>Q4 + Q5</w:t>
+            </w:r>
+          </w:p>
+        </w:tc>
+        <w:tc>
+          <w:tcPr>
+            <w:tcW w:w="0" w:type="auto"/>
+            <w:vAlign w:val="center"/>
+            <w:hideMark/>
+          </w:tcPr>
+          <w:p>
+            <w:pPr>
+              <w:widowControl/>
+              <w:jc w:val="center"/>
+              <w:rPr>
+                <w:rFonts w:ascii="新細明體" w:eastAsia="新細明體" w:hAnsi="新細明體" w:cs="新細明體"/>
+                <w:b/>
+                <w:bCs/>
+                <w:sz w:val="24"/>
+                <w:szCs w:val="24"/>
+              </w:rPr>
+            </w:pPr>
+            <w:r>
+              <w:rPr>
+                <w:rFonts w:ascii="新細明體" w:eastAsia="新細明體" w:hAnsi="新細明體" w:cs="新細明體"/>
+                <w:b/>
+                <w:bCs/>
+                <w:sz w:val="24"/>
+                <w:szCs w:val="24"/>
+              </w:rPr>
+              <w:t>Pre Modeling Performance Level, Pre-MAPL</w:t>
+            </w:r>
+          </w:p>
+        </w:tc>
+        <w:tc>
+          <w:tcPr>
+            <w:tcW w:w="0" w:type="auto"/>
+            <w:vAlign w:val="center"/>
+            <w:hideMark/>
+          </w:tcPr>
+          <w:p>
+            <w:pPr>
+              <w:widowControl/>
+              <w:jc w:val="center"/>
+              <w:rPr>
+                <w:rFonts w:ascii="新細明體" w:eastAsia="新細明體" w:hAnsi="新細明體" w:cs="新細明體"/>
+                <w:b/>
+                <w:bCs/>
+                <w:sz w:val="24"/>
+                <w:szCs w:val="24"/>
+              </w:rPr>
+            </w:pPr>
+            <w:r>
+              <w:rPr>
+                <w:rFonts w:ascii="新細明體" w:eastAsia="新細明體" w:hAnsi="新細明體" w:cs="新細明體"/>
+                <w:b/>
+                <w:bCs/>
+                <w:sz w:val="24"/>
+                <w:szCs w:val="24"/>
+              </w:rPr>
+              <w:t>Level 1</w:t>
+            </w:r>
+            <w:proofErr w:type="gramStart"/>
+            <w:r>
+              <w:rPr>
+                <w:rFonts w:ascii="新細明體" w:eastAsia="新細明體" w:hAnsi="新細明體" w:cs="新細明體"/>
+                <w:b/>
+                <w:bCs/>
+                <w:sz w:val="24"/>
+                <w:szCs w:val="24"/>
+              </w:rPr>
+              <w:t>–</w:t>
+            </w:r>
+            <w:proofErr w:type="gramEnd"/>
+            <w:r>
+              <w:rPr>
+                <w:rFonts w:ascii="新細明體" w:eastAsia="新細明體" w:hAnsi="新細明體" w:cs="新細明體"/>
+                <w:b/>
+                <w:bCs/>
+                <w:sz w:val="24"/>
+                <w:szCs w:val="24"/>
+              </w:rPr>
+              <w:t>4，另可保留 rubric 原始分</w:t>
+            </w:r>
+          </w:p>
+        </w:tc>
+        <w:tc>
+          <w:tcPr>
+            <w:tcW w:w="0" w:type="auto"/>
+            <w:vAlign w:val="center"/>
+            <w:hideMark/>
+          </w:tcPr>
+          <w:p>
+            <w:pPr>
+              <w:widowControl/>
+              <w:jc w:val="center"/>
+              <w:rPr>
+                <w:rFonts w:ascii="新細明體" w:eastAsia="新細明體" w:hAnsi="新細明體" w:cs="新細明體"/>
+                <w:b/>
+                <w:bCs/>
+                <w:sz w:val="24"/>
+                <w:szCs w:val="24"/>
+              </w:rPr>
+            </w:pPr>
+            <w:r>
+              <w:rPr>
+                <w:rFonts w:ascii="新細明體" w:eastAsia="新細明體" w:hAnsi="新細明體" w:cs="新細明體"/>
+                <w:b/>
+                <w:bCs/>
+                <w:sz w:val="24"/>
+                <w:szCs w:val="24"/>
+              </w:rPr>
+              <w:t>模擬前學生對模型適用性的初始理解層級</w:t>
+            </w:r>
+          </w:p>
+        </w:tc>
+        <w:tc>
+          <w:tcPr>
+            <w:tcW w:w="0" w:type="auto"/>
+            <w:vAlign w:val="center"/>
+            <w:hideMark/>
+          </w:tcPr>
+          <w:p>
+            <w:pPr>
+              <w:widowControl/>
+              <w:jc w:val="center"/>
+              <w:rPr>
+                <w:rFonts w:ascii="新細明體" w:eastAsia="新細明體" w:hAnsi="新細明體" w:cs="新細明體"/>
+                <w:b/>
+                <w:bCs/>
+                <w:sz w:val="24"/>
+                <w:szCs w:val="24"/>
+              </w:rPr>
+            </w:pPr>
+            <w:r>
+              <w:rPr>
+                <w:rFonts w:ascii="新細明體" w:eastAsia="新細明體" w:hAnsi="新細明體" w:cs="新細明體"/>
+                <w:b/>
+                <w:bCs/>
+                <w:sz w:val="24"/>
+                <w:szCs w:val="24"/>
+              </w:rPr>
+              <w:t>與 Post-MAPL 比較，計算層級提升</w:t>
+            </w:r>
+          </w:p>
+        </w:tc>
+      </w:tr>
+      <w:tr>
+        <w:trPr>
+          <w:tblCellSpacing w:w="15" w:type="dxa"/>
+        </w:trPr>
+        <w:tc>
+          <w:tcPr>
+            <w:tcW w:w="0" w:type="auto"/>
+            <w:vAlign w:val="center"/>
+            <w:hideMark/>
+          </w:tcPr>
+          <w:p>
+            <w:pPr>
+              <w:widowControl/>
+              <w:jc w:val="center"/>
+              <w:rPr>
+                <w:rFonts w:ascii="新細明體" w:eastAsia="新細明體" w:hAnsi="新細明體" w:cs="新細明體"/>
+                <w:b/>
+                <w:bCs/>
+                <w:sz w:val="24"/>
+                <w:szCs w:val="24"/>
+              </w:rPr>
+            </w:pPr>
+            <w:r>
+              <w:rPr>
+                <w:rFonts w:ascii="新細明體" w:eastAsia="新細明體" w:hAnsi="新細明體" w:cs="新細明體"/>
+                <w:b/>
+                <w:bCs/>
+                <w:sz w:val="24"/>
+                <w:szCs w:val="24"/>
+              </w:rPr>
+              <w:t>模擬歷程表現</w:t>
+            </w:r>
+          </w:p>
+        </w:tc>
+        <w:tc>
+          <w:tcPr>
+            <w:tcW w:w="0" w:type="auto"/>
+            <w:vAlign w:val="center"/>
+            <w:hideMark/>
+          </w:tcPr>
+          <w:p>
+            <w:pPr>
+              <w:widowControl/>
+              <w:jc w:val="center"/>
+              <w:rPr>
+                <w:rFonts w:ascii="新細明體" w:eastAsia="新細明體" w:hAnsi="新細明體" w:cs="新細明體"/>
+                <w:b/>
+                <w:bCs/>
+                <w:sz w:val="24"/>
+                <w:szCs w:val="24"/>
+              </w:rPr>
+            </w:pPr>
+            <w:r>
+              <w:rPr>
+                <w:rFonts w:ascii="新細明體" w:eastAsia="新細明體" w:hAnsi="新細明體" w:cs="新細明體"/>
+                <w:b/>
+                <w:bCs/>
+                <w:sz w:val="24"/>
+                <w:szCs w:val="24"/>
+              </w:rPr>
+              <w:t>P1 + P2-1 + P2-2 + log file</w:t>
+            </w:r>
+          </w:p>
+        </w:tc>
+        <w:tc>
+          <w:tcPr>
+            <w:tcW w:w="0" w:type="auto"/>
+            <w:vAlign w:val="center"/>
+            <w:hideMark/>
+          </w:tcPr>
+          <w:p>
+            <w:pPr>
+              <w:widowControl/>
+              <w:jc w:val="center"/>
+              <w:rPr>
+                <w:rFonts w:ascii="新細明體" w:eastAsia="新細明體" w:hAnsi="新細明體" w:cs="新細明體"/>
+                <w:b/>
+                <w:bCs/>
+                <w:sz w:val="24"/>
+                <w:szCs w:val="24"/>
+              </w:rPr>
+            </w:pPr>
+            <w:r>
+              <w:rPr>
+                <w:rFonts w:ascii="新細明體" w:eastAsia="新細明體" w:hAnsi="新細明體" w:cs="新細明體"/>
+                <w:b/>
+                <w:bCs/>
+                <w:sz w:val="24"/>
+                <w:szCs w:val="24"/>
+              </w:rPr>
+              <w:t>Modeling Cycle Performance, MCP</w:t>
+            </w:r>
+          </w:p>
+        </w:tc>
+        <w:tc>
+          <w:tcPr>
+            <w:tcW w:w="0" w:type="auto"/>
+            <w:vAlign w:val="center"/>
+            <w:hideMark/>
+          </w:tcPr>
+          <w:p>
+            <w:pPr>
+              <w:widowControl/>
+              <w:jc w:val="center"/>
+              <w:rPr>
+                <w:rFonts w:ascii="新細明體" w:eastAsia="新細明體" w:hAnsi="新細明體" w:cs="新細明體"/>
+                <w:b/>
+                <w:bCs/>
+                <w:sz w:val="24"/>
+                <w:szCs w:val="24"/>
+              </w:rPr>
+            </w:pPr>
+            <w:r>
+              <w:rPr>
+                <w:rFonts w:ascii="新細明體" w:eastAsia="新細明體" w:hAnsi="新細明體" w:cs="新細明體"/>
+                <w:b/>
+                <w:bCs/>
+                <w:sz w:val="24"/>
+                <w:szCs w:val="24"/>
+              </w:rPr>
+              <w:t>P1/P2 rubric 分數 + log 指標</w:t>
+            </w:r>
+          </w:p>
+        </w:tc>
+        <w:tc>
+          <w:tcPr>
+            <w:tcW w:w="0" w:type="auto"/>
+            <w:vAlign w:val="center"/>
+            <w:hideMark/>
+          </w:tcPr>
+          <w:p>
+            <w:pPr>
+              <w:widowControl/>
+              <w:jc w:val="center"/>
+              <w:rPr>
+                <w:rFonts w:ascii="新細明體" w:eastAsia="新細明體" w:hAnsi="新細明體" w:cs="新細明體"/>
+                <w:b/>
+                <w:bCs/>
+                <w:sz w:val="24"/>
+                <w:szCs w:val="24"/>
+              </w:rPr>
+            </w:pPr>
+            <w:r>
+              <w:rPr>
+                <w:rFonts w:ascii="新細明體" w:eastAsia="新細明體" w:hAnsi="新細明體" w:cs="新細明體"/>
+                <w:b/>
+                <w:bCs/>
+                <w:sz w:val="24"/>
+                <w:szCs w:val="24"/>
+              </w:rPr>
+              <w:t>學生是否有效經歷建模迭代循環</w:t>
+            </w:r>
+          </w:p>
+        </w:tc>
+        <w:tc>
+          <w:tcPr>
+            <w:tcW w:w="0" w:type="auto"/>
+            <w:vAlign w:val="center"/>
+            <w:hideMark/>
+          </w:tcPr>
+          <w:p>
+            <w:pPr>
+              <w:widowControl/>
+              <w:jc w:val="center"/>
+              <w:rPr>
+                <w:rFonts w:ascii="新細明體" w:eastAsia="新細明體" w:hAnsi="新細明體" w:cs="新細明體"/>
+                <w:b/>
+                <w:bCs/>
+                <w:sz w:val="24"/>
+                <w:szCs w:val="24"/>
+              </w:rPr>
+            </w:pPr>
+            <w:r>
+              <w:rPr>
+                <w:rFonts w:ascii="新細明體" w:eastAsia="新細明體" w:hAnsi="新細明體" w:cs="新細明體"/>
+                <w:b/>
+                <w:bCs/>
+                <w:sz w:val="24"/>
+                <w:szCs w:val="24"/>
+              </w:rPr>
+              <w:t>解釋 Pre 到 Post 的提升</w:t>
+            </w:r>
+          </w:p>
+        </w:tc>
+      </w:tr>
+      <w:tr>
+        <w:trPr>
+          <w:tblCellSpacing w:w="15" w:type="dxa"/>
+        </w:trPr>
+        <w:tc>
+          <w:tcPr>
+            <w:tcW w:w="0" w:type="auto"/>
+            <w:vAlign w:val="center"/>
+            <w:hideMark/>
+          </w:tcPr>
+          <w:p>
+            <w:pPr>
+              <w:widowControl/>
+              <w:jc w:val="center"/>
+              <w:rPr>
+                <w:rFonts w:ascii="新細明體" w:eastAsia="新細明體" w:hAnsi="新細明體" w:cs="新細明體"/>
+                <w:b/>
+                <w:bCs/>
+                <w:sz w:val="24"/>
+                <w:szCs w:val="24"/>
+              </w:rPr>
+            </w:pPr>
+            <w:r>
+              <w:rPr>
+                <w:rFonts w:ascii="新細明體" w:eastAsia="新細明體" w:hAnsi="新細明體" w:cs="新細明體"/>
+                <w:b/>
+                <w:bCs/>
+                <w:sz w:val="24"/>
+                <w:szCs w:val="24"/>
+              </w:rPr>
+              <w:t>模擬後建模表現</w:t>
+            </w:r>
+          </w:p>
+        </w:tc>
+        <w:tc>
+          <w:tcPr>
+            <w:tcW w:w="0" w:type="auto"/>
+            <w:vAlign w:val="center"/>
+            <w:hideMark/>
+          </w:tcPr>
+          <w:p>
+            <w:pPr>
+              <w:widowControl/>
+              <w:jc w:val="center"/>
+              <w:rPr>
+                <w:rFonts w:ascii="新細明體" w:eastAsia="新細明體" w:hAnsi="新細明體" w:cs="新細明體"/>
+                <w:b/>
+                <w:bCs/>
+                <w:sz w:val="24"/>
+                <w:szCs w:val="24"/>
+              </w:rPr>
+            </w:pPr>
+            <w:r>
+              <w:rPr>
+                <w:rFonts w:ascii="新細明體" w:eastAsia="新細明體" w:hAnsi="新細明體" w:cs="新細明體"/>
+                <w:b/>
+                <w:bCs/>
+                <w:sz w:val="24"/>
+                <w:szCs w:val="24"/>
+              </w:rPr>
+              <w:t>Q9 + Q10 + Q11</w:t>
+            </w:r>
+          </w:p>
+        </w:tc>
+        <w:tc>
+          <w:tcPr>
+            <w:tcW w:w="0" w:type="auto"/>
+            <w:vAlign w:val="center"/>
+            <w:hideMark/>
+          </w:tcPr>
+          <w:p>
+            <w:pPr>
+              <w:widowControl/>
+              <w:jc w:val="center"/>
+              <w:rPr>
+                <w:rFonts w:ascii="新細明體" w:eastAsia="新細明體" w:hAnsi="新細明體" w:cs="新細明體"/>
+                <w:b/>
+                <w:bCs/>
+                <w:sz w:val="24"/>
+                <w:szCs w:val="24"/>
+              </w:rPr>
+            </w:pPr>
+            <w:r>
+              <w:rPr>
+                <w:rFonts w:ascii="新細明體" w:eastAsia="新細明體" w:hAnsi="新細明體" w:cs="新細明體"/>
+                <w:b/>
+                <w:bCs/>
+                <w:sz w:val="24"/>
+                <w:szCs w:val="24"/>
+              </w:rPr>
+              <w:t>Post Modeling Performance Level, Post-MAPL</w:t>
+            </w:r>
+          </w:p>
+        </w:tc>
+        <w:tc>
+          <w:tcPr>
+            <w:tcW w:w="0" w:type="auto"/>
+            <w:vAlign w:val="center"/>
+            <w:hideMark/>
+          </w:tcPr>
+          <w:p>
+            <w:pPr>
+              <w:widowControl/>
+              <w:jc w:val="center"/>
+              <w:rPr>
+                <w:rFonts w:ascii="新細明體" w:eastAsia="新細明體" w:hAnsi="新細明體" w:cs="新細明體"/>
+                <w:b/>
+                <w:bCs/>
+                <w:sz w:val="24"/>
+                <w:szCs w:val="24"/>
+              </w:rPr>
+            </w:pPr>
+            <w:r>
+              <w:rPr>
+                <w:rFonts w:ascii="新細明體" w:eastAsia="新細明體" w:hAnsi="新細明體" w:cs="新細明體"/>
+                <w:b/>
+                <w:bCs/>
+                <w:sz w:val="24"/>
+                <w:szCs w:val="24"/>
+              </w:rPr>
+              <w:t>Level 1</w:t>
+            </w:r>
+            <w:proofErr w:type="gramStart"/>
+            <w:r>
+              <w:rPr>
+                <w:rFonts w:ascii="新細明體" w:eastAsia="新細明體" w:hAnsi="新細明體" w:cs="新細明體"/>
+                <w:b/>
+                <w:bCs/>
+                <w:sz w:val="24"/>
+                <w:szCs w:val="24"/>
+              </w:rPr>
+              <w:t>–</w:t>
+            </w:r>
+            <w:proofErr w:type="gramEnd"/>
+            <w:r>
+              <w:rPr>
+                <w:rFonts w:ascii="新細明體" w:eastAsia="新細明體" w:hAnsi="新細明體" w:cs="新細明體"/>
+                <w:b/>
+                <w:bCs/>
+                <w:sz w:val="24"/>
+                <w:szCs w:val="24"/>
+              </w:rPr>
+              <w:t>4，另可保留 rubric 原始分</w:t>
+            </w:r>
+          </w:p>
+        </w:tc>
+        <w:tc>
+          <w:tcPr>
+            <w:tcW w:w="0" w:type="auto"/>
+            <w:vAlign w:val="center"/>
+            <w:hideMark/>
+          </w:tcPr>
+          <w:p>
+            <w:pPr>
+              <w:widowControl/>
+              <w:jc w:val="center"/>
+              <w:rPr>
+                <w:rFonts w:ascii="新細明體" w:eastAsia="新細明體" w:hAnsi="新細明體" w:cs="新細明體"/>
+                <w:b/>
+                <w:bCs/>
+                <w:sz w:val="24"/>
+                <w:szCs w:val="24"/>
+              </w:rPr>
+            </w:pPr>
+            <w:r>
+              <w:rPr>
+                <w:rFonts w:ascii="新細明體" w:eastAsia="新細明體" w:hAnsi="新細明體" w:cs="新細明體"/>
+                <w:b/>
+                <w:bCs/>
+                <w:sz w:val="24"/>
+                <w:szCs w:val="24"/>
+              </w:rPr>
+              <w:t>模擬後學生對模型適用性、限制與修正的理解層級</w:t>
+            </w:r>
+          </w:p>
+        </w:tc>
+        <w:tc>
+          <w:tcPr>
+            <w:tcW w:w="0" w:type="auto"/>
+            <w:vAlign w:val="center"/>
+            <w:hideMark/>
+          </w:tcPr>
+          <w:p>
+            <w:pPr>
+              <w:widowControl/>
+              <w:jc w:val="center"/>
+              <w:rPr>
+                <w:rFonts w:ascii="新細明體" w:eastAsia="新細明體" w:hAnsi="新細明體" w:cs="新細明體"/>
+                <w:b/>
+                <w:bCs/>
+                <w:sz w:val="24"/>
+                <w:szCs w:val="24"/>
+              </w:rPr>
+            </w:pPr>
+            <w:r>
+              <w:rPr>
+                <w:rFonts w:ascii="新細明體" w:eastAsia="新細明體" w:hAnsi="新細明體" w:cs="新細明體"/>
+                <w:b/>
+                <w:bCs/>
+                <w:sz w:val="24"/>
+                <w:szCs w:val="24"/>
+              </w:rPr>
+              <w:t>作為主要學習結果</w:t>
+            </w:r>
+          </w:p>
+        </w:tc>
+      </w:tr>
+      <w:tr>
+        <w:trPr>
+          <w:tblCellSpacing w:w="15" w:type="dxa"/>
+        </w:trPr>
+        <w:tc>
+          <w:tcPr>
+            <w:tcW w:w="0" w:type="auto"/>
+            <w:vAlign w:val="center"/>
+            <w:hideMark/>
+          </w:tcPr>
+          <w:p>
+            <w:pPr>
+              <w:widowControl/>
+              <w:jc w:val="center"/>
+              <w:rPr>
+                <w:rFonts w:ascii="新細明體" w:eastAsia="新細明體" w:hAnsi="新細明體" w:cs="新細明體"/>
+                <w:b/>
+                <w:bCs/>
+                <w:sz w:val="24"/>
+                <w:szCs w:val="24"/>
+              </w:rPr>
+            </w:pPr>
+            <w:r>
+              <w:rPr>
+                <w:rFonts w:ascii="新細明體" w:eastAsia="新細明體" w:hAnsi="新細明體" w:cs="新細明體"/>
+                <w:b/>
+                <w:bCs/>
+                <w:sz w:val="24"/>
+                <w:szCs w:val="24"/>
+              </w:rPr>
+              <w:t>層級變化</w:t>
+            </w:r>
+          </w:p>
+        </w:tc>
+        <w:tc>
+          <w:tcPr>
+            <w:tcW w:w="0" w:type="auto"/>
+            <w:vAlign w:val="center"/>
+            <w:hideMark/>
+          </w:tcPr>
+          <w:p>
+            <w:pPr>
+              <w:widowControl/>
+              <w:jc w:val="center"/>
+              <w:rPr>
+                <w:rFonts w:ascii="新細明體" w:eastAsia="新細明體" w:hAnsi="新細明體" w:cs="新細明體"/>
+                <w:b/>
+                <w:bCs/>
+                <w:sz w:val="24"/>
+                <w:szCs w:val="24"/>
+              </w:rPr>
+            </w:pPr>
+            <w:r>
+              <w:rPr>
+                <w:rFonts w:ascii="新細明體" w:eastAsia="新細明體" w:hAnsi="新細明體" w:cs="新細明體"/>
+                <w:b/>
+                <w:bCs/>
+                <w:sz w:val="24"/>
+                <w:szCs w:val="24"/>
+              </w:rPr>
+              <w:t xml:space="preserve">Pre-MAPL → </w:t>
+            </w:r>
+            <w:proofErr w:type="gramStart"/>
+            <w:r>
+              <w:rPr>
+                <w:rFonts w:ascii="新細明體" w:eastAsia="新細明體" w:hAnsi="新細明體" w:cs="新細明體"/>
+                <w:b/>
+                <w:bCs/>
+                <w:sz w:val="24"/>
+                <w:szCs w:val="24"/>
+              </w:rPr>
+              <w:t>Post-MAPL</w:t>
+            </w:r>
+            <w:proofErr w:type="gramEnd"/>
+          </w:p>
+        </w:tc>
+        <w:tc>
+          <w:tcPr>
+            <w:tcW w:w="0" w:type="auto"/>
+            <w:vAlign w:val="center"/>
+            <w:hideMark/>
+          </w:tcPr>
+          <w:p>
+            <w:pPr>
+              <w:widowControl/>
+              <w:jc w:val="center"/>
+              <w:rPr>
+                <w:rFonts w:ascii="新細明體" w:eastAsia="新細明體" w:hAnsi="新細明體" w:cs="新細明體"/>
+                <w:b/>
+                <w:bCs/>
+                <w:sz w:val="24"/>
+                <w:szCs w:val="24"/>
+              </w:rPr>
+            </w:pPr>
+            <w:r>
+              <w:rPr>
+                <w:rFonts w:ascii="新細明體" w:eastAsia="新細明體" w:hAnsi="新細明體" w:cs="新細明體"/>
+                <w:b/>
+                <w:bCs/>
+                <w:sz w:val="24"/>
+                <w:szCs w:val="24"/>
+              </w:rPr>
+              <w:t>MAPL Transition</w:t>
+            </w:r>
+          </w:p>
+        </w:tc>
+        <w:tc>
+          <w:tcPr>
+            <w:tcW w:w="0" w:type="auto"/>
+            <w:vAlign w:val="center"/>
+            <w:hideMark/>
+          </w:tcPr>
+          <w:p>
+            <w:pPr>
+              <w:widowControl/>
+              <w:jc w:val="center"/>
+              <w:rPr>
+                <w:rFonts w:ascii="新細明體" w:eastAsia="新細明體" w:hAnsi="新細明體" w:cs="新細明體"/>
+                <w:b/>
+                <w:bCs/>
+                <w:sz w:val="24"/>
+                <w:szCs w:val="24"/>
+              </w:rPr>
+            </w:pPr>
+            <w:r>
+              <w:rPr>
+                <w:rFonts w:ascii="新細明體" w:eastAsia="新細明體" w:hAnsi="新細明體" w:cs="新細明體"/>
+                <w:b/>
+                <w:bCs/>
+                <w:sz w:val="24"/>
+                <w:szCs w:val="24"/>
+              </w:rPr>
+              <w:t xml:space="preserve">Post level </w:t>
+            </w:r>
+            <w:r>
+              <w:rPr>
+                <w:rFonts w:ascii="Cambria Math" w:eastAsia="新細明體" w:hAnsi="Cambria Math" w:cs="Cambria Math"/>
+                <w:b/>
+                <w:bCs/>
+                <w:sz w:val="24"/>
+                <w:szCs w:val="24"/>
+              </w:rPr>
+              <w:t>−</w:t>
+            </w:r>
+            <w:r>
+              <w:rPr>
+                <w:rFonts w:ascii="新細明體" w:eastAsia="新細明體" w:hAnsi="新細明體" w:cs="新細明體"/>
+                <w:b/>
+                <w:bCs/>
+                <w:sz w:val="24"/>
+                <w:szCs w:val="24"/>
+              </w:rPr>
+              <w:t xml:space="preserve"> Pre level</w:t>
+            </w:r>
+          </w:p>
+        </w:tc>
+        <w:tc>
+          <w:tcPr>
+            <w:tcW w:w="0" w:type="auto"/>
+            <w:vAlign w:val="center"/>
+            <w:hideMark/>
+          </w:tcPr>
+          <w:p>
+            <w:pPr>
+              <w:widowControl/>
+              <w:jc w:val="center"/>
+              <w:rPr>
+                <w:rFonts w:ascii="新細明體" w:eastAsia="新細明體" w:hAnsi="新細明體" w:cs="新細明體"/>
+                <w:b/>
+                <w:bCs/>
+                <w:sz w:val="24"/>
+                <w:szCs w:val="24"/>
+              </w:rPr>
+            </w:pPr>
+            <w:r>
+              <w:rPr>
+                <w:rFonts w:ascii="新細明體" w:eastAsia="新細明體" w:hAnsi="新細明體" w:cs="新細明體"/>
+                <w:b/>
+                <w:bCs/>
+                <w:sz w:val="24"/>
+                <w:szCs w:val="24"/>
+              </w:rPr>
+              <w:t>學生是否從低層級提升到 Level 3/4</w:t>
+            </w:r>
+          </w:p>
+        </w:tc>
+        <w:tc>
+          <w:tcPr>
+            <w:tcW w:w="0" w:type="auto"/>
+            <w:vAlign w:val="center"/>
+            <w:hideMark/>
+          </w:tcPr>
+          <w:p>
+            <w:pPr>
+              <w:widowControl/>
+              <w:jc w:val="center"/>
+              <w:rPr>
+                <w:rFonts w:ascii="新細明體" w:eastAsia="新細明體" w:hAnsi="新細明體" w:cs="新細明體"/>
+                <w:b/>
+                <w:bCs/>
+                <w:sz w:val="24"/>
+                <w:szCs w:val="24"/>
+              </w:rPr>
+            </w:pPr>
+            <w:r>
+              <w:rPr>
+                <w:rFonts w:ascii="新細明體" w:eastAsia="新細明體" w:hAnsi="新細明體" w:cs="新細明體"/>
+                <w:b/>
+                <w:bCs/>
+                <w:sz w:val="24"/>
+                <w:szCs w:val="24"/>
+              </w:rPr>
+              <w:t>回答 simulation-LDW 是否有效</w:t>
+            </w:r>
+          </w:p>
+        </w:tc>
+      </w:tr>
+      <w:tr>
+        <w:trPr>
+          <w:tblCellSpacing w:w="15" w:type="dxa"/>
+        </w:trPr>
+        <w:tc>
+          <w:tcPr>
+            <w:tcW w:w="0" w:type="auto"/>
+            <w:vAlign w:val="center"/>
+            <w:hideMark/>
+          </w:tcPr>
+          <w:p>
+            <w:pPr>
+              <w:widowControl/>
+              <w:jc w:val="center"/>
+              <w:rPr>
+                <w:rFonts w:ascii="新細明體" w:eastAsia="新細明體" w:hAnsi="新細明體" w:cs="新細明體"/>
+                <w:b/>
+                <w:bCs/>
+                <w:sz w:val="24"/>
+                <w:szCs w:val="24"/>
+              </w:rPr>
+            </w:pPr>
+            <w:r>
+              <w:rPr>
+                <w:rFonts w:ascii="新細明體" w:eastAsia="新細明體" w:hAnsi="新細明體" w:cs="新細明體"/>
+                <w:b/>
+                <w:bCs/>
+                <w:sz w:val="24"/>
+                <w:szCs w:val="24"/>
+              </w:rPr>
+              <w:t>認識論信念</w:t>
+            </w:r>
+          </w:p>
+        </w:tc>
+        <w:tc>
+          <w:tcPr>
+            <w:tcW w:w="0" w:type="auto"/>
+            <w:vAlign w:val="center"/>
+            <w:hideMark/>
+          </w:tcPr>
+          <w:p>
+            <w:pPr>
+              <w:widowControl/>
+              <w:jc w:val="center"/>
+              <w:rPr>
+                <w:rFonts w:ascii="新細明體" w:eastAsia="新細明體" w:hAnsi="新細明體" w:cs="新細明體"/>
+                <w:b/>
+                <w:bCs/>
+                <w:sz w:val="24"/>
+                <w:szCs w:val="24"/>
+              </w:rPr>
+            </w:pPr>
+            <w:r>
+              <w:rPr>
+                <w:rFonts w:ascii="新細明體" w:eastAsia="新細明體" w:hAnsi="新細明體" w:cs="新細明體"/>
+                <w:b/>
+                <w:bCs/>
+                <w:sz w:val="24"/>
+                <w:szCs w:val="24"/>
+              </w:rPr>
+              <w:t>EB 問卷</w:t>
+            </w:r>
+          </w:p>
+        </w:tc>
+        <w:tc>
+          <w:tcPr>
+            <w:tcW w:w="0" w:type="auto"/>
+            <w:vAlign w:val="center"/>
+            <w:hideMark/>
+          </w:tcPr>
+          <w:p>
+            <w:pPr>
+              <w:widowControl/>
+              <w:jc w:val="center"/>
+              <w:rPr>
+                <w:rFonts w:ascii="新細明體" w:eastAsia="新細明體" w:hAnsi="新細明體" w:cs="新細明體"/>
+                <w:b/>
+                <w:bCs/>
+                <w:sz w:val="24"/>
+                <w:szCs w:val="24"/>
+              </w:rPr>
+            </w:pPr>
+            <w:r>
+              <w:rPr>
+                <w:rFonts w:ascii="新細明體" w:eastAsia="新細明體" w:hAnsi="新細明體" w:cs="新細明體"/>
+                <w:b/>
+                <w:bCs/>
+                <w:sz w:val="24"/>
+                <w:szCs w:val="24"/>
+              </w:rPr>
+              <w:t>Certainty / Development / Justification</w:t>
+            </w:r>
+          </w:p>
+        </w:tc>
+        <w:tc>
+          <w:tcPr>
+            <w:tcW w:w="0" w:type="auto"/>
+            <w:vAlign w:val="center"/>
+            <w:hideMark/>
+          </w:tcPr>
+          <w:p>
+            <w:pPr>
+              <w:widowControl/>
+              <w:jc w:val="center"/>
+              <w:rPr>
+                <w:rFonts w:ascii="新細明體" w:eastAsia="新細明體" w:hAnsi="新細明體" w:cs="新細明體"/>
+                <w:b/>
+                <w:bCs/>
+                <w:sz w:val="24"/>
+                <w:szCs w:val="24"/>
+              </w:rPr>
+            </w:pPr>
+            <w:r>
+              <w:rPr>
+                <w:rFonts w:ascii="新細明體" w:eastAsia="新細明體" w:hAnsi="新細明體" w:cs="新細明體"/>
+                <w:b/>
+                <w:bCs/>
+                <w:sz w:val="24"/>
+                <w:szCs w:val="24"/>
+              </w:rPr>
+              <w:t>構面平均分</w:t>
+            </w:r>
+          </w:p>
+        </w:tc>
+        <w:tc>
+          <w:tcPr>
+            <w:tcW w:w="0" w:type="auto"/>
+            <w:vAlign w:val="center"/>
+            <w:hideMark/>
+          </w:tcPr>
+          <w:p>
+            <w:pPr>
+              <w:widowControl/>
+              <w:jc w:val="center"/>
+              <w:rPr>
+                <w:rFonts w:ascii="新細明體" w:eastAsia="新細明體" w:hAnsi="新細明體" w:cs="新細明體"/>
+                <w:b/>
+                <w:bCs/>
+                <w:sz w:val="24"/>
+                <w:szCs w:val="24"/>
+              </w:rPr>
+            </w:pPr>
+            <w:r>
+              <w:rPr>
+                <w:rFonts w:ascii="新細明體" w:eastAsia="新細明體" w:hAnsi="新細明體" w:cs="新細明體"/>
+                <w:b/>
+                <w:bCs/>
+                <w:sz w:val="24"/>
+                <w:szCs w:val="24"/>
+              </w:rPr>
+              <w:t>學生對知識固定性、發展性、證據基礎的信念</w:t>
+            </w:r>
+          </w:p>
+        </w:tc>
+        <w:tc>
+          <w:tcPr>
+            <w:tcW w:w="0" w:type="auto"/>
+            <w:vAlign w:val="center"/>
+            <w:hideMark/>
+          </w:tcPr>
+          <w:p>
+            <w:pPr>
+              <w:widowControl/>
+              <w:jc w:val="center"/>
+              <w:rPr>
+                <w:rFonts w:ascii="新細明體" w:eastAsia="新細明體" w:hAnsi="新細明體" w:cs="新細明體"/>
+                <w:b/>
+                <w:bCs/>
+                <w:sz w:val="24"/>
+                <w:szCs w:val="24"/>
+              </w:rPr>
+            </w:pPr>
+            <w:r>
+              <w:rPr>
+                <w:rFonts w:ascii="新細明體" w:eastAsia="新細明體" w:hAnsi="新細明體" w:cs="新細明體"/>
+                <w:b/>
+                <w:bCs/>
+                <w:sz w:val="24"/>
+                <w:szCs w:val="24"/>
+              </w:rPr>
+              <w:t>解釋 MAPL transition 或 Post-MAPL 差異</w:t>
+            </w:r>
+          </w:p>
+        </w:tc>
+      </w:tr>
+    </w:tbl>
+    <w:p>
+      <w:pPr>
+        <w:spacing w:before="60" w:after="60" w:line="320" w:lineRule="auto"/>
+        <w:rPr>
+          <w:b/>
+          <w:bCs/>
+          <w:color w:val="1F4E79"/>
+        </w:rPr>
+      </w:pPr>
+    </w:p>
     <w:p>
       <w:pPr>
         <w:pStyle w:val="1"/>
@@ -11368,6 +14520,17 @@
       <w:shd w:val="clear" w:color="auto" w:fill="E1DFDD"/>
     </w:rPr>
   </w:style>
+  <w:style w:type="character" w:styleId="af1">
+    <w:name w:val="Strong"/>
+    <w:basedOn w:val="a0"/>
+    <w:uiPriority w:val="22"/>
+    <w:qFormat/>
+    <w:rsid w:val="00E71CEB"/>
+    <w:rPr>
+      <w:b/>
+      <w:bCs/>
+    </w:rPr>
+  </w:style>
 </w:styles>
 </file>
 
